--- a/納品レポート/ホテル別レポート/apa_kamata_口コミ分析改善レポート.docx
+++ b/納品レポート/ホテル別レポート/apa_kamata_口コミ分析改善レポート.docx
@@ -96,7 +96,7 @@
           <w:sz w:val="22"/>
           <w:szCs w:val="22"/>
         </w:rPr>
-        <w:t xml:space="preserve">レビュー総数：45件（5サイト）</w:t>
+        <w:t xml:space="preserve">レビュー総数：47件（5サイト）</w:t>
       </w:r>
     </w:p>
     <w:p>
@@ -111,7 +111,7 @@
           <w:sz w:val="20"/>
           <w:szCs w:val="20"/>
         </w:rPr>
-        <w:t xml:space="preserve">対象サイト：Google / Booking.com / じゃらん / 楽天トラベル / Agoda</w:t>
+        <w:t xml:space="preserve">対象サイト：Google / じゃらん / Booking.com / 楽天トラベル / Agoda</w:t>
       </w:r>
     </w:p>
     <w:p>
@@ -131,7 +131,7 @@
           <w:sz w:val="20"/>
           <w:szCs w:val="20"/>
         </w:rPr>
-        <w:t xml:space="preserve">作成日：2026年3月17日</w:t>
+        <w:t xml:space="preserve">作成日：2026年3月18日</w:t>
       </w:r>
     </w:p>
     <w:p>
@@ -189,7 +189,7 @@
           <w:sz w:val="21"/>
           <w:szCs w:val="21"/>
         </w:rPr>
-        <w:t xml:space="preserve">2026年2月〜3月に各OTAサイト・口コミサイトに投稿された45件のレビューを包括的に分析しました。以下が主要な発見事項です。</w:t>
+        <w:t xml:space="preserve">2026年2月〜3月に各OTAサイト・口コミサイトに投稿された47件のレビューを包括的に分析しました。以下が主要な発見事項です。</w:t>
       </w:r>
     </w:p>
     <w:p>
@@ -261,7 +261,7 @@
                 <w:sz w:val="36"/>
                 <w:szCs w:val="36"/>
               </w:rPr>
-              <w:t xml:space="preserve">7.44</w:t>
+              <w:t xml:space="preserve">7.34</w:t>
             </w:r>
           </w:p>
         </w:tc>
@@ -310,7 +310,7 @@
                 <w:sz w:val="36"/>
                 <w:szCs w:val="36"/>
               </w:rPr>
-              <w:t xml:space="preserve">64.4%</w:t>
+              <w:t xml:space="preserve">61.7%</w:t>
             </w:r>
           </w:p>
         </w:tc>
@@ -359,7 +359,7 @@
                 <w:sz w:val="36"/>
                 <w:szCs w:val="36"/>
               </w:rPr>
-              <w:t xml:space="preserve">8.9%</w:t>
+              <w:t xml:space="preserve">10.6%</w:t>
             </w:r>
           </w:p>
         </w:tc>
@@ -408,7 +408,7 @@
                 <w:sz w:val="36"/>
                 <w:szCs w:val="36"/>
               </w:rPr>
-              <w:t xml:space="preserve">45件</w:t>
+              <w:t xml:space="preserve">47件</w:t>
             </w:r>
           </w:p>
         </w:tc>
@@ -448,7 +448,7 @@
           <w:sz w:val="21"/>
           <w:szCs w:val="21"/>
         </w:rPr>
-        <w:t xml:space="preserve">全体平均スコア7.44点（10点換算）は概ね標準的な水準であり、64.4%が高評価（8-10点）に分類されます。低評価（1-4点）は4件（8.9%）で、一定の改善課題があります。Google（7.87点）で特に高い評価を獲得しています。</w:t>
+        <w:t xml:space="preserve">全体平均スコア7.34点（10点換算）は概ね標準的な水準であり、61.7%が高評価（8-10点）に分類されます。低評価（1-4点）は5件（10.6%）で、一定の改善課題があります。Google（7.87点）で特に高い評価を獲得しています。</w:t>
       </w:r>
     </w:p>
     <w:p>
@@ -542,7 +542,7 @@
                 <w:sz w:val="20"/>
                 <w:szCs w:val="20"/>
               </w:rPr>
-              <w:t xml:space="preserve">立地・アクセス（10件以上で言及）、スタッフの対応（10件以上で言及）、清潔さ・清掃（5件で言及）</w:t>
+              <w:t xml:space="preserve">立地・アクセス（10件以上で言及）、スタッフの対応（10件以上で言及）、清潔さ・清掃（7件で言及）</w:t>
             </w:r>
           </w:p>
           <w:p>
@@ -567,7 +567,7 @@
                 <w:sz w:val="20"/>
                 <w:szCs w:val="20"/>
               </w:rPr>
-              <w:t xml:space="preserve">部屋の狭さ（4件）、浴室・水回り（2件）、臭い・匂い（1件）、エアコン・空調（1件）</w:t>
+              <w:t xml:space="preserve">部屋の狭さ（4件）、浴室・水回り（3件）、防音性能（1件）、臭い・匂い（1件）</w:t>
             </w:r>
           </w:p>
           <w:p>
@@ -1194,7 +1194,7 @@
                 <w:sz w:val="20"/>
                 <w:szCs w:val="20"/>
               </w:rPr>
-              <w:t xml:space="preserve">Booking.com</w:t>
+              <w:t xml:space="preserve">じゃらん</w:t>
             </w:r>
           </w:p>
         </w:tc>
@@ -1229,7 +1229,7 @@
                 <w:sz w:val="20"/>
                 <w:szCs w:val="20"/>
               </w:rPr>
-              <w:t xml:space="preserve">12</w:t>
+              <w:t xml:space="preserve">4</w:t>
             </w:r>
           </w:p>
         </w:tc>
@@ -1264,7 +1264,7 @@
                 <w:sz w:val="20"/>
                 <w:szCs w:val="20"/>
               </w:rPr>
-              <w:t xml:space="preserve">7.5</w:t>
+              <w:t xml:space="preserve">3.75</w:t>
             </w:r>
           </w:p>
         </w:tc>
@@ -1299,7 +1299,7 @@
                 <w:sz w:val="20"/>
                 <w:szCs w:val="20"/>
               </w:rPr>
-              <w:t xml:space="preserve">/10</w:t>
+              <w:t xml:space="preserve">/5 (×2)</w:t>
             </w:r>
           </w:p>
         </w:tc>
@@ -1440,7 +1440,7 @@
                 <w:sz w:val="20"/>
                 <w:szCs w:val="20"/>
               </w:rPr>
-              <w:t xml:space="preserve">じゃらん</w:t>
+              <w:t xml:space="preserve">Booking.com</w:t>
             </w:r>
           </w:p>
         </w:tc>
@@ -1474,7 +1474,7 @@
                 <w:sz w:val="20"/>
                 <w:szCs w:val="20"/>
               </w:rPr>
-              <w:t xml:space="preserve">4</w:t>
+              <w:t xml:space="preserve">13</w:t>
             </w:r>
           </w:p>
         </w:tc>
@@ -1508,7 +1508,7 @@
                 <w:sz w:val="20"/>
                 <w:szCs w:val="20"/>
               </w:rPr>
-              <w:t xml:space="preserve">3.75</w:t>
+              <w:t xml:space="preserve">7.23</w:t>
             </w:r>
           </w:p>
         </w:tc>
@@ -1542,7 +1542,7 @@
                 <w:sz w:val="20"/>
                 <w:szCs w:val="20"/>
               </w:rPr>
-              <w:t xml:space="preserve">/5 (×2)</w:t>
+              <w:t xml:space="preserve">/10</w:t>
             </w:r>
           </w:p>
         </w:tc>
@@ -1576,7 +1576,7 @@
                 <w:sz w:val="20"/>
                 <w:szCs w:val="20"/>
               </w:rPr>
-              <w:t xml:space="preserve">7.5</w:t>
+              <w:t xml:space="preserve">7.23</w:t>
             </w:r>
           </w:p>
         </w:tc>
@@ -1961,7 +1961,7 @@
                 <w:sz w:val="20"/>
                 <w:szCs w:val="20"/>
               </w:rPr>
-              <w:t xml:space="preserve">10</w:t>
+              <w:t xml:space="preserve">11</w:t>
             </w:r>
           </w:p>
         </w:tc>
@@ -1995,7 +1995,7 @@
                 <w:sz w:val="20"/>
                 <w:szCs w:val="20"/>
               </w:rPr>
-              <w:t xml:space="preserve">6.9</w:t>
+              <w:t xml:space="preserve">6.82</w:t>
             </w:r>
           </w:p>
         </w:tc>
@@ -2063,7 +2063,7 @@
                 <w:sz w:val="20"/>
                 <w:szCs w:val="20"/>
               </w:rPr>
-              <w:t xml:space="preserve">6.9</w:t>
+              <w:t xml:space="preserve">6.82</w:t>
             </w:r>
           </w:p>
         </w:tc>
@@ -2097,7 +2097,7 @@
                 <w:sz w:val="20"/>
                 <w:szCs w:val="20"/>
               </w:rPr>
-              <w:t xml:space="preserve">7.5</w:t>
+              <w:t xml:space="preserve">7</w:t>
             </w:r>
           </w:p>
         </w:tc>
@@ -2171,7 +2171,7 @@
           <w:sz w:val="21"/>
           <w:szCs w:val="21"/>
         </w:rPr>
-        <w:t xml:space="preserve">評価分布は8点（46.7%）に最も多く、8点以上の高評価が64.4%を占めています。低評価（1-4点）は計4件（8.9%）です。</w:t>
+        <w:t xml:space="preserve">評価分布は8点（44.7%）に最も多く、8点以上の高評価が61.7%を占めています。低評価（1-4点）は計5件（10.6%）です。</w:t>
       </w:r>
     </w:p>
     <w:p>
@@ -2441,7 +2441,7 @@
                 <w:sz w:val="20"/>
                 <w:szCs w:val="20"/>
               </w:rPr>
-              <w:t xml:space="preserve">13.3%</w:t>
+              <w:t xml:space="preserve">12.8%</w:t>
             </w:r>
           </w:p>
         </w:tc>
@@ -2586,7 +2586,7 @@
                 <w:sz w:val="20"/>
                 <w:szCs w:val="20"/>
               </w:rPr>
-              <w:t xml:space="preserve">4.4%</w:t>
+              <w:t xml:space="preserve">4.3%</w:t>
             </w:r>
           </w:p>
         </w:tc>
@@ -2730,7 +2730,7 @@
                 <w:sz w:val="20"/>
                 <w:szCs w:val="20"/>
               </w:rPr>
-              <w:t xml:space="preserve">46.7%</w:t>
+              <w:t xml:space="preserve">44.7%</w:t>
             </w:r>
           </w:p>
         </w:tc>
@@ -2875,7 +2875,7 @@
                 <w:sz w:val="20"/>
                 <w:szCs w:val="20"/>
               </w:rPr>
-              <w:t xml:space="preserve">8.9%</w:t>
+              <w:t xml:space="preserve">8.5%</w:t>
             </w:r>
           </w:p>
         </w:tc>
@@ -2984,7 +2984,7 @@
                 <w:sz w:val="20"/>
                 <w:szCs w:val="20"/>
               </w:rPr>
-              <w:t xml:space="preserve">7</w:t>
+              <w:t xml:space="preserve">8</w:t>
             </w:r>
           </w:p>
         </w:tc>
@@ -3019,7 +3019,7 @@
                 <w:sz w:val="20"/>
                 <w:szCs w:val="20"/>
               </w:rPr>
-              <w:t xml:space="preserve">15.6%</w:t>
+              <w:t xml:space="preserve">17.0%</w:t>
             </w:r>
           </w:p>
         </w:tc>
@@ -3048,7 +3048,7 @@
                 <w:sz w:val="20"/>
                 <w:szCs w:val="20"/>
               </w:rPr>
-              <w:t xml:space="preserve">███████</w:t>
+              <w:t xml:space="preserve">████████</w:t>
             </w:r>
             <w:r>
               <w:rPr>
@@ -3057,7 +3057,7 @@
                 <w:sz w:val="18"/>
                 <w:szCs w:val="18"/>
               </w:rPr>
-              <w:t xml:space="preserve"> 7件</w:t>
+              <w:t xml:space="preserve"> 8件</w:t>
             </w:r>
           </w:p>
         </w:tc>
@@ -3164,7 +3164,7 @@
                 <w:sz w:val="20"/>
                 <w:szCs w:val="20"/>
               </w:rPr>
-              <w:t xml:space="preserve">2.2%</w:t>
+              <w:t xml:space="preserve">2.1%</w:t>
             </w:r>
           </w:p>
         </w:tc>
@@ -3273,7 +3273,7 @@
                 <w:sz w:val="20"/>
                 <w:szCs w:val="20"/>
               </w:rPr>
-              <w:t xml:space="preserve">3</w:t>
+              <w:t xml:space="preserve">4</w:t>
             </w:r>
           </w:p>
         </w:tc>
@@ -3308,7 +3308,7 @@
                 <w:sz w:val="20"/>
                 <w:szCs w:val="20"/>
               </w:rPr>
-              <w:t xml:space="preserve">6.7%</w:t>
+              <w:t xml:space="preserve">8.5%</w:t>
             </w:r>
           </w:p>
         </w:tc>
@@ -3337,7 +3337,7 @@
                 <w:sz w:val="20"/>
                 <w:szCs w:val="20"/>
               </w:rPr>
-              <w:t xml:space="preserve">███</w:t>
+              <w:t xml:space="preserve">████</w:t>
             </w:r>
             <w:r>
               <w:rPr>
@@ -3346,7 +3346,7 @@
                 <w:sz w:val="18"/>
                 <w:szCs w:val="18"/>
               </w:rPr>
-              <w:t xml:space="preserve"> 3件</w:t>
+              <w:t xml:space="preserve"> 4件</w:t>
             </w:r>
           </w:p>
         </w:tc>
@@ -3453,7 +3453,7 @@
                 <w:sz w:val="20"/>
                 <w:szCs w:val="20"/>
               </w:rPr>
-              <w:t xml:space="preserve">2.2%</w:t>
+              <w:t xml:space="preserve">2.1%</w:t>
             </w:r>
           </w:p>
         </w:tc>
@@ -3567,7 +3567,7 @@
                 <w:sz w:val="24"/>
                 <w:szCs w:val="24"/>
               </w:rPr>
-              <w:t xml:space="preserve">29件（64.4%）</w:t>
+              <w:t xml:space="preserve">29件（61.7%）</w:t>
             </w:r>
           </w:p>
         </w:tc>
@@ -3618,7 +3618,7 @@
                 <w:sz w:val="24"/>
                 <w:szCs w:val="24"/>
               </w:rPr>
-              <w:t xml:space="preserve">12件（26.7%）</w:t>
+              <w:t xml:space="preserve">13件（27.7%）</w:t>
             </w:r>
           </w:p>
         </w:tc>
@@ -3669,7 +3669,7 @@
                 <w:sz w:val="24"/>
                 <w:szCs w:val="24"/>
               </w:rPr>
-              <w:t xml:space="preserve">4件（8.9%）</w:t>
+              <w:t xml:space="preserve">5件（10.6%）</w:t>
             </w:r>
           </w:p>
         </w:tc>
@@ -3943,7 +3943,7 @@
                 <w:sz w:val="20"/>
                 <w:szCs w:val="20"/>
               </w:rPr>
-              <w:t xml:space="preserve">「羽田空港早朝便利用の為、京急蒲田駅へのアクセスが良い」「京急蒲田　JR蒲田の中間にあって非常に便利 京急蒲田　JR蒲田の中間にあって非常に便利」</w:t>
+              <w:t xml:space="preserve">「立地はJRと京急のどちらからでも同じくらいの距離で遠くもないし、食事をするところも多いので困ることはないです」「駅近で周りにスーパー、コンビニがあるところ」</w:t>
             </w:r>
           </w:p>
         </w:tc>
@@ -4047,7 +4047,7 @@
                 <w:sz w:val="20"/>
                 <w:szCs w:val="20"/>
               </w:rPr>
-              <w:t xml:space="preserve">「ただ、少しガッカリしたのは、フロントへのTEL、外線からのTELで、相手に対する親身な寄り添い方が無かったところで...」「Well maintained and very supportive stafff There is nothi...」</w:t>
+              <w:t xml:space="preserve">「フロントの愛想がない」「ただ、少しガッカリしたのは、フロントへのTEL、外線からのTELで、相手に対する親身な寄り添い方が無かったところで...」</w:t>
             </w:r>
           </w:p>
         </w:tc>
@@ -4119,7 +4119,7 @@
                 <w:sz w:val="20"/>
                 <w:szCs w:val="20"/>
               </w:rPr>
-              <w:t xml:space="preserve">5件</w:t>
+              <w:t xml:space="preserve">7件</w:t>
             </w:r>
           </w:p>
         </w:tc>
@@ -4154,7 +4154,7 @@
                 <w:sz w:val="20"/>
                 <w:szCs w:val="20"/>
               </w:rPr>
-              <w:t xml:space="preserve">「アメニティも揃ってるし、きれい」「部屋は狭いが、掃除も特に不満もなく小綺麗」</w:t>
+              <w:t xml:space="preserve">「歯ブラシでこすれば、パッと見はもっときれいになりそうなので、ちょっと残念なところ」「ホテル自体は綺麗であった」</w:t>
             </w:r>
           </w:p>
         </w:tc>
@@ -4224,7 +4224,7 @@
                 <w:sz w:val="20"/>
                 <w:szCs w:val="20"/>
               </w:rPr>
-              <w:t xml:space="preserve">5件</w:t>
+              <w:t xml:space="preserve">6件</w:t>
             </w:r>
           </w:p>
         </w:tc>
@@ -4258,7 +4258,7 @@
                 <w:sz w:val="20"/>
                 <w:szCs w:val="20"/>
               </w:rPr>
-              <w:t xml:space="preserve">「アメニティも揃ってるし、きれい」「皆さんも快適空間なので気を付けてください」</w:t>
+              <w:t xml:space="preserve">「寝るだけなので、狭くても問題なく、ベッドは快適に睡眠をとることができました」「アメニティも揃ってるし、きれい」</w:t>
             </w:r>
           </w:p>
         </w:tc>
@@ -4509,7 +4509,7 @@
           <w:sz w:val="21"/>
           <w:szCs w:val="21"/>
         </w:rPr>
-        <w:t xml:space="preserve">口コミの多数で「立地・アクセス」に関するポジティブな言及が見られ、アパホテル蒲田駅東の最大の差別化要因となっています。羽田空港早朝便利用の為、京急蒲田駅へのアクセスが良いといった声が多数寄せられています。</w:t>
+        <w:t xml:space="preserve">口コミの多数で「立地・アクセス」に関するポジティブな言及が見られ、アパホテル蒲田駅東の最大の差別化要因となっています。立地はJRと京急のどちらからでも同じくらいの距離で遠くもないし、食事をするところも多いので困ることはないですといった声が多数寄せられています。</w:t>
       </w:r>
     </w:p>
     <w:p>
@@ -4528,7 +4528,7 @@
           <w:sz w:val="21"/>
           <w:szCs w:val="21"/>
         </w:rPr>
-        <w:t xml:space="preserve">羽田空港早朝便利用の為、京急蒲田駅へのアクセスが良い</w:t>
+        <w:t xml:space="preserve">立地はJRと京急のどちらからでも同じくらいの距離で遠くもないし、食事をするところも多いので困ることはないです</w:t>
       </w:r>
     </w:p>
     <w:p>
@@ -4547,7 +4547,7 @@
           <w:sz w:val="21"/>
           <w:szCs w:val="21"/>
         </w:rPr>
-        <w:t xml:space="preserve">京急蒲田　JR蒲田の中間にあって非常に便利 京急蒲田　JR蒲田の中間にあって非常に便利</w:t>
+        <w:t xml:space="preserve">駅近で周りにスーパー、コンビニがあるところ</w:t>
       </w:r>
     </w:p>
     <w:p>
@@ -4566,7 +4566,7 @@
           <w:sz w:val="21"/>
           <w:szCs w:val="21"/>
         </w:rPr>
-        <w:t xml:space="preserve">良い面は蒲田駅と京急蒲田駅の両方を使用するので私にとってベストな立地でした</w:t>
+        <w:t xml:space="preserve">羽田空港早朝便利用の為、京急蒲田駅へのアクセスが良い</w:t>
       </w:r>
     </w:p>
     <w:p>
@@ -4603,7 +4603,7 @@
           <w:sz w:val="21"/>
           <w:szCs w:val="21"/>
         </w:rPr>
-        <w:t xml:space="preserve">スタッフの対応に関するポジティブな評価も多く寄せられています。「ただ、少しガッカリしたのは、フロントへのTEL、外線からのTELで、相手に対する親身な寄り添い方が無かったところで...」といったコメントが見られます。</w:t>
+        <w:t xml:space="preserve">スタッフの対応に関するポジティブな評価も多く寄せられています。「フロントの愛想がない」といったコメントが見られます。</w:t>
       </w:r>
     </w:p>
     <w:p>
@@ -5047,7 +5047,7 @@
                 <w:sz w:val="20"/>
                 <w:szCs w:val="20"/>
               </w:rPr>
-              <w:t xml:space="preserve">シャワーも水がたっぷり出るし、水はけがよくて湯船につかれるので癒される</w:t>
+              <w:t xml:space="preserve">水回りはもう少し掃除がされているといいなと感じました</w:t>
             </w:r>
           </w:p>
         </w:tc>
@@ -5081,7 +5081,7 @@
                 <w:sz w:val="20"/>
                 <w:szCs w:val="20"/>
               </w:rPr>
-              <w:t xml:space="preserve">軽度・2件</w:t>
+              <w:t xml:space="preserve">中度・3件</w:t>
             </w:r>
           </w:p>
         </w:tc>
@@ -5152,7 +5152,7 @@
                 <w:sz w:val="20"/>
                 <w:szCs w:val="20"/>
               </w:rPr>
-              <w:t xml:space="preserve">臭い・匂い</w:t>
+              <w:t xml:space="preserve">防音性能</w:t>
             </w:r>
           </w:p>
         </w:tc>
@@ -5186,7 +5186,7 @@
                 <w:sz w:val="20"/>
                 <w:szCs w:val="20"/>
               </w:rPr>
-              <w:t xml:space="preserve">禁煙の部屋を予約しましたが、かなり強いタバコの匂いがしました</w:t>
+              <w:t xml:space="preserve">道路沿いだったけど防音がしっかりされていて外の音は聞こえない</w:t>
             </w:r>
           </w:p>
         </w:tc>
@@ -5291,7 +5291,7 @@
                 <w:sz w:val="20"/>
                 <w:szCs w:val="20"/>
               </w:rPr>
-              <w:t xml:space="preserve">エアコン・空調</w:t>
+              <w:t xml:space="preserve">臭い・匂い</w:t>
             </w:r>
           </w:p>
         </w:tc>
@@ -5325,7 +5325,7 @@
                 <w:sz w:val="20"/>
                 <w:szCs w:val="20"/>
               </w:rPr>
-              <w:t xml:space="preserve">エアコンが壊れてる エアコンが壊れてる</w:t>
+              <w:t xml:space="preserve">禁煙の部屋を予約しましたが、かなり強いタバコの匂いがしました</w:t>
             </w:r>
           </w:p>
         </w:tc>
@@ -5430,7 +5430,7 @@
                 <w:sz w:val="20"/>
                 <w:szCs w:val="20"/>
               </w:rPr>
-              <w:t xml:space="preserve">清掃不備</w:t>
+              <w:t xml:space="preserve">エアコン・空調</w:t>
             </w:r>
           </w:p>
         </w:tc>
@@ -5464,7 +5464,146 @@
                 <w:sz w:val="20"/>
                 <w:szCs w:val="20"/>
               </w:rPr>
-              <w:t xml:space="preserve">部屋は狭いが、掃除も特に不満もなく小綺麗。不満はないです。 一般的なビジネスホテル、必要最低限は揃っているので不便...</w:t>
+              <w:t xml:space="preserve">エアコンが壊れてる エアコンが壊れてる</w:t>
+            </w:r>
+          </w:p>
+        </w:tc>
+        <w:tc>
+          <w:tcPr>
+            <w:tcW w:type="dxa" w:w="2000"/>
+            <w:tcBorders>
+              <w:top w:val="single" w:color="CCCCCC" w:sz="1"/>
+              <w:left w:val="single" w:color="CCCCCC" w:sz="1"/>
+              <w:bottom w:val="single" w:color="CCCCCC" w:sz="1"/>
+              <w:right w:val="single" w:color="CCCCCC" w:sz="1"/>
+            </w:tcBorders>
+            <w:tcMar>
+              <w:top w:type="dxa" w:w="80"/>
+              <w:left w:type="dxa" w:w="120"/>
+              <w:bottom w:type="dxa" w:w="80"/>
+              <w:right w:type="dxa" w:w="120"/>
+            </w:tcMar>
+            <w:vAlign w:val="center"/>
+          </w:tcPr>
+          <w:p>
+            <w:pPr>
+              <w:jc w:val="center"/>
+            </w:pPr>
+            <w:r>
+              <w:rPr>
+                <w:rFonts w:ascii="Arial" w:cs="Arial" w:eastAsia="Arial" w:hAnsi="Arial"/>
+                <w:b w:val="false"/>
+                <w:bCs w:val="false"/>
+                <w:color w:val="333333"/>
+                <w:sz w:val="20"/>
+                <w:szCs w:val="20"/>
+              </w:rPr>
+              <w:t xml:space="preserve">軽度・1件</w:t>
+            </w:r>
+          </w:p>
+        </w:tc>
+      </w:tr>
+      <w:tr>
+        <w:tc>
+          <w:tcPr>
+            <w:tcW w:type="dxa" w:w="800"/>
+            <w:tcBorders>
+              <w:top w:val="single" w:color="CCCCCC" w:sz="1"/>
+              <w:left w:val="single" w:color="CCCCCC" w:sz="1"/>
+              <w:bottom w:val="single" w:color="CCCCCC" w:sz="1"/>
+              <w:right w:val="single" w:color="CCCCCC" w:sz="1"/>
+            </w:tcBorders>
+            <w:shd w:fill="F2F2F2" w:val="clear"/>
+            <w:tcMar>
+              <w:top w:type="dxa" w:w="80"/>
+              <w:left w:type="dxa" w:w="120"/>
+              <w:bottom w:type="dxa" w:w="80"/>
+              <w:right w:type="dxa" w:w="120"/>
+            </w:tcMar>
+            <w:vAlign w:val="center"/>
+          </w:tcPr>
+          <w:p>
+            <w:pPr>
+              <w:jc w:val="center"/>
+            </w:pPr>
+            <w:r>
+              <w:rPr>
+                <w:rFonts w:ascii="Arial" w:cs="Arial" w:eastAsia="Arial" w:hAnsi="Arial"/>
+                <w:b/>
+                <w:bCs/>
+                <w:color w:val="888888"/>
+                <w:sz w:val="22"/>
+                <w:szCs w:val="22"/>
+              </w:rPr>
+              <w:t xml:space="preserve">C</w:t>
+            </w:r>
+          </w:p>
+        </w:tc>
+        <w:tc>
+          <w:tcPr>
+            <w:tcW w:type="dxa" w:w="2200"/>
+            <w:tcBorders>
+              <w:top w:val="single" w:color="CCCCCC" w:sz="1"/>
+              <w:left w:val="single" w:color="CCCCCC" w:sz="1"/>
+              <w:bottom w:val="single" w:color="CCCCCC" w:sz="1"/>
+              <w:right w:val="single" w:color="CCCCCC" w:sz="1"/>
+            </w:tcBorders>
+            <w:tcMar>
+              <w:top w:type="dxa" w:w="80"/>
+              <w:left w:type="dxa" w:w="120"/>
+              <w:bottom w:type="dxa" w:w="80"/>
+              <w:right w:type="dxa" w:w="120"/>
+            </w:tcMar>
+            <w:vAlign w:val="center"/>
+          </w:tcPr>
+          <w:p>
+            <w:pPr>
+              <w:jc w:val="left"/>
+            </w:pPr>
+            <w:r>
+              <w:rPr>
+                <w:rFonts w:ascii="Arial" w:cs="Arial" w:eastAsia="Arial" w:hAnsi="Arial"/>
+                <w:b/>
+                <w:bCs/>
+                <w:color w:val="333333"/>
+                <w:sz w:val="20"/>
+                <w:szCs w:val="20"/>
+              </w:rPr>
+              <w:t xml:space="preserve">対応・サービスの不満</w:t>
+            </w:r>
+          </w:p>
+        </w:tc>
+        <w:tc>
+          <w:tcPr>
+            <w:tcW w:type="dxa" w:w="4360"/>
+            <w:tcBorders>
+              <w:top w:val="single" w:color="CCCCCC" w:sz="1"/>
+              <w:left w:val="single" w:color="CCCCCC" w:sz="1"/>
+              <w:bottom w:val="single" w:color="CCCCCC" w:sz="1"/>
+              <w:right w:val="single" w:color="CCCCCC" w:sz="1"/>
+            </w:tcBorders>
+            <w:tcMar>
+              <w:top w:type="dxa" w:w="80"/>
+              <w:left w:type="dxa" w:w="120"/>
+              <w:bottom w:type="dxa" w:w="80"/>
+              <w:right w:type="dxa" w:w="120"/>
+            </w:tcMar>
+            <w:vAlign w:val="center"/>
+          </w:tcPr>
+          <w:p>
+            <w:pPr>
+              <w:jc w:val="left"/>
+            </w:pPr>
+            <w:r>
+              <w:rPr>
+                <w:rFonts w:ascii="Arial" w:cs="Arial" w:eastAsia="Arial" w:hAnsi="Arial"/>
+                <w:b w:val="false"/>
+                <w:bCs w:val="false"/>
+                <w:color w:val="333333"/>
+                <w:sz w:val="20"/>
+                <w:szCs w:val="20"/>
+              </w:rPr>
+              <w:t xml:space="preserve">歯ブラシでこすれば、パッと見はもっときれいになりそうなので、ちょっと残念なところ</w:t>
             </w:r>
           </w:p>
         </w:tc>
@@ -5813,43 +5952,6 @@
       </w:r>
     </w:p>
     <w:p>
-      <w:r>
-        <w:br w:type="page"/>
-      </w:r>
-    </w:p>
-    <w:p>
-      <w:pPr>
-        <w:pStyle w:val="Heading2"/>
-        <w:spacing w:after="160" w:before="280"/>
-      </w:pPr>
-      <w:r>
-        <w:rPr>
-          <w:rFonts w:ascii="Arial" w:cs="Arial" w:eastAsia="Arial" w:hAnsi="Arial"/>
-          <w:b/>
-          <w:bCs/>
-          <w:color w:val="2E75B6"/>
-          <w:sz w:val="26"/>
-          <w:szCs w:val="26"/>
-        </w:rPr>
-        <w:t xml:space="preserve">Phase 2：短期施策（1〜3ヶ月）</w:t>
-      </w:r>
-    </w:p>
-    <w:p>
-      <w:pPr>
-        <w:spacing w:after="120" w:line="320"/>
-        <w:jc w:val="left"/>
-      </w:pPr>
-      <w:r>
-        <w:rPr>
-          <w:rFonts w:ascii="Arial" w:cs="Arial" w:eastAsia="Arial" w:hAnsi="Arial"/>
-          <w:color w:val="333333"/>
-          <w:sz w:val="21"/>
-          <w:szCs w:val="21"/>
-        </w:rPr>
-        <w:t xml:space="preserve">一定の投資を伴うが、比較的早期に実行可能な施策</w:t>
-      </w:r>
-    </w:p>
-    <w:p>
       <w:pPr>
         <w:spacing w:after="80"/>
       </w:pPr>
@@ -5867,7 +5969,7 @@
           <w:sz w:val="22"/>
           <w:szCs w:val="22"/>
         </w:rPr>
-        <w:t xml:space="preserve">(1) 浴室の快適性向上</w:t>
+        <w:t xml:space="preserve">(4) スタッフ対応品質の統一</w:t>
       </w:r>
     </w:p>
     <w:p>
@@ -5886,7 +5988,7 @@
           <w:sz w:val="21"/>
           <w:szCs w:val="21"/>
         </w:rPr>
-        <w:t xml:space="preserve">排水口の清掃・修繕を全室で実施し、排水速度を改善</w:t>
+        <w:t xml:space="preserve">接客マニュアルの見直しと全スタッフへの周知</w:t>
       </w:r>
     </w:p>
     <w:p>
@@ -5905,7 +6007,7 @@
           <w:sz w:val="21"/>
           <w:szCs w:val="21"/>
         </w:rPr>
-        <w:t xml:space="preserve">シャワーヘッドの交換（水圧改善・節水タイプ導入）</w:t>
+        <w:t xml:space="preserve">ゲストからのクレーム対応フローの明確化</w:t>
       </w:r>
     </w:p>
     <w:p>
@@ -5924,7 +6026,44 @@
           <w:sz w:val="21"/>
           <w:szCs w:val="21"/>
         </w:rPr>
-        <w:t xml:space="preserve">浴室換気・暖房設備の点検と改善</w:t>
+        <w:t xml:space="preserve">定期的なCS研修の実施</w:t>
+      </w:r>
+    </w:p>
+    <w:p>
+      <w:r>
+        <w:br w:type="page"/>
+      </w:r>
+    </w:p>
+    <w:p>
+      <w:pPr>
+        <w:pStyle w:val="Heading2"/>
+        <w:spacing w:after="160" w:before="280"/>
+      </w:pPr>
+      <w:r>
+        <w:rPr>
+          <w:rFonts w:ascii="Arial" w:cs="Arial" w:eastAsia="Arial" w:hAnsi="Arial"/>
+          <w:b/>
+          <w:bCs/>
+          <w:color w:val="2E75B6"/>
+          <w:sz w:val="26"/>
+          <w:szCs w:val="26"/>
+        </w:rPr>
+        <w:t xml:space="preserve">Phase 2：短期施策（1〜3ヶ月）</w:t>
+      </w:r>
+    </w:p>
+    <w:p>
+      <w:pPr>
+        <w:spacing w:after="120" w:line="320"/>
+        <w:jc w:val="left"/>
+      </w:pPr>
+      <w:r>
+        <w:rPr>
+          <w:rFonts w:ascii="Arial" w:cs="Arial" w:eastAsia="Arial" w:hAnsi="Arial"/>
+          <w:color w:val="333333"/>
+          <w:sz w:val="21"/>
+          <w:szCs w:val="21"/>
+        </w:rPr>
+        <w:t xml:space="preserve">一定の投資を伴うが、比較的早期に実行可能な施策</w:t>
       </w:r>
     </w:p>
     <w:p>
@@ -5945,7 +6084,7 @@
           <w:sz w:val="22"/>
           <w:szCs w:val="22"/>
         </w:rPr>
-        <w:t xml:space="preserve">(2) 口コミ返信体制の構築</w:t>
+        <w:t xml:space="preserve">(1) 浴室の快適性向上</w:t>
       </w:r>
     </w:p>
     <w:p>
@@ -5964,7 +6103,7 @@
           <w:sz w:val="21"/>
           <w:szCs w:val="21"/>
         </w:rPr>
-        <w:t xml:space="preserve">全サイトの口コミに48時間以内の返信を目標に設定</w:t>
+        <w:t xml:space="preserve">排水口の清掃・修繕を全室で実施し、排水速度を改善</w:t>
       </w:r>
     </w:p>
     <w:p>
@@ -5983,65 +6122,7 @@
           <w:sz w:val="21"/>
           <w:szCs w:val="21"/>
         </w:rPr>
-        <w:t xml:space="preserve">特に低評価レビューへのフォローアップ強化</w:t>
-      </w:r>
-    </w:p>
-    <w:p>
-      <w:pPr>
-        <w:spacing w:after="200"/>
-      </w:pPr>
-    </w:p>
-    <w:p>
-      <w:pPr>
-        <w:pStyle w:val="Heading2"/>
-        <w:spacing w:after="160" w:before="280"/>
-      </w:pPr>
-      <w:r>
-        <w:rPr>
-          <w:rFonts w:ascii="Arial" w:cs="Arial" w:eastAsia="Arial" w:hAnsi="Arial"/>
-          <w:b/>
-          <w:bCs/>
-          <w:color w:val="2E75B6"/>
-          <w:sz w:val="26"/>
-          <w:szCs w:val="26"/>
-        </w:rPr>
-        <w:t xml:space="preserve">Phase 3：中期施策（3〜6ヶ月）</w:t>
-      </w:r>
-    </w:p>
-    <w:p>
-      <w:pPr>
-        <w:spacing w:after="120" w:line="320"/>
-        <w:jc w:val="left"/>
-      </w:pPr>
-      <w:r>
-        <w:rPr>
-          <w:rFonts w:ascii="Arial" w:cs="Arial" w:eastAsia="Arial" w:hAnsi="Arial"/>
-          <w:color w:val="333333"/>
-          <w:sz w:val="21"/>
-          <w:szCs w:val="21"/>
-        </w:rPr>
-        <w:t xml:space="preserve">設備投資を伴う抜本的な改善施策</w:t>
-      </w:r>
-    </w:p>
-    <w:p>
-      <w:pPr>
-        <w:spacing w:after="80"/>
-      </w:pPr>
-    </w:p>
-    <w:p>
-      <w:pPr>
-        <w:spacing w:after="120" w:before="200"/>
-      </w:pPr>
-      <w:r>
-        <w:rPr>
-          <w:rFonts w:ascii="Arial" w:cs="Arial" w:eastAsia="Arial" w:hAnsi="Arial"/>
-          <w:b/>
-          <w:bCs/>
-          <w:color w:val="1B3A5C"/>
-          <w:sz w:val="22"/>
-          <w:szCs w:val="22"/>
-        </w:rPr>
-        <w:t xml:space="preserve">(1) 客室設備のアップグレード</w:t>
+        <w:t xml:space="preserve">シャワーヘッドの交換（水圧改善・節水タイプ導入）</w:t>
       </w:r>
     </w:p>
     <w:p>
@@ -6060,7 +6141,28 @@
           <w:sz w:val="21"/>
           <w:szCs w:val="21"/>
         </w:rPr>
-        <w:t xml:space="preserve">内装の定期的なリフレッシュ計画の策定</w:t>
+        <w:t xml:space="preserve">浴室換気・暖房設備の点検と改善</w:t>
+      </w:r>
+    </w:p>
+    <w:p>
+      <w:pPr>
+        <w:spacing w:after="80"/>
+      </w:pPr>
+    </w:p>
+    <w:p>
+      <w:pPr>
+        <w:spacing w:after="120" w:before="200"/>
+      </w:pPr>
+      <w:r>
+        <w:rPr>
+          <w:rFonts w:ascii="Arial" w:cs="Arial" w:eastAsia="Arial" w:hAnsi="Arial"/>
+          <w:b/>
+          <w:bCs/>
+          <w:color w:val="1B3A5C"/>
+          <w:sz w:val="22"/>
+          <w:szCs w:val="22"/>
+        </w:rPr>
+        <w:t xml:space="preserve">(2) 防音対策の強化</w:t>
       </w:r>
     </w:p>
     <w:p>
@@ -6079,7 +6181,7 @@
           <w:sz w:val="21"/>
           <w:szCs w:val="21"/>
         </w:rPr>
-        <w:t xml:space="preserve">照明・電源周りの設備更新</w:t>
+        <w:t xml:space="preserve">窓際への防音カーテン導入（外部騒音対策）</w:t>
       </w:r>
     </w:p>
     <w:p>
@@ -6098,28 +6200,7 @@
           <w:sz w:val="21"/>
           <w:szCs w:val="21"/>
         </w:rPr>
-        <w:t xml:space="preserve">快適性向上のための設備投資計画の立案</w:t>
-      </w:r>
-    </w:p>
-    <w:p>
-      <w:pPr>
-        <w:spacing w:after="80"/>
-      </w:pPr>
-    </w:p>
-    <w:p>
-      <w:pPr>
-        <w:spacing w:after="120" w:before="200"/>
-      </w:pPr>
-      <w:r>
-        <w:rPr>
-          <w:rFonts w:ascii="Arial" w:cs="Arial" w:eastAsia="Arial" w:hAnsi="Arial"/>
-          <w:b/>
-          <w:bCs/>
-          <w:color w:val="1B3A5C"/>
-          <w:sz w:val="22"/>
-          <w:szCs w:val="22"/>
-        </w:rPr>
-        <w:t xml:space="preserve">(2) 浴室の抜本的改修</w:t>
+        <w:t xml:space="preserve">ドア下部への隙間テープ設置（廊下・隣室からの音漏れ軽減）</w:t>
       </w:r>
     </w:p>
     <w:p>
@@ -6138,7 +6219,28 @@
           <w:sz w:val="21"/>
           <w:szCs w:val="21"/>
         </w:rPr>
-        <w:t xml:space="preserve">配管更新による排水問題の根本解決</w:t>
+        <w:t xml:space="preserve">騒音の少ない客室への優先案内の仕組み化</w:t>
+      </w:r>
+    </w:p>
+    <w:p>
+      <w:pPr>
+        <w:spacing w:after="80"/>
+      </w:pPr>
+    </w:p>
+    <w:p>
+      <w:pPr>
+        <w:spacing w:after="120" w:before="200"/>
+      </w:pPr>
+      <w:r>
+        <w:rPr>
+          <w:rFonts w:ascii="Arial" w:cs="Arial" w:eastAsia="Arial" w:hAnsi="Arial"/>
+          <w:b/>
+          <w:bCs/>
+          <w:color w:val="1B3A5C"/>
+          <w:sz w:val="22"/>
+          <w:szCs w:val="22"/>
+        </w:rPr>
+        <w:t xml:space="preserve">(3) 口コミ返信体制の構築</w:t>
       </w:r>
     </w:p>
     <w:p>
@@ -6157,28 +6259,7 @@
           <w:sz w:val="21"/>
           <w:szCs w:val="21"/>
         </w:rPr>
-        <w:t xml:space="preserve">換気設備の強化による浴室内の温度・湿度改善</w:t>
-      </w:r>
-    </w:p>
-    <w:p>
-      <w:pPr>
-        <w:spacing w:after="80"/>
-      </w:pPr>
-    </w:p>
-    <w:p>
-      <w:pPr>
-        <w:spacing w:after="120" w:before="200"/>
-      </w:pPr>
-      <w:r>
-        <w:rPr>
-          <w:rFonts w:ascii="Arial" w:cs="Arial" w:eastAsia="Arial" w:hAnsi="Arial"/>
-          <w:b/>
-          <w:bCs/>
-          <w:color w:val="1B3A5C"/>
-          <w:sz w:val="22"/>
-          <w:szCs w:val="22"/>
-        </w:rPr>
-        <w:t xml:space="preserve">(3) 客室レイアウトの見直し</w:t>
+        <w:t xml:space="preserve">全サイトの口コミに48時間以内の返信を目標に設定</w:t>
       </w:r>
     </w:p>
     <w:p>
@@ -6197,7 +6278,65 @@
           <w:sz w:val="21"/>
           <w:szCs w:val="21"/>
         </w:rPr>
-        <w:t xml:space="preserve">家具配置の最適化による体感スペースの拡大</w:t>
+        <w:t xml:space="preserve">特に低評価レビューへのフォローアップ強化</w:t>
+      </w:r>
+    </w:p>
+    <w:p>
+      <w:pPr>
+        <w:spacing w:after="200"/>
+      </w:pPr>
+    </w:p>
+    <w:p>
+      <w:pPr>
+        <w:pStyle w:val="Heading2"/>
+        <w:spacing w:after="160" w:before="280"/>
+      </w:pPr>
+      <w:r>
+        <w:rPr>
+          <w:rFonts w:ascii="Arial" w:cs="Arial" w:eastAsia="Arial" w:hAnsi="Arial"/>
+          <w:b/>
+          <w:bCs/>
+          <w:color w:val="2E75B6"/>
+          <w:sz w:val="26"/>
+          <w:szCs w:val="26"/>
+        </w:rPr>
+        <w:t xml:space="preserve">Phase 3：中期施策（3〜6ヶ月）</w:t>
+      </w:r>
+    </w:p>
+    <w:p>
+      <w:pPr>
+        <w:spacing w:after="120" w:line="320"/>
+        <w:jc w:val="left"/>
+      </w:pPr>
+      <w:r>
+        <w:rPr>
+          <w:rFonts w:ascii="Arial" w:cs="Arial" w:eastAsia="Arial" w:hAnsi="Arial"/>
+          <w:color w:val="333333"/>
+          <w:sz w:val="21"/>
+          <w:szCs w:val="21"/>
+        </w:rPr>
+        <w:t xml:space="preserve">設備投資を伴う抜本的な改善施策</w:t>
+      </w:r>
+    </w:p>
+    <w:p>
+      <w:pPr>
+        <w:spacing w:after="80"/>
+      </w:pPr>
+    </w:p>
+    <w:p>
+      <w:pPr>
+        <w:spacing w:after="120" w:before="200"/>
+      </w:pPr>
+      <w:r>
+        <w:rPr>
+          <w:rFonts w:ascii="Arial" w:cs="Arial" w:eastAsia="Arial" w:hAnsi="Arial"/>
+          <w:b/>
+          <w:bCs/>
+          <w:color w:val="1B3A5C"/>
+          <w:sz w:val="22"/>
+          <w:szCs w:val="22"/>
+        </w:rPr>
+        <w:t xml:space="preserve">(1) 客室設備のアップグレード</w:t>
       </w:r>
     </w:p>
     <w:p>
@@ -6216,7 +6355,7 @@
           <w:sz w:val="21"/>
           <w:szCs w:val="21"/>
         </w:rPr>
-        <w:t xml:space="preserve">コンパクト家具への入替検討</w:t>
+        <w:t xml:space="preserve">内装の定期的なリフレッシュ計画の策定</w:t>
       </w:r>
     </w:p>
     <w:p>
@@ -6235,7 +6374,144 @@
           <w:sz w:val="21"/>
           <w:szCs w:val="21"/>
         </w:rPr>
-        <w:t xml:space="preserve">収納スペースの効率化</w:t>
+        <w:t xml:space="preserve">照明・電源周りの設備更新</w:t>
+      </w:r>
+    </w:p>
+    <w:p>
+      <w:pPr>
+        <w:pStyle w:val="ListParagraph"/>
+        <w:numPr>
+          <w:ilvl w:val="0"/>
+          <w:numId w:val="2"/>
+        </w:numPr>
+        <w:spacing w:after="80" w:line="300"/>
+      </w:pPr>
+      <w:r>
+        <w:rPr>
+          <w:rFonts w:ascii="Arial" w:cs="Arial" w:eastAsia="Arial" w:hAnsi="Arial"/>
+          <w:color w:val="333333"/>
+          <w:sz w:val="21"/>
+          <w:szCs w:val="21"/>
+        </w:rPr>
+        <w:t xml:space="preserve">快適性向上のための設備投資計画の立案</w:t>
+      </w:r>
+    </w:p>
+    <w:p>
+      <w:pPr>
+        <w:spacing w:after="80"/>
+      </w:pPr>
+    </w:p>
+    <w:p>
+      <w:pPr>
+        <w:spacing w:after="120" w:before="200"/>
+      </w:pPr>
+      <w:r>
+        <w:rPr>
+          <w:rFonts w:ascii="Arial" w:cs="Arial" w:eastAsia="Arial" w:hAnsi="Arial"/>
+          <w:b/>
+          <w:bCs/>
+          <w:color w:val="1B3A5C"/>
+          <w:sz w:val="22"/>
+          <w:szCs w:val="22"/>
+        </w:rPr>
+        <w:t xml:space="preserve">(2) 浴室の抜本的改修</w:t>
+      </w:r>
+    </w:p>
+    <w:p>
+      <w:pPr>
+        <w:pStyle w:val="ListParagraph"/>
+        <w:numPr>
+          <w:ilvl w:val="0"/>
+          <w:numId w:val="2"/>
+        </w:numPr>
+        <w:spacing w:after="80" w:line="300"/>
+      </w:pPr>
+      <w:r>
+        <w:rPr>
+          <w:rFonts w:ascii="Arial" w:cs="Arial" w:eastAsia="Arial" w:hAnsi="Arial"/>
+          <w:color w:val="333333"/>
+          <w:sz w:val="21"/>
+          <w:szCs w:val="21"/>
+        </w:rPr>
+        <w:t xml:space="preserve">配管更新による排水問題の根本解決</w:t>
+      </w:r>
+    </w:p>
+    <w:p>
+      <w:pPr>
+        <w:pStyle w:val="ListParagraph"/>
+        <w:numPr>
+          <w:ilvl w:val="0"/>
+          <w:numId w:val="2"/>
+        </w:numPr>
+        <w:spacing w:after="80" w:line="300"/>
+      </w:pPr>
+      <w:r>
+        <w:rPr>
+          <w:rFonts w:ascii="Arial" w:cs="Arial" w:eastAsia="Arial" w:hAnsi="Arial"/>
+          <w:color w:val="333333"/>
+          <w:sz w:val="21"/>
+          <w:szCs w:val="21"/>
+        </w:rPr>
+        <w:t xml:space="preserve">換気設備の強化による浴室内の温度・湿度改善</w:t>
+      </w:r>
+    </w:p>
+    <w:p>
+      <w:pPr>
+        <w:spacing w:after="80"/>
+      </w:pPr>
+    </w:p>
+    <w:p>
+      <w:pPr>
+        <w:spacing w:after="120" w:before="200"/>
+      </w:pPr>
+      <w:r>
+        <w:rPr>
+          <w:rFonts w:ascii="Arial" w:cs="Arial" w:eastAsia="Arial" w:hAnsi="Arial"/>
+          <w:b/>
+          <w:bCs/>
+          <w:color w:val="1B3A5C"/>
+          <w:sz w:val="22"/>
+          <w:szCs w:val="22"/>
+        </w:rPr>
+        <w:t xml:space="preserve">(3) 防音工事</w:t>
+      </w:r>
+    </w:p>
+    <w:p>
+      <w:pPr>
+        <w:pStyle w:val="ListParagraph"/>
+        <w:numPr>
+          <w:ilvl w:val="0"/>
+          <w:numId w:val="2"/>
+        </w:numPr>
+        <w:spacing w:after="80" w:line="300"/>
+      </w:pPr>
+      <w:r>
+        <w:rPr>
+          <w:rFonts w:ascii="Arial" w:cs="Arial" w:eastAsia="Arial" w:hAnsi="Arial"/>
+          <w:color w:val="333333"/>
+          <w:sz w:val="21"/>
+          <w:szCs w:val="21"/>
+        </w:rPr>
+        <w:t xml:space="preserve">騒音源側客室の窓を二重サッシに交換</w:t>
+      </w:r>
+    </w:p>
+    <w:p>
+      <w:pPr>
+        <w:pStyle w:val="ListParagraph"/>
+        <w:numPr>
+          <w:ilvl w:val="0"/>
+          <w:numId w:val="2"/>
+        </w:numPr>
+        <w:spacing w:after="80" w:line="300"/>
+      </w:pPr>
+      <w:r>
+        <w:rPr>
+          <w:rFonts w:ascii="Arial" w:cs="Arial" w:eastAsia="Arial" w:hAnsi="Arial"/>
+          <w:color w:val="333333"/>
+          <w:sz w:val="21"/>
+          <w:szCs w:val="21"/>
+        </w:rPr>
+        <w:t xml:space="preserve">隣室との壁面に遮音材を追加する改修工事の検討</w:t>
       </w:r>
     </w:p>
     <w:p>
@@ -6505,7 +6781,7 @@
                 <w:sz w:val="20"/>
                 <w:szCs w:val="20"/>
               </w:rPr>
-              <w:t xml:space="preserve">7.44点</w:t>
+              <w:t xml:space="preserve">7.34点</w:t>
             </w:r>
           </w:p>
         </w:tc>
@@ -6539,7 +6815,7 @@
                 <w:sz w:val="20"/>
                 <w:szCs w:val="20"/>
               </w:rPr>
-              <w:t xml:space="preserve">7.9点以上</w:t>
+              <w:t xml:space="preserve">7.8点以上</w:t>
             </w:r>
           </w:p>
         </w:tc>
@@ -6645,7 +6921,7 @@
                 <w:sz w:val="20"/>
                 <w:szCs w:val="20"/>
               </w:rPr>
-              <w:t xml:space="preserve">64.4%</w:t>
+              <w:t xml:space="preserve">61.7%</w:t>
             </w:r>
           </w:p>
         </w:tc>
@@ -6680,7 +6956,7 @@
                 <w:sz w:val="20"/>
                 <w:szCs w:val="20"/>
               </w:rPr>
-              <w:t xml:space="preserve">74%以上</w:t>
+              <w:t xml:space="preserve">72%以上</w:t>
             </w:r>
           </w:p>
         </w:tc>
@@ -6785,7 +7061,7 @@
                 <w:sz w:val="20"/>
                 <w:szCs w:val="20"/>
               </w:rPr>
-              <w:t xml:space="preserve">8.9%</w:t>
+              <w:t xml:space="preserve">10.6%</w:t>
             </w:r>
           </w:p>
         </w:tc>
@@ -6925,7 +7201,7 @@
                 <w:sz w:val="20"/>
                 <w:szCs w:val="20"/>
               </w:rPr>
-              <w:t xml:space="preserve">6.9点</w:t>
+              <w:t xml:space="preserve">6.8点</w:t>
             </w:r>
           </w:p>
         </w:tc>
@@ -6960,7 +7236,7 @@
                 <w:sz w:val="20"/>
                 <w:szCs w:val="20"/>
               </w:rPr>
-              <w:t xml:space="preserve">7.9点以上</w:t>
+              <w:t xml:space="preserve">7.8点以上</w:t>
             </w:r>
           </w:p>
         </w:tc>
@@ -7516,7 +7792,7 @@
           <w:sz w:val="22"/>
           <w:szCs w:val="22"/>
         </w:rPr>
-        <w:t xml:space="preserve">[6] Google / 6点 / 2026-03-14</w:t>
+        <w:t xml:space="preserve">[6] Agoda / 6点 / 2026-03-17</w:t>
       </w:r>
     </w:p>
     <w:p>
@@ -7531,7 +7807,7 @@
           <w:sz w:val="21"/>
           <w:szCs w:val="21"/>
         </w:rPr>
-        <w:t xml:space="preserve">羽田空港早朝便利用の為、京急蒲田駅へのアクセスが良い！JR蒲田駅からも5分程度で着くので、その利便性は価値がある。お部屋はアパスタイルで安定感がある。無理言って荷物をチェックイン前に預かってもらえた。</w:t>
+        <w:t xml:space="preserve">深夜までの業務のため、1泊利用しました。 寝るだけなので、狭くても問題なく、ベッドは快適に睡眠をとることができました。 アメニティも充実していて、着るものさえあれば、他には何もなくても宿泊できますね。 水回りはもう少し掃除がされているといいなと感じました。歯ブラシでこすれば、パッと見はもっときれいになりそうなので、ちょっと残念なところ。 立地はJRと京急のどちらからでも同じくらいの距離で遠く...</w:t>
       </w:r>
     </w:p>
     <w:p>
@@ -7552,7 +7828,7 @@
           <w:sz w:val="22"/>
           <w:szCs w:val="22"/>
         </w:rPr>
-        <w:t xml:space="preserve">[7] Agoda / 6点 / 2026-03-02</w:t>
+        <w:t xml:space="preserve">[7] Booking.com / 4点 / 2026-03-17</w:t>
       </w:r>
     </w:p>
     <w:p>
@@ -7567,7 +7843,33 @@
           <w:sz w:val="21"/>
           <w:szCs w:val="21"/>
         </w:rPr>
-        <w:t xml:space="preserve">京急蒲田　JR蒲田の中間にあって非常に便利</w:t>
+        <w:t xml:space="preserve">駅近で周りにスーパー、コンビニがあるところ。 道路沿いだったけど防音がしっかりされていて外の音は聞こえない。 ホテル自体は綺麗であった。</w:t>
+      </w:r>
+    </w:p>
+    <w:p>
+      <w:pPr>
+        <w:spacing w:after="120" w:line="320"/>
+        <w:jc w:val="left"/>
+      </w:pPr>
+      <w:r>
+        <w:rPr>
+          <w:rFonts w:ascii="Arial" w:cs="Arial" w:eastAsia="Arial" w:hAnsi="Arial"/>
+          <w:b/>
+          <w:bCs/>
+          <w:color w:val="C0392B"/>
+          <w:sz w:val="21"/>
+          <w:szCs w:val="21"/>
+        </w:rPr>
+        <w:t xml:space="preserve">【改善点】</w:t>
+      </w:r>
+      <w:r>
+        <w:rPr>
+          <w:rFonts w:ascii="Arial" w:cs="Arial" w:eastAsia="Arial" w:hAnsi="Arial"/>
+          <w:color w:val="333333"/>
+          <w:sz w:val="21"/>
+          <w:szCs w:val="21"/>
+        </w:rPr>
+        <w:t xml:space="preserve">フロントの愛想がない。ビジネスホテルだからしょうがないのか。。。 冷蔵庫にグラスがあり、使ったような水跡があったためフロントに持って行って冷蔵庫に入っていたと伝えたら。 「は？何言ってるの？」みたいな顔をされ、未使用だからお使い頂けますと。。。 初めてです。未使用のグラスが冷蔵庫に入っていて使...</w:t>
       </w:r>
     </w:p>
     <w:p>
@@ -7588,7 +7890,7 @@
           <w:sz w:val="22"/>
           <w:szCs w:val="22"/>
         </w:rPr>
-        <w:t xml:space="preserve">[8] じゃらん / 6点 / 2026-03-02</w:t>
+        <w:t xml:space="preserve">[8] Google / 6点 / 2026-03-14</w:t>
       </w:r>
     </w:p>
     <w:p>
@@ -7603,7 +7905,7 @@
           <w:sz w:val="21"/>
           <w:szCs w:val="21"/>
         </w:rPr>
-        <w:t xml:space="preserve">ビジネス出張でりようしました。  サービス等は可もなく不可もなくな感じです。  良い面は蒲田駅と京急蒲田駅の両方を使用するので私にとってベストな立地でした。  ビジネス出張での利用なので会社から費用は出ますがもう少し価格が安ければと思います。</w:t>
+        <w:t xml:space="preserve">羽田空港早朝便利用の為、京急蒲田駅へのアクセスが良い！JR蒲田駅からも5分程度で着くので、その利便性は価値がある。お部屋はアパスタイルで安定感がある。無理言って荷物をチェックイン前に預かってもらえた。</w:t>
       </w:r>
     </w:p>
     <w:p>
@@ -7624,7 +7926,7 @@
           <w:sz w:val="22"/>
           <w:szCs w:val="22"/>
         </w:rPr>
-        <w:t xml:space="preserve">[9] Booking.com / 4点 / 2026-02-23</w:t>
+        <w:t xml:space="preserve">[9] Agoda / 6点 / 2026-03-02</w:t>
       </w:r>
     </w:p>
     <w:p>
@@ -7639,33 +7941,7 @@
           <w:sz w:val="21"/>
           <w:szCs w:val="21"/>
         </w:rPr>
-        <w:t xml:space="preserve">全体的なサービスは良かったです。</w:t>
-      </w:r>
-    </w:p>
-    <w:p>
-      <w:pPr>
-        <w:spacing w:after="120" w:line="320"/>
-        <w:jc w:val="left"/>
-      </w:pPr>
-      <w:r>
-        <w:rPr>
-          <w:rFonts w:ascii="Arial" w:cs="Arial" w:eastAsia="Arial" w:hAnsi="Arial"/>
-          <w:b/>
-          <w:bCs/>
-          <w:color w:val="C0392B"/>
-          <w:sz w:val="21"/>
-          <w:szCs w:val="21"/>
-        </w:rPr>
-        <w:t xml:space="preserve">【改善点】</w:t>
-      </w:r>
-      <w:r>
-        <w:rPr>
-          <w:rFonts w:ascii="Arial" w:cs="Arial" w:eastAsia="Arial" w:hAnsi="Arial"/>
-          <w:color w:val="333333"/>
-          <w:sz w:val="21"/>
-          <w:szCs w:val="21"/>
-        </w:rPr>
-        <w:t xml:space="preserve">禁煙の部屋を予約しましたが、かなり強いタバコの匂いがしました。</w:t>
+        <w:t xml:space="preserve">京急蒲田　JR蒲田の中間にあって非常に便利</w:t>
       </w:r>
     </w:p>
     <w:p>
@@ -7686,7 +7962,7 @@
           <w:sz w:val="22"/>
           <w:szCs w:val="22"/>
         </w:rPr>
-        <w:t xml:space="preserve">[10] 楽天トラベル / 4点 / 2026-02-22</w:t>
+        <w:t xml:space="preserve">[10] じゃらん / 6点 / 2026-03-02</w:t>
       </w:r>
     </w:p>
     <w:p>
@@ -7701,7 +7977,7 @@
           <w:sz w:val="21"/>
           <w:szCs w:val="21"/>
         </w:rPr>
-        <w:t xml:space="preserve">ダブルを予約したが、かなり狭いダブルの部屋でした。 シングルとほぼ変わらない広さで価格が高いのは問題があると思います。 あの狭さなら、ダブルの値段の価値はないです。 何度か宿泊したのに狭い部屋を回されたのには、少し許せません。 フロントに文句を言ったら、「空いてなかったので。」といわれましたが、当方は2ヶ月前に予約してます。</w:t>
+        <w:t xml:space="preserve">ビジネス出張でりようしました。  サービス等は可もなく不可もなくな感じです。  良い面は蒲田駅と京急蒲田駅の両方を使用するので私にとってベストな立地でした。  ビジネス出張での利用なので会社から費用は出ますがもう少し価格が安ければと思います。</w:t>
       </w:r>
     </w:p>
     <w:p>
@@ -7766,7 +8042,7 @@
                 <w:sz w:val="21"/>
                 <w:szCs w:val="21"/>
               </w:rPr>
-              <w:t xml:space="preserve">アパホテル蒲田駅東は、全体平均7.44点（10点換算）、高評価率64.4%という一定の顧客満足度を示しているホテルです。特に「立地・アクセス」「スタッフの対応」が多くのゲストから高く評価されています。</w:t>
+              <w:t xml:space="preserve">アパホテル蒲田駅東は、全体平均7.34点（10点換算）、高評価率61.7%という一定の顧客満足度を示しているホテルです。特に「立地・アクセス」「スタッフの対応」が多くのゲストから高く評価されています。</w:t>
             </w:r>
           </w:p>
           <w:p>
@@ -7780,7 +8056,7 @@
                 <w:sz w:val="21"/>
                 <w:szCs w:val="21"/>
               </w:rPr>
-              <w:t xml:space="preserve">改善課題としては、部屋の狭さ、浴室・水回り、臭い・匂いが主要なテーマとして浮上しています。これらの課題への対応が、顧客満足度向上の鍵となります。</w:t>
+              <w:t xml:space="preserve">改善課題としては、部屋の狭さ、浴室・水回り、防音性能が主要なテーマとして浮上しています。これらの課題への対応が、顧客満足度向上の鍵となります。</w:t>
             </w:r>
           </w:p>
           <w:p>
@@ -7808,7 +8084,7 @@
                 <w:sz w:val="21"/>
                 <w:szCs w:val="21"/>
               </w:rPr>
-              <w:t xml:space="preserve">Agodaでの低スコア（6.9点）は、口コミ返信の強化とサービス品質の一貫性確保で改善余地があります。全サイトでの口コミ返信率100%を目指すことで、ホテルの姿勢をゲストに伝え、リピート率の向上につなげることが重要です。</w:t>
+              <w:t xml:space="preserve">Agodaでの低スコア（6.8点）は、口コミ返信の強化とサービス品質の一貫性確保で改善余地があります。全サイトでの口コミ返信率100%を目指すことで、ホテルの姿勢をゲストに伝え、リピート率の向上につなげることが重要です。</w:t>
             </w:r>
           </w:p>
           <w:p>

--- a/納品レポート/ホテル別レポート/apa_kamata_口コミ分析改善レポート.docx
+++ b/納品レポート/ホテル別レポート/apa_kamata_口コミ分析改善レポート.docx
@@ -96,7 +96,7 @@
           <w:sz w:val="22"/>
           <w:szCs w:val="22"/>
         </w:rPr>
-        <w:t xml:space="preserve">レビュー総数：47件（5サイト）</w:t>
+        <w:t xml:space="preserve">レビュー総数：48件（5サイト）</w:t>
       </w:r>
     </w:p>
     <w:p>
@@ -131,7 +131,7 @@
           <w:sz w:val="20"/>
           <w:szCs w:val="20"/>
         </w:rPr>
-        <w:t xml:space="preserve">作成日：2026年3月18日</w:t>
+        <w:t xml:space="preserve">作成日：2026年3月19日</w:t>
       </w:r>
     </w:p>
     <w:p>
@@ -189,7 +189,7 @@
           <w:sz w:val="21"/>
           <w:szCs w:val="21"/>
         </w:rPr>
-        <w:t xml:space="preserve">2026年2月〜3月に各OTAサイト・口コミサイトに投稿された47件のレビューを包括的に分析しました。以下が主要な発見事項です。</w:t>
+        <w:t xml:space="preserve">2026年2月〜3月に各OTAサイト・口コミサイトに投稿された48件のレビューを包括的に分析しました。以下が主要な発見事項です。</w:t>
       </w:r>
     </w:p>
     <w:p>
@@ -261,7 +261,7 @@
                 <w:sz w:val="36"/>
                 <w:szCs w:val="36"/>
               </w:rPr>
-              <w:t xml:space="preserve">7.34</w:t>
+              <w:t xml:space="preserve">7.35</w:t>
             </w:r>
           </w:p>
         </w:tc>
@@ -310,7 +310,7 @@
                 <w:sz w:val="36"/>
                 <w:szCs w:val="36"/>
               </w:rPr>
-              <w:t xml:space="preserve">61.7%</w:t>
+              <w:t xml:space="preserve">62.5%</w:t>
             </w:r>
           </w:p>
         </w:tc>
@@ -359,7 +359,7 @@
                 <w:sz w:val="36"/>
                 <w:szCs w:val="36"/>
               </w:rPr>
-              <w:t xml:space="preserve">10.6%</w:t>
+              <w:t xml:space="preserve">10.4%</w:t>
             </w:r>
           </w:p>
         </w:tc>
@@ -408,7 +408,7 @@
                 <w:sz w:val="36"/>
                 <w:szCs w:val="36"/>
               </w:rPr>
-              <w:t xml:space="preserve">47件</w:t>
+              <w:t xml:space="preserve">48件</w:t>
             </w:r>
           </w:p>
         </w:tc>
@@ -448,7 +448,7 @@
           <w:sz w:val="21"/>
           <w:szCs w:val="21"/>
         </w:rPr>
-        <w:t xml:space="preserve">全体平均スコア7.34点（10点換算）は概ね標準的な水準であり、61.7%が高評価（8-10点）に分類されます。低評価（1-4点）は5件（10.6%）で、一定の改善課題があります。Google（7.87点）で特に高い評価を獲得しています。</w:t>
+        <w:t xml:space="preserve">全体平均スコア7.35点（10点換算）は概ね標準的な水準であり、62.5%が高評価（8-10点）に分類されます。低評価（1-4点）は5件（10.4%）で、一定の改善課題があります。Google（7.87点）で特に高い評価を獲得しています。</w:t>
       </w:r>
     </w:p>
     <w:p>
@@ -1961,7 +1961,7 @@
                 <w:sz w:val="20"/>
                 <w:szCs w:val="20"/>
               </w:rPr>
-              <w:t xml:space="preserve">11</w:t>
+              <w:t xml:space="preserve">12</w:t>
             </w:r>
           </w:p>
         </w:tc>
@@ -1995,7 +1995,7 @@
                 <w:sz w:val="20"/>
                 <w:szCs w:val="20"/>
               </w:rPr>
-              <w:t xml:space="preserve">6.82</w:t>
+              <w:t xml:space="preserve">6.92</w:t>
             </w:r>
           </w:p>
         </w:tc>
@@ -2063,7 +2063,7 @@
                 <w:sz w:val="20"/>
                 <w:szCs w:val="20"/>
               </w:rPr>
-              <w:t xml:space="preserve">6.82</w:t>
+              <w:t xml:space="preserve">6.92</w:t>
             </w:r>
           </w:p>
         </w:tc>
@@ -2097,7 +2097,7 @@
                 <w:sz w:val="20"/>
                 <w:szCs w:val="20"/>
               </w:rPr>
-              <w:t xml:space="preserve">7</w:t>
+              <w:t xml:space="preserve">7.5</w:t>
             </w:r>
           </w:p>
         </w:tc>
@@ -2171,7 +2171,7 @@
           <w:sz w:val="21"/>
           <w:szCs w:val="21"/>
         </w:rPr>
-        <w:t xml:space="preserve">評価分布は8点（44.7%）に最も多く、8点以上の高評価が61.7%を占めています。低評価（1-4点）は計5件（10.6%）です。</w:t>
+        <w:t xml:space="preserve">評価分布は8点（45.8%）に最も多く、8点以上の高評価が62.5%を占めています。低評価（1-4点）は計5件（10.4%）です。</w:t>
       </w:r>
     </w:p>
     <w:p>
@@ -2441,7 +2441,7 @@
                 <w:sz w:val="20"/>
                 <w:szCs w:val="20"/>
               </w:rPr>
-              <w:t xml:space="preserve">12.8%</w:t>
+              <w:t xml:space="preserve">12.5%</w:t>
             </w:r>
           </w:p>
         </w:tc>
@@ -2470,7 +2470,7 @@
                 <w:sz w:val="20"/>
                 <w:szCs w:val="20"/>
               </w:rPr>
-              <w:t xml:space="preserve">██████</w:t>
+              <w:t xml:space="preserve">█████</w:t>
             </w:r>
             <w:r>
               <w:rPr>
@@ -2586,7 +2586,7 @@
                 <w:sz w:val="20"/>
                 <w:szCs w:val="20"/>
               </w:rPr>
-              <w:t xml:space="preserve">4.3%</w:t>
+              <w:t xml:space="preserve">4.2%</w:t>
             </w:r>
           </w:p>
         </w:tc>
@@ -2695,7 +2695,7 @@
                 <w:sz w:val="20"/>
                 <w:szCs w:val="20"/>
               </w:rPr>
-              <w:t xml:space="preserve">21</w:t>
+              <w:t xml:space="preserve">22</w:t>
             </w:r>
           </w:p>
         </w:tc>
@@ -2730,7 +2730,7 @@
                 <w:sz w:val="20"/>
                 <w:szCs w:val="20"/>
               </w:rPr>
-              <w:t xml:space="preserve">44.7%</w:t>
+              <w:t xml:space="preserve">45.8%</w:t>
             </w:r>
           </w:p>
         </w:tc>
@@ -2768,7 +2768,7 @@
                 <w:sz w:val="18"/>
                 <w:szCs w:val="18"/>
               </w:rPr>
-              <w:t xml:space="preserve"> 21件</w:t>
+              <w:t xml:space="preserve"> 22件</w:t>
             </w:r>
           </w:p>
         </w:tc>
@@ -2875,7 +2875,7 @@
                 <w:sz w:val="20"/>
                 <w:szCs w:val="20"/>
               </w:rPr>
-              <w:t xml:space="preserve">8.5%</w:t>
+              <w:t xml:space="preserve">8.3%</w:t>
             </w:r>
           </w:p>
         </w:tc>
@@ -3019,7 +3019,7 @@
                 <w:sz w:val="20"/>
                 <w:szCs w:val="20"/>
               </w:rPr>
-              <w:t xml:space="preserve">17.0%</w:t>
+              <w:t xml:space="preserve">16.7%</w:t>
             </w:r>
           </w:p>
         </w:tc>
@@ -3048,7 +3048,7 @@
                 <w:sz w:val="20"/>
                 <w:szCs w:val="20"/>
               </w:rPr>
-              <w:t xml:space="preserve">████████</w:t>
+              <w:t xml:space="preserve">███████</w:t>
             </w:r>
             <w:r>
               <w:rPr>
@@ -3308,7 +3308,7 @@
                 <w:sz w:val="20"/>
                 <w:szCs w:val="20"/>
               </w:rPr>
-              <w:t xml:space="preserve">8.5%</w:t>
+              <w:t xml:space="preserve">8.3%</w:t>
             </w:r>
           </w:p>
         </w:tc>
@@ -3567,7 +3567,7 @@
                 <w:sz w:val="24"/>
                 <w:szCs w:val="24"/>
               </w:rPr>
-              <w:t xml:space="preserve">29件（61.7%）</w:t>
+              <w:t xml:space="preserve">30件（62.5%）</w:t>
             </w:r>
           </w:p>
         </w:tc>
@@ -3618,7 +3618,7 @@
                 <w:sz w:val="24"/>
                 <w:szCs w:val="24"/>
               </w:rPr>
-              <w:t xml:space="preserve">13件（27.7%）</w:t>
+              <w:t xml:space="preserve">13件（27.1%）</w:t>
             </w:r>
           </w:p>
         </w:tc>
@@ -3669,7 +3669,7 @@
                 <w:sz w:val="24"/>
                 <w:szCs w:val="24"/>
               </w:rPr>
-              <w:t xml:space="preserve">5件（10.6%）</w:t>
+              <w:t xml:space="preserve">5件（10.4%）</w:t>
             </w:r>
           </w:p>
         </w:tc>
@@ -6781,7 +6781,7 @@
                 <w:sz w:val="20"/>
                 <w:szCs w:val="20"/>
               </w:rPr>
-              <w:t xml:space="preserve">7.34点</w:t>
+              <w:t xml:space="preserve">7.35点</w:t>
             </w:r>
           </w:p>
         </w:tc>
@@ -6921,7 +6921,7 @@
                 <w:sz w:val="20"/>
                 <w:szCs w:val="20"/>
               </w:rPr>
-              <w:t xml:space="preserve">61.7%</w:t>
+              <w:t xml:space="preserve">62.5%</w:t>
             </w:r>
           </w:p>
         </w:tc>
@@ -6956,7 +6956,7 @@
                 <w:sz w:val="20"/>
                 <w:szCs w:val="20"/>
               </w:rPr>
-              <w:t xml:space="preserve">72%以上</w:t>
+              <w:t xml:space="preserve">73%以上</w:t>
             </w:r>
           </w:p>
         </w:tc>
@@ -7061,7 +7061,7 @@
                 <w:sz w:val="20"/>
                 <w:szCs w:val="20"/>
               </w:rPr>
-              <w:t xml:space="preserve">10.6%</w:t>
+              <w:t xml:space="preserve">10.4%</w:t>
             </w:r>
           </w:p>
         </w:tc>
@@ -7095,7 +7095,7 @@
                 <w:sz w:val="20"/>
                 <w:szCs w:val="20"/>
               </w:rPr>
-              <w:t xml:space="preserve">6%以下</w:t>
+              <w:t xml:space="preserve">5%以下</w:t>
             </w:r>
           </w:p>
         </w:tc>
@@ -7166,7 +7166,7 @@
                 <w:sz w:val="20"/>
                 <w:szCs w:val="20"/>
               </w:rPr>
-              <w:t xml:space="preserve">Agoda平均評価</w:t>
+              <w:t xml:space="preserve">口コミ返信率</w:t>
             </w:r>
           </w:p>
         </w:tc>
@@ -7201,7 +7201,7 @@
                 <w:sz w:val="20"/>
                 <w:szCs w:val="20"/>
               </w:rPr>
-              <w:t xml:space="preserve">6.8点</w:t>
+              <w:t xml:space="preserve">未計測</w:t>
             </w:r>
           </w:p>
         </w:tc>
@@ -7236,7 +7236,7 @@
                 <w:sz w:val="20"/>
                 <w:szCs w:val="20"/>
               </w:rPr>
-              <w:t xml:space="preserve">7.8点以上</w:t>
+              <w:t xml:space="preserve">100%（48h以内）</w:t>
             </w:r>
           </w:p>
         </w:tc>
@@ -7271,7 +7271,7 @@
                 <w:sz w:val="20"/>
                 <w:szCs w:val="20"/>
               </w:rPr>
-              <w:t xml:space="preserve">2026年9月</w:t>
+              <w:t xml:space="preserve">2026年6月</w:t>
             </w:r>
           </w:p>
         </w:tc>
@@ -7307,7 +7307,7 @@
                 <w:sz w:val="20"/>
                 <w:szCs w:val="20"/>
               </w:rPr>
-              <w:t xml:space="preserve">口コミ返信率</w:t>
+              <w:t xml:space="preserve">部屋の狭さクレーム</w:t>
             </w:r>
           </w:p>
         </w:tc>
@@ -7341,7 +7341,7 @@
                 <w:sz w:val="20"/>
                 <w:szCs w:val="20"/>
               </w:rPr>
-              <w:t xml:space="preserve">未計測</w:t>
+              <w:t xml:space="preserve">約4件/期間</w:t>
             </w:r>
           </w:p>
         </w:tc>
@@ -7375,7 +7375,7 @@
                 <w:sz w:val="20"/>
                 <w:szCs w:val="20"/>
               </w:rPr>
-              <w:t xml:space="preserve">100%（48h以内）</w:t>
+              <w:t xml:space="preserve">2件以下</w:t>
             </w:r>
           </w:p>
         </w:tc>
@@ -7388,148 +7388,6 @@
               <w:bottom w:val="single" w:color="CCCCCC" w:sz="1"/>
               <w:right w:val="single" w:color="CCCCCC" w:sz="1"/>
             </w:tcBorders>
-            <w:tcMar>
-              <w:top w:type="dxa" w:w="80"/>
-              <w:left w:type="dxa" w:w="120"/>
-              <w:bottom w:type="dxa" w:w="80"/>
-              <w:right w:type="dxa" w:w="120"/>
-            </w:tcMar>
-            <w:vAlign w:val="center"/>
-          </w:tcPr>
-          <w:p>
-            <w:pPr>
-              <w:jc w:val="center"/>
-            </w:pPr>
-            <w:r>
-              <w:rPr>
-                <w:rFonts w:ascii="Arial" w:cs="Arial" w:eastAsia="Arial" w:hAnsi="Arial"/>
-                <w:b w:val="false"/>
-                <w:bCs w:val="false"/>
-                <w:color w:val="333333"/>
-                <w:sz w:val="20"/>
-                <w:szCs w:val="20"/>
-              </w:rPr>
-              <w:t xml:space="preserve">2026年6月</w:t>
-            </w:r>
-          </w:p>
-        </w:tc>
-      </w:tr>
-      <w:tr>
-        <w:tc>
-          <w:tcPr>
-            <w:tcW w:type="dxa" w:w="2800"/>
-            <w:tcBorders>
-              <w:top w:val="single" w:color="CCCCCC" w:sz="1"/>
-              <w:left w:val="single" w:color="CCCCCC" w:sz="1"/>
-              <w:bottom w:val="single" w:color="CCCCCC" w:sz="1"/>
-              <w:right w:val="single" w:color="CCCCCC" w:sz="1"/>
-            </w:tcBorders>
-            <w:shd w:fill="F2F2F2" w:val="clear"/>
-            <w:tcMar>
-              <w:top w:type="dxa" w:w="80"/>
-              <w:left w:type="dxa" w:w="120"/>
-              <w:bottom w:type="dxa" w:w="80"/>
-              <w:right w:type="dxa" w:w="120"/>
-            </w:tcMar>
-            <w:vAlign w:val="center"/>
-          </w:tcPr>
-          <w:p>
-            <w:pPr>
-              <w:jc w:val="left"/>
-            </w:pPr>
-            <w:r>
-              <w:rPr>
-                <w:rFonts w:ascii="Arial" w:cs="Arial" w:eastAsia="Arial" w:hAnsi="Arial"/>
-                <w:b/>
-                <w:bCs/>
-                <w:color w:val="333333"/>
-                <w:sz w:val="20"/>
-                <w:szCs w:val="20"/>
-              </w:rPr>
-              <w:t xml:space="preserve">部屋の狭さクレーム</w:t>
-            </w:r>
-          </w:p>
-        </w:tc>
-        <w:tc>
-          <w:tcPr>
-            <w:tcW w:type="dxa" w:w="2200"/>
-            <w:tcBorders>
-              <w:top w:val="single" w:color="CCCCCC" w:sz="1"/>
-              <w:left w:val="single" w:color="CCCCCC" w:sz="1"/>
-              <w:bottom w:val="single" w:color="CCCCCC" w:sz="1"/>
-              <w:right w:val="single" w:color="CCCCCC" w:sz="1"/>
-            </w:tcBorders>
-            <w:shd w:fill="F2F2F2" w:val="clear"/>
-            <w:tcMar>
-              <w:top w:type="dxa" w:w="80"/>
-              <w:left w:type="dxa" w:w="120"/>
-              <w:bottom w:type="dxa" w:w="80"/>
-              <w:right w:type="dxa" w:w="120"/>
-            </w:tcMar>
-            <w:vAlign w:val="center"/>
-          </w:tcPr>
-          <w:p>
-            <w:pPr>
-              <w:jc w:val="center"/>
-            </w:pPr>
-            <w:r>
-              <w:rPr>
-                <w:rFonts w:ascii="Arial" w:cs="Arial" w:eastAsia="Arial" w:hAnsi="Arial"/>
-                <w:b w:val="false"/>
-                <w:bCs w:val="false"/>
-                <w:color w:val="333333"/>
-                <w:sz w:val="20"/>
-                <w:szCs w:val="20"/>
-              </w:rPr>
-              <w:t xml:space="preserve">約4件/期間</w:t>
-            </w:r>
-          </w:p>
-        </w:tc>
-        <w:tc>
-          <w:tcPr>
-            <w:tcW w:type="dxa" w:w="2200"/>
-            <w:tcBorders>
-              <w:top w:val="single" w:color="CCCCCC" w:sz="1"/>
-              <w:left w:val="single" w:color="CCCCCC" w:sz="1"/>
-              <w:bottom w:val="single" w:color="CCCCCC" w:sz="1"/>
-              <w:right w:val="single" w:color="CCCCCC" w:sz="1"/>
-            </w:tcBorders>
-            <w:shd w:fill="F2F2F2" w:val="clear"/>
-            <w:tcMar>
-              <w:top w:type="dxa" w:w="80"/>
-              <w:left w:type="dxa" w:w="120"/>
-              <w:bottom w:type="dxa" w:w="80"/>
-              <w:right w:type="dxa" w:w="120"/>
-            </w:tcMar>
-            <w:vAlign w:val="center"/>
-          </w:tcPr>
-          <w:p>
-            <w:pPr>
-              <w:jc w:val="center"/>
-            </w:pPr>
-            <w:r>
-              <w:rPr>
-                <w:rFonts w:ascii="Arial" w:cs="Arial" w:eastAsia="Arial" w:hAnsi="Arial"/>
-                <w:b/>
-                <w:bCs/>
-                <w:color w:val="27AE60"/>
-                <w:sz w:val="20"/>
-                <w:szCs w:val="20"/>
-              </w:rPr>
-              <w:t xml:space="preserve">2件以下</w:t>
-            </w:r>
-          </w:p>
-        </w:tc>
-        <w:tc>
-          <w:tcPr>
-            <w:tcW w:type="dxa" w:w="1826"/>
-            <w:tcBorders>
-              <w:top w:val="single" w:color="CCCCCC" w:sz="1"/>
-              <w:left w:val="single" w:color="CCCCCC" w:sz="1"/>
-              <w:bottom w:val="single" w:color="CCCCCC" w:sz="1"/>
-              <w:right w:val="single" w:color="CCCCCC" w:sz="1"/>
-            </w:tcBorders>
-            <w:shd w:fill="F2F2F2" w:val="clear"/>
             <w:tcMar>
               <w:top w:type="dxa" w:w="80"/>
               <w:left w:type="dxa" w:w="120"/>
@@ -7612,7 +7470,7 @@
           <w:sz w:val="22"/>
           <w:szCs w:val="22"/>
         </w:rPr>
-        <w:t xml:space="preserve">[1] Google / 10点 / 2026-03-15</w:t>
+        <w:t xml:space="preserve">[1] Agoda / 8点 / 2026-03-18</w:t>
       </w:r>
     </w:p>
     <w:p>
@@ -7627,7 +7485,7 @@
           <w:sz w:val="21"/>
           <w:szCs w:val="21"/>
         </w:rPr>
-        <w:t xml:space="preserve">ビジネスホテルとして完成されてるのが解ります。</w:t>
+        <w:t xml:space="preserve">少しだけわかりにくいけど１回覚えたら問題ない。</w:t>
       </w:r>
     </w:p>
     <w:p>
@@ -7648,7 +7506,7 @@
           <w:sz w:val="22"/>
           <w:szCs w:val="22"/>
         </w:rPr>
-        <w:t xml:space="preserve">[2] Agoda / 8点 / 2026-03-14</w:t>
+        <w:t xml:space="preserve">[2] Google / 10点 / 2026-03-15</w:t>
       </w:r>
     </w:p>
     <w:p>
@@ -7663,7 +7521,7 @@
           <w:sz w:val="21"/>
           <w:szCs w:val="21"/>
         </w:rPr>
-        <w:t xml:space="preserve">可もなく不可もないビジネスホテル。 ちょうどいい。</w:t>
+        <w:t xml:space="preserve">ビジネスホテルとして完成されてるのが解ります。</w:t>
       </w:r>
     </w:p>
     <w:p>
@@ -7684,7 +7542,7 @@
           <w:sz w:val="22"/>
           <w:szCs w:val="22"/>
         </w:rPr>
-        <w:t xml:space="preserve">[3] Google / 10点 / 2026-03-12</w:t>
+        <w:t xml:space="preserve">[3] Agoda / 8点 / 2026-03-14</w:t>
       </w:r>
     </w:p>
     <w:p>
@@ -7699,7 +7557,7 @@
           <w:sz w:val="21"/>
           <w:szCs w:val="21"/>
         </w:rPr>
-        <w:t xml:space="preserve">アメニティも揃ってるし、きれい。 部屋は狭いけれど、ほぼ寝るだけだから問題なし。 WiFiの接続がちょこっと切れやすい時があったくらいが気になるところ。</w:t>
+        <w:t xml:space="preserve">可もなく不可もないビジネスホテル。 ちょうどいい。</w:t>
       </w:r>
     </w:p>
     <w:p>
@@ -7720,7 +7578,7 @@
           <w:sz w:val="22"/>
           <w:szCs w:val="22"/>
         </w:rPr>
-        <w:t xml:space="preserve">[4] じゃらん / 8点 / 2026-03-09</w:t>
+        <w:t xml:space="preserve">[4] Google / 10点 / 2026-03-12</w:t>
       </w:r>
     </w:p>
     <w:p>
@@ -7735,7 +7593,7 @@
           <w:sz w:val="21"/>
           <w:szCs w:val="21"/>
         </w:rPr>
-        <w:t xml:space="preserve">今回は早めにチェックインして時間があったので、無料の映画を2本見ていたら寝るのが遅くなり寝不足になりました。無料なので欲張ってしまったのが失敗しました。皆さんも快適空間なので気を付けてください。</w:t>
+        <w:t xml:space="preserve">アメニティも揃ってるし、きれい。 部屋は狭いけれど、ほぼ寝るだけだから問題なし。 WiFiの接続がちょこっと切れやすい時があったくらいが気になるところ。</w:t>
       </w:r>
     </w:p>
     <w:p>
@@ -7756,7 +7614,7 @@
           <w:sz w:val="22"/>
           <w:szCs w:val="22"/>
         </w:rPr>
-        <w:t xml:space="preserve">[5] Agoda / 8点 / 2026-03-08</w:t>
+        <w:t xml:space="preserve">[5] じゃらん / 8点 / 2026-03-09</w:t>
       </w:r>
     </w:p>
     <w:p>
@@ -7771,7 +7629,7 @@
           <w:sz w:val="21"/>
           <w:szCs w:val="21"/>
         </w:rPr>
-        <w:t xml:space="preserve">大浴場の温泉があるとテンション上がるけど、設備上無いのはしょうがないです。 ただ、少しガッカリしたのは、フロントへのTEL、外線からのTELで、相手に対する親身な寄り添い方が無かったところでしょうか。ちょっと対応が冷めてるというか、やることやった上での電話対応だったとは感じ取れず。結局は人ですね。</w:t>
+        <w:t xml:space="preserve">今回は早めにチェックインして時間があったので、無料の映画を2本見ていたら寝るのが遅くなり寝不足になりました。無料なので欲張ってしまったのが失敗しました。皆さんも快適空間なので気を付けてください。</w:t>
       </w:r>
     </w:p>
     <w:p>
@@ -8042,7 +7900,7 @@
                 <w:sz w:val="21"/>
                 <w:szCs w:val="21"/>
               </w:rPr>
-              <w:t xml:space="preserve">アパホテル蒲田駅東は、全体平均7.34点（10点換算）、高評価率61.7%という一定の顧客満足度を示しているホテルです。特に「立地・アクセス」「スタッフの対応」が多くのゲストから高く評価されています。</w:t>
+              <w:t xml:space="preserve">アパホテル蒲田駅東は、全体平均7.35点（10点換算）、高評価率62.5%という一定の顧客満足度を示しているホテルです。特に「立地・アクセス」「スタッフの対応」が多くのゲストから高く評価されています。</w:t>
             </w:r>
           </w:p>
           <w:p>
@@ -8071,20 +7929,6 @@
                 <w:szCs w:val="21"/>
               </w:rPr>
               <w:t xml:space="preserve">Phase 1（即座対応）のオペレーション改善は、低コストで即座に実行可能であり、ゲスト体験の底上げに直結します。Phase 2（短期）の設備改善は、中評価ゲストを高評価に引き上げる効果が期待できます。Phase 3（中期）の抜本的改修は、ブランド価値の向上に寄与します。</w:t>
-            </w:r>
-          </w:p>
-          <w:p>
-            <w:pPr>
-              <w:spacing w:after="160"/>
-            </w:pPr>
-            <w:r>
-              <w:rPr>
-                <w:rFonts w:ascii="Arial" w:cs="Arial" w:eastAsia="Arial" w:hAnsi="Arial"/>
-                <w:color w:val="333333"/>
-                <w:sz w:val="21"/>
-                <w:szCs w:val="21"/>
-              </w:rPr>
-              <w:t xml:space="preserve">Agodaでの低スコア（6.8点）は、口コミ返信の強化とサービス品質の一貫性確保で改善余地があります。全サイトでの口コミ返信率100%を目指すことで、ホテルの姿勢をゲストに伝え、リピート率の向上につなげることが重要です。</w:t>
             </w:r>
           </w:p>
           <w:p>

--- a/納品レポート/ホテル別レポート/apa_kamata_口コミ分析改善レポート.docx
+++ b/納品レポート/ホテル別レポート/apa_kamata_口コミ分析改善レポート.docx
@@ -96,7 +96,7 @@
           <w:sz w:val="22"/>
           <w:szCs w:val="22"/>
         </w:rPr>
-        <w:t xml:space="preserve">レビュー総数：48件（5サイト）</w:t>
+        <w:t xml:space="preserve">レビュー総数：49件（5サイト）</w:t>
       </w:r>
     </w:p>
     <w:p>
@@ -111,7 +111,7 @@
           <w:sz w:val="20"/>
           <w:szCs w:val="20"/>
         </w:rPr>
-        <w:t xml:space="preserve">対象サイト：Google / じゃらん / Booking.com / 楽天トラベル / Agoda</w:t>
+        <w:t xml:space="preserve">対象サイト：Google / じゃらん / Booking.com / Agoda / 楽天トラベル</w:t>
       </w:r>
     </w:p>
     <w:p>
@@ -131,7 +131,7 @@
           <w:sz w:val="20"/>
           <w:szCs w:val="20"/>
         </w:rPr>
-        <w:t xml:space="preserve">作成日：2026年3月19日</w:t>
+        <w:t xml:space="preserve">作成日：2026年3月20日</w:t>
       </w:r>
     </w:p>
     <w:p>
@@ -189,7 +189,7 @@
           <w:sz w:val="21"/>
           <w:szCs w:val="21"/>
         </w:rPr>
-        <w:t xml:space="preserve">2026年2月〜3月に各OTAサイト・口コミサイトに投稿された48件のレビューを包括的に分析しました。以下が主要な発見事項です。</w:t>
+        <w:t xml:space="preserve">2026年2月〜3月に各OTAサイト・口コミサイトに投稿された49件のレビューを包括的に分析しました。以下が主要な発見事項です。</w:t>
       </w:r>
     </w:p>
     <w:p>
@@ -261,7 +261,7 @@
                 <w:sz w:val="36"/>
                 <w:szCs w:val="36"/>
               </w:rPr>
-              <w:t xml:space="preserve">7.35</w:t>
+              <w:t xml:space="preserve">7.39</w:t>
             </w:r>
           </w:p>
         </w:tc>
@@ -310,7 +310,7 @@
                 <w:sz w:val="36"/>
                 <w:szCs w:val="36"/>
               </w:rPr>
-              <w:t xml:space="preserve">62.5%</w:t>
+              <w:t xml:space="preserve">63.3%</w:t>
             </w:r>
           </w:p>
         </w:tc>
@@ -359,7 +359,7 @@
                 <w:sz w:val="36"/>
                 <w:szCs w:val="36"/>
               </w:rPr>
-              <w:t xml:space="preserve">10.4%</w:t>
+              <w:t xml:space="preserve">10.2%</w:t>
             </w:r>
           </w:p>
         </w:tc>
@@ -408,7 +408,7 @@
                 <w:sz w:val="36"/>
                 <w:szCs w:val="36"/>
               </w:rPr>
-              <w:t xml:space="preserve">48件</w:t>
+              <w:t xml:space="preserve">49件</w:t>
             </w:r>
           </w:p>
         </w:tc>
@@ -448,7 +448,7 @@
           <w:sz w:val="21"/>
           <w:szCs w:val="21"/>
         </w:rPr>
-        <w:t xml:space="preserve">全体平均スコア7.35点（10点換算）は概ね標準的な水準であり、62.5%が高評価（8-10点）に分類されます。低評価（1-4点）は5件（10.4%）で、一定の改善課題があります。Google（7.87点）で特に高い評価を獲得しています。</w:t>
+        <w:t xml:space="preserve">全体平均スコア7.39点（10点換算）は概ね標準的な水準であり、63.3%が高評価（8-10点）に分類されます。低評価（1-4点）は5件（10.2%）で、一定の改善課題があります。Google（7.87点）で特に高い評価を獲得しています。</w:t>
       </w:r>
     </w:p>
     <w:p>
@@ -1681,7 +1681,7 @@
                 <w:sz w:val="20"/>
                 <w:szCs w:val="20"/>
               </w:rPr>
-              <w:t xml:space="preserve">楽天トラベル</w:t>
+              <w:t xml:space="preserve">Agoda</w:t>
             </w:r>
           </w:p>
         </w:tc>
@@ -1716,7 +1716,7 @@
                 <w:sz w:val="20"/>
                 <w:szCs w:val="20"/>
               </w:rPr>
-              <w:t xml:space="preserve">4</w:t>
+              <w:t xml:space="preserve">13</w:t>
             </w:r>
           </w:p>
         </w:tc>
@@ -1751,7 +1751,7 @@
                 <w:sz w:val="20"/>
                 <w:szCs w:val="20"/>
               </w:rPr>
-              <w:t xml:space="preserve">3.5</w:t>
+              <w:t xml:space="preserve">7.08</w:t>
             </w:r>
           </w:p>
         </w:tc>
@@ -1786,7 +1786,7 @@
                 <w:sz w:val="20"/>
                 <w:szCs w:val="20"/>
               </w:rPr>
-              <w:t xml:space="preserve">/5 (×2)</w:t>
+              <w:t xml:space="preserve">/10</w:t>
             </w:r>
           </w:p>
         </w:tc>
@@ -1821,7 +1821,7 @@
                 <w:sz w:val="20"/>
                 <w:szCs w:val="20"/>
               </w:rPr>
-              <w:t xml:space="preserve">7</w:t>
+              <w:t xml:space="preserve">7.08</w:t>
             </w:r>
           </w:p>
         </w:tc>
@@ -1927,7 +1927,7 @@
                 <w:sz w:val="20"/>
                 <w:szCs w:val="20"/>
               </w:rPr>
-              <w:t xml:space="preserve">Agoda</w:t>
+              <w:t xml:space="preserve">楽天トラベル</w:t>
             </w:r>
           </w:p>
         </w:tc>
@@ -1961,7 +1961,7 @@
                 <w:sz w:val="20"/>
                 <w:szCs w:val="20"/>
               </w:rPr>
-              <w:t xml:space="preserve">12</w:t>
+              <w:t xml:space="preserve">4</w:t>
             </w:r>
           </w:p>
         </w:tc>
@@ -1995,7 +1995,7 @@
                 <w:sz w:val="20"/>
                 <w:szCs w:val="20"/>
               </w:rPr>
-              <w:t xml:space="preserve">6.92</w:t>
+              <w:t xml:space="preserve">3.5</w:t>
             </w:r>
           </w:p>
         </w:tc>
@@ -2029,7 +2029,7 @@
                 <w:sz w:val="20"/>
                 <w:szCs w:val="20"/>
               </w:rPr>
-              <w:t xml:space="preserve">/10</w:t>
+              <w:t xml:space="preserve">/5 (×2)</w:t>
             </w:r>
           </w:p>
         </w:tc>
@@ -2059,11 +2059,11 @@
                 <w:rFonts w:ascii="Arial" w:cs="Arial" w:eastAsia="Arial" w:hAnsi="Arial"/>
                 <w:b/>
                 <w:bCs/>
-                <w:color w:val="C0392B"/>
-                <w:sz w:val="20"/>
-                <w:szCs w:val="20"/>
-              </w:rPr>
-              <w:t xml:space="preserve">6.92</w:t>
+                <w:color w:val="E67E22"/>
+                <w:sz w:val="20"/>
+                <w:szCs w:val="20"/>
+              </w:rPr>
+              <w:t xml:space="preserve">7</w:t>
             </w:r>
           </w:p>
         </w:tc>
@@ -2097,7 +2097,7 @@
                 <w:sz w:val="20"/>
                 <w:szCs w:val="20"/>
               </w:rPr>
-              <w:t xml:space="preserve">7.5</w:t>
+              <w:t xml:space="preserve">8</w:t>
             </w:r>
           </w:p>
         </w:tc>
@@ -2127,11 +2127,11 @@
                 <w:rFonts w:ascii="Arial" w:cs="Arial" w:eastAsia="Arial" w:hAnsi="Arial"/>
                 <w:b/>
                 <w:bCs/>
-                <w:color w:val="C0392B"/>
-                <w:sz w:val="20"/>
-                <w:szCs w:val="20"/>
-              </w:rPr>
-              <w:t xml:space="preserve">要改善</w:t>
+                <w:color w:val="E67E22"/>
+                <w:sz w:val="20"/>
+                <w:szCs w:val="20"/>
+              </w:rPr>
+              <w:t xml:space="preserve">概ね良好</w:t>
             </w:r>
           </w:p>
         </w:tc>
@@ -2171,7 +2171,7 @@
           <w:sz w:val="21"/>
           <w:szCs w:val="21"/>
         </w:rPr>
-        <w:t xml:space="preserve">評価分布は8点（45.8%）に最も多く、8点以上の高評価が62.5%を占めています。低評価（1-4点）は計5件（10.4%）です。</w:t>
+        <w:t xml:space="preserve">評価分布は8点（44.9%）に最も多く、8点以上の高評価が63.3%を占めています。低評価（1-4点）は計5件（10.2%）です。</w:t>
       </w:r>
     </w:p>
     <w:p>
@@ -2441,7 +2441,7 @@
                 <w:sz w:val="20"/>
                 <w:szCs w:val="20"/>
               </w:rPr>
-              <w:t xml:space="preserve">12.5%</w:t>
+              <w:t xml:space="preserve">12.2%</w:t>
             </w:r>
           </w:p>
         </w:tc>
@@ -2551,7 +2551,7 @@
                 <w:sz w:val="20"/>
                 <w:szCs w:val="20"/>
               </w:rPr>
-              <w:t xml:space="preserve">2</w:t>
+              <w:t xml:space="preserve">3</w:t>
             </w:r>
           </w:p>
         </w:tc>
@@ -2586,7 +2586,7 @@
                 <w:sz w:val="20"/>
                 <w:szCs w:val="20"/>
               </w:rPr>
-              <w:t xml:space="preserve">4.2%</w:t>
+              <w:t xml:space="preserve">6.1%</w:t>
             </w:r>
           </w:p>
         </w:tc>
@@ -2614,7 +2614,7 @@
                 <w:sz w:val="20"/>
                 <w:szCs w:val="20"/>
               </w:rPr>
-              <w:t xml:space="preserve">██</w:t>
+              <w:t xml:space="preserve">███</w:t>
             </w:r>
             <w:r>
               <w:rPr>
@@ -2623,7 +2623,7 @@
                 <w:sz w:val="18"/>
                 <w:szCs w:val="18"/>
               </w:rPr>
-              <w:t xml:space="preserve"> 2件</w:t>
+              <w:t xml:space="preserve"> 3件</w:t>
             </w:r>
           </w:p>
         </w:tc>
@@ -2730,7 +2730,7 @@
                 <w:sz w:val="20"/>
                 <w:szCs w:val="20"/>
               </w:rPr>
-              <w:t xml:space="preserve">45.8%</w:t>
+              <w:t xml:space="preserve">44.9%</w:t>
             </w:r>
           </w:p>
         </w:tc>
@@ -2875,7 +2875,7 @@
                 <w:sz w:val="20"/>
                 <w:szCs w:val="20"/>
               </w:rPr>
-              <w:t xml:space="preserve">8.3%</w:t>
+              <w:t xml:space="preserve">8.2%</w:t>
             </w:r>
           </w:p>
         </w:tc>
@@ -3019,7 +3019,7 @@
                 <w:sz w:val="20"/>
                 <w:szCs w:val="20"/>
               </w:rPr>
-              <w:t xml:space="preserve">16.7%</w:t>
+              <w:t xml:space="preserve">16.3%</w:t>
             </w:r>
           </w:p>
         </w:tc>
@@ -3164,7 +3164,7 @@
                 <w:sz w:val="20"/>
                 <w:szCs w:val="20"/>
               </w:rPr>
-              <w:t xml:space="preserve">2.1%</w:t>
+              <w:t xml:space="preserve">2.0%</w:t>
             </w:r>
           </w:p>
         </w:tc>
@@ -3308,7 +3308,7 @@
                 <w:sz w:val="20"/>
                 <w:szCs w:val="20"/>
               </w:rPr>
-              <w:t xml:space="preserve">8.3%</w:t>
+              <w:t xml:space="preserve">8.2%</w:t>
             </w:r>
           </w:p>
         </w:tc>
@@ -3453,7 +3453,7 @@
                 <w:sz w:val="20"/>
                 <w:szCs w:val="20"/>
               </w:rPr>
-              <w:t xml:space="preserve">2.1%</w:t>
+              <w:t xml:space="preserve">2.0%</w:t>
             </w:r>
           </w:p>
         </w:tc>
@@ -3567,7 +3567,7 @@
                 <w:sz w:val="24"/>
                 <w:szCs w:val="24"/>
               </w:rPr>
-              <w:t xml:space="preserve">30件（62.5%）</w:t>
+              <w:t xml:space="preserve">31件（63.3%）</w:t>
             </w:r>
           </w:p>
         </w:tc>
@@ -3618,7 +3618,7 @@
                 <w:sz w:val="24"/>
                 <w:szCs w:val="24"/>
               </w:rPr>
-              <w:t xml:space="preserve">13件（27.1%）</w:t>
+              <w:t xml:space="preserve">13件（26.5%）</w:t>
             </w:r>
           </w:p>
         </w:tc>
@@ -3669,7 +3669,7 @@
                 <w:sz w:val="24"/>
                 <w:szCs w:val="24"/>
               </w:rPr>
-              <w:t xml:space="preserve">5件（10.4%）</w:t>
+              <w:t xml:space="preserve">5件（10.2%）</w:t>
             </w:r>
           </w:p>
         </w:tc>
@@ -3943,7 +3943,7 @@
                 <w:sz w:val="20"/>
                 <w:szCs w:val="20"/>
               </w:rPr>
-              <w:t xml:space="preserve">「立地はJRと京急のどちらからでも同じくらいの距離で遠くもないし、食事をするところも多いので困ることはないです」「駅近で周りにスーパー、コンビニがあるところ」</w:t>
+              <w:t xml:space="preserve">「駅からすぐの場所にあり、電車移動も便利 ホテルには駐車場が3台分有りますが予約はできません」「立地はJRと京急のどちらからでも同じくらいの距離で遠くもないし、食事をするところも多いので困ることはないです」</w:t>
             </w:r>
           </w:p>
         </w:tc>
@@ -4509,7 +4509,7 @@
           <w:sz w:val="21"/>
           <w:szCs w:val="21"/>
         </w:rPr>
-        <w:t xml:space="preserve">口コミの多数で「立地・アクセス」に関するポジティブな言及が見られ、アパホテル蒲田駅東の最大の差別化要因となっています。立地はJRと京急のどちらからでも同じくらいの距離で遠くもないし、食事をするところも多いので困ることはないですといった声が多数寄せられています。</w:t>
+        <w:t xml:space="preserve">口コミの多数で「立地・アクセス」に関するポジティブな言及が見られ、アパホテル蒲田駅東の最大の差別化要因となっています。駅からすぐの場所にあり、電車移動も便利 ホテルには駐車場が3台分有りますが予約はできませんといった声が多数寄せられています。</w:t>
       </w:r>
     </w:p>
     <w:p>
@@ -4528,7 +4528,7 @@
           <w:sz w:val="21"/>
           <w:szCs w:val="21"/>
         </w:rPr>
-        <w:t xml:space="preserve">立地はJRと京急のどちらからでも同じくらいの距離で遠くもないし、食事をするところも多いので困ることはないです</w:t>
+        <w:t xml:space="preserve">駅からすぐの場所にあり、電車移動も便利 ホテルには駐車場が3台分有りますが予約はできません</w:t>
       </w:r>
     </w:p>
     <w:p>
@@ -4547,7 +4547,7 @@
           <w:sz w:val="21"/>
           <w:szCs w:val="21"/>
         </w:rPr>
-        <w:t xml:space="preserve">駅近で周りにスーパー、コンビニがあるところ</w:t>
+        <w:t xml:space="preserve">立地はJRと京急のどちらからでも同じくらいの距離で遠くもないし、食事をするところも多いので困ることはないです</w:t>
       </w:r>
     </w:p>
     <w:p>
@@ -4566,7 +4566,7 @@
           <w:sz w:val="21"/>
           <w:szCs w:val="21"/>
         </w:rPr>
-        <w:t xml:space="preserve">羽田空港早朝便利用の為、京急蒲田駅へのアクセスが良い</w:t>
+        <w:t xml:space="preserve">駅近で周りにスーパー、コンビニがあるところ</w:t>
       </w:r>
     </w:p>
     <w:p>
@@ -6781,7 +6781,7 @@
                 <w:sz w:val="20"/>
                 <w:szCs w:val="20"/>
               </w:rPr>
-              <w:t xml:space="preserve">7.35点</w:t>
+              <w:t xml:space="preserve">7.39点</w:t>
             </w:r>
           </w:p>
         </w:tc>
@@ -6815,7 +6815,7 @@
                 <w:sz w:val="20"/>
                 <w:szCs w:val="20"/>
               </w:rPr>
-              <w:t xml:space="preserve">7.8点以上</w:t>
+              <w:t xml:space="preserve">7.9点以上</w:t>
             </w:r>
           </w:p>
         </w:tc>
@@ -6921,7 +6921,7 @@
                 <w:sz w:val="20"/>
                 <w:szCs w:val="20"/>
               </w:rPr>
-              <w:t xml:space="preserve">62.5%</w:t>
+              <w:t xml:space="preserve">63.3%</w:t>
             </w:r>
           </w:p>
         </w:tc>
@@ -7061,7 +7061,7 @@
                 <w:sz w:val="20"/>
                 <w:szCs w:val="20"/>
               </w:rPr>
-              <w:t xml:space="preserve">10.4%</w:t>
+              <w:t xml:space="preserve">10.2%</w:t>
             </w:r>
           </w:p>
         </w:tc>
@@ -7470,7 +7470,7 @@
           <w:sz w:val="22"/>
           <w:szCs w:val="22"/>
         </w:rPr>
-        <w:t xml:space="preserve">[1] Agoda / 8点 / 2026-03-18</w:t>
+        <w:t xml:space="preserve">[1] Agoda / 9点 / 2026-03-19</w:t>
       </w:r>
     </w:p>
     <w:p>
@@ -7485,7 +7485,7 @@
           <w:sz w:val="21"/>
           <w:szCs w:val="21"/>
         </w:rPr>
-        <w:t xml:space="preserve">少しだけわかりにくいけど１回覚えたら問題ない。</w:t>
+        <w:t xml:space="preserve">駅からすぐの場所にあり、電車移動も便利 ホテルには駐車場が3台分有りますが予約はできません。 でもすぐ近所に有るホールの地下駐車場が格安なので車で来られる方にもお勧めです。</w:t>
       </w:r>
     </w:p>
     <w:p>
@@ -7506,7 +7506,7 @@
           <w:sz w:val="22"/>
           <w:szCs w:val="22"/>
         </w:rPr>
-        <w:t xml:space="preserve">[2] Google / 10点 / 2026-03-15</w:t>
+        <w:t xml:space="preserve">[2] Agoda / 8点 / 2026-03-18</w:t>
       </w:r>
     </w:p>
     <w:p>
@@ -7521,7 +7521,7 @@
           <w:sz w:val="21"/>
           <w:szCs w:val="21"/>
         </w:rPr>
-        <w:t xml:space="preserve">ビジネスホテルとして完成されてるのが解ります。</w:t>
+        <w:t xml:space="preserve">少しだけわかりにくいけど１回覚えたら問題ない。</w:t>
       </w:r>
     </w:p>
     <w:p>
@@ -7542,7 +7542,7 @@
           <w:sz w:val="22"/>
           <w:szCs w:val="22"/>
         </w:rPr>
-        <w:t xml:space="preserve">[3] Agoda / 8点 / 2026-03-14</w:t>
+        <w:t xml:space="preserve">[3] Google / 10点 / 2026-03-15</w:t>
       </w:r>
     </w:p>
     <w:p>
@@ -7557,7 +7557,7 @@
           <w:sz w:val="21"/>
           <w:szCs w:val="21"/>
         </w:rPr>
-        <w:t xml:space="preserve">可もなく不可もないビジネスホテル。 ちょうどいい。</w:t>
+        <w:t xml:space="preserve">ビジネスホテルとして完成されてるのが解ります。</w:t>
       </w:r>
     </w:p>
     <w:p>
@@ -7578,7 +7578,7 @@
           <w:sz w:val="22"/>
           <w:szCs w:val="22"/>
         </w:rPr>
-        <w:t xml:space="preserve">[4] Google / 10点 / 2026-03-12</w:t>
+        <w:t xml:space="preserve">[4] Agoda / 8点 / 2026-03-14</w:t>
       </w:r>
     </w:p>
     <w:p>
@@ -7593,7 +7593,7 @@
           <w:sz w:val="21"/>
           <w:szCs w:val="21"/>
         </w:rPr>
-        <w:t xml:space="preserve">アメニティも揃ってるし、きれい。 部屋は狭いけれど、ほぼ寝るだけだから問題なし。 WiFiの接続がちょこっと切れやすい時があったくらいが気になるところ。</w:t>
+        <w:t xml:space="preserve">可もなく不可もないビジネスホテル。 ちょうどいい。</w:t>
       </w:r>
     </w:p>
     <w:p>
@@ -7614,7 +7614,7 @@
           <w:sz w:val="22"/>
           <w:szCs w:val="22"/>
         </w:rPr>
-        <w:t xml:space="preserve">[5] じゃらん / 8点 / 2026-03-09</w:t>
+        <w:t xml:space="preserve">[5] Google / 10点 / 2026-03-12</w:t>
       </w:r>
     </w:p>
     <w:p>
@@ -7629,7 +7629,7 @@
           <w:sz w:val="21"/>
           <w:szCs w:val="21"/>
         </w:rPr>
-        <w:t xml:space="preserve">今回は早めにチェックインして時間があったので、無料の映画を2本見ていたら寝るのが遅くなり寝不足になりました。無料なので欲張ってしまったのが失敗しました。皆さんも快適空間なので気を付けてください。</w:t>
+        <w:t xml:space="preserve">アメニティも揃ってるし、きれい。 部屋は狭いけれど、ほぼ寝るだけだから問題なし。 WiFiの接続がちょこっと切れやすい時があったくらいが気になるところ。</w:t>
       </w:r>
     </w:p>
     <w:p>
@@ -7900,7 +7900,7 @@
                 <w:sz w:val="21"/>
                 <w:szCs w:val="21"/>
               </w:rPr>
-              <w:t xml:space="preserve">アパホテル蒲田駅東は、全体平均7.35点（10点換算）、高評価率62.5%という一定の顧客満足度を示しているホテルです。特に「立地・アクセス」「スタッフの対応」が多くのゲストから高く評価されています。</w:t>
+              <w:t xml:space="preserve">アパホテル蒲田駅東は、全体平均7.39点（10点換算）、高評価率63.3%という一定の顧客満足度を示しているホテルです。特に「立地・アクセス」「スタッフの対応」が多くのゲストから高く評価されています。</w:t>
             </w:r>
           </w:p>
           <w:p>

--- a/納品レポート/ホテル別レポート/apa_kamata_口コミ分析改善レポート.docx
+++ b/納品レポート/ホテル別レポート/apa_kamata_口コミ分析改善レポート.docx
@@ -96,7 +96,7 @@
           <w:sz w:val="22"/>
           <w:szCs w:val="22"/>
         </w:rPr>
-        <w:t xml:space="preserve">レビュー総数：49件（5サイト）</w:t>
+        <w:t xml:space="preserve">レビュー総数：51件（5サイト）</w:t>
       </w:r>
     </w:p>
     <w:p>
@@ -131,7 +131,7 @@
           <w:sz w:val="20"/>
           <w:szCs w:val="20"/>
         </w:rPr>
-        <w:t xml:space="preserve">作成日：2026年3月20日</w:t>
+        <w:t xml:space="preserve">作成日：2026年3月21日</w:t>
       </w:r>
     </w:p>
     <w:p>
@@ -189,7 +189,7 @@
           <w:sz w:val="21"/>
           <w:szCs w:val="21"/>
         </w:rPr>
-        <w:t xml:space="preserve">2026年2月〜3月に各OTAサイト・口コミサイトに投稿された49件のレビューを包括的に分析しました。以下が主要な発見事項です。</w:t>
+        <w:t xml:space="preserve">2026年2月〜3月に各OTAサイト・口コミサイトに投稿された51件のレビューを包括的に分析しました。以下が主要な発見事項です。</w:t>
       </w:r>
     </w:p>
     <w:p>
@@ -261,7 +261,7 @@
                 <w:sz w:val="36"/>
                 <w:szCs w:val="36"/>
               </w:rPr>
-              <w:t xml:space="preserve">7.39</w:t>
+              <w:t xml:space="preserve">7.45</w:t>
             </w:r>
           </w:p>
         </w:tc>
@@ -310,7 +310,7 @@
                 <w:sz w:val="36"/>
                 <w:szCs w:val="36"/>
               </w:rPr>
-              <w:t xml:space="preserve">63.3%</w:t>
+              <w:t xml:space="preserve">64.7%</w:t>
             </w:r>
           </w:p>
         </w:tc>
@@ -359,7 +359,7 @@
                 <w:sz w:val="36"/>
                 <w:szCs w:val="36"/>
               </w:rPr>
-              <w:t xml:space="preserve">10.2%</w:t>
+              <w:t xml:space="preserve">9.8%</w:t>
             </w:r>
           </w:p>
         </w:tc>
@@ -408,7 +408,7 @@
                 <w:sz w:val="36"/>
                 <w:szCs w:val="36"/>
               </w:rPr>
-              <w:t xml:space="preserve">49件</w:t>
+              <w:t xml:space="preserve">51件</w:t>
             </w:r>
           </w:p>
         </w:tc>
@@ -448,7 +448,7 @@
           <w:sz w:val="21"/>
           <w:szCs w:val="21"/>
         </w:rPr>
-        <w:t xml:space="preserve">全体平均スコア7.39点（10点換算）は概ね標準的な水準であり、63.3%が高評価（8-10点）に分類されます。低評価（1-4点）は5件（10.2%）で、一定の改善課題があります。Google（7.87点）で特に高い評価を獲得しています。</w:t>
+        <w:t xml:space="preserve">全体平均スコア7.45点（10点換算）は概ね標準的な水準であり、64.7%が高評価（8-10点）に分類されます。低評価（1-4点）は5件（9.8%）で、一定の改善課題があります。Google（7.88点）で特に高い評価を獲得しています。</w:t>
       </w:r>
     </w:p>
     <w:p>
@@ -542,7 +542,7 @@
                 <w:sz w:val="20"/>
                 <w:szCs w:val="20"/>
               </w:rPr>
-              <w:t xml:space="preserve">立地・アクセス（10件以上で言及）、スタッフの対応（10件以上で言及）、清潔さ・清掃（7件で言及）</w:t>
+              <w:t xml:space="preserve">立地・アクセス（10件以上で言及）、スタッフの対応（10件以上で言及）、清潔さ・清掃（8件で言及）</w:t>
             </w:r>
           </w:p>
           <w:p>
@@ -987,7 +987,7 @@
                 <w:sz w:val="20"/>
                 <w:szCs w:val="20"/>
               </w:rPr>
-              <w:t xml:space="preserve">15</w:t>
+              <w:t xml:space="preserve">16</w:t>
             </w:r>
           </w:p>
         </w:tc>
@@ -1021,7 +1021,7 @@
                 <w:sz w:val="20"/>
                 <w:szCs w:val="20"/>
               </w:rPr>
-              <w:t xml:space="preserve">3.93</w:t>
+              <w:t xml:space="preserve">3.94</w:t>
             </w:r>
           </w:p>
         </w:tc>
@@ -1089,7 +1089,7 @@
                 <w:sz w:val="20"/>
                 <w:szCs w:val="20"/>
               </w:rPr>
-              <w:t xml:space="preserve">7.87</w:t>
+              <w:t xml:space="preserve">7.88</w:t>
             </w:r>
           </w:p>
         </w:tc>
@@ -1474,7 +1474,7 @@
                 <w:sz w:val="20"/>
                 <w:szCs w:val="20"/>
               </w:rPr>
-              <w:t xml:space="preserve">13</w:t>
+              <w:t xml:space="preserve">14</w:t>
             </w:r>
           </w:p>
         </w:tc>
@@ -1508,7 +1508,7 @@
                 <w:sz w:val="20"/>
                 <w:szCs w:val="20"/>
               </w:rPr>
-              <w:t xml:space="preserve">7.23</w:t>
+              <w:t xml:space="preserve">7.43</w:t>
             </w:r>
           </w:p>
         </w:tc>
@@ -1576,7 +1576,7 @@
                 <w:sz w:val="20"/>
                 <w:szCs w:val="20"/>
               </w:rPr>
-              <w:t xml:space="preserve">7.23</w:t>
+              <w:t xml:space="preserve">7.43</w:t>
             </w:r>
           </w:p>
         </w:tc>
@@ -2171,7 +2171,7 @@
           <w:sz w:val="21"/>
           <w:szCs w:val="21"/>
         </w:rPr>
-        <w:t xml:space="preserve">評価分布は8点（44.9%）に最も多く、8点以上の高評価が63.3%を占めています。低評価（1-4点）は計5件（10.2%）です。</w:t>
+        <w:t xml:space="preserve">評価分布は8点（45.1%）に最も多く、8点以上の高評価が64.7%を占めています。低評価（1-4点）は計5件（9.8%）です。</w:t>
       </w:r>
     </w:p>
     <w:p>
@@ -2406,7 +2406,7 @@
                 <w:sz w:val="20"/>
                 <w:szCs w:val="20"/>
               </w:rPr>
-              <w:t xml:space="preserve">6</w:t>
+              <w:t xml:space="preserve">7</w:t>
             </w:r>
           </w:p>
         </w:tc>
@@ -2441,7 +2441,7 @@
                 <w:sz w:val="20"/>
                 <w:szCs w:val="20"/>
               </w:rPr>
-              <w:t xml:space="preserve">12.2%</w:t>
+              <w:t xml:space="preserve">13.7%</w:t>
             </w:r>
           </w:p>
         </w:tc>
@@ -2470,7 +2470,7 @@
                 <w:sz w:val="20"/>
                 <w:szCs w:val="20"/>
               </w:rPr>
-              <w:t xml:space="preserve">█████</w:t>
+              <w:t xml:space="preserve">██████</w:t>
             </w:r>
             <w:r>
               <w:rPr>
@@ -2479,7 +2479,7 @@
                 <w:sz w:val="18"/>
                 <w:szCs w:val="18"/>
               </w:rPr>
-              <w:t xml:space="preserve"> 6件</w:t>
+              <w:t xml:space="preserve"> 7件</w:t>
             </w:r>
           </w:p>
         </w:tc>
@@ -2586,7 +2586,7 @@
                 <w:sz w:val="20"/>
                 <w:szCs w:val="20"/>
               </w:rPr>
-              <w:t xml:space="preserve">6.1%</w:t>
+              <w:t xml:space="preserve">5.9%</w:t>
             </w:r>
           </w:p>
         </w:tc>
@@ -2695,7 +2695,7 @@
                 <w:sz w:val="20"/>
                 <w:szCs w:val="20"/>
               </w:rPr>
-              <w:t xml:space="preserve">22</w:t>
+              <w:t xml:space="preserve">23</w:t>
             </w:r>
           </w:p>
         </w:tc>
@@ -2730,7 +2730,7 @@
                 <w:sz w:val="20"/>
                 <w:szCs w:val="20"/>
               </w:rPr>
-              <w:t xml:space="preserve">44.9%</w:t>
+              <w:t xml:space="preserve">45.1%</w:t>
             </w:r>
           </w:p>
         </w:tc>
@@ -2768,7 +2768,7 @@
                 <w:sz w:val="18"/>
                 <w:szCs w:val="18"/>
               </w:rPr>
-              <w:t xml:space="preserve"> 22件</w:t>
+              <w:t xml:space="preserve"> 23件</w:t>
             </w:r>
           </w:p>
         </w:tc>
@@ -2875,7 +2875,7 @@
                 <w:sz w:val="20"/>
                 <w:szCs w:val="20"/>
               </w:rPr>
-              <w:t xml:space="preserve">8.2%</w:t>
+              <w:t xml:space="preserve">7.8%</w:t>
             </w:r>
           </w:p>
         </w:tc>
@@ -2903,7 +2903,7 @@
                 <w:sz w:val="20"/>
                 <w:szCs w:val="20"/>
               </w:rPr>
-              <w:t xml:space="preserve">████</w:t>
+              <w:t xml:space="preserve">███</w:t>
             </w:r>
             <w:r>
               <w:rPr>
@@ -3019,7 +3019,7 @@
                 <w:sz w:val="20"/>
                 <w:szCs w:val="20"/>
               </w:rPr>
-              <w:t xml:space="preserve">16.3%</w:t>
+              <w:t xml:space="preserve">15.7%</w:t>
             </w:r>
           </w:p>
         </w:tc>
@@ -3308,7 +3308,7 @@
                 <w:sz w:val="20"/>
                 <w:szCs w:val="20"/>
               </w:rPr>
-              <w:t xml:space="preserve">8.2%</w:t>
+              <w:t xml:space="preserve">7.8%</w:t>
             </w:r>
           </w:p>
         </w:tc>
@@ -3337,7 +3337,7 @@
                 <w:sz w:val="20"/>
                 <w:szCs w:val="20"/>
               </w:rPr>
-              <w:t xml:space="preserve">████</w:t>
+              <w:t xml:space="preserve">███</w:t>
             </w:r>
             <w:r>
               <w:rPr>
@@ -3567,7 +3567,7 @@
                 <w:sz w:val="24"/>
                 <w:szCs w:val="24"/>
               </w:rPr>
-              <w:t xml:space="preserve">31件（63.3%）</w:t>
+              <w:t xml:space="preserve">33件（64.7%）</w:t>
             </w:r>
           </w:p>
         </w:tc>
@@ -3618,7 +3618,7 @@
                 <w:sz w:val="24"/>
                 <w:szCs w:val="24"/>
               </w:rPr>
-              <w:t xml:space="preserve">13件（26.5%）</w:t>
+              <w:t xml:space="preserve">13件（25.5%）</w:t>
             </w:r>
           </w:p>
         </w:tc>
@@ -3669,7 +3669,7 @@
                 <w:sz w:val="24"/>
                 <w:szCs w:val="24"/>
               </w:rPr>
-              <w:t xml:space="preserve">5件（10.2%）</w:t>
+              <w:t xml:space="preserve">5件（9.8%）</w:t>
             </w:r>
           </w:p>
         </w:tc>
@@ -4119,7 +4119,7 @@
                 <w:sz w:val="20"/>
                 <w:szCs w:val="20"/>
               </w:rPr>
-              <w:t xml:space="preserve">7件</w:t>
+              <w:t xml:space="preserve">8件</w:t>
             </w:r>
           </w:p>
         </w:tc>
@@ -4154,7 +4154,7 @@
                 <w:sz w:val="20"/>
                 <w:szCs w:val="20"/>
               </w:rPr>
-              <w:t xml:space="preserve">「歯ブラシでこすれば、パッと見はもっときれいになりそうなので、ちょっと残念なところ」「ホテル自体は綺麗であった」</w:t>
+              <w:t xml:space="preserve">「清潔 なし なし」「歯ブラシでこすれば、パッと見はもっときれいになりそうなので、ちょっと残念なところ」</w:t>
             </w:r>
           </w:p>
         </w:tc>
@@ -6781,7 +6781,7 @@
                 <w:sz w:val="20"/>
                 <w:szCs w:val="20"/>
               </w:rPr>
-              <w:t xml:space="preserve">7.39点</w:t>
+              <w:t xml:space="preserve">7.45点</w:t>
             </w:r>
           </w:p>
         </w:tc>
@@ -6815,7 +6815,7 @@
                 <w:sz w:val="20"/>
                 <w:szCs w:val="20"/>
               </w:rPr>
-              <w:t xml:space="preserve">7.9点以上</w:t>
+              <w:t xml:space="preserve">8.0点以上</w:t>
             </w:r>
           </w:p>
         </w:tc>
@@ -6921,7 +6921,7 @@
                 <w:sz w:val="20"/>
                 <w:szCs w:val="20"/>
               </w:rPr>
-              <w:t xml:space="preserve">63.3%</w:t>
+              <w:t xml:space="preserve">64.7%</w:t>
             </w:r>
           </w:p>
         </w:tc>
@@ -6956,7 +6956,7 @@
                 <w:sz w:val="20"/>
                 <w:szCs w:val="20"/>
               </w:rPr>
-              <w:t xml:space="preserve">73%以上</w:t>
+              <w:t xml:space="preserve">75%以上</w:t>
             </w:r>
           </w:p>
         </w:tc>
@@ -7061,7 +7061,7 @@
                 <w:sz w:val="20"/>
                 <w:szCs w:val="20"/>
               </w:rPr>
-              <w:t xml:space="preserve">10.2%</w:t>
+              <w:t xml:space="preserve">9.8%</w:t>
             </w:r>
           </w:p>
         </w:tc>
@@ -7095,7 +7095,7 @@
                 <w:sz w:val="20"/>
                 <w:szCs w:val="20"/>
               </w:rPr>
-              <w:t xml:space="preserve">5%以下</w:t>
+              <w:t xml:space="preserve">7%以下</w:t>
             </w:r>
           </w:p>
         </w:tc>
@@ -7900,7 +7900,7 @@
                 <w:sz w:val="21"/>
                 <w:szCs w:val="21"/>
               </w:rPr>
-              <w:t xml:space="preserve">アパホテル蒲田駅東は、全体平均7.39点（10点換算）、高評価率63.3%という一定の顧客満足度を示しているホテルです。特に「立地・アクセス」「スタッフの対応」が多くのゲストから高く評価されています。</w:t>
+              <w:t xml:space="preserve">アパホテル蒲田駅東は、全体平均7.45点（10点換算）、高評価率64.7%という一定の顧客満足度を示しているホテルです。特に「立地・アクセス」「スタッフの対応」が多くのゲストから高く評価されています。</w:t>
             </w:r>
           </w:p>
           <w:p>

--- a/納品レポート/ホテル別レポート/apa_kamata_口コミ分析改善レポート.docx
+++ b/納品レポート/ホテル別レポート/apa_kamata_口コミ分析改善レポート.docx
@@ -96,7 +96,7 @@
           <w:sz w:val="22"/>
           <w:szCs w:val="22"/>
         </w:rPr>
-        <w:t xml:space="preserve">レビュー総数：51件（5サイト）</w:t>
+        <w:t xml:space="preserve">レビュー総数：54件（5サイト）</w:t>
       </w:r>
     </w:p>
     <w:p>
@@ -111,7 +111,7 @@
           <w:sz w:val="20"/>
           <w:szCs w:val="20"/>
         </w:rPr>
-        <w:t xml:space="preserve">対象サイト：Google / じゃらん / Booking.com / Agoda / 楽天トラベル</w:t>
+        <w:t xml:space="preserve">対象サイト：Google / Booking.com / じゃらん / 楽天トラベル / Agoda</w:t>
       </w:r>
     </w:p>
     <w:p>
@@ -131,7 +131,7 @@
           <w:sz w:val="20"/>
           <w:szCs w:val="20"/>
         </w:rPr>
-        <w:t xml:space="preserve">作成日：2026年3月21日</w:t>
+        <w:t xml:space="preserve">作成日：2026年3月23日</w:t>
       </w:r>
     </w:p>
     <w:p>
@@ -189,7 +189,7 @@
           <w:sz w:val="21"/>
           <w:szCs w:val="21"/>
         </w:rPr>
-        <w:t xml:space="preserve">2026年2月〜3月に各OTAサイト・口コミサイトに投稿された51件のレビューを包括的に分析しました。以下が主要な発見事項です。</w:t>
+        <w:t xml:space="preserve">2026年2月〜3月に各OTAサイト・口コミサイトに投稿された54件のレビューを包括的に分析しました。以下が主要な発見事項です。</w:t>
       </w:r>
     </w:p>
     <w:p>
@@ -261,7 +261,7 @@
                 <w:sz w:val="36"/>
                 <w:szCs w:val="36"/>
               </w:rPr>
-              <w:t xml:space="preserve">7.45</w:t>
+              <w:t xml:space="preserve">7.43</w:t>
             </w:r>
           </w:p>
         </w:tc>
@@ -310,7 +310,7 @@
                 <w:sz w:val="36"/>
                 <w:szCs w:val="36"/>
               </w:rPr>
-              <w:t xml:space="preserve">64.7%</w:t>
+              <w:t xml:space="preserve">64.8%</w:t>
             </w:r>
           </w:p>
         </w:tc>
@@ -359,7 +359,7 @@
                 <w:sz w:val="36"/>
                 <w:szCs w:val="36"/>
               </w:rPr>
-              <w:t xml:space="preserve">9.8%</w:t>
+              <w:t xml:space="preserve">11.1%</w:t>
             </w:r>
           </w:p>
         </w:tc>
@@ -408,7 +408,7 @@
                 <w:sz w:val="36"/>
                 <w:szCs w:val="36"/>
               </w:rPr>
-              <w:t xml:space="preserve">51件</w:t>
+              <w:t xml:space="preserve">54件</w:t>
             </w:r>
           </w:p>
         </w:tc>
@@ -448,7 +448,7 @@
           <w:sz w:val="21"/>
           <w:szCs w:val="21"/>
         </w:rPr>
-        <w:t xml:space="preserve">全体平均スコア7.45点（10点換算）は概ね標準的な水準であり、64.7%が高評価（8-10点）に分類されます。低評価（1-4点）は5件（9.8%）で、一定の改善課題があります。Google（7.88点）で特に高い評価を獲得しています。</w:t>
+        <w:t xml:space="preserve">全体平均スコア7.43点（10点換算）は概ね標準的な水準であり、64.8%が高評価（8-10点）に分類されます。低評価（1-4点）は6件（11.1%）で、一定の改善課題があります。Google（7.88点）で特に高い評価を獲得しています。</w:t>
       </w:r>
     </w:p>
     <w:p>
@@ -987,7 +987,7 @@
                 <w:sz w:val="20"/>
                 <w:szCs w:val="20"/>
               </w:rPr>
-              <w:t xml:space="preserve">16</w:t>
+              <w:t xml:space="preserve">17</w:t>
             </w:r>
           </w:p>
         </w:tc>
@@ -1194,7 +1194,7 @@
                 <w:sz w:val="20"/>
                 <w:szCs w:val="20"/>
               </w:rPr>
-              <w:t xml:space="preserve">じゃらん</w:t>
+              <w:t xml:space="preserve">Booking.com</w:t>
             </w:r>
           </w:p>
         </w:tc>
@@ -1229,7 +1229,7 @@
                 <w:sz w:val="20"/>
                 <w:szCs w:val="20"/>
               </w:rPr>
-              <w:t xml:space="preserve">4</w:t>
+              <w:t xml:space="preserve">15</w:t>
             </w:r>
           </w:p>
         </w:tc>
@@ -1264,7 +1264,7 @@
                 <w:sz w:val="20"/>
                 <w:szCs w:val="20"/>
               </w:rPr>
-              <w:t xml:space="preserve">3.75</w:t>
+              <w:t xml:space="preserve">7.6</w:t>
             </w:r>
           </w:p>
         </w:tc>
@@ -1299,7 +1299,7 @@
                 <w:sz w:val="20"/>
                 <w:szCs w:val="20"/>
               </w:rPr>
-              <w:t xml:space="preserve">/5 (×2)</w:t>
+              <w:t xml:space="preserve">/10</w:t>
             </w:r>
           </w:p>
         </w:tc>
@@ -1334,7 +1334,7 @@
                 <w:sz w:val="20"/>
                 <w:szCs w:val="20"/>
               </w:rPr>
-              <w:t xml:space="preserve">7.5</w:t>
+              <w:t xml:space="preserve">7.6</w:t>
             </w:r>
           </w:p>
         </w:tc>
@@ -1440,7 +1440,7 @@
                 <w:sz w:val="20"/>
                 <w:szCs w:val="20"/>
               </w:rPr>
-              <w:t xml:space="preserve">Booking.com</w:t>
+              <w:t xml:space="preserve">じゃらん</w:t>
             </w:r>
           </w:p>
         </w:tc>
@@ -1474,7 +1474,7 @@
                 <w:sz w:val="20"/>
                 <w:szCs w:val="20"/>
               </w:rPr>
-              <w:t xml:space="preserve">14</w:t>
+              <w:t xml:space="preserve">4</w:t>
             </w:r>
           </w:p>
         </w:tc>
@@ -1508,7 +1508,7 @@
                 <w:sz w:val="20"/>
                 <w:szCs w:val="20"/>
               </w:rPr>
-              <w:t xml:space="preserve">7.43</w:t>
+              <w:t xml:space="preserve">3.75</w:t>
             </w:r>
           </w:p>
         </w:tc>
@@ -1542,7 +1542,7 @@
                 <w:sz w:val="20"/>
                 <w:szCs w:val="20"/>
               </w:rPr>
-              <w:t xml:space="preserve">/10</w:t>
+              <w:t xml:space="preserve">/5 (×2)</w:t>
             </w:r>
           </w:p>
         </w:tc>
@@ -1576,7 +1576,7 @@
                 <w:sz w:val="20"/>
                 <w:szCs w:val="20"/>
               </w:rPr>
-              <w:t xml:space="preserve">7.43</w:t>
+              <w:t xml:space="preserve">7.5</w:t>
             </w:r>
           </w:p>
         </w:tc>
@@ -1681,7 +1681,7 @@
                 <w:sz w:val="20"/>
                 <w:szCs w:val="20"/>
               </w:rPr>
-              <w:t xml:space="preserve">Agoda</w:t>
+              <w:t xml:space="preserve">楽天トラベル</w:t>
             </w:r>
           </w:p>
         </w:tc>
@@ -1716,7 +1716,7 @@
                 <w:sz w:val="20"/>
                 <w:szCs w:val="20"/>
               </w:rPr>
-              <w:t xml:space="preserve">13</w:t>
+              <w:t xml:space="preserve">4</w:t>
             </w:r>
           </w:p>
         </w:tc>
@@ -1751,7 +1751,7 @@
                 <w:sz w:val="20"/>
                 <w:szCs w:val="20"/>
               </w:rPr>
-              <w:t xml:space="preserve">7.08</w:t>
+              <w:t xml:space="preserve">3.5</w:t>
             </w:r>
           </w:p>
         </w:tc>
@@ -1786,7 +1786,7 @@
                 <w:sz w:val="20"/>
                 <w:szCs w:val="20"/>
               </w:rPr>
-              <w:t xml:space="preserve">/10</w:t>
+              <w:t xml:space="preserve">/5 (×2)</w:t>
             </w:r>
           </w:p>
         </w:tc>
@@ -1821,7 +1821,7 @@
                 <w:sz w:val="20"/>
                 <w:szCs w:val="20"/>
               </w:rPr>
-              <w:t xml:space="preserve">7.08</w:t>
+              <w:t xml:space="preserve">7</w:t>
             </w:r>
           </w:p>
         </w:tc>
@@ -1927,7 +1927,7 @@
                 <w:sz w:val="20"/>
                 <w:szCs w:val="20"/>
               </w:rPr>
-              <w:t xml:space="preserve">楽天トラベル</w:t>
+              <w:t xml:space="preserve">Agoda</w:t>
             </w:r>
           </w:p>
         </w:tc>
@@ -1961,7 +1961,7 @@
                 <w:sz w:val="20"/>
                 <w:szCs w:val="20"/>
               </w:rPr>
-              <w:t xml:space="preserve">4</w:t>
+              <w:t xml:space="preserve">14</w:t>
             </w:r>
           </w:p>
         </w:tc>
@@ -1995,7 +1995,7 @@
                 <w:sz w:val="20"/>
                 <w:szCs w:val="20"/>
               </w:rPr>
-              <w:t xml:space="preserve">3.5</w:t>
+              <w:t xml:space="preserve">6.79</w:t>
             </w:r>
           </w:p>
         </w:tc>
@@ -2029,7 +2029,7 @@
                 <w:sz w:val="20"/>
                 <w:szCs w:val="20"/>
               </w:rPr>
-              <w:t xml:space="preserve">/5 (×2)</w:t>
+              <w:t xml:space="preserve">/10</w:t>
             </w:r>
           </w:p>
         </w:tc>
@@ -2059,11 +2059,11 @@
                 <w:rFonts w:ascii="Arial" w:cs="Arial" w:eastAsia="Arial" w:hAnsi="Arial"/>
                 <w:b/>
                 <w:bCs/>
-                <w:color w:val="E67E22"/>
-                <w:sz w:val="20"/>
-                <w:szCs w:val="20"/>
-              </w:rPr>
-              <w:t xml:space="preserve">7</w:t>
+                <w:color w:val="C0392B"/>
+                <w:sz w:val="20"/>
+                <w:szCs w:val="20"/>
+              </w:rPr>
+              <w:t xml:space="preserve">6.79</w:t>
             </w:r>
           </w:p>
         </w:tc>
@@ -2097,7 +2097,7 @@
                 <w:sz w:val="20"/>
                 <w:szCs w:val="20"/>
               </w:rPr>
-              <w:t xml:space="preserve">8</w:t>
+              <w:t xml:space="preserve">7.5</w:t>
             </w:r>
           </w:p>
         </w:tc>
@@ -2127,11 +2127,11 @@
                 <w:rFonts w:ascii="Arial" w:cs="Arial" w:eastAsia="Arial" w:hAnsi="Arial"/>
                 <w:b/>
                 <w:bCs/>
-                <w:color w:val="E67E22"/>
-                <w:sz w:val="20"/>
-                <w:szCs w:val="20"/>
-              </w:rPr>
-              <w:t xml:space="preserve">概ね良好</w:t>
+                <w:color w:val="C0392B"/>
+                <w:sz w:val="20"/>
+                <w:szCs w:val="20"/>
+              </w:rPr>
+              <w:t xml:space="preserve">要改善</w:t>
             </w:r>
           </w:p>
         </w:tc>
@@ -2171,7 +2171,7 @@
           <w:sz w:val="21"/>
           <w:szCs w:val="21"/>
         </w:rPr>
-        <w:t xml:space="preserve">評価分布は8点（45.1%）に最も多く、8点以上の高評価が64.7%を占めています。低評価（1-4点）は計5件（9.8%）です。</w:t>
+        <w:t xml:space="preserve">評価分布は8点（44.4%）に最も多く、8点以上の高評価が64.8%を占めています。低評価（1-4点）は計6件（11.1%）です。</w:t>
       </w:r>
     </w:p>
     <w:p>
@@ -2406,7 +2406,7 @@
                 <w:sz w:val="20"/>
                 <w:szCs w:val="20"/>
               </w:rPr>
-              <w:t xml:space="preserve">7</w:t>
+              <w:t xml:space="preserve">8</w:t>
             </w:r>
           </w:p>
         </w:tc>
@@ -2441,7 +2441,7 @@
                 <w:sz w:val="20"/>
                 <w:szCs w:val="20"/>
               </w:rPr>
-              <w:t xml:space="preserve">13.7%</w:t>
+              <w:t xml:space="preserve">14.8%</w:t>
             </w:r>
           </w:p>
         </w:tc>
@@ -2470,7 +2470,7 @@
                 <w:sz w:val="20"/>
                 <w:szCs w:val="20"/>
               </w:rPr>
-              <w:t xml:space="preserve">██████</w:t>
+              <w:t xml:space="preserve">███████</w:t>
             </w:r>
             <w:r>
               <w:rPr>
@@ -2479,7 +2479,7 @@
                 <w:sz w:val="18"/>
                 <w:szCs w:val="18"/>
               </w:rPr>
-              <w:t xml:space="preserve"> 7件</w:t>
+              <w:t xml:space="preserve"> 8件</w:t>
             </w:r>
           </w:p>
         </w:tc>
@@ -2586,7 +2586,7 @@
                 <w:sz w:val="20"/>
                 <w:szCs w:val="20"/>
               </w:rPr>
-              <w:t xml:space="preserve">5.9%</w:t>
+              <w:t xml:space="preserve">5.6%</w:t>
             </w:r>
           </w:p>
         </w:tc>
@@ -2695,7 +2695,7 @@
                 <w:sz w:val="20"/>
                 <w:szCs w:val="20"/>
               </w:rPr>
-              <w:t xml:space="preserve">23</w:t>
+              <w:t xml:space="preserve">24</w:t>
             </w:r>
           </w:p>
         </w:tc>
@@ -2730,7 +2730,7 @@
                 <w:sz w:val="20"/>
                 <w:szCs w:val="20"/>
               </w:rPr>
-              <w:t xml:space="preserve">45.1%</w:t>
+              <w:t xml:space="preserve">44.4%</w:t>
             </w:r>
           </w:p>
         </w:tc>
@@ -2768,7 +2768,7 @@
                 <w:sz w:val="18"/>
                 <w:szCs w:val="18"/>
               </w:rPr>
-              <w:t xml:space="preserve"> 23件</w:t>
+              <w:t xml:space="preserve"> 24件</w:t>
             </w:r>
           </w:p>
         </w:tc>
@@ -2875,7 +2875,7 @@
                 <w:sz w:val="20"/>
                 <w:szCs w:val="20"/>
               </w:rPr>
-              <w:t xml:space="preserve">7.8%</w:t>
+              <w:t xml:space="preserve">7.4%</w:t>
             </w:r>
           </w:p>
         </w:tc>
@@ -3019,7 +3019,7 @@
                 <w:sz w:val="20"/>
                 <w:szCs w:val="20"/>
               </w:rPr>
-              <w:t xml:space="preserve">15.7%</w:t>
+              <w:t xml:space="preserve">14.8%</w:t>
             </w:r>
           </w:p>
         </w:tc>
@@ -3164,7 +3164,7 @@
                 <w:sz w:val="20"/>
                 <w:szCs w:val="20"/>
               </w:rPr>
-              <w:t xml:space="preserve">2.0%</w:t>
+              <w:t xml:space="preserve">1.9%</w:t>
             </w:r>
           </w:p>
         </w:tc>
@@ -3308,7 +3308,7 @@
                 <w:sz w:val="20"/>
                 <w:szCs w:val="20"/>
               </w:rPr>
-              <w:t xml:space="preserve">7.8%</w:t>
+              <w:t xml:space="preserve">7.4%</w:t>
             </w:r>
           </w:p>
         </w:tc>
@@ -3361,29 +3361,29 @@
               <w:bottom w:val="single" w:color="CCCCCC" w:sz="1"/>
               <w:right w:val="single" w:color="CCCCCC" w:sz="1"/>
             </w:tcBorders>
-            <w:shd w:fill="F2F2F2" w:val="clear"/>
-            <w:tcMar>
-              <w:top w:type="dxa" w:w="80"/>
-              <w:left w:type="dxa" w:w="120"/>
-              <w:bottom w:type="dxa" w:w="80"/>
-              <w:right w:type="dxa" w:w="120"/>
-            </w:tcMar>
-            <w:vAlign w:val="center"/>
-          </w:tcPr>
-          <w:p>
-            <w:pPr>
-              <w:jc w:val="center"/>
-            </w:pPr>
-            <w:r>
-              <w:rPr>
-                <w:rFonts w:ascii="Arial" w:cs="Arial" w:eastAsia="Arial" w:hAnsi="Arial"/>
-                <w:b/>
-                <w:bCs/>
-                <w:color w:val="333333"/>
-                <w:sz w:val="20"/>
-                <w:szCs w:val="20"/>
-              </w:rPr>
-              <w:t xml:space="preserve">2</w:t>
+            <w:shd w:fill="FFFFFF" w:val="clear"/>
+            <w:tcMar>
+              <w:top w:type="dxa" w:w="80"/>
+              <w:left w:type="dxa" w:w="120"/>
+              <w:bottom w:type="dxa" w:w="80"/>
+              <w:right w:type="dxa" w:w="120"/>
+            </w:tcMar>
+            <w:vAlign w:val="center"/>
+          </w:tcPr>
+          <w:p>
+            <w:pPr>
+              <w:jc w:val="center"/>
+            </w:pPr>
+            <w:r>
+              <w:rPr>
+                <w:rFonts w:ascii="Arial" w:cs="Arial" w:eastAsia="Arial" w:hAnsi="Arial"/>
+                <w:b/>
+                <w:bCs/>
+                <w:color w:val="333333"/>
+                <w:sz w:val="20"/>
+                <w:szCs w:val="20"/>
+              </w:rPr>
+              <w:t xml:space="preserve">3</w:t>
             </w:r>
           </w:p>
         </w:tc>
@@ -3396,7 +3396,7 @@
               <w:bottom w:val="single" w:color="CCCCCC" w:sz="1"/>
               <w:right w:val="single" w:color="CCCCCC" w:sz="1"/>
             </w:tcBorders>
-            <w:shd w:fill="F2F2F2" w:val="clear"/>
+            <w:shd w:fill="FFFFFF" w:val="clear"/>
             <w:tcMar>
               <w:top w:type="dxa" w:w="80"/>
               <w:left w:type="dxa" w:w="120"/>
@@ -3431,7 +3431,7 @@
               <w:bottom w:val="single" w:color="CCCCCC" w:sz="1"/>
               <w:right w:val="single" w:color="CCCCCC" w:sz="1"/>
             </w:tcBorders>
-            <w:shd w:fill="F2F2F2" w:val="clear"/>
+            <w:shd w:fill="FFFFFF" w:val="clear"/>
             <w:tcMar>
               <w:top w:type="dxa" w:w="80"/>
               <w:left w:type="dxa" w:w="120"/>
@@ -3453,7 +3453,151 @@
                 <w:sz w:val="20"/>
                 <w:szCs w:val="20"/>
               </w:rPr>
-              <w:t xml:space="preserve">2.0%</w:t>
+              <w:t xml:space="preserve">1.9%</w:t>
+            </w:r>
+          </w:p>
+        </w:tc>
+        <w:tc>
+          <w:tcPr>
+            <w:tcW w:type="dxa" w:w="5126"/>
+            <w:tcBorders>
+              <w:top w:val="single" w:color="CCCCCC" w:sz="1"/>
+              <w:left w:val="single" w:color="CCCCCC" w:sz="1"/>
+              <w:bottom w:val="single" w:color="CCCCCC" w:sz="1"/>
+              <w:right w:val="single" w:color="CCCCCC" w:sz="1"/>
+            </w:tcBorders>
+            <w:tcMar>
+              <w:top w:type="dxa" w:w="80"/>
+              <w:left w:type="dxa" w:w="120"/>
+              <w:bottom w:type="dxa" w:w="80"/>
+              <w:right w:type="dxa" w:w="120"/>
+            </w:tcMar>
+          </w:tcPr>
+          <w:p>
+            <w:r>
+              <w:rPr>
+                <w:rFonts w:ascii="Arial" w:cs="Arial" w:eastAsia="Arial" w:hAnsi="Arial"/>
+                <w:color w:val="C0392B"/>
+                <w:sz w:val="20"/>
+                <w:szCs w:val="20"/>
+              </w:rPr>
+              <w:t xml:space="preserve">█</w:t>
+            </w:r>
+            <w:r>
+              <w:rPr>
+                <w:rFonts w:ascii="Arial" w:cs="Arial" w:eastAsia="Arial" w:hAnsi="Arial"/>
+                <w:color w:val="666666"/>
+                <w:sz w:val="18"/>
+                <w:szCs w:val="18"/>
+              </w:rPr>
+              <w:t xml:space="preserve"> 1件</w:t>
+            </w:r>
+          </w:p>
+        </w:tc>
+      </w:tr>
+      <w:tr>
+        <w:tc>
+          <w:tcPr>
+            <w:tcW w:type="dxa" w:w="1200"/>
+            <w:tcBorders>
+              <w:top w:val="single" w:color="CCCCCC" w:sz="1"/>
+              <w:left w:val="single" w:color="CCCCCC" w:sz="1"/>
+              <w:bottom w:val="single" w:color="CCCCCC" w:sz="1"/>
+              <w:right w:val="single" w:color="CCCCCC" w:sz="1"/>
+            </w:tcBorders>
+            <w:shd w:fill="F2F2F2" w:val="clear"/>
+            <w:tcMar>
+              <w:top w:type="dxa" w:w="80"/>
+              <w:left w:type="dxa" w:w="120"/>
+              <w:bottom w:type="dxa" w:w="80"/>
+              <w:right w:type="dxa" w:w="120"/>
+            </w:tcMar>
+            <w:vAlign w:val="center"/>
+          </w:tcPr>
+          <w:p>
+            <w:pPr>
+              <w:jc w:val="center"/>
+            </w:pPr>
+            <w:r>
+              <w:rPr>
+                <w:rFonts w:ascii="Arial" w:cs="Arial" w:eastAsia="Arial" w:hAnsi="Arial"/>
+                <w:b/>
+                <w:bCs/>
+                <w:color w:val="333333"/>
+                <w:sz w:val="20"/>
+                <w:szCs w:val="20"/>
+              </w:rPr>
+              <w:t xml:space="preserve">2</w:t>
+            </w:r>
+          </w:p>
+        </w:tc>
+        <w:tc>
+          <w:tcPr>
+            <w:tcW w:type="dxa" w:w="1200"/>
+            <w:tcBorders>
+              <w:top w:val="single" w:color="CCCCCC" w:sz="1"/>
+              <w:left w:val="single" w:color="CCCCCC" w:sz="1"/>
+              <w:bottom w:val="single" w:color="CCCCCC" w:sz="1"/>
+              <w:right w:val="single" w:color="CCCCCC" w:sz="1"/>
+            </w:tcBorders>
+            <w:shd w:fill="F2F2F2" w:val="clear"/>
+            <w:tcMar>
+              <w:top w:type="dxa" w:w="80"/>
+              <w:left w:type="dxa" w:w="120"/>
+              <w:bottom w:type="dxa" w:w="80"/>
+              <w:right w:type="dxa" w:w="120"/>
+            </w:tcMar>
+            <w:vAlign w:val="center"/>
+          </w:tcPr>
+          <w:p>
+            <w:pPr>
+              <w:jc w:val="center"/>
+            </w:pPr>
+            <w:r>
+              <w:rPr>
+                <w:rFonts w:ascii="Arial" w:cs="Arial" w:eastAsia="Arial" w:hAnsi="Arial"/>
+                <w:b w:val="false"/>
+                <w:bCs w:val="false"/>
+                <w:color w:val="333333"/>
+                <w:sz w:val="20"/>
+                <w:szCs w:val="20"/>
+              </w:rPr>
+              <w:t xml:space="preserve">1</w:t>
+            </w:r>
+          </w:p>
+        </w:tc>
+        <w:tc>
+          <w:tcPr>
+            <w:tcW w:type="dxa" w:w="1500"/>
+            <w:tcBorders>
+              <w:top w:val="single" w:color="CCCCCC" w:sz="1"/>
+              <w:left w:val="single" w:color="CCCCCC" w:sz="1"/>
+              <w:bottom w:val="single" w:color="CCCCCC" w:sz="1"/>
+              <w:right w:val="single" w:color="CCCCCC" w:sz="1"/>
+            </w:tcBorders>
+            <w:shd w:fill="F2F2F2" w:val="clear"/>
+            <w:tcMar>
+              <w:top w:type="dxa" w:w="80"/>
+              <w:left w:type="dxa" w:w="120"/>
+              <w:bottom w:type="dxa" w:w="80"/>
+              <w:right w:type="dxa" w:w="120"/>
+            </w:tcMar>
+            <w:vAlign w:val="center"/>
+          </w:tcPr>
+          <w:p>
+            <w:pPr>
+              <w:jc w:val="center"/>
+            </w:pPr>
+            <w:r>
+              <w:rPr>
+                <w:rFonts w:ascii="Arial" w:cs="Arial" w:eastAsia="Arial" w:hAnsi="Arial"/>
+                <w:b w:val="false"/>
+                <w:bCs w:val="false"/>
+                <w:color w:val="333333"/>
+                <w:sz w:val="20"/>
+                <w:szCs w:val="20"/>
+              </w:rPr>
+              <w:t xml:space="preserve">1.9%</w:t>
             </w:r>
           </w:p>
         </w:tc>
@@ -3567,7 +3711,7 @@
                 <w:sz w:val="24"/>
                 <w:szCs w:val="24"/>
               </w:rPr>
-              <w:t xml:space="preserve">33件（64.7%）</w:t>
+              <w:t xml:space="preserve">35件（64.8%）</w:t>
             </w:r>
           </w:p>
         </w:tc>
@@ -3618,7 +3762,7 @@
                 <w:sz w:val="24"/>
                 <w:szCs w:val="24"/>
               </w:rPr>
-              <w:t xml:space="preserve">13件（25.5%）</w:t>
+              <w:t xml:space="preserve">13件（24.1%）</w:t>
             </w:r>
           </w:p>
         </w:tc>
@@ -3669,7 +3813,7 @@
                 <w:sz w:val="24"/>
                 <w:szCs w:val="24"/>
               </w:rPr>
-              <w:t xml:space="preserve">5件（9.8%）</w:t>
+              <w:t xml:space="preserve">6件（11.1%）</w:t>
             </w:r>
           </w:p>
         </w:tc>
@@ -6781,7 +6925,7 @@
                 <w:sz w:val="20"/>
                 <w:szCs w:val="20"/>
               </w:rPr>
-              <w:t xml:space="preserve">7.45点</w:t>
+              <w:t xml:space="preserve">7.43点</w:t>
             </w:r>
           </w:p>
         </w:tc>
@@ -6815,7 +6959,7 @@
                 <w:sz w:val="20"/>
                 <w:szCs w:val="20"/>
               </w:rPr>
-              <w:t xml:space="preserve">8.0点以上</w:t>
+              <w:t xml:space="preserve">7.9点以上</w:t>
             </w:r>
           </w:p>
         </w:tc>
@@ -6921,7 +7065,7 @@
                 <w:sz w:val="20"/>
                 <w:szCs w:val="20"/>
               </w:rPr>
-              <w:t xml:space="preserve">64.7%</w:t>
+              <w:t xml:space="preserve">64.8%</w:t>
             </w:r>
           </w:p>
         </w:tc>
@@ -7061,7 +7205,7 @@
                 <w:sz w:val="20"/>
                 <w:szCs w:val="20"/>
               </w:rPr>
-              <w:t xml:space="preserve">9.8%</w:t>
+              <w:t xml:space="preserve">11.1%</w:t>
             </w:r>
           </w:p>
         </w:tc>
@@ -7095,7 +7239,7 @@
                 <w:sz w:val="20"/>
                 <w:szCs w:val="20"/>
               </w:rPr>
-              <w:t xml:space="preserve">7%以下</w:t>
+              <w:t xml:space="preserve">6%以下</w:t>
             </w:r>
           </w:p>
         </w:tc>
@@ -7166,7 +7310,7 @@
                 <w:sz w:val="20"/>
                 <w:szCs w:val="20"/>
               </w:rPr>
-              <w:t xml:space="preserve">口コミ返信率</w:t>
+              <w:t xml:space="preserve">Agoda平均評価</w:t>
             </w:r>
           </w:p>
         </w:tc>
@@ -7201,7 +7345,7 @@
                 <w:sz w:val="20"/>
                 <w:szCs w:val="20"/>
               </w:rPr>
-              <w:t xml:space="preserve">未計測</w:t>
+              <w:t xml:space="preserve">6.8点</w:t>
             </w:r>
           </w:p>
         </w:tc>
@@ -7236,7 +7380,7 @@
                 <w:sz w:val="20"/>
                 <w:szCs w:val="20"/>
               </w:rPr>
-              <w:t xml:space="preserve">100%（48h以内）</w:t>
+              <w:t xml:space="preserve">7.8点以上</w:t>
             </w:r>
           </w:p>
         </w:tc>
@@ -7271,7 +7415,7 @@
                 <w:sz w:val="20"/>
                 <w:szCs w:val="20"/>
               </w:rPr>
-              <w:t xml:space="preserve">2026年6月</w:t>
+              <w:t xml:space="preserve">2026年9月</w:t>
             </w:r>
           </w:p>
         </w:tc>
@@ -7307,7 +7451,7 @@
                 <w:sz w:val="20"/>
                 <w:szCs w:val="20"/>
               </w:rPr>
-              <w:t xml:space="preserve">部屋の狭さクレーム</w:t>
+              <w:t xml:space="preserve">口コミ返信率</w:t>
             </w:r>
           </w:p>
         </w:tc>
@@ -7341,6 +7485,146 @@
                 <w:sz w:val="20"/>
                 <w:szCs w:val="20"/>
               </w:rPr>
+              <w:t xml:space="preserve">未計測</w:t>
+            </w:r>
+          </w:p>
+        </w:tc>
+        <w:tc>
+          <w:tcPr>
+            <w:tcW w:type="dxa" w:w="2200"/>
+            <w:tcBorders>
+              <w:top w:val="single" w:color="CCCCCC" w:sz="1"/>
+              <w:left w:val="single" w:color="CCCCCC" w:sz="1"/>
+              <w:bottom w:val="single" w:color="CCCCCC" w:sz="1"/>
+              <w:right w:val="single" w:color="CCCCCC" w:sz="1"/>
+            </w:tcBorders>
+            <w:tcMar>
+              <w:top w:type="dxa" w:w="80"/>
+              <w:left w:type="dxa" w:w="120"/>
+              <w:bottom w:type="dxa" w:w="80"/>
+              <w:right w:type="dxa" w:w="120"/>
+            </w:tcMar>
+            <w:vAlign w:val="center"/>
+          </w:tcPr>
+          <w:p>
+            <w:pPr>
+              <w:jc w:val="center"/>
+            </w:pPr>
+            <w:r>
+              <w:rPr>
+                <w:rFonts w:ascii="Arial" w:cs="Arial" w:eastAsia="Arial" w:hAnsi="Arial"/>
+                <w:b/>
+                <w:bCs/>
+                <w:color w:val="27AE60"/>
+                <w:sz w:val="20"/>
+                <w:szCs w:val="20"/>
+              </w:rPr>
+              <w:t xml:space="preserve">100%（48h以内）</w:t>
+            </w:r>
+          </w:p>
+        </w:tc>
+        <w:tc>
+          <w:tcPr>
+            <w:tcW w:type="dxa" w:w="1826"/>
+            <w:tcBorders>
+              <w:top w:val="single" w:color="CCCCCC" w:sz="1"/>
+              <w:left w:val="single" w:color="CCCCCC" w:sz="1"/>
+              <w:bottom w:val="single" w:color="CCCCCC" w:sz="1"/>
+              <w:right w:val="single" w:color="CCCCCC" w:sz="1"/>
+            </w:tcBorders>
+            <w:tcMar>
+              <w:top w:type="dxa" w:w="80"/>
+              <w:left w:type="dxa" w:w="120"/>
+              <w:bottom w:type="dxa" w:w="80"/>
+              <w:right w:type="dxa" w:w="120"/>
+            </w:tcMar>
+            <w:vAlign w:val="center"/>
+          </w:tcPr>
+          <w:p>
+            <w:pPr>
+              <w:jc w:val="center"/>
+            </w:pPr>
+            <w:r>
+              <w:rPr>
+                <w:rFonts w:ascii="Arial" w:cs="Arial" w:eastAsia="Arial" w:hAnsi="Arial"/>
+                <w:b w:val="false"/>
+                <w:bCs w:val="false"/>
+                <w:color w:val="333333"/>
+                <w:sz w:val="20"/>
+                <w:szCs w:val="20"/>
+              </w:rPr>
+              <w:t xml:space="preserve">2026年6月</w:t>
+            </w:r>
+          </w:p>
+        </w:tc>
+      </w:tr>
+      <w:tr>
+        <w:tc>
+          <w:tcPr>
+            <w:tcW w:type="dxa" w:w="2800"/>
+            <w:tcBorders>
+              <w:top w:val="single" w:color="CCCCCC" w:sz="1"/>
+              <w:left w:val="single" w:color="CCCCCC" w:sz="1"/>
+              <w:bottom w:val="single" w:color="CCCCCC" w:sz="1"/>
+              <w:right w:val="single" w:color="CCCCCC" w:sz="1"/>
+            </w:tcBorders>
+            <w:shd w:fill="F2F2F2" w:val="clear"/>
+            <w:tcMar>
+              <w:top w:type="dxa" w:w="80"/>
+              <w:left w:type="dxa" w:w="120"/>
+              <w:bottom w:type="dxa" w:w="80"/>
+              <w:right w:type="dxa" w:w="120"/>
+            </w:tcMar>
+            <w:vAlign w:val="center"/>
+          </w:tcPr>
+          <w:p>
+            <w:pPr>
+              <w:jc w:val="left"/>
+            </w:pPr>
+            <w:r>
+              <w:rPr>
+                <w:rFonts w:ascii="Arial" w:cs="Arial" w:eastAsia="Arial" w:hAnsi="Arial"/>
+                <w:b/>
+                <w:bCs/>
+                <w:color w:val="333333"/>
+                <w:sz w:val="20"/>
+                <w:szCs w:val="20"/>
+              </w:rPr>
+              <w:t xml:space="preserve">部屋の狭さクレーム</w:t>
+            </w:r>
+          </w:p>
+        </w:tc>
+        <w:tc>
+          <w:tcPr>
+            <w:tcW w:type="dxa" w:w="2200"/>
+            <w:tcBorders>
+              <w:top w:val="single" w:color="CCCCCC" w:sz="1"/>
+              <w:left w:val="single" w:color="CCCCCC" w:sz="1"/>
+              <w:bottom w:val="single" w:color="CCCCCC" w:sz="1"/>
+              <w:right w:val="single" w:color="CCCCCC" w:sz="1"/>
+            </w:tcBorders>
+            <w:shd w:fill="F2F2F2" w:val="clear"/>
+            <w:tcMar>
+              <w:top w:type="dxa" w:w="80"/>
+              <w:left w:type="dxa" w:w="120"/>
+              <w:bottom w:type="dxa" w:w="80"/>
+              <w:right w:type="dxa" w:w="120"/>
+            </w:tcMar>
+            <w:vAlign w:val="center"/>
+          </w:tcPr>
+          <w:p>
+            <w:pPr>
+              <w:jc w:val="center"/>
+            </w:pPr>
+            <w:r>
+              <w:rPr>
+                <w:rFonts w:ascii="Arial" w:cs="Arial" w:eastAsia="Arial" w:hAnsi="Arial"/>
+                <w:b w:val="false"/>
+                <w:bCs w:val="false"/>
+                <w:color w:val="333333"/>
+                <w:sz w:val="20"/>
+                <w:szCs w:val="20"/>
+              </w:rPr>
               <w:t xml:space="preserve">約4件/期間</w:t>
             </w:r>
           </w:p>
@@ -7354,6 +7638,7 @@
               <w:bottom w:val="single" w:color="CCCCCC" w:sz="1"/>
               <w:right w:val="single" w:color="CCCCCC" w:sz="1"/>
             </w:tcBorders>
+            <w:shd w:fill="F2F2F2" w:val="clear"/>
             <w:tcMar>
               <w:top w:type="dxa" w:w="80"/>
               <w:left w:type="dxa" w:w="120"/>
@@ -7388,6 +7673,7 @@
               <w:bottom w:val="single" w:color="CCCCCC" w:sz="1"/>
               <w:right w:val="single" w:color="CCCCCC" w:sz="1"/>
             </w:tcBorders>
+            <w:shd w:fill="F2F2F2" w:val="clear"/>
             <w:tcMar>
               <w:top w:type="dxa" w:w="80"/>
               <w:left w:type="dxa" w:w="120"/>
@@ -7650,7 +7936,7 @@
           <w:sz w:val="22"/>
           <w:szCs w:val="22"/>
         </w:rPr>
-        <w:t xml:space="preserve">[6] Agoda / 6点 / 2026-03-17</w:t>
+        <w:t xml:space="preserve">[6] Agoda / 3点 / 2026-03-21</w:t>
       </w:r>
     </w:p>
     <w:p>
@@ -7665,7 +7951,7 @@
           <w:sz w:val="21"/>
           <w:szCs w:val="21"/>
         </w:rPr>
-        <w:t xml:space="preserve">深夜までの業務のため、1泊利用しました。 寝るだけなので、狭くても問題なく、ベッドは快適に睡眠をとることができました。 アメニティも充実していて、着るものさえあれば、他には何もなくても宿泊できますね。 水回りはもう少し掃除がされているといいなと感じました。歯ブラシでこすれば、パッと見はもっときれいになりそうなので、ちょっと残念なところ。 立地はJRと京急のどちらからでも同じくらいの距離で遠く...</w:t>
+        <w:t xml:space="preserve">このホテルには化粧水も乳液もアフターシェーブローションもありません。 急な宿泊だったので、自分のは持って行けなかったのですが、今までのホテルは大概あったので、油断しました。</w:t>
       </w:r>
     </w:p>
     <w:p>
@@ -7686,7 +7972,43 @@
           <w:sz w:val="22"/>
           <w:szCs w:val="22"/>
         </w:rPr>
-        <w:t xml:space="preserve">[7] Booking.com / 4点 / 2026-03-17</w:t>
+        <w:t xml:space="preserve">[7] Agoda / 6点 / 2026-03-17</w:t>
+      </w:r>
+    </w:p>
+    <w:p>
+      <w:pPr>
+        <w:spacing w:after="120" w:line="320"/>
+        <w:jc w:val="left"/>
+      </w:pPr>
+      <w:r>
+        <w:rPr>
+          <w:rFonts w:ascii="Arial" w:cs="Arial" w:eastAsia="Arial" w:hAnsi="Arial"/>
+          <w:color w:val="333333"/>
+          <w:sz w:val="21"/>
+          <w:szCs w:val="21"/>
+        </w:rPr>
+        <w:t xml:space="preserve">深夜までの業務のため、1泊利用しました。 寝るだけなので、狭くても問題なく、ベッドは快適に睡眠をとることができました。 アメニティも充実していて、着るものさえあれば、他には何もなくても宿泊できますね。 水回りはもう少し掃除がされているといいなと感じました。歯ブラシでこすれば、パッと見はもっときれいになりそうなので、ちょっと残念なところ。 立地はJRと京急のどちらからでも同じくらいの距離で遠く...</w:t>
+      </w:r>
+    </w:p>
+    <w:p>
+      <w:pPr>
+        <w:spacing w:after="60"/>
+      </w:pPr>
+    </w:p>
+    <w:p>
+      <w:pPr>
+        <w:spacing w:after="120" w:before="200"/>
+      </w:pPr>
+      <w:r>
+        <w:rPr>
+          <w:rFonts w:ascii="Arial" w:cs="Arial" w:eastAsia="Arial" w:hAnsi="Arial"/>
+          <w:b/>
+          <w:bCs/>
+          <w:color w:val="1B3A5C"/>
+          <w:sz w:val="22"/>
+          <w:szCs w:val="22"/>
+        </w:rPr>
+        <w:t xml:space="preserve">[8] Booking.com / 4点 / 2026-03-17</w:t>
       </w:r>
     </w:p>
     <w:p>
@@ -7748,7 +8070,7 @@
           <w:sz w:val="22"/>
           <w:szCs w:val="22"/>
         </w:rPr>
-        <w:t xml:space="preserve">[8] Google / 6点 / 2026-03-14</w:t>
+        <w:t xml:space="preserve">[9] Google / 6点 / 2026-03-14</w:t>
       </w:r>
     </w:p>
     <w:p>
@@ -7784,7 +8106,7 @@
           <w:sz w:val="22"/>
           <w:szCs w:val="22"/>
         </w:rPr>
-        <w:t xml:space="preserve">[9] Agoda / 6点 / 2026-03-02</w:t>
+        <w:t xml:space="preserve">[10] Agoda / 6点 / 2026-03-02</w:t>
       </w:r>
     </w:p>
     <w:p>
@@ -7800,42 +8122,6 @@
           <w:szCs w:val="21"/>
         </w:rPr>
         <w:t xml:space="preserve">京急蒲田　JR蒲田の中間にあって非常に便利</w:t>
-      </w:r>
-    </w:p>
-    <w:p>
-      <w:pPr>
-        <w:spacing w:after="60"/>
-      </w:pPr>
-    </w:p>
-    <w:p>
-      <w:pPr>
-        <w:spacing w:after="120" w:before="200"/>
-      </w:pPr>
-      <w:r>
-        <w:rPr>
-          <w:rFonts w:ascii="Arial" w:cs="Arial" w:eastAsia="Arial" w:hAnsi="Arial"/>
-          <w:b/>
-          <w:bCs/>
-          <w:color w:val="1B3A5C"/>
-          <w:sz w:val="22"/>
-          <w:szCs w:val="22"/>
-        </w:rPr>
-        <w:t xml:space="preserve">[10] じゃらん / 6点 / 2026-03-02</w:t>
-      </w:r>
-    </w:p>
-    <w:p>
-      <w:pPr>
-        <w:spacing w:after="120" w:line="320"/>
-        <w:jc w:val="left"/>
-      </w:pPr>
-      <w:r>
-        <w:rPr>
-          <w:rFonts w:ascii="Arial" w:cs="Arial" w:eastAsia="Arial" w:hAnsi="Arial"/>
-          <w:color w:val="333333"/>
-          <w:sz w:val="21"/>
-          <w:szCs w:val="21"/>
-        </w:rPr>
-        <w:t xml:space="preserve">ビジネス出張でりようしました。  サービス等は可もなく不可もなくな感じです。  良い面は蒲田駅と京急蒲田駅の両方を使用するので私にとってベストな立地でした。  ビジネス出張での利用なので会社から費用は出ますがもう少し価格が安ければと思います。</w:t>
       </w:r>
     </w:p>
     <w:p>
@@ -7900,7 +8186,7 @@
                 <w:sz w:val="21"/>
                 <w:szCs w:val="21"/>
               </w:rPr>
-              <w:t xml:space="preserve">アパホテル蒲田駅東は、全体平均7.45点（10点換算）、高評価率64.7%という一定の顧客満足度を示しているホテルです。特に「立地・アクセス」「スタッフの対応」が多くのゲストから高く評価されています。</w:t>
+              <w:t xml:space="preserve">アパホテル蒲田駅東は、全体平均7.43点（10点換算）、高評価率64.8%という一定の顧客満足度を示しているホテルです。特に「立地・アクセス」「スタッフの対応」が多くのゲストから高く評価されています。</w:t>
             </w:r>
           </w:p>
           <w:p>
@@ -7929,6 +8215,20 @@
                 <w:szCs w:val="21"/>
               </w:rPr>
               <w:t xml:space="preserve">Phase 1（即座対応）のオペレーション改善は、低コストで即座に実行可能であり、ゲスト体験の底上げに直結します。Phase 2（短期）の設備改善は、中評価ゲストを高評価に引き上げる効果が期待できます。Phase 3（中期）の抜本的改修は、ブランド価値の向上に寄与します。</w:t>
+            </w:r>
+          </w:p>
+          <w:p>
+            <w:pPr>
+              <w:spacing w:after="160"/>
+            </w:pPr>
+            <w:r>
+              <w:rPr>
+                <w:rFonts w:ascii="Arial" w:cs="Arial" w:eastAsia="Arial" w:hAnsi="Arial"/>
+                <w:color w:val="333333"/>
+                <w:sz w:val="21"/>
+                <w:szCs w:val="21"/>
+              </w:rPr>
+              <w:t xml:space="preserve">Agodaでの低スコア（6.8点）は、口コミ返信の強化とサービス品質の一貫性確保で改善余地があります。全サイトでの口コミ返信率100%を目指すことで、ホテルの姿勢をゲストに伝え、リピート率の向上につなげることが重要です。</w:t>
             </w:r>
           </w:p>
           <w:p>

--- a/納品レポート/ホテル別レポート/apa_kamata_口コミ分析改善レポート.docx
+++ b/納品レポート/ホテル別レポート/apa_kamata_口コミ分析改善レポート.docx
@@ -96,7 +96,7 @@
           <w:sz w:val="22"/>
           <w:szCs w:val="22"/>
         </w:rPr>
-        <w:t xml:space="preserve">レビュー総数：54件（5サイト）</w:t>
+        <w:t xml:space="preserve">レビュー総数：56件（5サイト）</w:t>
       </w:r>
     </w:p>
     <w:p>
@@ -111,7 +111,7 @@
           <w:sz w:val="20"/>
           <w:szCs w:val="20"/>
         </w:rPr>
-        <w:t xml:space="preserve">対象サイト：Google / Booking.com / じゃらん / 楽天トラベル / Agoda</w:t>
+        <w:t xml:space="preserve">対象サイト：Google / じゃらん / Booking.com / 楽天トラベル / Agoda</w:t>
       </w:r>
     </w:p>
     <w:p>
@@ -131,7 +131,7 @@
           <w:sz w:val="20"/>
           <w:szCs w:val="20"/>
         </w:rPr>
-        <w:t xml:space="preserve">作成日：2026年3月23日</w:t>
+        <w:t xml:space="preserve">作成日：2026年3月24日</w:t>
       </w:r>
     </w:p>
     <w:p>
@@ -189,7 +189,7 @@
           <w:sz w:val="21"/>
           <w:szCs w:val="21"/>
         </w:rPr>
-        <w:t xml:space="preserve">2026年2月〜3月に各OTAサイト・口コミサイトに投稿された54件のレビューを包括的に分析しました。以下が主要な発見事項です。</w:t>
+        <w:t xml:space="preserve">2026年2月〜3月に各OTAサイト・口コミサイトに投稿された56件のレビューを包括的に分析しました。以下が主要な発見事項です。</w:t>
       </w:r>
     </w:p>
     <w:p>
@@ -261,7 +261,7 @@
                 <w:sz w:val="36"/>
                 <w:szCs w:val="36"/>
               </w:rPr>
-              <w:t xml:space="preserve">7.43</w:t>
+              <w:t xml:space="preserve">7.38</w:t>
             </w:r>
           </w:p>
         </w:tc>
@@ -310,7 +310,7 @@
                 <w:sz w:val="36"/>
                 <w:szCs w:val="36"/>
               </w:rPr>
-              <w:t xml:space="preserve">64.8%</w:t>
+              <w:t xml:space="preserve">62.5%</w:t>
             </w:r>
           </w:p>
         </w:tc>
@@ -359,7 +359,7 @@
                 <w:sz w:val="36"/>
                 <w:szCs w:val="36"/>
               </w:rPr>
-              <w:t xml:space="preserve">11.1%</w:t>
+              <w:t xml:space="preserve">10.7%</w:t>
             </w:r>
           </w:p>
         </w:tc>
@@ -408,7 +408,7 @@
                 <w:sz w:val="36"/>
                 <w:szCs w:val="36"/>
               </w:rPr>
-              <w:t xml:space="preserve">54件</w:t>
+              <w:t xml:space="preserve">56件</w:t>
             </w:r>
           </w:p>
         </w:tc>
@@ -448,7 +448,7 @@
           <w:sz w:val="21"/>
           <w:szCs w:val="21"/>
         </w:rPr>
-        <w:t xml:space="preserve">全体平均スコア7.43点（10点換算）は概ね標準的な水準であり、64.8%が高評価（8-10点）に分類されます。低評価（1-4点）は6件（11.1%）で、一定の改善課題があります。Google（7.88点）で特に高い評価を獲得しています。</w:t>
+        <w:t xml:space="preserve">全体平均スコア7.38点（10点換算）は概ね標準的な水準であり、62.5%が高評価（8-10点）に分類されます。低評価（1-4点）は6件（10.7%）で、一定の改善課題があります。Google（7.88点）で特に高い評価を獲得しています。</w:t>
       </w:r>
     </w:p>
     <w:p>
@@ -542,7 +542,7 @@
                 <w:sz w:val="20"/>
                 <w:szCs w:val="20"/>
               </w:rPr>
-              <w:t xml:space="preserve">立地・アクセス（10件以上で言及）、スタッフの対応（10件以上で言及）、清潔さ・清掃（8件で言及）</w:t>
+              <w:t xml:space="preserve">立地・アクセス（10件以上で言及）、スタッフの対応（10件以上で言及）、清潔さ・清掃（9件で言及）</w:t>
             </w:r>
           </w:p>
           <w:p>
@@ -567,7 +567,7 @@
                 <w:sz w:val="20"/>
                 <w:szCs w:val="20"/>
               </w:rPr>
-              <w:t xml:space="preserve">部屋の狭さ（4件）、浴室・水回り（3件）、防音性能（1件）、臭い・匂い（1件）</w:t>
+              <w:t xml:space="preserve">部屋の狭さ（4件）、浴室・水回り（3件）、清掃不備（2件）、防音性能（1件）</w:t>
             </w:r>
           </w:p>
           <w:p>
@@ -1194,7 +1194,7 @@
                 <w:sz w:val="20"/>
                 <w:szCs w:val="20"/>
               </w:rPr>
-              <w:t xml:space="preserve">Booking.com</w:t>
+              <w:t xml:space="preserve">じゃらん</w:t>
             </w:r>
           </w:p>
         </w:tc>
@@ -1229,7 +1229,7 @@
                 <w:sz w:val="20"/>
                 <w:szCs w:val="20"/>
               </w:rPr>
-              <w:t xml:space="preserve">15</w:t>
+              <w:t xml:space="preserve">4</w:t>
             </w:r>
           </w:p>
         </w:tc>
@@ -1264,7 +1264,7 @@
                 <w:sz w:val="20"/>
                 <w:szCs w:val="20"/>
               </w:rPr>
-              <w:t xml:space="preserve">7.6</w:t>
+              <w:t xml:space="preserve">3.75</w:t>
             </w:r>
           </w:p>
         </w:tc>
@@ -1299,7 +1299,7 @@
                 <w:sz w:val="20"/>
                 <w:szCs w:val="20"/>
               </w:rPr>
-              <w:t xml:space="preserve">/10</w:t>
+              <w:t xml:space="preserve">/5 (×2)</w:t>
             </w:r>
           </w:p>
         </w:tc>
@@ -1334,7 +1334,7 @@
                 <w:sz w:val="20"/>
                 <w:szCs w:val="20"/>
               </w:rPr>
-              <w:t xml:space="preserve">7.6</w:t>
+              <w:t xml:space="preserve">7.5</w:t>
             </w:r>
           </w:p>
         </w:tc>
@@ -1440,7 +1440,7 @@
                 <w:sz w:val="20"/>
                 <w:szCs w:val="20"/>
               </w:rPr>
-              <w:t xml:space="preserve">じゃらん</w:t>
+              <w:t xml:space="preserve">Booking.com</w:t>
             </w:r>
           </w:p>
         </w:tc>
@@ -1474,7 +1474,7 @@
                 <w:sz w:val="20"/>
                 <w:szCs w:val="20"/>
               </w:rPr>
-              <w:t xml:space="preserve">4</w:t>
+              <w:t xml:space="preserve">16</w:t>
             </w:r>
           </w:p>
         </w:tc>
@@ -1508,7 +1508,7 @@
                 <w:sz w:val="20"/>
                 <w:szCs w:val="20"/>
               </w:rPr>
-              <w:t xml:space="preserve">3.75</w:t>
+              <w:t xml:space="preserve">7.44</w:t>
             </w:r>
           </w:p>
         </w:tc>
@@ -1542,7 +1542,7 @@
                 <w:sz w:val="20"/>
                 <w:szCs w:val="20"/>
               </w:rPr>
-              <w:t xml:space="preserve">/5 (×2)</w:t>
+              <w:t xml:space="preserve">/10</w:t>
             </w:r>
           </w:p>
         </w:tc>
@@ -1576,7 +1576,7 @@
                 <w:sz w:val="20"/>
                 <w:szCs w:val="20"/>
               </w:rPr>
-              <w:t xml:space="preserve">7.5</w:t>
+              <w:t xml:space="preserve">7.44</w:t>
             </w:r>
           </w:p>
         </w:tc>
@@ -1961,7 +1961,7 @@
                 <w:sz w:val="20"/>
                 <w:szCs w:val="20"/>
               </w:rPr>
-              <w:t xml:space="preserve">14</w:t>
+              <w:t xml:space="preserve">15</w:t>
             </w:r>
           </w:p>
         </w:tc>
@@ -1995,7 +1995,7 @@
                 <w:sz w:val="20"/>
                 <w:szCs w:val="20"/>
               </w:rPr>
-              <w:t xml:space="preserve">6.79</w:t>
+              <w:t xml:space="preserve">6.8</w:t>
             </w:r>
           </w:p>
         </w:tc>
@@ -2063,7 +2063,7 @@
                 <w:sz w:val="20"/>
                 <w:szCs w:val="20"/>
               </w:rPr>
-              <w:t xml:space="preserve">6.79</w:t>
+              <w:t xml:space="preserve">6.8</w:t>
             </w:r>
           </w:p>
         </w:tc>
@@ -2097,7 +2097,7 @@
                 <w:sz w:val="20"/>
                 <w:szCs w:val="20"/>
               </w:rPr>
-              <w:t xml:space="preserve">7.5</w:t>
+              <w:t xml:space="preserve">7</w:t>
             </w:r>
           </w:p>
         </w:tc>
@@ -2171,7 +2171,7 @@
           <w:sz w:val="21"/>
           <w:szCs w:val="21"/>
         </w:rPr>
-        <w:t xml:space="preserve">評価分布は8点（44.4%）に最も多く、8点以上の高評価が64.8%を占めています。低評価（1-4点）は計6件（11.1%）です。</w:t>
+        <w:t xml:space="preserve">評価分布は8点（42.9%）に最も多く、8点以上の高評価が62.5%を占めています。低評価（1-4点）は計6件（10.7%）です。</w:t>
       </w:r>
     </w:p>
     <w:p>
@@ -2441,7 +2441,7 @@
                 <w:sz w:val="20"/>
                 <w:szCs w:val="20"/>
               </w:rPr>
-              <w:t xml:space="preserve">14.8%</w:t>
+              <w:t xml:space="preserve">14.3%</w:t>
             </w:r>
           </w:p>
         </w:tc>
@@ -2586,7 +2586,7 @@
                 <w:sz w:val="20"/>
                 <w:szCs w:val="20"/>
               </w:rPr>
-              <w:t xml:space="preserve">5.6%</w:t>
+              <w:t xml:space="preserve">5.4%</w:t>
             </w:r>
           </w:p>
         </w:tc>
@@ -2730,7 +2730,7 @@
                 <w:sz w:val="20"/>
                 <w:szCs w:val="20"/>
               </w:rPr>
-              <w:t xml:space="preserve">44.4%</w:t>
+              <w:t xml:space="preserve">42.9%</w:t>
             </w:r>
           </w:p>
         </w:tc>
@@ -2840,7 +2840,7 @@
                 <w:sz w:val="20"/>
                 <w:szCs w:val="20"/>
               </w:rPr>
-              <w:t xml:space="preserve">4</w:t>
+              <w:t xml:space="preserve">5</w:t>
             </w:r>
           </w:p>
         </w:tc>
@@ -2875,7 +2875,7 @@
                 <w:sz w:val="20"/>
                 <w:szCs w:val="20"/>
               </w:rPr>
-              <w:t xml:space="preserve">7.4%</w:t>
+              <w:t xml:space="preserve">8.9%</w:t>
             </w:r>
           </w:p>
         </w:tc>
@@ -2903,7 +2903,7 @@
                 <w:sz w:val="20"/>
                 <w:szCs w:val="20"/>
               </w:rPr>
-              <w:t xml:space="preserve">███</w:t>
+              <w:t xml:space="preserve">████</w:t>
             </w:r>
             <w:r>
               <w:rPr>
@@ -2912,7 +2912,7 @@
                 <w:sz w:val="18"/>
                 <w:szCs w:val="18"/>
               </w:rPr>
-              <w:t xml:space="preserve"> 4件</w:t>
+              <w:t xml:space="preserve"> 5件</w:t>
             </w:r>
           </w:p>
         </w:tc>
@@ -3019,7 +3019,7 @@
                 <w:sz w:val="20"/>
                 <w:szCs w:val="20"/>
               </w:rPr>
-              <w:t xml:space="preserve">14.8%</w:t>
+              <w:t xml:space="preserve">14.3%</w:t>
             </w:r>
           </w:p>
         </w:tc>
@@ -3129,7 +3129,7 @@
                 <w:sz w:val="20"/>
                 <w:szCs w:val="20"/>
               </w:rPr>
-              <w:t xml:space="preserve">1</w:t>
+              <w:t xml:space="preserve">2</w:t>
             </w:r>
           </w:p>
         </w:tc>
@@ -3164,7 +3164,7 @@
                 <w:sz w:val="20"/>
                 <w:szCs w:val="20"/>
               </w:rPr>
-              <w:t xml:space="preserve">1.9%</w:t>
+              <w:t xml:space="preserve">3.6%</w:t>
             </w:r>
           </w:p>
         </w:tc>
@@ -3192,7 +3192,7 @@
                 <w:sz w:val="20"/>
                 <w:szCs w:val="20"/>
               </w:rPr>
-              <w:t xml:space="preserve">█</w:t>
+              <w:t xml:space="preserve">██</w:t>
             </w:r>
             <w:r>
               <w:rPr>
@@ -3201,7 +3201,7 @@
                 <w:sz w:val="18"/>
                 <w:szCs w:val="18"/>
               </w:rPr>
-              <w:t xml:space="preserve"> 1件</w:t>
+              <w:t xml:space="preserve"> 2件</w:t>
             </w:r>
           </w:p>
         </w:tc>
@@ -3308,7 +3308,7 @@
                 <w:sz w:val="20"/>
                 <w:szCs w:val="20"/>
               </w:rPr>
-              <w:t xml:space="preserve">7.4%</w:t>
+              <w:t xml:space="preserve">7.1%</w:t>
             </w:r>
           </w:p>
         </w:tc>
@@ -3453,7 +3453,7 @@
                 <w:sz w:val="20"/>
                 <w:szCs w:val="20"/>
               </w:rPr>
-              <w:t xml:space="preserve">1.9%</w:t>
+              <w:t xml:space="preserve">1.8%</w:t>
             </w:r>
           </w:p>
         </w:tc>
@@ -3597,7 +3597,7 @@
                 <w:sz w:val="20"/>
                 <w:szCs w:val="20"/>
               </w:rPr>
-              <w:t xml:space="preserve">1.9%</w:t>
+              <w:t xml:space="preserve">1.8%</w:t>
             </w:r>
           </w:p>
         </w:tc>
@@ -3711,7 +3711,7 @@
                 <w:sz w:val="24"/>
                 <w:szCs w:val="24"/>
               </w:rPr>
-              <w:t xml:space="preserve">35件（64.8%）</w:t>
+              <w:t xml:space="preserve">35件（62.5%）</w:t>
             </w:r>
           </w:p>
         </w:tc>
@@ -3762,7 +3762,7 @@
                 <w:sz w:val="24"/>
                 <w:szCs w:val="24"/>
               </w:rPr>
-              <w:t xml:space="preserve">13件（24.1%）</w:t>
+              <w:t xml:space="preserve">15件（26.8%）</w:t>
             </w:r>
           </w:p>
         </w:tc>
@@ -3813,7 +3813,7 @@
                 <w:sz w:val="24"/>
                 <w:szCs w:val="24"/>
               </w:rPr>
-              <w:t xml:space="preserve">6件（11.1%）</w:t>
+              <w:t xml:space="preserve">6件（10.7%）</w:t>
             </w:r>
           </w:p>
         </w:tc>
@@ -4087,7 +4087,7 @@
                 <w:sz w:val="20"/>
                 <w:szCs w:val="20"/>
               </w:rPr>
-              <w:t xml:space="preserve">「駅からすぐの場所にあり、電車移動も便利 ホテルには駐車場が3台分有りますが予約はできません」「立地はJRと京急のどちらからでも同じくらいの距離で遠くもないし、食事をするところも多いので困ることはないです」</w:t>
+              <w:t xml:space="preserve">「都心から少し離れていますが、羽田空港からの交通の便が良く、かつ京急とJRの両方からアクセスできる点がお勧めです」「駅からすぐの場所にあり、電車移動も便利 ホテルには駐車場が3台分有りますが予約はできません」</w:t>
             </w:r>
           </w:p>
         </w:tc>
@@ -4263,7 +4263,7 @@
                 <w:sz w:val="20"/>
                 <w:szCs w:val="20"/>
               </w:rPr>
-              <w:t xml:space="preserve">8件</w:t>
+              <w:t xml:space="preserve">9件</w:t>
             </w:r>
           </w:p>
         </w:tc>
@@ -4298,7 +4298,7 @@
                 <w:sz w:val="20"/>
                 <w:szCs w:val="20"/>
               </w:rPr>
-              <w:t xml:space="preserve">「清潔 なし なし」「歯ブラシでこすれば、パッと見はもっときれいになりそうなので、ちょっと残念なところ」</w:t>
+              <w:t xml:space="preserve">「清潔感もありお勧めできます」「清潔 なし なし」</w:t>
             </w:r>
           </w:p>
         </w:tc>
@@ -4368,7 +4368,7 @@
                 <w:sz w:val="20"/>
                 <w:szCs w:val="20"/>
               </w:rPr>
-              <w:t xml:space="preserve">6件</w:t>
+              <w:t xml:space="preserve">7件</w:t>
             </w:r>
           </w:p>
         </w:tc>
@@ -4402,7 +4402,7 @@
                 <w:sz w:val="20"/>
                 <w:szCs w:val="20"/>
               </w:rPr>
-              <w:t xml:space="preserve">「寝るだけなので、狭くても問題なく、ベッドは快適に睡眠をとることができました」「アメニティも揃ってるし、きれい」</w:t>
+              <w:t xml:space="preserve">「設備は必要なものはすべてそろっていて、必要十分です」「寝るだけなので、狭くても問題なく、ベッドは快適に睡眠をとることができました」</w:t>
             </w:r>
           </w:p>
         </w:tc>
@@ -4653,7 +4653,7 @@
           <w:sz w:val="21"/>
           <w:szCs w:val="21"/>
         </w:rPr>
-        <w:t xml:space="preserve">口コミの多数で「立地・アクセス」に関するポジティブな言及が見られ、アパホテル蒲田駅東の最大の差別化要因となっています。駅からすぐの場所にあり、電車移動も便利 ホテルには駐車場が3台分有りますが予約はできませんといった声が多数寄せられています。</w:t>
+        <w:t xml:space="preserve">口コミの多数で「立地・アクセス」に関するポジティブな言及が見られ、アパホテル蒲田駅東の最大の差別化要因となっています。都心から少し離れていますが、羽田空港からの交通の便が良く、かつ京急とJRの両方からアクセスできる点がお勧めですといった声が多数寄せられています。</w:t>
       </w:r>
     </w:p>
     <w:p>
@@ -4672,7 +4672,7 @@
           <w:sz w:val="21"/>
           <w:szCs w:val="21"/>
         </w:rPr>
-        <w:t xml:space="preserve">駅からすぐの場所にあり、電車移動も便利 ホテルには駐車場が3台分有りますが予約はできません</w:t>
+        <w:t xml:space="preserve">都心から少し離れていますが、羽田空港からの交通の便が良く、かつ京急とJRの両方からアクセスできる点がお勧めです</w:t>
       </w:r>
     </w:p>
     <w:p>
@@ -4691,7 +4691,7 @@
           <w:sz w:val="21"/>
           <w:szCs w:val="21"/>
         </w:rPr>
-        <w:t xml:space="preserve">立地はJRと京急のどちらからでも同じくらいの距離で遠くもないし、食事をするところも多いので困ることはないです</w:t>
+        <w:t xml:space="preserve">駅からすぐの場所にあり、電車移動も便利 ホテルには駐車場が3台分有りますが予約はできません</w:t>
       </w:r>
     </w:p>
     <w:p>
@@ -4710,7 +4710,7 @@
           <w:sz w:val="21"/>
           <w:szCs w:val="21"/>
         </w:rPr>
-        <w:t xml:space="preserve">駅近で周りにスーパー、コンビニがあるところ</w:t>
+        <w:t xml:space="preserve">立地はJRと京急のどちらからでも同じくらいの距離で遠くもないし、食事をするところも多いので困ることはないです</w:t>
       </w:r>
     </w:p>
     <w:p>
@@ -5296,7 +5296,7 @@
                 <w:sz w:val="20"/>
                 <w:szCs w:val="20"/>
               </w:rPr>
-              <w:t xml:space="preserve">防音性能</w:t>
+              <w:t xml:space="preserve">清掃不備</w:t>
             </w:r>
           </w:p>
         </w:tc>
@@ -5330,7 +5330,7 @@
                 <w:sz w:val="20"/>
                 <w:szCs w:val="20"/>
               </w:rPr>
-              <w:t xml:space="preserve">道路沿いだったけど防音がしっかりされていて外の音は聞こえない</w:t>
+              <w:t xml:space="preserve">そこは汚くて埃っぽく、以前の訪問時の残骸も散乱していた</w:t>
             </w:r>
           </w:p>
         </w:tc>
@@ -5364,7 +5364,7 @@
                 <w:sz w:val="20"/>
                 <w:szCs w:val="20"/>
               </w:rPr>
-              <w:t xml:space="preserve">軽度・1件</w:t>
+              <w:t xml:space="preserve">軽度・2件</w:t>
             </w:r>
           </w:p>
         </w:tc>
@@ -5435,7 +5435,7 @@
                 <w:sz w:val="20"/>
                 <w:szCs w:val="20"/>
               </w:rPr>
-              <w:t xml:space="preserve">臭い・匂い</w:t>
+              <w:t xml:space="preserve">防音性能</w:t>
             </w:r>
           </w:p>
         </w:tc>
@@ -5469,7 +5469,7 @@
                 <w:sz w:val="20"/>
                 <w:szCs w:val="20"/>
               </w:rPr>
-              <w:t xml:space="preserve">禁煙の部屋を予約しましたが、かなり強いタバコの匂いがしました</w:t>
+              <w:t xml:space="preserve">道路沿いだったけど防音がしっかりされていて外の音は聞こえない</w:t>
             </w:r>
           </w:p>
         </w:tc>
@@ -5574,7 +5574,7 @@
                 <w:sz w:val="20"/>
                 <w:szCs w:val="20"/>
               </w:rPr>
-              <w:t xml:space="preserve">エアコン・空調</w:t>
+              <w:t xml:space="preserve">臭い・匂い</w:t>
             </w:r>
           </w:p>
         </w:tc>
@@ -5608,7 +5608,7 @@
                 <w:sz w:val="20"/>
                 <w:szCs w:val="20"/>
               </w:rPr>
-              <w:t xml:space="preserve">エアコンが壊れてる エアコンが壊れてる</w:t>
+              <w:t xml:space="preserve">禁煙の部屋を予約しましたが、かなり強いタバコの匂いがしました</w:t>
             </w:r>
           </w:p>
         </w:tc>
@@ -5713,7 +5713,7 @@
                 <w:sz w:val="20"/>
                 <w:szCs w:val="20"/>
               </w:rPr>
-              <w:t xml:space="preserve">対応・サービスの不満</w:t>
+              <w:t xml:space="preserve">エアコン・空調</w:t>
             </w:r>
           </w:p>
         </w:tc>
@@ -5747,7 +5747,7 @@
                 <w:sz w:val="20"/>
                 <w:szCs w:val="20"/>
               </w:rPr>
-              <w:t xml:space="preserve">歯ブラシでこすれば、パッと見はもっときれいになりそうなので、ちょっと残念なところ</w:t>
+              <w:t xml:space="preserve">エアコンが壊れてる エアコンが壊れてる</w:t>
             </w:r>
           </w:p>
         </w:tc>
@@ -6925,7 +6925,7 @@
                 <w:sz w:val="20"/>
                 <w:szCs w:val="20"/>
               </w:rPr>
-              <w:t xml:space="preserve">7.43点</w:t>
+              <w:t xml:space="preserve">7.38点</w:t>
             </w:r>
           </w:p>
         </w:tc>
@@ -7065,7 +7065,7 @@
                 <w:sz w:val="20"/>
                 <w:szCs w:val="20"/>
               </w:rPr>
-              <w:t xml:space="preserve">64.8%</w:t>
+              <w:t xml:space="preserve">62.5%</w:t>
             </w:r>
           </w:p>
         </w:tc>
@@ -7100,7 +7100,7 @@
                 <w:sz w:val="20"/>
                 <w:szCs w:val="20"/>
               </w:rPr>
-              <w:t xml:space="preserve">75%以上</w:t>
+              <w:t xml:space="preserve">73%以上</w:t>
             </w:r>
           </w:p>
         </w:tc>
@@ -7205,7 +7205,7 @@
                 <w:sz w:val="20"/>
                 <w:szCs w:val="20"/>
               </w:rPr>
-              <w:t xml:space="preserve">11.1%</w:t>
+              <w:t xml:space="preserve">10.7%</w:t>
             </w:r>
           </w:p>
         </w:tc>
@@ -7936,7 +7936,7 @@
           <w:sz w:val="22"/>
           <w:szCs w:val="22"/>
         </w:rPr>
-        <w:t xml:space="preserve">[6] Agoda / 3点 / 2026-03-21</w:t>
+        <w:t xml:space="preserve">[6] Booking.com / 5点 / 2026-03-23</w:t>
       </w:r>
     </w:p>
     <w:p>
@@ -7951,7 +7951,33 @@
           <w:sz w:val="21"/>
           <w:szCs w:val="21"/>
         </w:rPr>
-        <w:t xml:space="preserve">このホテルには化粧水も乳液もアフターシェーブローションもありません。 急な宿泊だったので、自分のは持って行けなかったのですが、今までのホテルは大概あったので、油断しました。</w:t>
+        <w:t xml:space="preserve">Nærme togstasjonen.</w:t>
+      </w:r>
+    </w:p>
+    <w:p>
+      <w:pPr>
+        <w:spacing w:after="120" w:line="320"/>
+        <w:jc w:val="left"/>
+      </w:pPr>
+      <w:r>
+        <w:rPr>
+          <w:rFonts w:ascii="Arial" w:cs="Arial" w:eastAsia="Arial" w:hAnsi="Arial"/>
+          <w:b/>
+          <w:bCs/>
+          <w:color w:val="C0392B"/>
+          <w:sz w:val="21"/>
+          <w:szCs w:val="21"/>
+        </w:rPr>
+        <w:t xml:space="preserve">【改善点】</w:t>
+      </w:r>
+      <w:r>
+        <w:rPr>
+          <w:rFonts w:ascii="Arial" w:cs="Arial" w:eastAsia="Arial" w:hAnsi="Arial"/>
+          <w:color w:val="333333"/>
+          <w:sz w:val="21"/>
+          <w:szCs w:val="21"/>
+        </w:rPr>
+        <w:t xml:space="preserve">そこは汚くて埃っぽく、以前の訪問時の残骸も散乱していた。</w:t>
       </w:r>
     </w:p>
     <w:p>
@@ -7972,7 +7998,7 @@
           <w:sz w:val="22"/>
           <w:szCs w:val="22"/>
         </w:rPr>
-        <w:t xml:space="preserve">[7] Agoda / 6点 / 2026-03-17</w:t>
+        <w:t xml:space="preserve">[7] Agoda / 3点 / 2026-03-21</w:t>
       </w:r>
     </w:p>
     <w:p>
@@ -7987,7 +8013,7 @@
           <w:sz w:val="21"/>
           <w:szCs w:val="21"/>
         </w:rPr>
-        <w:t xml:space="preserve">深夜までの業務のため、1泊利用しました。 寝るだけなので、狭くても問題なく、ベッドは快適に睡眠をとることができました。 アメニティも充実していて、着るものさえあれば、他には何もなくても宿泊できますね。 水回りはもう少し掃除がされているといいなと感じました。歯ブラシでこすれば、パッと見はもっときれいになりそうなので、ちょっと残念なところ。 立地はJRと京急のどちらからでも同じくらいの距離で遠く...</w:t>
+        <w:t xml:space="preserve">このホテルには化粧水も乳液もアフターシェーブローションもありません。 急な宿泊だったので、自分のは持って行けなかったのですが、今までのホテルは大概あったので、油断しました。</w:t>
       </w:r>
     </w:p>
     <w:p>
@@ -8008,7 +8034,43 @@
           <w:sz w:val="22"/>
           <w:szCs w:val="22"/>
         </w:rPr>
-        <w:t xml:space="preserve">[8] Booking.com / 4点 / 2026-03-17</w:t>
+        <w:t xml:space="preserve">[8] Agoda / 6点 / 2026-03-17</w:t>
+      </w:r>
+    </w:p>
+    <w:p>
+      <w:pPr>
+        <w:spacing w:after="120" w:line="320"/>
+        <w:jc w:val="left"/>
+      </w:pPr>
+      <w:r>
+        <w:rPr>
+          <w:rFonts w:ascii="Arial" w:cs="Arial" w:eastAsia="Arial" w:hAnsi="Arial"/>
+          <w:color w:val="333333"/>
+          <w:sz w:val="21"/>
+          <w:szCs w:val="21"/>
+        </w:rPr>
+        <w:t xml:space="preserve">深夜までの業務のため、1泊利用しました。 寝るだけなので、狭くても問題なく、ベッドは快適に睡眠をとることができました。 アメニティも充実していて、着るものさえあれば、他には何もなくても宿泊できますね。 水回りはもう少し掃除がされているといいなと感じました。歯ブラシでこすれば、パッと見はもっときれいになりそうなので、ちょっと残念なところ。 立地はJRと京急のどちらからでも同じくらいの距離で遠く...</w:t>
+      </w:r>
+    </w:p>
+    <w:p>
+      <w:pPr>
+        <w:spacing w:after="60"/>
+      </w:pPr>
+    </w:p>
+    <w:p>
+      <w:pPr>
+        <w:spacing w:after="120" w:before="200"/>
+      </w:pPr>
+      <w:r>
+        <w:rPr>
+          <w:rFonts w:ascii="Arial" w:cs="Arial" w:eastAsia="Arial" w:hAnsi="Arial"/>
+          <w:b/>
+          <w:bCs/>
+          <w:color w:val="1B3A5C"/>
+          <w:sz w:val="22"/>
+          <w:szCs w:val="22"/>
+        </w:rPr>
+        <w:t xml:space="preserve">[9] Booking.com / 4点 / 2026-03-17</w:t>
       </w:r>
     </w:p>
     <w:p>
@@ -8070,7 +8132,7 @@
           <w:sz w:val="22"/>
           <w:szCs w:val="22"/>
         </w:rPr>
-        <w:t xml:space="preserve">[9] Google / 6点 / 2026-03-14</w:t>
+        <w:t xml:space="preserve">[10] Google / 6点 / 2026-03-14</w:t>
       </w:r>
     </w:p>
     <w:p>
@@ -8086,42 +8148,6 @@
           <w:szCs w:val="21"/>
         </w:rPr>
         <w:t xml:space="preserve">羽田空港早朝便利用の為、京急蒲田駅へのアクセスが良い！JR蒲田駅からも5分程度で着くので、その利便性は価値がある。お部屋はアパスタイルで安定感がある。無理言って荷物をチェックイン前に預かってもらえた。</w:t>
-      </w:r>
-    </w:p>
-    <w:p>
-      <w:pPr>
-        <w:spacing w:after="60"/>
-      </w:pPr>
-    </w:p>
-    <w:p>
-      <w:pPr>
-        <w:spacing w:after="120" w:before="200"/>
-      </w:pPr>
-      <w:r>
-        <w:rPr>
-          <w:rFonts w:ascii="Arial" w:cs="Arial" w:eastAsia="Arial" w:hAnsi="Arial"/>
-          <w:b/>
-          <w:bCs/>
-          <w:color w:val="1B3A5C"/>
-          <w:sz w:val="22"/>
-          <w:szCs w:val="22"/>
-        </w:rPr>
-        <w:t xml:space="preserve">[10] Agoda / 6点 / 2026-03-02</w:t>
-      </w:r>
-    </w:p>
-    <w:p>
-      <w:pPr>
-        <w:spacing w:after="120" w:line="320"/>
-        <w:jc w:val="left"/>
-      </w:pPr>
-      <w:r>
-        <w:rPr>
-          <w:rFonts w:ascii="Arial" w:cs="Arial" w:eastAsia="Arial" w:hAnsi="Arial"/>
-          <w:color w:val="333333"/>
-          <w:sz w:val="21"/>
-          <w:szCs w:val="21"/>
-        </w:rPr>
-        <w:t xml:space="preserve">京急蒲田　JR蒲田の中間にあって非常に便利</w:t>
       </w:r>
     </w:p>
     <w:p>
@@ -8186,7 +8212,7 @@
                 <w:sz w:val="21"/>
                 <w:szCs w:val="21"/>
               </w:rPr>
-              <w:t xml:space="preserve">アパホテル蒲田駅東は、全体平均7.43点（10点換算）、高評価率64.8%という一定の顧客満足度を示しているホテルです。特に「立地・アクセス」「スタッフの対応」が多くのゲストから高く評価されています。</w:t>
+              <w:t xml:space="preserve">アパホテル蒲田駅東は、全体平均7.38点（10点換算）、高評価率62.5%という一定の顧客満足度を示しているホテルです。特に「立地・アクセス」「スタッフの対応」が多くのゲストから高く評価されています。</w:t>
             </w:r>
           </w:p>
           <w:p>
@@ -8200,7 +8226,7 @@
                 <w:sz w:val="21"/>
                 <w:szCs w:val="21"/>
               </w:rPr>
-              <w:t xml:space="preserve">改善課題としては、部屋の狭さ、浴室・水回り、防音性能が主要なテーマとして浮上しています。これらの課題への対応が、顧客満足度向上の鍵となります。</w:t>
+              <w:t xml:space="preserve">改善課題としては、部屋の狭さ、浴室・水回り、清掃不備が主要なテーマとして浮上しています。これらの課題への対応が、顧客満足度向上の鍵となります。</w:t>
             </w:r>
           </w:p>
           <w:p>

--- a/納品レポート/ホテル別レポート/apa_kamata_口コミ分析改善レポート.docx
+++ b/納品レポート/ホテル別レポート/apa_kamata_口コミ分析改善レポート.docx
@@ -96,7 +96,7 @@
           <w:sz w:val="22"/>
           <w:szCs w:val="22"/>
         </w:rPr>
-        <w:t xml:space="preserve">レビュー総数：56件（5サイト）</w:t>
+        <w:t xml:space="preserve">レビュー総数：57件（5サイト）</w:t>
       </w:r>
     </w:p>
     <w:p>
@@ -131,7 +131,7 @@
           <w:sz w:val="20"/>
           <w:szCs w:val="20"/>
         </w:rPr>
-        <w:t xml:space="preserve">作成日：2026年3月24日</w:t>
+        <w:t xml:space="preserve">作成日：2026年3月25日</w:t>
       </w:r>
     </w:p>
     <w:p>
@@ -189,7 +189,7 @@
           <w:sz w:val="21"/>
           <w:szCs w:val="21"/>
         </w:rPr>
-        <w:t xml:space="preserve">2026年2月〜3月に各OTAサイト・口コミサイトに投稿された56件のレビューを包括的に分析しました。以下が主要な発見事項です。</w:t>
+        <w:t xml:space="preserve">2026年2月〜3月に各OTAサイト・口コミサイトに投稿された57件のレビューを包括的に分析しました。以下が主要な発見事項です。</w:t>
       </w:r>
     </w:p>
     <w:p>
@@ -261,7 +261,7 @@
                 <w:sz w:val="36"/>
                 <w:szCs w:val="36"/>
               </w:rPr>
-              <w:t xml:space="preserve">7.38</w:t>
+              <w:t xml:space="preserve">7.39</w:t>
             </w:r>
           </w:p>
         </w:tc>
@@ -310,7 +310,7 @@
                 <w:sz w:val="36"/>
                 <w:szCs w:val="36"/>
               </w:rPr>
-              <w:t xml:space="preserve">62.5%</w:t>
+              <w:t xml:space="preserve">63.2%</w:t>
             </w:r>
           </w:p>
         </w:tc>
@@ -359,7 +359,7 @@
                 <w:sz w:val="36"/>
                 <w:szCs w:val="36"/>
               </w:rPr>
-              <w:t xml:space="preserve">10.7%</w:t>
+              <w:t xml:space="preserve">10.5%</w:t>
             </w:r>
           </w:p>
         </w:tc>
@@ -408,7 +408,7 @@
                 <w:sz w:val="36"/>
                 <w:szCs w:val="36"/>
               </w:rPr>
-              <w:t xml:space="preserve">56件</w:t>
+              <w:t xml:space="preserve">57件</w:t>
             </w:r>
           </w:p>
         </w:tc>
@@ -448,7 +448,7 @@
           <w:sz w:val="21"/>
           <w:szCs w:val="21"/>
         </w:rPr>
-        <w:t xml:space="preserve">全体平均スコア7.38点（10点換算）は概ね標準的な水準であり、62.5%が高評価（8-10点）に分類されます。低評価（1-4点）は6件（10.7%）で、一定の改善課題があります。Google（7.88点）で特に高い評価を獲得しています。</w:t>
+        <w:t xml:space="preserve">全体平均スコア7.39点（10点換算）は概ね標準的な水準であり、63.2%が高評価（8-10点）に分類されます。低評価（1-4点）は6件（10.5%）で、一定の改善課題があります。Google（7.88点）で特に高い評価を獲得しています。</w:t>
       </w:r>
     </w:p>
     <w:p>
@@ -542,7 +542,7 @@
                 <w:sz w:val="20"/>
                 <w:szCs w:val="20"/>
               </w:rPr>
-              <w:t xml:space="preserve">立地・アクセス（10件以上で言及）、スタッフの対応（10件以上で言及）、清潔さ・清掃（9件で言及）</w:t>
+              <w:t xml:space="preserve">立地・アクセス（10件以上で言及）、スタッフの対応（10件以上で言及）、清潔さ・清掃（10件以上で言及）</w:t>
             </w:r>
           </w:p>
           <w:p>
@@ -567,7 +567,7 @@
                 <w:sz w:val="20"/>
                 <w:szCs w:val="20"/>
               </w:rPr>
-              <w:t xml:space="preserve">部屋の狭さ（4件）、浴室・水回り（3件）、清掃不備（2件）、防音性能（1件）</w:t>
+              <w:t xml:space="preserve">部屋の狭さ（5件）、浴室・水回り（4件）、エアコン・空調（2件）、清掃不備（2件）</w:t>
             </w:r>
           </w:p>
           <w:p>
@@ -1474,7 +1474,7 @@
                 <w:sz w:val="20"/>
                 <w:szCs w:val="20"/>
               </w:rPr>
-              <w:t xml:space="preserve">16</w:t>
+              <w:t xml:space="preserve">17</w:t>
             </w:r>
           </w:p>
         </w:tc>
@@ -1508,7 +1508,7 @@
                 <w:sz w:val="20"/>
                 <w:szCs w:val="20"/>
               </w:rPr>
-              <w:t xml:space="preserve">7.44</w:t>
+              <w:t xml:space="preserve">7.47</w:t>
             </w:r>
           </w:p>
         </w:tc>
@@ -1576,7 +1576,7 @@
                 <w:sz w:val="20"/>
                 <w:szCs w:val="20"/>
               </w:rPr>
-              <w:t xml:space="preserve">7.44</w:t>
+              <w:t xml:space="preserve">7.47</w:t>
             </w:r>
           </w:p>
         </w:tc>
@@ -2171,7 +2171,7 @@
           <w:sz w:val="21"/>
           <w:szCs w:val="21"/>
         </w:rPr>
-        <w:t xml:space="preserve">評価分布は8点（42.9%）に最も多く、8点以上の高評価が62.5%を占めています。低評価（1-4点）は計6件（10.7%）です。</w:t>
+        <w:t xml:space="preserve">評価分布は8点（43.9%）に最も多く、8点以上の高評価が63.2%を占めています。低評価（1-4点）は計6件（10.5%）です。</w:t>
       </w:r>
     </w:p>
     <w:p>
@@ -2441,7 +2441,7 @@
                 <w:sz w:val="20"/>
                 <w:szCs w:val="20"/>
               </w:rPr>
-              <w:t xml:space="preserve">14.3%</w:t>
+              <w:t xml:space="preserve">14.0%</w:t>
             </w:r>
           </w:p>
         </w:tc>
@@ -2470,7 +2470,7 @@
                 <w:sz w:val="20"/>
                 <w:szCs w:val="20"/>
               </w:rPr>
-              <w:t xml:space="preserve">███████</w:t>
+              <w:t xml:space="preserve">██████</w:t>
             </w:r>
             <w:r>
               <w:rPr>
@@ -2586,7 +2586,7 @@
                 <w:sz w:val="20"/>
                 <w:szCs w:val="20"/>
               </w:rPr>
-              <w:t xml:space="preserve">5.4%</w:t>
+              <w:t xml:space="preserve">5.3%</w:t>
             </w:r>
           </w:p>
         </w:tc>
@@ -2614,7 +2614,7 @@
                 <w:sz w:val="20"/>
                 <w:szCs w:val="20"/>
               </w:rPr>
-              <w:t xml:space="preserve">███</w:t>
+              <w:t xml:space="preserve">██</w:t>
             </w:r>
             <w:r>
               <w:rPr>
@@ -2695,7 +2695,7 @@
                 <w:sz w:val="20"/>
                 <w:szCs w:val="20"/>
               </w:rPr>
-              <w:t xml:space="preserve">24</w:t>
+              <w:t xml:space="preserve">25</w:t>
             </w:r>
           </w:p>
         </w:tc>
@@ -2730,7 +2730,7 @@
                 <w:sz w:val="20"/>
                 <w:szCs w:val="20"/>
               </w:rPr>
-              <w:t xml:space="preserve">42.9%</w:t>
+              <w:t xml:space="preserve">43.9%</w:t>
             </w:r>
           </w:p>
         </w:tc>
@@ -2768,7 +2768,7 @@
                 <w:sz w:val="18"/>
                 <w:szCs w:val="18"/>
               </w:rPr>
-              <w:t xml:space="preserve"> 24件</w:t>
+              <w:t xml:space="preserve"> 25件</w:t>
             </w:r>
           </w:p>
         </w:tc>
@@ -2875,7 +2875,7 @@
                 <w:sz w:val="20"/>
                 <w:szCs w:val="20"/>
               </w:rPr>
-              <w:t xml:space="preserve">8.9%</w:t>
+              <w:t xml:space="preserve">8.8%</w:t>
             </w:r>
           </w:p>
         </w:tc>
@@ -3019,7 +3019,7 @@
                 <w:sz w:val="20"/>
                 <w:szCs w:val="20"/>
               </w:rPr>
-              <w:t xml:space="preserve">14.3%</w:t>
+              <w:t xml:space="preserve">14.0%</w:t>
             </w:r>
           </w:p>
         </w:tc>
@@ -3048,7 +3048,7 @@
                 <w:sz w:val="20"/>
                 <w:szCs w:val="20"/>
               </w:rPr>
-              <w:t xml:space="preserve">███████</w:t>
+              <w:t xml:space="preserve">██████</w:t>
             </w:r>
             <w:r>
               <w:rPr>
@@ -3164,7 +3164,7 @@
                 <w:sz w:val="20"/>
                 <w:szCs w:val="20"/>
               </w:rPr>
-              <w:t xml:space="preserve">3.6%</w:t>
+              <w:t xml:space="preserve">3.5%</w:t>
             </w:r>
           </w:p>
         </w:tc>
@@ -3308,7 +3308,7 @@
                 <w:sz w:val="20"/>
                 <w:szCs w:val="20"/>
               </w:rPr>
-              <w:t xml:space="preserve">7.1%</w:t>
+              <w:t xml:space="preserve">7.0%</w:t>
             </w:r>
           </w:p>
         </w:tc>
@@ -3711,7 +3711,7 @@
                 <w:sz w:val="24"/>
                 <w:szCs w:val="24"/>
               </w:rPr>
-              <w:t xml:space="preserve">35件（62.5%）</w:t>
+              <w:t xml:space="preserve">36件（63.2%）</w:t>
             </w:r>
           </w:p>
         </w:tc>
@@ -3762,7 +3762,7 @@
                 <w:sz w:val="24"/>
                 <w:szCs w:val="24"/>
               </w:rPr>
-              <w:t xml:space="preserve">15件（26.8%）</w:t>
+              <w:t xml:space="preserve">15件（26.3%）</w:t>
             </w:r>
           </w:p>
         </w:tc>
@@ -3813,7 +3813,7 @@
                 <w:sz w:val="24"/>
                 <w:szCs w:val="24"/>
               </w:rPr>
-              <w:t xml:space="preserve">6件（10.7%）</w:t>
+              <w:t xml:space="preserve">6件（10.5%）</w:t>
             </w:r>
           </w:p>
         </w:tc>
@@ -4087,7 +4087,7 @@
                 <w:sz w:val="20"/>
                 <w:szCs w:val="20"/>
               </w:rPr>
-              <w:t xml:space="preserve">「都心から少し離れていますが、羽田空港からの交通の便が良く、かつ京急とJRの両方からアクセスできる点がお勧めです」「駅からすぐの場所にあり、電車移動も便利 ホテルには駐車場が3台分有りますが予約はできません」</w:t>
+              <w:t xml:space="preserve">「The location was great, located right halfway between JR ...」「都心から少し離れていますが、羽田空港からの交通の便が良く、かつ京急とJRの両方からアクセスできる点がお勧めです」</w:t>
             </w:r>
           </w:p>
         </w:tc>
@@ -4191,7 +4191,7 @@
                 <w:sz w:val="20"/>
                 <w:szCs w:val="20"/>
               </w:rPr>
-              <w:t xml:space="preserve">「フロントの愛想がない」「ただ、少しガッカリしたのは、フロントへのTEL、外線からのTELで、相手に対する親身な寄り添い方が無かったところで...」</w:t>
+              <w:t xml:space="preserve">「フロントロビーは非常に狭かったですが、これはどうしようもない点です」「フロントの愛想がない」</w:t>
             </w:r>
           </w:p>
         </w:tc>
@@ -4263,7 +4263,7 @@
                 <w:sz w:val="20"/>
                 <w:szCs w:val="20"/>
               </w:rPr>
-              <w:t xml:space="preserve">9件</w:t>
+              <w:t xml:space="preserve">10件以上</w:t>
             </w:r>
           </w:p>
         </w:tc>
@@ -4298,7 +4298,7 @@
                 <w:sz w:val="20"/>
                 <w:szCs w:val="20"/>
               </w:rPr>
-              <w:t xml:space="preserve">「清潔感もありお勧めできます」「清潔 なし なし」</w:t>
+              <w:t xml:space="preserve">「And even if they do not clean your room on a certain day,...」「清潔感もありお勧めできます」</w:t>
             </w:r>
           </w:p>
         </w:tc>
@@ -4368,7 +4368,7 @@
                 <w:sz w:val="20"/>
                 <w:szCs w:val="20"/>
               </w:rPr>
-              <w:t xml:space="preserve">7件</w:t>
+              <w:t xml:space="preserve">8件</w:t>
             </w:r>
           </w:p>
         </w:tc>
@@ -4402,7 +4402,7 @@
                 <w:sz w:val="20"/>
                 <w:szCs w:val="20"/>
               </w:rPr>
-              <w:t xml:space="preserve">「設備は必要なものはすべてそろっていて、必要十分です」「寝るだけなので、狭くても問題なく、ベッドは快適に睡眠をとることができました」</w:t>
+              <w:t xml:space="preserve">「ベッドはまあまあでしたが、枕は薄くてひどかったです」「設備は必要なものはすべてそろっていて、必要十分です」</w:t>
             </w:r>
           </w:p>
         </w:tc>
@@ -4439,7 +4439,7 @@
                 <w:sz w:val="20"/>
                 <w:szCs w:val="20"/>
               </w:rPr>
-              <w:t xml:space="preserve">部屋の広さ</w:t>
+              <w:t xml:space="preserve">朝食</w:t>
             </w:r>
           </w:p>
         </w:tc>
@@ -4474,7 +4474,7 @@
                 <w:sz w:val="20"/>
                 <w:szCs w:val="20"/>
               </w:rPr>
-              <w:t xml:space="preserve">1件</w:t>
+              <w:t xml:space="preserve">2件</w:t>
             </w:r>
           </w:p>
         </w:tc>
@@ -4509,7 +4509,7 @@
                 <w:sz w:val="20"/>
                 <w:szCs w:val="20"/>
               </w:rPr>
-              <w:t xml:space="preserve">「なお、ベッドの下に大型荷物を収納できるスペースがないので、大きい荷物をご持参の方は注意する必要がありそうです」</w:t>
+              <w:t xml:space="preserve">「ビュッフェ式の朝食は1日あたり12～16カナダドルも追加料金がかかるので、近くにスーパーやコンビニがあることを考え...」「食事の値段も当日に朝食券を買うと1800円になって結構割高なのですが、クオリティとしては個人的にはお値段に見合った...」</w:t>
             </w:r>
           </w:p>
         </w:tc>
@@ -4545,7 +4545,7 @@
                 <w:sz w:val="20"/>
                 <w:szCs w:val="20"/>
               </w:rPr>
-              <w:t xml:space="preserve">コストパフォーマンス</w:t>
+              <w:t xml:space="preserve">コンビニ・周辺施設</w:t>
             </w:r>
           </w:p>
         </w:tc>
@@ -4579,7 +4579,7 @@
                 <w:sz w:val="20"/>
                 <w:szCs w:val="20"/>
               </w:rPr>
-              <w:t xml:space="preserve">1件</w:t>
+              <w:t xml:space="preserve">2件</w:t>
             </w:r>
           </w:p>
         </w:tc>
@@ -4613,7 +4613,7 @@
                 <w:sz w:val="20"/>
                 <w:szCs w:val="20"/>
               </w:rPr>
-              <w:t xml:space="preserve">「何と言ってもお値段がお手頃なのでねるだけなら充分です チェックアウトスムーズに出来るのも良い」</w:t>
+              <w:t xml:space="preserve">「ビュッフェ式の朝食は1日あたり12～16カナダドルも追加料金がかかるので、近くにスーパーやコンビニがあることを考え...」「駅近で周りにスーパー、コンビニがあるところ」</w:t>
             </w:r>
           </w:p>
         </w:tc>
@@ -4653,7 +4653,7 @@
           <w:sz w:val="21"/>
           <w:szCs w:val="21"/>
         </w:rPr>
-        <w:t xml:space="preserve">口コミの多数で「立地・アクセス」に関するポジティブな言及が見られ、アパホテル蒲田駅東の最大の差別化要因となっています。都心から少し離れていますが、羽田空港からの交通の便が良く、かつ京急とJRの両方からアクセスできる点がお勧めですといった声が多数寄せられています。</w:t>
+        <w:t xml:space="preserve">口コミの多数で「立地・アクセス」に関するポジティブな言及が見られ、アパホテル蒲田駅東の最大の差別化要因となっています。The location was great, located right halfway between JR ...といった声が多数寄せられています。</w:t>
       </w:r>
     </w:p>
     <w:p>
@@ -4672,7 +4672,7 @@
           <w:sz w:val="21"/>
           <w:szCs w:val="21"/>
         </w:rPr>
-        <w:t xml:space="preserve">都心から少し離れていますが、羽田空港からの交通の便が良く、かつ京急とJRの両方からアクセスできる点がお勧めです</w:t>
+        <w:t xml:space="preserve">The location was great, located right halfway between JR ...</w:t>
       </w:r>
     </w:p>
     <w:p>
@@ -4691,7 +4691,7 @@
           <w:sz w:val="21"/>
           <w:szCs w:val="21"/>
         </w:rPr>
-        <w:t xml:space="preserve">駅からすぐの場所にあり、電車移動も便利 ホテルには駐車場が3台分有りますが予約はできません</w:t>
+        <w:t xml:space="preserve">都心から少し離れていますが、羽田空港からの交通の便が良く、かつ京急とJRの両方からアクセスできる点がお勧めです</w:t>
       </w:r>
     </w:p>
     <w:p>
@@ -4710,7 +4710,7 @@
           <w:sz w:val="21"/>
           <w:szCs w:val="21"/>
         </w:rPr>
-        <w:t xml:space="preserve">立地はJRと京急のどちらからでも同じくらいの距離で遠くもないし、食事をするところも多いので困ることはないです</w:t>
+        <w:t xml:space="preserve">駅からすぐの場所にあり、電車移動も便利 ホテルには駐車場が3台分有りますが予約はできません</w:t>
       </w:r>
     </w:p>
     <w:p>
@@ -4747,7 +4747,7 @@
           <w:sz w:val="21"/>
           <w:szCs w:val="21"/>
         </w:rPr>
-        <w:t xml:space="preserve">スタッフの対応に関するポジティブな評価も多く寄せられています。「フロントの愛想がない」といったコメントが見られます。</w:t>
+        <w:t xml:space="preserve">スタッフの対応に関するポジティブな評価も多く寄せられています。「フロントロビーは非常に狭かったですが、これはどうしようもない点です」といったコメントが見られます。</w:t>
       </w:r>
     </w:p>
     <w:p>
@@ -5052,7 +5052,7 @@
                 <w:sz w:val="20"/>
                 <w:szCs w:val="20"/>
               </w:rPr>
-              <w:t xml:space="preserve">部屋は狭いけれど、ほぼ寝るだけだから問題なし</w:t>
+              <w:t xml:space="preserve">The room itself was decent -- small, but standard for APA...</w:t>
             </w:r>
           </w:p>
         </w:tc>
@@ -5086,7 +5086,7 @@
                 <w:sz w:val="20"/>
                 <w:szCs w:val="20"/>
               </w:rPr>
-              <w:t xml:space="preserve">中度・4件</w:t>
+              <w:t xml:space="preserve">重大・5件</w:t>
             </w:r>
           </w:p>
         </w:tc>
@@ -5191,7 +5191,7 @@
                 <w:sz w:val="20"/>
                 <w:szCs w:val="20"/>
               </w:rPr>
-              <w:t xml:space="preserve">水回りはもう少し掃除がされているといいなと感じました</w:t>
+              <w:t xml:space="preserve">The room itself was decent -- small, but standard for APA...</w:t>
             </w:r>
           </w:p>
         </w:tc>
@@ -5225,7 +5225,7 @@
                 <w:sz w:val="20"/>
                 <w:szCs w:val="20"/>
               </w:rPr>
-              <w:t xml:space="preserve">中度・3件</w:t>
+              <w:t xml:space="preserve">中度・4件</w:t>
             </w:r>
           </w:p>
         </w:tc>
@@ -5296,7 +5296,7 @@
                 <w:sz w:val="20"/>
                 <w:szCs w:val="20"/>
               </w:rPr>
-              <w:t xml:space="preserve">清掃不備</w:t>
+              <w:t xml:space="preserve">エアコン・空調</w:t>
             </w:r>
           </w:p>
         </w:tc>
@@ -5330,7 +5330,7 @@
                 <w:sz w:val="20"/>
                 <w:szCs w:val="20"/>
               </w:rPr>
-              <w:t xml:space="preserve">そこは汚くて埃っぽく、以前の訪問時の残骸も散乱していた</w:t>
+              <w:t xml:space="preserve">Coming from Keikyu-Kamata there was a shoutengai giving p...</w:t>
             </w:r>
           </w:p>
         </w:tc>
@@ -5435,7 +5435,7 @@
                 <w:sz w:val="20"/>
                 <w:szCs w:val="20"/>
               </w:rPr>
-              <w:t xml:space="preserve">防音性能</w:t>
+              <w:t xml:space="preserve">清掃不備</w:t>
             </w:r>
           </w:p>
         </w:tc>
@@ -5469,7 +5469,7 @@
                 <w:sz w:val="20"/>
                 <w:szCs w:val="20"/>
               </w:rPr>
-              <w:t xml:space="preserve">道路沿いだったけど防音がしっかりされていて外の音は聞こえない</w:t>
+              <w:t xml:space="preserve">そこは汚くて埃っぽく、以前の訪問時の残骸も散乱していた</w:t>
             </w:r>
           </w:p>
         </w:tc>
@@ -5503,7 +5503,7 @@
                 <w:sz w:val="20"/>
                 <w:szCs w:val="20"/>
               </w:rPr>
-              <w:t xml:space="preserve">軽度・1件</w:t>
+              <w:t xml:space="preserve">軽度・2件</w:t>
             </w:r>
           </w:p>
         </w:tc>
@@ -5574,7 +5574,7 @@
                 <w:sz w:val="20"/>
                 <w:szCs w:val="20"/>
               </w:rPr>
-              <w:t xml:space="preserve">臭い・匂い</w:t>
+              <w:t xml:space="preserve">防音性能</w:t>
             </w:r>
           </w:p>
         </w:tc>
@@ -5608,7 +5608,7 @@
                 <w:sz w:val="20"/>
                 <w:szCs w:val="20"/>
               </w:rPr>
-              <w:t xml:space="preserve">禁煙の部屋を予約しましたが、かなり強いタバコの匂いがしました</w:t>
+              <w:t xml:space="preserve">道路沿いだったけど防音がしっかりされていて外の音は聞こえない</w:t>
             </w:r>
           </w:p>
         </w:tc>
@@ -5713,7 +5713,7 @@
                 <w:sz w:val="20"/>
                 <w:szCs w:val="20"/>
               </w:rPr>
-              <w:t xml:space="preserve">エアコン・空調</w:t>
+              <w:t xml:space="preserve">臭い・匂い</w:t>
             </w:r>
           </w:p>
         </w:tc>
@@ -5747,7 +5747,7 @@
                 <w:sz w:val="20"/>
                 <w:szCs w:val="20"/>
               </w:rPr>
-              <w:t xml:space="preserve">エアコンが壊れてる エアコンが壊れてる</w:t>
+              <w:t xml:space="preserve">禁煙の部屋を予約しましたが、かなり強いタバコの匂いがしました</w:t>
             </w:r>
           </w:p>
         </w:tc>
@@ -6925,7 +6925,7 @@
                 <w:sz w:val="20"/>
                 <w:szCs w:val="20"/>
               </w:rPr>
-              <w:t xml:space="preserve">7.38点</w:t>
+              <w:t xml:space="preserve">7.39点</w:t>
             </w:r>
           </w:p>
         </w:tc>
@@ -7065,7 +7065,7 @@
                 <w:sz w:val="20"/>
                 <w:szCs w:val="20"/>
               </w:rPr>
-              <w:t xml:space="preserve">62.5%</w:t>
+              <w:t xml:space="preserve">63.2%</w:t>
             </w:r>
           </w:p>
         </w:tc>
@@ -7205,7 +7205,7 @@
                 <w:sz w:val="20"/>
                 <w:szCs w:val="20"/>
               </w:rPr>
-              <w:t xml:space="preserve">10.7%</w:t>
+              <w:t xml:space="preserve">10.5%</w:t>
             </w:r>
           </w:p>
         </w:tc>
@@ -7625,7 +7625,7 @@
                 <w:sz w:val="20"/>
                 <w:szCs w:val="20"/>
               </w:rPr>
-              <w:t xml:space="preserve">約4件/期間</w:t>
+              <w:t xml:space="preserve">約5件/期間</w:t>
             </w:r>
           </w:p>
         </w:tc>
@@ -7756,7 +7756,7 @@
           <w:sz w:val="22"/>
           <w:szCs w:val="22"/>
         </w:rPr>
-        <w:t xml:space="preserve">[1] Agoda / 9点 / 2026-03-19</w:t>
+        <w:t xml:space="preserve">[1] Booking.com / 8点 / 2026-03-25</w:t>
       </w:r>
     </w:p>
     <w:p>
@@ -7771,7 +7771,33 @@
           <w:sz w:val="21"/>
           <w:szCs w:val="21"/>
         </w:rPr>
-        <w:t xml:space="preserve">駅からすぐの場所にあり、電車移動も便利 ホテルには駐車場が3台分有りますが予約はできません。 でもすぐ近所に有るホールの地下駐車場が格安なので車で来られる方にもお勧めです。</w:t>
+        <w:t xml:space="preserve">The location was great, located right halfway between JR Kamata and Keikyu-Kamata Stations. Coming from Keikyu-Kamata there was a shoutengai giving partial cover for half the distance as well, and ...</w:t>
+      </w:r>
+    </w:p>
+    <w:p>
+      <w:pPr>
+        <w:spacing w:after="120" w:line="320"/>
+        <w:jc w:val="left"/>
+      </w:pPr>
+      <w:r>
+        <w:rPr>
+          <w:rFonts w:ascii="Arial" w:cs="Arial" w:eastAsia="Arial" w:hAnsi="Arial"/>
+          <w:b/>
+          <w:bCs/>
+          <w:color w:val="C0392B"/>
+          <w:sz w:val="21"/>
+          <w:szCs w:val="21"/>
+        </w:rPr>
+        <w:t xml:space="preserve">【改善点】</w:t>
+      </w:r>
+      <w:r>
+        <w:rPr>
+          <w:rFonts w:ascii="Arial" w:cs="Arial" w:eastAsia="Arial" w:hAnsi="Arial"/>
+          <w:color w:val="333333"/>
+          <w:sz w:val="21"/>
+          <w:szCs w:val="21"/>
+        </w:rPr>
+        <w:t xml:space="preserve">ベッドはまあまあでしたが、枕は薄くてひどかったです。ビュッフェ式の朝食は1日あたり12～16カナダドルも追加料金がかかるので、近くにスーパーやコンビニがあることを考えると割に合わないと思い、利用しませんでした。フロントロビーは非常に狭かったですが、これはどうしようもない点です。</w:t>
       </w:r>
     </w:p>
     <w:p>
@@ -7792,7 +7818,7 @@
           <w:sz w:val="22"/>
           <w:szCs w:val="22"/>
         </w:rPr>
-        <w:t xml:space="preserve">[2] Agoda / 8点 / 2026-03-18</w:t>
+        <w:t xml:space="preserve">[2] Agoda / 9点 / 2026-03-19</w:t>
       </w:r>
     </w:p>
     <w:p>
@@ -7807,7 +7833,7 @@
           <w:sz w:val="21"/>
           <w:szCs w:val="21"/>
         </w:rPr>
-        <w:t xml:space="preserve">少しだけわかりにくいけど１回覚えたら問題ない。</w:t>
+        <w:t xml:space="preserve">駅からすぐの場所にあり、電車移動も便利 ホテルには駐車場が3台分有りますが予約はできません。 でもすぐ近所に有るホールの地下駐車場が格安なので車で来られる方にもお勧めです。</w:t>
       </w:r>
     </w:p>
     <w:p>
@@ -7828,7 +7854,7 @@
           <w:sz w:val="22"/>
           <w:szCs w:val="22"/>
         </w:rPr>
-        <w:t xml:space="preserve">[3] Google / 10点 / 2026-03-15</w:t>
+        <w:t xml:space="preserve">[3] Agoda / 8点 / 2026-03-18</w:t>
       </w:r>
     </w:p>
     <w:p>
@@ -7843,7 +7869,7 @@
           <w:sz w:val="21"/>
           <w:szCs w:val="21"/>
         </w:rPr>
-        <w:t xml:space="preserve">ビジネスホテルとして完成されてるのが解ります。</w:t>
+        <w:t xml:space="preserve">少しだけわかりにくいけど１回覚えたら問題ない。</w:t>
       </w:r>
     </w:p>
     <w:p>
@@ -7864,7 +7890,7 @@
           <w:sz w:val="22"/>
           <w:szCs w:val="22"/>
         </w:rPr>
-        <w:t xml:space="preserve">[4] Agoda / 8点 / 2026-03-14</w:t>
+        <w:t xml:space="preserve">[4] Google / 10点 / 2026-03-15</w:t>
       </w:r>
     </w:p>
     <w:p>
@@ -7879,7 +7905,7 @@
           <w:sz w:val="21"/>
           <w:szCs w:val="21"/>
         </w:rPr>
-        <w:t xml:space="preserve">可もなく不可もないビジネスホテル。 ちょうどいい。</w:t>
+        <w:t xml:space="preserve">ビジネスホテルとして完成されてるのが解ります。</w:t>
       </w:r>
     </w:p>
     <w:p>
@@ -7900,7 +7926,7 @@
           <w:sz w:val="22"/>
           <w:szCs w:val="22"/>
         </w:rPr>
-        <w:t xml:space="preserve">[5] Google / 10点 / 2026-03-12</w:t>
+        <w:t xml:space="preserve">[5] Agoda / 8点 / 2026-03-14</w:t>
       </w:r>
     </w:p>
     <w:p>
@@ -7915,7 +7941,7 @@
           <w:sz w:val="21"/>
           <w:szCs w:val="21"/>
         </w:rPr>
-        <w:t xml:space="preserve">アメニティも揃ってるし、きれい。 部屋は狭いけれど、ほぼ寝るだけだから問題なし。 WiFiの接続がちょこっと切れやすい時があったくらいが気になるところ。</w:t>
+        <w:t xml:space="preserve">可もなく不可もないビジネスホテル。 ちょうどいい。</w:t>
       </w:r>
     </w:p>
     <w:p>
@@ -8212,7 +8238,7 @@
                 <w:sz w:val="21"/>
                 <w:szCs w:val="21"/>
               </w:rPr>
-              <w:t xml:space="preserve">アパホテル蒲田駅東は、全体平均7.38点（10点換算）、高評価率62.5%という一定の顧客満足度を示しているホテルです。特に「立地・アクセス」「スタッフの対応」が多くのゲストから高く評価されています。</w:t>
+              <w:t xml:space="preserve">アパホテル蒲田駅東は、全体平均7.39点（10点換算）、高評価率63.2%という一定の顧客満足度を示しているホテルです。特に「立地・アクセス」「スタッフの対応」が多くのゲストから高く評価されています。</w:t>
             </w:r>
           </w:p>
           <w:p>
@@ -8226,7 +8252,7 @@
                 <w:sz w:val="21"/>
                 <w:szCs w:val="21"/>
               </w:rPr>
-              <w:t xml:space="preserve">改善課題としては、部屋の狭さ、浴室・水回り、清掃不備が主要なテーマとして浮上しています。これらの課題への対応が、顧客満足度向上の鍵となります。</w:t>
+              <w:t xml:space="preserve">改善課題としては、部屋の狭さ、浴室・水回り、エアコン・空調が主要なテーマとして浮上しています。これらの課題への対応が、顧客満足度向上の鍵となります。</w:t>
             </w:r>
           </w:p>
           <w:p>

--- a/納品レポート/ホテル別レポート/apa_kamata_口コミ分析改善レポート.docx
+++ b/納品レポート/ホテル別レポート/apa_kamata_口コミ分析改善レポート.docx
@@ -131,7 +131,7 @@
           <w:sz w:val="20"/>
           <w:szCs w:val="20"/>
         </w:rPr>
-        <w:t xml:space="preserve">作成日：2026年3月25日</w:t>
+        <w:t xml:space="preserve">作成日：2026年3月26日</w:t>
       </w:r>
     </w:p>
     <w:p>

--- a/納品レポート/ホテル別レポート/apa_kamata_口コミ分析改善レポート.docx
+++ b/納品レポート/ホテル別レポート/apa_kamata_口コミ分析改善レポート.docx
@@ -131,7 +131,7 @@
           <w:sz w:val="20"/>
           <w:szCs w:val="20"/>
         </w:rPr>
-        <w:t xml:space="preserve">作成日：2026年3月26日</w:t>
+        <w:t xml:space="preserve">作成日：2026年3月27日</w:t>
       </w:r>
     </w:p>
     <w:p>

--- a/納品レポート/ホテル別レポート/apa_kamata_口コミ分析改善レポート.docx
+++ b/納品レポート/ホテル別レポート/apa_kamata_口コミ分析改善レポート.docx
@@ -96,7 +96,7 @@
           <w:sz w:val="22"/>
           <w:szCs w:val="22"/>
         </w:rPr>
-        <w:t xml:space="preserve">レビュー総数：57件（5サイト）</w:t>
+        <w:t xml:space="preserve">レビュー総数：58件（5サイト）</w:t>
       </w:r>
     </w:p>
     <w:p>
@@ -131,7 +131,7 @@
           <w:sz w:val="20"/>
           <w:szCs w:val="20"/>
         </w:rPr>
-        <w:t xml:space="preserve">作成日：2026年3月27日</w:t>
+        <w:t xml:space="preserve">作成日：2026年3月28日</w:t>
       </w:r>
     </w:p>
     <w:p>
@@ -189,7 +189,7 @@
           <w:sz w:val="21"/>
           <w:szCs w:val="21"/>
         </w:rPr>
-        <w:t xml:space="preserve">2026年2月〜3月に各OTAサイト・口コミサイトに投稿された57件のレビューを包括的に分析しました。以下が主要な発見事項です。</w:t>
+        <w:t xml:space="preserve">2026年2月〜3月に各OTAサイト・口コミサイトに投稿された58件のレビューを包括的に分析しました。以下が主要な発見事項です。</w:t>
       </w:r>
     </w:p>
     <w:p>
@@ -261,7 +261,7 @@
                 <w:sz w:val="36"/>
                 <w:szCs w:val="36"/>
               </w:rPr>
-              <w:t xml:space="preserve">7.39</w:t>
+              <w:t xml:space="preserve">7.34</w:t>
             </w:r>
           </w:p>
         </w:tc>
@@ -310,7 +310,7 @@
                 <w:sz w:val="36"/>
                 <w:szCs w:val="36"/>
               </w:rPr>
-              <w:t xml:space="preserve">63.2%</w:t>
+              <w:t xml:space="preserve">62.1%</w:t>
             </w:r>
           </w:p>
         </w:tc>
@@ -359,7 +359,7 @@
                 <w:sz w:val="36"/>
                 <w:szCs w:val="36"/>
               </w:rPr>
-              <w:t xml:space="preserve">10.5%</w:t>
+              <w:t xml:space="preserve">10.3%</w:t>
             </w:r>
           </w:p>
         </w:tc>
@@ -408,7 +408,7 @@
                 <w:sz w:val="36"/>
                 <w:szCs w:val="36"/>
               </w:rPr>
-              <w:t xml:space="preserve">57件</w:t>
+              <w:t xml:space="preserve">58件</w:t>
             </w:r>
           </w:p>
         </w:tc>
@@ -448,7 +448,7 @@
           <w:sz w:val="21"/>
           <w:szCs w:val="21"/>
         </w:rPr>
-        <w:t xml:space="preserve">全体平均スコア7.39点（10点換算）は概ね標準的な水準であり、63.2%が高評価（8-10点）に分類されます。低評価（1-4点）は6件（10.5%）で、一定の改善課題があります。Google（7.88点）で特に高い評価を獲得しています。</w:t>
+        <w:t xml:space="preserve">全体平均スコア7.34点（10点換算）は概ね標準的な水準であり、62.1%が高評価（8-10点）に分類されます。低評価（1-4点）は6件（10.3%）で、一定の改善課題があります。Google（7.88点）で特に高い評価を獲得しています。</w:t>
       </w:r>
     </w:p>
     <w:p>
@@ -567,7 +567,7 @@
                 <w:sz w:val="20"/>
                 <w:szCs w:val="20"/>
               </w:rPr>
-              <w:t xml:space="preserve">部屋の狭さ（5件）、浴室・水回り（4件）、エアコン・空調（2件）、清掃不備（2件）</w:t>
+              <w:t xml:space="preserve">部屋の狭さ（6件）、浴室・水回り（4件）、エアコン・空調（2件）、清掃不備（2件）</w:t>
             </w:r>
           </w:p>
           <w:p>
@@ -1961,7 +1961,7 @@
                 <w:sz w:val="20"/>
                 <w:szCs w:val="20"/>
               </w:rPr>
-              <w:t xml:space="preserve">15</w:t>
+              <w:t xml:space="preserve">16</w:t>
             </w:r>
           </w:p>
         </w:tc>
@@ -1995,7 +1995,7 @@
                 <w:sz w:val="20"/>
                 <w:szCs w:val="20"/>
               </w:rPr>
-              <w:t xml:space="preserve">6.8</w:t>
+              <w:t xml:space="preserve">6.69</w:t>
             </w:r>
           </w:p>
         </w:tc>
@@ -2063,7 +2063,7 @@
                 <w:sz w:val="20"/>
                 <w:szCs w:val="20"/>
               </w:rPr>
-              <w:t xml:space="preserve">6.8</w:t>
+              <w:t xml:space="preserve">6.69</w:t>
             </w:r>
           </w:p>
         </w:tc>
@@ -2171,7 +2171,7 @@
           <w:sz w:val="21"/>
           <w:szCs w:val="21"/>
         </w:rPr>
-        <w:t xml:space="preserve">評価分布は8点（43.9%）に最も多く、8点以上の高評価が63.2%を占めています。低評価（1-4点）は計6件（10.5%）です。</w:t>
+        <w:t xml:space="preserve">評価分布は8点（43.1%）に最も多く、8点以上の高評価が62.1%を占めています。低評価（1-4点）は計6件（10.3%）です。</w:t>
       </w:r>
     </w:p>
     <w:p>
@@ -2441,7 +2441,7 @@
                 <w:sz w:val="20"/>
                 <w:szCs w:val="20"/>
               </w:rPr>
-              <w:t xml:space="preserve">14.0%</w:t>
+              <w:t xml:space="preserve">13.8%</w:t>
             </w:r>
           </w:p>
         </w:tc>
@@ -2586,7 +2586,7 @@
                 <w:sz w:val="20"/>
                 <w:szCs w:val="20"/>
               </w:rPr>
-              <w:t xml:space="preserve">5.3%</w:t>
+              <w:t xml:space="preserve">5.2%</w:t>
             </w:r>
           </w:p>
         </w:tc>
@@ -2730,7 +2730,7 @@
                 <w:sz w:val="20"/>
                 <w:szCs w:val="20"/>
               </w:rPr>
-              <w:t xml:space="preserve">43.9%</w:t>
+              <w:t xml:space="preserve">43.1%</w:t>
             </w:r>
           </w:p>
         </w:tc>
@@ -2875,7 +2875,7 @@
                 <w:sz w:val="20"/>
                 <w:szCs w:val="20"/>
               </w:rPr>
-              <w:t xml:space="preserve">8.8%</w:t>
+              <w:t xml:space="preserve">8.6%</w:t>
             </w:r>
           </w:p>
         </w:tc>
@@ -3019,7 +3019,7 @@
                 <w:sz w:val="20"/>
                 <w:szCs w:val="20"/>
               </w:rPr>
-              <w:t xml:space="preserve">14.0%</w:t>
+              <w:t xml:space="preserve">13.8%</w:t>
             </w:r>
           </w:p>
         </w:tc>
@@ -3129,7 +3129,7 @@
                 <w:sz w:val="20"/>
                 <w:szCs w:val="20"/>
               </w:rPr>
-              <w:t xml:space="preserve">2</w:t>
+              <w:t xml:space="preserve">3</w:t>
             </w:r>
           </w:p>
         </w:tc>
@@ -3164,7 +3164,7 @@
                 <w:sz w:val="20"/>
                 <w:szCs w:val="20"/>
               </w:rPr>
-              <w:t xml:space="preserve">3.5%</w:t>
+              <w:t xml:space="preserve">5.2%</w:t>
             </w:r>
           </w:p>
         </w:tc>
@@ -3201,7 +3201,7 @@
                 <w:sz w:val="18"/>
                 <w:szCs w:val="18"/>
               </w:rPr>
-              <w:t xml:space="preserve"> 2件</w:t>
+              <w:t xml:space="preserve"> 3件</w:t>
             </w:r>
           </w:p>
         </w:tc>
@@ -3308,7 +3308,7 @@
                 <w:sz w:val="20"/>
                 <w:szCs w:val="20"/>
               </w:rPr>
-              <w:t xml:space="preserve">7.0%</w:t>
+              <w:t xml:space="preserve">6.9%</w:t>
             </w:r>
           </w:p>
         </w:tc>
@@ -3453,7 +3453,7 @@
                 <w:sz w:val="20"/>
                 <w:szCs w:val="20"/>
               </w:rPr>
-              <w:t xml:space="preserve">1.8%</w:t>
+              <w:t xml:space="preserve">1.7%</w:t>
             </w:r>
           </w:p>
         </w:tc>
@@ -3597,7 +3597,7 @@
                 <w:sz w:val="20"/>
                 <w:szCs w:val="20"/>
               </w:rPr>
-              <w:t xml:space="preserve">1.8%</w:t>
+              <w:t xml:space="preserve">1.7%</w:t>
             </w:r>
           </w:p>
         </w:tc>
@@ -3711,7 +3711,7 @@
                 <w:sz w:val="24"/>
                 <w:szCs w:val="24"/>
               </w:rPr>
-              <w:t xml:space="preserve">36件（63.2%）</w:t>
+              <w:t xml:space="preserve">36件（62.1%）</w:t>
             </w:r>
           </w:p>
         </w:tc>
@@ -3762,7 +3762,7 @@
                 <w:sz w:val="24"/>
                 <w:szCs w:val="24"/>
               </w:rPr>
-              <w:t xml:space="preserve">15件（26.3%）</w:t>
+              <w:t xml:space="preserve">16件（27.6%）</w:t>
             </w:r>
           </w:p>
         </w:tc>
@@ -3813,7 +3813,7 @@
                 <w:sz w:val="24"/>
                 <w:szCs w:val="24"/>
               </w:rPr>
-              <w:t xml:space="preserve">6件（10.5%）</w:t>
+              <w:t xml:space="preserve">6件（10.3%）</w:t>
             </w:r>
           </w:p>
         </w:tc>
@@ -4087,7 +4087,7 @@
                 <w:sz w:val="20"/>
                 <w:szCs w:val="20"/>
               </w:rPr>
-              <w:t xml:space="preserve">「The location was great, located right halfway between JR ...」「都心から少し離れていますが、羽田空港からの交通の便が良く、かつ京急とJRの両方からアクセスできる点がお勧めです」</w:t>
+              <w:t xml:space="preserve">「他のアバよりも狭い 駅からは遠いが、その分比較的安い 羽田空港の乗り継ぎに利用するなら十分か 他のアバよりも狭い ...」「The location was great, located right halfway between JR ...」</w:t>
             </w:r>
           </w:p>
         </w:tc>
@@ -4439,7 +4439,7 @@
                 <w:sz w:val="20"/>
                 <w:szCs w:val="20"/>
               </w:rPr>
-              <w:t xml:space="preserve">朝食</w:t>
+              <w:t xml:space="preserve">コストパフォーマンス</w:t>
             </w:r>
           </w:p>
         </w:tc>
@@ -4509,7 +4509,7 @@
                 <w:sz w:val="20"/>
                 <w:szCs w:val="20"/>
               </w:rPr>
-              <w:t xml:space="preserve">「ビュッフェ式の朝食は1日あたり12～16カナダドルも追加料金がかかるので、近くにスーパーやコンビニがあることを考え...」「食事の値段も当日に朝食券を買うと1800円になって結構割高なのですが、クオリティとしては個人的にはお値段に見合った...」</w:t>
+              <w:t xml:space="preserve">「他のアバよりも狭い 駅からは遠いが、その分比較的安い 羽田空港の乗り継ぎに利用するなら十分か 他のアバよりも狭い ...」「何と言ってもお値段がお手頃なのでねるだけなら充分です チェックアウトスムーズに出来るのも良い」</w:t>
             </w:r>
           </w:p>
         </w:tc>
@@ -4545,7 +4545,7 @@
                 <w:sz w:val="20"/>
                 <w:szCs w:val="20"/>
               </w:rPr>
-              <w:t xml:space="preserve">コンビニ・周辺施設</w:t>
+              <w:t xml:space="preserve">朝食</w:t>
             </w:r>
           </w:p>
         </w:tc>
@@ -4613,7 +4613,7 @@
                 <w:sz w:val="20"/>
                 <w:szCs w:val="20"/>
               </w:rPr>
-              <w:t xml:space="preserve">「ビュッフェ式の朝食は1日あたり12～16カナダドルも追加料金がかかるので、近くにスーパーやコンビニがあることを考え...」「駅近で周りにスーパー、コンビニがあるところ」</w:t>
+              <w:t xml:space="preserve">「ビュッフェ式の朝食は1日あたり12～16カナダドルも追加料金がかかるので、近くにスーパーやコンビニがあることを考え...」「食事の値段も当日に朝食券を買うと1800円になって結構割高なのですが、クオリティとしては個人的にはお値段に見合った...」</w:t>
             </w:r>
           </w:p>
         </w:tc>
@@ -4653,7 +4653,7 @@
           <w:sz w:val="21"/>
           <w:szCs w:val="21"/>
         </w:rPr>
-        <w:t xml:space="preserve">口コミの多数で「立地・アクセス」に関するポジティブな言及が見られ、アパホテル蒲田駅東の最大の差別化要因となっています。The location was great, located right halfway between JR ...といった声が多数寄せられています。</w:t>
+        <w:t xml:space="preserve">口コミの多数で「立地・アクセス」に関するポジティブな言及が見られ、アパホテル蒲田駅東の最大の差別化要因となっています。他のアバよりも狭い 駅からは遠いが、その分比較的安い 羽田空港の乗り継ぎに利用するなら十分か 他のアバよりも狭い ...といった声が多数寄せられています。</w:t>
       </w:r>
     </w:p>
     <w:p>
@@ -4672,7 +4672,7 @@
           <w:sz w:val="21"/>
           <w:szCs w:val="21"/>
         </w:rPr>
-        <w:t xml:space="preserve">The location was great, located right halfway between JR ...</w:t>
+        <w:t xml:space="preserve">他のアバよりも狭い 駅からは遠いが、その分比較的安い 羽田空港の乗り継ぎに利用するなら十分か 他のアバよりも狭い ...</w:t>
       </w:r>
     </w:p>
     <w:p>
@@ -4691,7 +4691,7 @@
           <w:sz w:val="21"/>
           <w:szCs w:val="21"/>
         </w:rPr>
-        <w:t xml:space="preserve">都心から少し離れていますが、羽田空港からの交通の便が良く、かつ京急とJRの両方からアクセスできる点がお勧めです</w:t>
+        <w:t xml:space="preserve">The location was great, located right halfway between JR ...</w:t>
       </w:r>
     </w:p>
     <w:p>
@@ -4710,7 +4710,7 @@
           <w:sz w:val="21"/>
           <w:szCs w:val="21"/>
         </w:rPr>
-        <w:t xml:space="preserve">駅からすぐの場所にあり、電車移動も便利 ホテルには駐車場が3台分有りますが予約はできません</w:t>
+        <w:t xml:space="preserve">都心から少し離れていますが、羽田空港からの交通の便が良く、かつ京急とJRの両方からアクセスできる点がお勧めです</w:t>
       </w:r>
     </w:p>
     <w:p>
@@ -5052,7 +5052,7 @@
                 <w:sz w:val="20"/>
                 <w:szCs w:val="20"/>
               </w:rPr>
-              <w:t xml:space="preserve">The room itself was decent -- small, but standard for APA...</w:t>
+              <w:t xml:space="preserve">他のアバよりも狭い 駅からは遠いが、その分比較的安い 羽田空港の乗り継ぎに利用するなら十分か 他のアバよりも狭い ...</w:t>
             </w:r>
           </w:p>
         </w:tc>
@@ -5086,7 +5086,7 @@
                 <w:sz w:val="20"/>
                 <w:szCs w:val="20"/>
               </w:rPr>
-              <w:t xml:space="preserve">重大・5件</w:t>
+              <w:t xml:space="preserve">重大・6件</w:t>
             </w:r>
           </w:p>
         </w:tc>
@@ -6925,7 +6925,7 @@
                 <w:sz w:val="20"/>
                 <w:szCs w:val="20"/>
               </w:rPr>
-              <w:t xml:space="preserve">7.39点</w:t>
+              <w:t xml:space="preserve">7.34点</w:t>
             </w:r>
           </w:p>
         </w:tc>
@@ -6959,7 +6959,7 @@
                 <w:sz w:val="20"/>
                 <w:szCs w:val="20"/>
               </w:rPr>
-              <w:t xml:space="preserve">7.9点以上</w:t>
+              <w:t xml:space="preserve">7.8点以上</w:t>
             </w:r>
           </w:p>
         </w:tc>
@@ -7065,7 +7065,7 @@
                 <w:sz w:val="20"/>
                 <w:szCs w:val="20"/>
               </w:rPr>
-              <w:t xml:space="preserve">63.2%</w:t>
+              <w:t xml:space="preserve">62.1%</w:t>
             </w:r>
           </w:p>
         </w:tc>
@@ -7100,7 +7100,7 @@
                 <w:sz w:val="20"/>
                 <w:szCs w:val="20"/>
               </w:rPr>
-              <w:t xml:space="preserve">73%以上</w:t>
+              <w:t xml:space="preserve">72%以上</w:t>
             </w:r>
           </w:p>
         </w:tc>
@@ -7205,7 +7205,7 @@
                 <w:sz w:val="20"/>
                 <w:szCs w:val="20"/>
               </w:rPr>
-              <w:t xml:space="preserve">10.5%</w:t>
+              <w:t xml:space="preserve">10.3%</w:t>
             </w:r>
           </w:p>
         </w:tc>
@@ -7239,7 +7239,7 @@
                 <w:sz w:val="20"/>
                 <w:szCs w:val="20"/>
               </w:rPr>
-              <w:t xml:space="preserve">6%以下</w:t>
+              <w:t xml:space="preserve">5%以下</w:t>
             </w:r>
           </w:p>
         </w:tc>
@@ -7345,7 +7345,7 @@
                 <w:sz w:val="20"/>
                 <w:szCs w:val="20"/>
               </w:rPr>
-              <w:t xml:space="preserve">6.8点</w:t>
+              <w:t xml:space="preserve">6.7点</w:t>
             </w:r>
           </w:p>
         </w:tc>
@@ -7380,7 +7380,7 @@
                 <w:sz w:val="20"/>
                 <w:szCs w:val="20"/>
               </w:rPr>
-              <w:t xml:space="preserve">7.8点以上</w:t>
+              <w:t xml:space="preserve">7.7点以上</w:t>
             </w:r>
           </w:p>
         </w:tc>
@@ -7625,7 +7625,7 @@
                 <w:sz w:val="20"/>
                 <w:szCs w:val="20"/>
               </w:rPr>
-              <w:t xml:space="preserve">約5件/期間</w:t>
+              <w:t xml:space="preserve">約6件/期間</w:t>
             </w:r>
           </w:p>
         </w:tc>
@@ -7660,7 +7660,7 @@
                 <w:sz w:val="20"/>
                 <w:szCs w:val="20"/>
               </w:rPr>
-              <w:t xml:space="preserve">2件以下</w:t>
+              <w:t xml:space="preserve">3件以下</w:t>
             </w:r>
           </w:p>
         </w:tc>
@@ -7962,7 +7962,43 @@
           <w:sz w:val="22"/>
           <w:szCs w:val="22"/>
         </w:rPr>
-        <w:t xml:space="preserve">[6] Booking.com / 5点 / 2026-03-23</w:t>
+        <w:t xml:space="preserve">[6] Agoda / 5点 / 2026-03-27</w:t>
+      </w:r>
+    </w:p>
+    <w:p>
+      <w:pPr>
+        <w:spacing w:after="120" w:line="320"/>
+        <w:jc w:val="left"/>
+      </w:pPr>
+      <w:r>
+        <w:rPr>
+          <w:rFonts w:ascii="Arial" w:cs="Arial" w:eastAsia="Arial" w:hAnsi="Arial"/>
+          <w:color w:val="333333"/>
+          <w:sz w:val="21"/>
+          <w:szCs w:val="21"/>
+        </w:rPr>
+        <w:t xml:space="preserve">他のアバよりも狭い 駅からは遠いが、その分比較的安い 羽田空港の乗り継ぎに利用するなら十分か</w:t>
+      </w:r>
+    </w:p>
+    <w:p>
+      <w:pPr>
+        <w:spacing w:after="60"/>
+      </w:pPr>
+    </w:p>
+    <w:p>
+      <w:pPr>
+        <w:spacing w:after="120" w:before="200"/>
+      </w:pPr>
+      <w:r>
+        <w:rPr>
+          <w:rFonts w:ascii="Arial" w:cs="Arial" w:eastAsia="Arial" w:hAnsi="Arial"/>
+          <w:b/>
+          <w:bCs/>
+          <w:color w:val="1B3A5C"/>
+          <w:sz w:val="22"/>
+          <w:szCs w:val="22"/>
+        </w:rPr>
+        <w:t xml:space="preserve">[7] Booking.com / 5点 / 2026-03-23</w:t>
       </w:r>
     </w:p>
     <w:p>
@@ -8024,7 +8060,7 @@
           <w:sz w:val="22"/>
           <w:szCs w:val="22"/>
         </w:rPr>
-        <w:t xml:space="preserve">[7] Agoda / 3点 / 2026-03-21</w:t>
+        <w:t xml:space="preserve">[8] Agoda / 3点 / 2026-03-21</w:t>
       </w:r>
     </w:p>
     <w:p>
@@ -8060,7 +8096,7 @@
           <w:sz w:val="22"/>
           <w:szCs w:val="22"/>
         </w:rPr>
-        <w:t xml:space="preserve">[8] Agoda / 6点 / 2026-03-17</w:t>
+        <w:t xml:space="preserve">[9] Agoda / 6点 / 2026-03-17</w:t>
       </w:r>
     </w:p>
     <w:p>
@@ -8096,7 +8132,7 @@
           <w:sz w:val="22"/>
           <w:szCs w:val="22"/>
         </w:rPr>
-        <w:t xml:space="preserve">[9] Booking.com / 4点 / 2026-03-17</w:t>
+        <w:t xml:space="preserve">[10] Booking.com / 4点 / 2026-03-17</w:t>
       </w:r>
     </w:p>
     <w:p>
@@ -8138,42 +8174,6 @@
           <w:szCs w:val="21"/>
         </w:rPr>
         <w:t xml:space="preserve">フロントの愛想がない。ビジネスホテルだからしょうがないのか。。。 冷蔵庫にグラスがあり、使ったような水跡があったためフロントに持って行って冷蔵庫に入っていたと伝えたら。 「は？何言ってるの？」みたいな顔をされ、未使用だからお使い頂けますと。。。 初めてです。未使用のグラスが冷蔵庫に入っていて使...</w:t>
-      </w:r>
-    </w:p>
-    <w:p>
-      <w:pPr>
-        <w:spacing w:after="60"/>
-      </w:pPr>
-    </w:p>
-    <w:p>
-      <w:pPr>
-        <w:spacing w:after="120" w:before="200"/>
-      </w:pPr>
-      <w:r>
-        <w:rPr>
-          <w:rFonts w:ascii="Arial" w:cs="Arial" w:eastAsia="Arial" w:hAnsi="Arial"/>
-          <w:b/>
-          <w:bCs/>
-          <w:color w:val="1B3A5C"/>
-          <w:sz w:val="22"/>
-          <w:szCs w:val="22"/>
-        </w:rPr>
-        <w:t xml:space="preserve">[10] Google / 6点 / 2026-03-14</w:t>
-      </w:r>
-    </w:p>
-    <w:p>
-      <w:pPr>
-        <w:spacing w:after="120" w:line="320"/>
-        <w:jc w:val="left"/>
-      </w:pPr>
-      <w:r>
-        <w:rPr>
-          <w:rFonts w:ascii="Arial" w:cs="Arial" w:eastAsia="Arial" w:hAnsi="Arial"/>
-          <w:color w:val="333333"/>
-          <w:sz w:val="21"/>
-          <w:szCs w:val="21"/>
-        </w:rPr>
-        <w:t xml:space="preserve">羽田空港早朝便利用の為、京急蒲田駅へのアクセスが良い！JR蒲田駅からも5分程度で着くので、その利便性は価値がある。お部屋はアパスタイルで安定感がある。無理言って荷物をチェックイン前に預かってもらえた。</w:t>
       </w:r>
     </w:p>
     <w:p>
@@ -8238,7 +8238,7 @@
                 <w:sz w:val="21"/>
                 <w:szCs w:val="21"/>
               </w:rPr>
-              <w:t xml:space="preserve">アパホテル蒲田駅東は、全体平均7.39点（10点換算）、高評価率63.2%という一定の顧客満足度を示しているホテルです。特に「立地・アクセス」「スタッフの対応」が多くのゲストから高く評価されています。</w:t>
+              <w:t xml:space="preserve">アパホテル蒲田駅東は、全体平均7.34点（10点換算）、高評価率62.1%という一定の顧客満足度を示しているホテルです。特に「立地・アクセス」「スタッフの対応」が多くのゲストから高く評価されています。</w:t>
             </w:r>
           </w:p>
           <w:p>
@@ -8280,7 +8280,7 @@
                 <w:sz w:val="21"/>
                 <w:szCs w:val="21"/>
               </w:rPr>
-              <w:t xml:space="preserve">Agodaでの低スコア（6.8点）は、口コミ返信の強化とサービス品質の一貫性確保で改善余地があります。全サイトでの口コミ返信率100%を目指すことで、ホテルの姿勢をゲストに伝え、リピート率の向上につなげることが重要です。</w:t>
+              <w:t xml:space="preserve">Agodaでの低スコア（6.7点）は、口コミ返信の強化とサービス品質の一貫性確保で改善余地があります。全サイトでの口コミ返信率100%を目指すことで、ホテルの姿勢をゲストに伝え、リピート率の向上につなげることが重要です。</w:t>
             </w:r>
           </w:p>
           <w:p>

--- a/納品レポート/ホテル別レポート/apa_kamata_口コミ分析改善レポート.docx
+++ b/納品レポート/ホテル別レポート/apa_kamata_口コミ分析改善レポート.docx
@@ -53,7 +53,7 @@
           <w:sz w:val="24"/>
           <w:szCs w:val="24"/>
         </w:rPr>
-        <w:t xml:space="preserve">2024年1月〜2026年3月　|　総件数 58件　|　2026年3月29日</w:t>
+        <w:t xml:space="preserve">2024年1月〜2026年3月　|　総件数 59件　|　2026年3月29日</w:t>
       </w:r>
     </w:p>
     <w:p>
@@ -84,7 +84,7 @@
           <w:sz w:val="21"/>
           <w:szCs w:val="21"/>
         </w:rPr>
-        <w:t xml:space="preserve">2024年1月〜2026年3月に各OTAサイトに投稿された58件のレビューを分析しました。</w:t>
+        <w:t xml:space="preserve">2024年1月〜2026年3月に各OTAサイトに投稿された59件のレビューを分析しました。</w:t>
       </w:r>
     </w:p>
     <w:p>
@@ -142,7 +142,7 @@
                 <w:szCs w:val="20"/>
               </w:rPr>
               <w:t xml:space="preserve">全体平均
-7.34点</w:t>
+7.37点</w:t>
             </w:r>
           </w:p>
         </w:tc>
@@ -177,7 +177,7 @@
                 <w:szCs w:val="20"/>
               </w:rPr>
               <w:t xml:space="preserve">高評価率
-62.1%</w:t>
+62.7%</w:t>
             </w:r>
           </w:p>
         </w:tc>
@@ -212,7 +212,7 @@
                 <w:szCs w:val="20"/>
               </w:rPr>
               <w:t xml:space="preserve">低評価率
-10.3%</w:t>
+10.2%</w:t>
             </w:r>
           </w:p>
         </w:tc>
@@ -247,7 +247,7 @@
                 <w:szCs w:val="20"/>
               </w:rPr>
               <w:t xml:space="preserve">レビュー総数
-58件</w:t>
+59件</w:t>
             </w:r>
           </w:p>
         </w:tc>
@@ -697,7 +697,7 @@
                 <w:sz w:val="20"/>
                 <w:szCs w:val="20"/>
               </w:rPr>
-              <w:t xml:space="preserve">じゃらん</w:t>
+              <w:t xml:space="preserve">Booking.com</w:t>
             </w:r>
           </w:p>
         </w:tc>
@@ -732,7 +732,7 @@
                 <w:sz w:val="20"/>
                 <w:szCs w:val="20"/>
               </w:rPr>
-              <w:t xml:space="preserve">4</w:t>
+              <w:t xml:space="preserve">18</w:t>
             </w:r>
           </w:p>
         </w:tc>
@@ -767,7 +767,7 @@
                 <w:sz w:val="20"/>
                 <w:szCs w:val="20"/>
               </w:rPr>
-              <w:t xml:space="preserve">3.75/5</w:t>
+              <w:t xml:space="preserve">7.56/10</w:t>
             </w:r>
           </w:p>
         </w:tc>
@@ -802,7 +802,7 @@
                 <w:sz w:val="20"/>
                 <w:szCs w:val="20"/>
               </w:rPr>
-              <w:t xml:space="preserve">7.50</w:t>
+              <w:t xml:space="preserve">7.56</w:t>
             </w:r>
           </w:p>
         </w:tc>
@@ -874,7 +874,7 @@
                 <w:sz w:val="20"/>
                 <w:szCs w:val="20"/>
               </w:rPr>
-              <w:t xml:space="preserve">Booking.com</w:t>
+              <w:t xml:space="preserve">じゃらん</w:t>
             </w:r>
           </w:p>
         </w:tc>
@@ -909,7 +909,7 @@
                 <w:sz w:val="20"/>
                 <w:szCs w:val="20"/>
               </w:rPr>
-              <w:t xml:space="preserve">17</w:t>
+              <w:t xml:space="preserve">4</w:t>
             </w:r>
           </w:p>
         </w:tc>
@@ -944,7 +944,7 @@
                 <w:sz w:val="20"/>
                 <w:szCs w:val="20"/>
               </w:rPr>
-              <w:t xml:space="preserve">7.47/10</w:t>
+              <w:t xml:space="preserve">3.75/5</w:t>
             </w:r>
           </w:p>
         </w:tc>
@@ -979,7 +979,7 @@
                 <w:sz w:val="20"/>
                 <w:szCs w:val="20"/>
               </w:rPr>
-              <w:t xml:space="preserve">7.47</w:t>
+              <w:t xml:space="preserve">7.50</w:t>
             </w:r>
           </w:p>
         </w:tc>
@@ -1622,7 +1622,7 @@
                 <w:sz w:val="20"/>
                 <w:szCs w:val="20"/>
               </w:rPr>
-              <w:t xml:space="preserve">13.8%</w:t>
+              <w:t xml:space="preserve">13.6%</w:t>
             </w:r>
           </w:p>
         </w:tc>
@@ -1694,7 +1694,7 @@
                 <w:sz w:val="20"/>
                 <w:szCs w:val="20"/>
               </w:rPr>
-              <w:t xml:space="preserve">3</w:t>
+              <w:t xml:space="preserve">4</w:t>
             </w:r>
           </w:p>
         </w:tc>
@@ -1729,7 +1729,7 @@
                 <w:sz w:val="20"/>
                 <w:szCs w:val="20"/>
               </w:rPr>
-              <w:t xml:space="preserve">5.2%</w:t>
+              <w:t xml:space="preserve">6.8%</w:t>
             </w:r>
           </w:p>
         </w:tc>
@@ -1836,7 +1836,7 @@
                 <w:sz w:val="20"/>
                 <w:szCs w:val="20"/>
               </w:rPr>
-              <w:t xml:space="preserve">43.1%</w:t>
+              <w:t xml:space="preserve">42.4%</w:t>
             </w:r>
           </w:p>
         </w:tc>
@@ -1943,7 +1943,7 @@
                 <w:sz w:val="20"/>
                 <w:szCs w:val="20"/>
               </w:rPr>
-              <w:t xml:space="preserve">8.6%</w:t>
+              <w:t xml:space="preserve">8.5%</w:t>
             </w:r>
           </w:p>
         </w:tc>
@@ -2050,7 +2050,7 @@
                 <w:sz w:val="20"/>
                 <w:szCs w:val="20"/>
               </w:rPr>
-              <w:t xml:space="preserve">13.8%</w:t>
+              <w:t xml:space="preserve">13.6%</w:t>
             </w:r>
           </w:p>
         </w:tc>
@@ -2157,7 +2157,7 @@
                 <w:sz w:val="20"/>
                 <w:szCs w:val="20"/>
               </w:rPr>
-              <w:t xml:space="preserve">5.2%</w:t>
+              <w:t xml:space="preserve">5.1%</w:t>
             </w:r>
           </w:p>
         </w:tc>
@@ -2264,7 +2264,7 @@
                 <w:sz w:val="20"/>
                 <w:szCs w:val="20"/>
               </w:rPr>
-              <w:t xml:space="preserve">6.9%</w:t>
+              <w:t xml:space="preserve">6.8%</w:t>
             </w:r>
           </w:p>
         </w:tc>
@@ -2714,7 +2714,7 @@
                 <w:sz w:val="20"/>
                 <w:szCs w:val="20"/>
               </w:rPr>
-              <w:t xml:space="preserve">36</w:t>
+              <w:t xml:space="preserve">37</w:t>
             </w:r>
           </w:p>
         </w:tc>
@@ -2748,7 +2748,7 @@
                 <w:sz w:val="20"/>
                 <w:szCs w:val="20"/>
               </w:rPr>
-              <w:t xml:space="preserve">62.1%</w:t>
+              <w:t xml:space="preserve">62.7%</w:t>
             </w:r>
           </w:p>
         </w:tc>
@@ -2889,7 +2889,7 @@
                 <w:sz w:val="20"/>
                 <w:szCs w:val="20"/>
               </w:rPr>
-              <w:t xml:space="preserve">27.6%</w:t>
+              <w:t xml:space="preserve">27.1%</w:t>
             </w:r>
           </w:p>
         </w:tc>
@@ -3028,7 +3028,7 @@
                 <w:sz w:val="20"/>
                 <w:szCs w:val="20"/>
               </w:rPr>
-              <w:t xml:space="preserve">10.3%</w:t>
+              <w:t xml:space="preserve">10.2%</w:t>
             </w:r>
           </w:p>
         </w:tc>
@@ -3502,7 +3502,7 @@
                 <w:sz w:val="20"/>
                 <w:szCs w:val="20"/>
               </w:rPr>
-              <w:t xml:space="preserve">7.34点</w:t>
+              <w:t xml:space="preserve">7.37点</w:t>
             </w:r>
           </w:p>
         </w:tc>
@@ -3536,7 +3536,7 @@
                 <w:sz w:val="20"/>
                 <w:szCs w:val="20"/>
               </w:rPr>
-              <w:t xml:space="preserve">7.84点</w:t>
+              <w:t xml:space="preserve">7.87点</w:t>
             </w:r>
           </w:p>
         </w:tc>
@@ -3642,7 +3642,7 @@
                 <w:sz w:val="20"/>
                 <w:szCs w:val="20"/>
               </w:rPr>
-              <w:t xml:space="preserve">62.1%</w:t>
+              <w:t xml:space="preserve">62.7%</w:t>
             </w:r>
           </w:p>
         </w:tc>
@@ -3677,7 +3677,7 @@
                 <w:sz w:val="20"/>
                 <w:szCs w:val="20"/>
               </w:rPr>
-              <w:t xml:space="preserve">67.1%</w:t>
+              <w:t xml:space="preserve">67.7%</w:t>
             </w:r>
           </w:p>
         </w:tc>
@@ -3782,7 +3782,7 @@
                 <w:sz w:val="20"/>
                 <w:szCs w:val="20"/>
               </w:rPr>
-              <w:t xml:space="preserve">10.3%</w:t>
+              <w:t xml:space="preserve">10.2%</w:t>
             </w:r>
           </w:p>
         </w:tc>
@@ -3816,7 +3816,7 @@
                 <w:sz w:val="20"/>
                 <w:szCs w:val="20"/>
               </w:rPr>
-              <w:t xml:space="preserve">8.3%</w:t>
+              <w:t xml:space="preserve">8.2%</w:t>
             </w:r>
           </w:p>
         </w:tc>
@@ -3893,7 +3893,7 @@
           <w:sz w:val="21"/>
           <w:szCs w:val="21"/>
         </w:rPr>
-        <w:t xml:space="preserve">アパホテル蒲田駅東は全体平均7.34点（10pt換算）、高評価率62.1%を記録しています。引き続き強みを活かしつつ、低評価レビューに示された課題への対応を継続することで、さらなる顧客満足度向上が期待できます。</w:t>
+        <w:t xml:space="preserve">アパホテル蒲田駅東は全体平均7.37点（10pt換算）、高評価率62.7%を記録しています。引き続き強みを活かしつつ、低評価レビューに示された課題への対応を継続することで、さらなる顧客満足度向上が期待できます。</w:t>
       </w:r>
     </w:p>
     <w:p>

--- a/納品レポート/ホテル別レポート/apa_kamata_口コミ分析改善レポート.docx
+++ b/納品レポート/ホテル別レポート/apa_kamata_口コミ分析改善レポート.docx
@@ -53,7 +53,7 @@
           <w:sz w:val="24"/>
           <w:szCs w:val="24"/>
         </w:rPr>
-        <w:t xml:space="preserve">2024年1月〜2026年3月　|　総件数 59件　|　2026年3月29日</w:t>
+        <w:t xml:space="preserve">2024年1月〜2026年3月　|　総件数 60件　|　2026年3月29日</w:t>
       </w:r>
     </w:p>
     <w:p>
@@ -84,7 +84,7 @@
           <w:sz w:val="21"/>
           <w:szCs w:val="21"/>
         </w:rPr>
-        <w:t xml:space="preserve">2024年1月〜2026年3月に各OTAサイトに投稿された59件のレビューを分析しました。</w:t>
+        <w:t xml:space="preserve">2024年1月〜2026年3月に各OTAサイトに投稿された60件のレビューを分析しました。</w:t>
       </w:r>
     </w:p>
     <w:p>
@@ -142,7 +142,7 @@
                 <w:szCs w:val="20"/>
               </w:rPr>
               <w:t xml:space="preserve">全体平均
-7.37点</w:t>
+7.38点</w:t>
             </w:r>
           </w:p>
         </w:tc>
@@ -177,7 +177,7 @@
                 <w:szCs w:val="20"/>
               </w:rPr>
               <w:t xml:space="preserve">高評価率
-62.7%</w:t>
+63.3%</w:t>
             </w:r>
           </w:p>
         </w:tc>
@@ -212,7 +212,7 @@
                 <w:szCs w:val="20"/>
               </w:rPr>
               <w:t xml:space="preserve">低評価率
-10.2%</w:t>
+10.0%</w:t>
             </w:r>
           </w:p>
         </w:tc>
@@ -247,7 +247,7 @@
                 <w:szCs w:val="20"/>
               </w:rPr>
               <w:t xml:space="preserve">レビュー総数
-59件</w:t>
+60件</w:t>
             </w:r>
           </w:p>
         </w:tc>
@@ -732,7 +732,7 @@
                 <w:sz w:val="20"/>
                 <w:szCs w:val="20"/>
               </w:rPr>
-              <w:t xml:space="preserve">18</w:t>
+              <w:t xml:space="preserve">19</w:t>
             </w:r>
           </w:p>
         </w:tc>
@@ -767,7 +767,7 @@
                 <w:sz w:val="20"/>
                 <w:szCs w:val="20"/>
               </w:rPr>
-              <w:t xml:space="preserve">7.56/10</w:t>
+              <w:t xml:space="preserve">7.58/10</w:t>
             </w:r>
           </w:p>
         </w:tc>
@@ -802,7 +802,7 @@
                 <w:sz w:val="20"/>
                 <w:szCs w:val="20"/>
               </w:rPr>
-              <w:t xml:space="preserve">7.56</w:t>
+              <w:t xml:space="preserve">7.58</w:t>
             </w:r>
           </w:p>
         </w:tc>
@@ -1622,7 +1622,7 @@
                 <w:sz w:val="20"/>
                 <w:szCs w:val="20"/>
               </w:rPr>
-              <w:t xml:space="preserve">13.6%</w:t>
+              <w:t xml:space="preserve">13.3%</w:t>
             </w:r>
           </w:p>
         </w:tc>
@@ -1729,7 +1729,7 @@
                 <w:sz w:val="20"/>
                 <w:szCs w:val="20"/>
               </w:rPr>
-              <w:t xml:space="preserve">6.8%</w:t>
+              <w:t xml:space="preserve">6.7%</w:t>
             </w:r>
           </w:p>
         </w:tc>
@@ -1801,7 +1801,7 @@
                 <w:sz w:val="20"/>
                 <w:szCs w:val="20"/>
               </w:rPr>
-              <w:t xml:space="preserve">25</w:t>
+              <w:t xml:space="preserve">26</w:t>
             </w:r>
           </w:p>
         </w:tc>
@@ -1836,7 +1836,7 @@
                 <w:sz w:val="20"/>
                 <w:szCs w:val="20"/>
               </w:rPr>
-              <w:t xml:space="preserve">42.4%</w:t>
+              <w:t xml:space="preserve">43.3%</w:t>
             </w:r>
           </w:p>
         </w:tc>
@@ -1943,7 +1943,7 @@
                 <w:sz w:val="20"/>
                 <w:szCs w:val="20"/>
               </w:rPr>
-              <w:t xml:space="preserve">8.5%</w:t>
+              <w:t xml:space="preserve">8.3%</w:t>
             </w:r>
           </w:p>
         </w:tc>
@@ -2050,7 +2050,7 @@
                 <w:sz w:val="20"/>
                 <w:szCs w:val="20"/>
               </w:rPr>
-              <w:t xml:space="preserve">13.6%</w:t>
+              <w:t xml:space="preserve">13.3%</w:t>
             </w:r>
           </w:p>
         </w:tc>
@@ -2157,7 +2157,7 @@
                 <w:sz w:val="20"/>
                 <w:szCs w:val="20"/>
               </w:rPr>
-              <w:t xml:space="preserve">5.1%</w:t>
+              <w:t xml:space="preserve">5.0%</w:t>
             </w:r>
           </w:p>
         </w:tc>
@@ -2264,7 +2264,7 @@
                 <w:sz w:val="20"/>
                 <w:szCs w:val="20"/>
               </w:rPr>
-              <w:t xml:space="preserve">6.8%</w:t>
+              <w:t xml:space="preserve">6.7%</w:t>
             </w:r>
           </w:p>
         </w:tc>
@@ -2714,7 +2714,7 @@
                 <w:sz w:val="20"/>
                 <w:szCs w:val="20"/>
               </w:rPr>
-              <w:t xml:space="preserve">37</w:t>
+              <w:t xml:space="preserve">38</w:t>
             </w:r>
           </w:p>
         </w:tc>
@@ -2748,7 +2748,7 @@
                 <w:sz w:val="20"/>
                 <w:szCs w:val="20"/>
               </w:rPr>
-              <w:t xml:space="preserve">62.7%</w:t>
+              <w:t xml:space="preserve">63.3%</w:t>
             </w:r>
           </w:p>
         </w:tc>
@@ -2889,7 +2889,7 @@
                 <w:sz w:val="20"/>
                 <w:szCs w:val="20"/>
               </w:rPr>
-              <w:t xml:space="preserve">27.1%</w:t>
+              <w:t xml:space="preserve">26.7%</w:t>
             </w:r>
           </w:p>
         </w:tc>
@@ -3028,7 +3028,7 @@
                 <w:sz w:val="20"/>
                 <w:szCs w:val="20"/>
               </w:rPr>
-              <w:t xml:space="preserve">10.2%</w:t>
+              <w:t xml:space="preserve">10.0%</w:t>
             </w:r>
           </w:p>
         </w:tc>
@@ -3502,7 +3502,7 @@
                 <w:sz w:val="20"/>
                 <w:szCs w:val="20"/>
               </w:rPr>
-              <w:t xml:space="preserve">7.37点</w:t>
+              <w:t xml:space="preserve">7.38点</w:t>
             </w:r>
           </w:p>
         </w:tc>
@@ -3536,7 +3536,7 @@
                 <w:sz w:val="20"/>
                 <w:szCs w:val="20"/>
               </w:rPr>
-              <w:t xml:space="preserve">7.87点</w:t>
+              <w:t xml:space="preserve">7.88点</w:t>
             </w:r>
           </w:p>
         </w:tc>
@@ -3642,7 +3642,7 @@
                 <w:sz w:val="20"/>
                 <w:szCs w:val="20"/>
               </w:rPr>
-              <w:t xml:space="preserve">62.7%</w:t>
+              <w:t xml:space="preserve">63.3%</w:t>
             </w:r>
           </w:p>
         </w:tc>
@@ -3677,7 +3677,7 @@
                 <w:sz w:val="20"/>
                 <w:szCs w:val="20"/>
               </w:rPr>
-              <w:t xml:space="preserve">67.7%</w:t>
+              <w:t xml:space="preserve">68.3%</w:t>
             </w:r>
           </w:p>
         </w:tc>
@@ -3782,7 +3782,7 @@
                 <w:sz w:val="20"/>
                 <w:szCs w:val="20"/>
               </w:rPr>
-              <w:t xml:space="preserve">10.2%</w:t>
+              <w:t xml:space="preserve">10.0%</w:t>
             </w:r>
           </w:p>
         </w:tc>
@@ -3816,7 +3816,7 @@
                 <w:sz w:val="20"/>
                 <w:szCs w:val="20"/>
               </w:rPr>
-              <w:t xml:space="preserve">8.2%</w:t>
+              <w:t xml:space="preserve">8.0%</w:t>
             </w:r>
           </w:p>
         </w:tc>
@@ -3893,7 +3893,7 @@
           <w:sz w:val="21"/>
           <w:szCs w:val="21"/>
         </w:rPr>
-        <w:t xml:space="preserve">アパホテル蒲田駅東は全体平均7.37点（10pt換算）、高評価率62.7%を記録しています。引き続き強みを活かしつつ、低評価レビューに示された課題への対応を継続することで、さらなる顧客満足度向上が期待できます。</w:t>
+        <w:t xml:space="preserve">アパホテル蒲田駅東は全体平均7.38点（10pt換算）、高評価率63.3%を記録しています。引き続き強みを活かしつつ、低評価レビューに示された課題への対応を継続することで、さらなる顧客満足度向上が期待できます。</w:t>
       </w:r>
     </w:p>
     <w:p>

--- a/納品レポート/ホテル別レポート/apa_kamata_口コミ分析改善レポート.docx
+++ b/納品レポート/ホテル別レポート/apa_kamata_口コミ分析改善レポート.docx
@@ -131,7 +131,7 @@
           <w:sz w:val="20"/>
           <w:szCs w:val="20"/>
         </w:rPr>
-        <w:t xml:space="preserve">作成日：2026年4月2日</w:t>
+        <w:t xml:space="preserve">作成日：2026年4月5日</w:t>
       </w:r>
     </w:p>
     <w:p>

--- a/納品レポート/ホテル別レポート/apa_kamata_口コミ分析改善レポート.docx
+++ b/納品レポート/ホテル別レポート/apa_kamata_口コミ分析改善レポート.docx
@@ -81,7 +81,7 @@
           <w:sz w:val="22"/>
           <w:szCs w:val="22"/>
         </w:rPr>
-        <w:t xml:space="preserve">分析対象期間：2026年2月〜3月</w:t>
+        <w:t xml:space="preserve">分析対象期間：2026年3月</w:t>
       </w:r>
     </w:p>
     <w:p>
@@ -96,7 +96,7 @@
           <w:sz w:val="22"/>
           <w:szCs w:val="22"/>
         </w:rPr>
-        <w:t xml:space="preserve">レビュー総数：60件（5サイト）</w:t>
+        <w:t xml:space="preserve">レビュー総数：28件（4サイト）</w:t>
       </w:r>
     </w:p>
     <w:p>
@@ -111,7 +111,7 @@
           <w:sz w:val="20"/>
           <w:szCs w:val="20"/>
         </w:rPr>
-        <w:t xml:space="preserve">対象サイト：Google / Booking.com / じゃらん / 楽天トラベル / Agoda</w:t>
+        <w:t xml:space="preserve">対象サイト：Booking.com / Google / じゃらん / Agoda</w:t>
       </w:r>
     </w:p>
     <w:p>
@@ -189,7 +189,7 @@
           <w:sz w:val="21"/>
           <w:szCs w:val="21"/>
         </w:rPr>
-        <w:t xml:space="preserve">2026年2月〜3月に各OTAサイト・口コミサイトに投稿された60件のレビューを包括的に分析しました。以下が主要な発見事項です。</w:t>
+        <w:t xml:space="preserve">2026年3月に各OTAサイト・口コミサイトに投稿された28件のレビューを包括的に分析しました。以下が主要な発見事項です。</w:t>
       </w:r>
     </w:p>
     <w:p>
@@ -261,7 +261,7 @@
                 <w:sz w:val="36"/>
                 <w:szCs w:val="36"/>
               </w:rPr>
-              <w:t xml:space="preserve">7.38</w:t>
+              <w:t xml:space="preserve">7.50</w:t>
             </w:r>
           </w:p>
         </w:tc>
@@ -310,7 +310,7 @@
                 <w:sz w:val="36"/>
                 <w:szCs w:val="36"/>
               </w:rPr>
-              <w:t xml:space="preserve">63.3%</w:t>
+              <w:t xml:space="preserve">64.3%</w:t>
             </w:r>
           </w:p>
         </w:tc>
@@ -359,7 +359,7 @@
                 <w:sz w:val="36"/>
                 <w:szCs w:val="36"/>
               </w:rPr>
-              <w:t xml:space="preserve">10.0%</w:t>
+              <w:t xml:space="preserve">7.1%</w:t>
             </w:r>
           </w:p>
         </w:tc>
@@ -408,7 +408,7 @@
                 <w:sz w:val="36"/>
                 <w:szCs w:val="36"/>
               </w:rPr>
-              <w:t xml:space="preserve">60件</w:t>
+              <w:t xml:space="preserve">28件</w:t>
             </w:r>
           </w:p>
         </w:tc>
@@ -448,7 +448,7 @@
           <w:sz w:val="21"/>
           <w:szCs w:val="21"/>
         </w:rPr>
-        <w:t xml:space="preserve">全体平均スコア7.38点（10点換算）は概ね標準的な水準であり、63.3%が高評価（8-10点）に分類されます。低評価（1-4点）は6件（10.0%）で、一定の改善課題があります。Google（7.88点）で特に高い評価を獲得しています。</w:t>
+        <w:t xml:space="preserve">全体平均スコア7.50点（10点換算）は概ね標準的な水準であり、64.3%が高評価（8-10点）に分類されます。低評価（1-4点）は2件（7.1%）で、一定の改善課題があります。Google（8.00点）で特に高い評価を獲得しています。</w:t>
       </w:r>
     </w:p>
     <w:p>
@@ -542,7 +542,7 @@
                 <w:sz w:val="20"/>
                 <w:szCs w:val="20"/>
               </w:rPr>
-              <w:t xml:space="preserve">立地・アクセス（10件以上で言及）、清潔さ・清掃（10件以上で言及）、スタッフの対応（10件以上で言及）</w:t>
+              <w:t xml:space="preserve">立地・アクセス（10件以上で言及）、清潔さ・清掃（8件で言及）、スタッフの対応（6件で言及）</w:t>
             </w:r>
           </w:p>
           <w:p>
@@ -567,7 +567,7 @@
                 <w:sz w:val="20"/>
                 <w:szCs w:val="20"/>
               </w:rPr>
-              <w:t xml:space="preserve">部屋の狭さ（6件）、浴室・水回り（4件）、エアコン・空調（2件）、清掃不備（2件）</w:t>
+              <w:t xml:space="preserve">部屋の狭さ（3件）、浴室・水回り（2件）、防音性能（1件）、エアコン・空調（1件）</w:t>
             </w:r>
           </w:p>
           <w:p>
@@ -953,7 +953,7 @@
                 <w:sz w:val="20"/>
                 <w:szCs w:val="20"/>
               </w:rPr>
-              <w:t xml:space="preserve">Google</w:t>
+              <w:t xml:space="preserve">Booking.com</w:t>
             </w:r>
           </w:p>
         </w:tc>
@@ -987,7 +987,7 @@
                 <w:sz w:val="20"/>
                 <w:szCs w:val="20"/>
               </w:rPr>
-              <w:t xml:space="preserve">17</w:t>
+              <w:t xml:space="preserve">10</w:t>
             </w:r>
           </w:p>
         </w:tc>
@@ -1021,7 +1021,7 @@
                 <w:sz w:val="20"/>
                 <w:szCs w:val="20"/>
               </w:rPr>
-              <w:t xml:space="preserve">3.94</w:t>
+              <w:t xml:space="preserve">8</w:t>
             </w:r>
           </w:p>
         </w:tc>
@@ -1055,7 +1055,7 @@
                 <w:sz w:val="20"/>
                 <w:szCs w:val="20"/>
               </w:rPr>
-              <w:t xml:space="preserve">/5 (×2)</w:t>
+              <w:t xml:space="preserve">/10</w:t>
             </w:r>
           </w:p>
         </w:tc>
@@ -1085,11 +1085,11 @@
                 <w:rFonts w:ascii="Arial" w:cs="Arial" w:eastAsia="Arial" w:hAnsi="Arial"/>
                 <w:b/>
                 <w:bCs/>
-                <w:color w:val="E67E22"/>
-                <w:sz w:val="20"/>
-                <w:szCs w:val="20"/>
-              </w:rPr>
-              <w:t xml:space="preserve">7.88</w:t>
+                <w:color w:val="27AE60"/>
+                <w:sz w:val="20"/>
+                <w:szCs w:val="20"/>
+              </w:rPr>
+              <w:t xml:space="preserve">8</w:t>
             </w:r>
           </w:p>
         </w:tc>
@@ -1153,11 +1153,11 @@
                 <w:rFonts w:ascii="Arial" w:cs="Arial" w:eastAsia="Arial" w:hAnsi="Arial"/>
                 <w:b/>
                 <w:bCs/>
-                <w:color w:val="E67E22"/>
-                <w:sz w:val="20"/>
-                <w:szCs w:val="20"/>
-              </w:rPr>
-              <w:t xml:space="preserve">概ね良好</w:t>
+                <w:color w:val="27AE60"/>
+                <w:sz w:val="20"/>
+                <w:szCs w:val="20"/>
+              </w:rPr>
+              <w:t xml:space="preserve">良好</w:t>
             </w:r>
           </w:p>
         </w:tc>
@@ -1194,7 +1194,7 @@
                 <w:sz w:val="20"/>
                 <w:szCs w:val="20"/>
               </w:rPr>
-              <w:t xml:space="preserve">Booking.com</w:t>
+              <w:t xml:space="preserve">Google</w:t>
             </w:r>
           </w:p>
         </w:tc>
@@ -1229,7 +1229,7 @@
                 <w:sz w:val="20"/>
                 <w:szCs w:val="20"/>
               </w:rPr>
-              <w:t xml:space="preserve">19</w:t>
+              <w:t xml:space="preserve">6</w:t>
             </w:r>
           </w:p>
         </w:tc>
@@ -1264,7 +1264,7 @@
                 <w:sz w:val="20"/>
                 <w:szCs w:val="20"/>
               </w:rPr>
-              <w:t xml:space="preserve">7.58</w:t>
+              <w:t xml:space="preserve">4</w:t>
             </w:r>
           </w:p>
         </w:tc>
@@ -1299,7 +1299,7 @@
                 <w:sz w:val="20"/>
                 <w:szCs w:val="20"/>
               </w:rPr>
-              <w:t xml:space="preserve">/10</w:t>
+              <w:t xml:space="preserve">/5 (×2)</w:t>
             </w:r>
           </w:p>
         </w:tc>
@@ -1330,11 +1330,11 @@
                 <w:rFonts w:ascii="Arial" w:cs="Arial" w:eastAsia="Arial" w:hAnsi="Arial"/>
                 <w:b/>
                 <w:bCs/>
-                <w:color w:val="E67E22"/>
-                <w:sz w:val="20"/>
-                <w:szCs w:val="20"/>
-              </w:rPr>
-              <w:t xml:space="preserve">7.58</w:t>
+                <w:color w:val="27AE60"/>
+                <w:sz w:val="20"/>
+                <w:szCs w:val="20"/>
+              </w:rPr>
+              <w:t xml:space="preserve">8</w:t>
             </w:r>
           </w:p>
         </w:tc>
@@ -1400,11 +1400,11 @@
                 <w:rFonts w:ascii="Arial" w:cs="Arial" w:eastAsia="Arial" w:hAnsi="Arial"/>
                 <w:b/>
                 <w:bCs/>
-                <w:color w:val="E67E22"/>
-                <w:sz w:val="20"/>
-                <w:szCs w:val="20"/>
-              </w:rPr>
-              <w:t xml:space="preserve">概ね良好</w:t>
+                <w:color w:val="27AE60"/>
+                <w:sz w:val="20"/>
+                <w:szCs w:val="20"/>
+              </w:rPr>
+              <w:t xml:space="preserve">良好</w:t>
             </w:r>
           </w:p>
         </w:tc>
@@ -1474,7 +1474,7 @@
                 <w:sz w:val="20"/>
                 <w:szCs w:val="20"/>
               </w:rPr>
-              <w:t xml:space="preserve">4</w:t>
+              <w:t xml:space="preserve">3</w:t>
             </w:r>
           </w:p>
         </w:tc>
@@ -1508,7 +1508,7 @@
                 <w:sz w:val="20"/>
                 <w:szCs w:val="20"/>
               </w:rPr>
-              <w:t xml:space="preserve">3.75</w:t>
+              <w:t xml:space="preserve">3.67</w:t>
             </w:r>
           </w:p>
         </w:tc>
@@ -1576,7 +1576,7 @@
                 <w:sz w:val="20"/>
                 <w:szCs w:val="20"/>
               </w:rPr>
-              <w:t xml:space="preserve">7.5</w:t>
+              <w:t xml:space="preserve">7.33</w:t>
             </w:r>
           </w:p>
         </w:tc>
@@ -1681,7 +1681,7 @@
                 <w:sz w:val="20"/>
                 <w:szCs w:val="20"/>
               </w:rPr>
-              <w:t xml:space="preserve">楽天トラベル</w:t>
+              <w:t xml:space="preserve">Agoda</w:t>
             </w:r>
           </w:p>
         </w:tc>
@@ -1716,7 +1716,7 @@
                 <w:sz w:val="20"/>
                 <w:szCs w:val="20"/>
               </w:rPr>
-              <w:t xml:space="preserve">4</w:t>
+              <w:t xml:space="preserve">9</w:t>
             </w:r>
           </w:p>
         </w:tc>
@@ -1751,7 +1751,7 @@
                 <w:sz w:val="20"/>
                 <w:szCs w:val="20"/>
               </w:rPr>
-              <w:t xml:space="preserve">3.5</w:t>
+              <w:t xml:space="preserve">6.67</w:t>
             </w:r>
           </w:p>
         </w:tc>
@@ -1786,7 +1786,7 @@
                 <w:sz w:val="20"/>
                 <w:szCs w:val="20"/>
               </w:rPr>
-              <w:t xml:space="preserve">/5 (×2)</w:t>
+              <w:t xml:space="preserve">/10</w:t>
             </w:r>
           </w:p>
         </w:tc>
@@ -1817,11 +1817,11 @@
                 <w:rFonts w:ascii="Arial" w:cs="Arial" w:eastAsia="Arial" w:hAnsi="Arial"/>
                 <w:b/>
                 <w:bCs/>
-                <w:color w:val="E67E22"/>
-                <w:sz w:val="20"/>
-                <w:szCs w:val="20"/>
-              </w:rPr>
-              <w:t xml:space="preserve">7</w:t>
+                <w:color w:val="C0392B"/>
+                <w:sz w:val="20"/>
+                <w:szCs w:val="20"/>
+              </w:rPr>
+              <w:t xml:space="preserve">6.67</w:t>
             </w:r>
           </w:p>
         </w:tc>
@@ -1856,7 +1856,7 @@
                 <w:sz w:val="20"/>
                 <w:szCs w:val="20"/>
               </w:rPr>
-              <w:t xml:space="preserve">8</w:t>
+              <w:t xml:space="preserve">7</w:t>
             </w:r>
           </w:p>
         </w:tc>
@@ -1870,246 +1870,6 @@
               <w:right w:val="single" w:color="CCCCCC" w:sz="1"/>
             </w:tcBorders>
             <w:shd w:fill="F2F2F2" w:val="clear"/>
-            <w:tcMar>
-              <w:top w:type="dxa" w:w="80"/>
-              <w:left w:type="dxa" w:w="120"/>
-              <w:bottom w:type="dxa" w:w="80"/>
-              <w:right w:type="dxa" w:w="120"/>
-            </w:tcMar>
-            <w:vAlign w:val="center"/>
-          </w:tcPr>
-          <w:p>
-            <w:pPr>
-              <w:jc w:val="center"/>
-            </w:pPr>
-            <w:r>
-              <w:rPr>
-                <w:rFonts w:ascii="Arial" w:cs="Arial" w:eastAsia="Arial" w:hAnsi="Arial"/>
-                <w:b/>
-                <w:bCs/>
-                <w:color w:val="E67E22"/>
-                <w:sz w:val="20"/>
-                <w:szCs w:val="20"/>
-              </w:rPr>
-              <w:t xml:space="preserve">概ね良好</w:t>
-            </w:r>
-          </w:p>
-        </w:tc>
-      </w:tr>
-      <w:tr>
-        <w:tc>
-          <w:tcPr>
-            <w:tcW w:type="dxa" w:w="1800"/>
-            <w:tcBorders>
-              <w:top w:val="single" w:color="CCCCCC" w:sz="1"/>
-              <w:left w:val="single" w:color="CCCCCC" w:sz="1"/>
-              <w:bottom w:val="single" w:color="CCCCCC" w:sz="1"/>
-              <w:right w:val="single" w:color="CCCCCC" w:sz="1"/>
-            </w:tcBorders>
-            <w:tcMar>
-              <w:top w:type="dxa" w:w="80"/>
-              <w:left w:type="dxa" w:w="120"/>
-              <w:bottom w:type="dxa" w:w="80"/>
-              <w:right w:type="dxa" w:w="120"/>
-            </w:tcMar>
-            <w:vAlign w:val="center"/>
-          </w:tcPr>
-          <w:p>
-            <w:pPr>
-              <w:jc w:val="left"/>
-            </w:pPr>
-            <w:r>
-              <w:rPr>
-                <w:rFonts w:ascii="Arial" w:cs="Arial" w:eastAsia="Arial" w:hAnsi="Arial"/>
-                <w:b/>
-                <w:bCs/>
-                <w:color w:val="333333"/>
-                <w:sz w:val="20"/>
-                <w:szCs w:val="20"/>
-              </w:rPr>
-              <w:t xml:space="preserve">Agoda</w:t>
-            </w:r>
-          </w:p>
-        </w:tc>
-        <w:tc>
-          <w:tcPr>
-            <w:tcW w:type="dxa" w:w="900"/>
-            <w:tcBorders>
-              <w:top w:val="single" w:color="CCCCCC" w:sz="1"/>
-              <w:left w:val="single" w:color="CCCCCC" w:sz="1"/>
-              <w:bottom w:val="single" w:color="CCCCCC" w:sz="1"/>
-              <w:right w:val="single" w:color="CCCCCC" w:sz="1"/>
-            </w:tcBorders>
-            <w:tcMar>
-              <w:top w:type="dxa" w:w="80"/>
-              <w:left w:type="dxa" w:w="120"/>
-              <w:bottom w:type="dxa" w:w="80"/>
-              <w:right w:type="dxa" w:w="120"/>
-            </w:tcMar>
-            <w:vAlign w:val="center"/>
-          </w:tcPr>
-          <w:p>
-            <w:pPr>
-              <w:jc w:val="center"/>
-            </w:pPr>
-            <w:r>
-              <w:rPr>
-                <w:rFonts w:ascii="Arial" w:cs="Arial" w:eastAsia="Arial" w:hAnsi="Arial"/>
-                <w:b w:val="false"/>
-                <w:bCs w:val="false"/>
-                <w:color w:val="333333"/>
-                <w:sz w:val="20"/>
-                <w:szCs w:val="20"/>
-              </w:rPr>
-              <w:t xml:space="preserve">16</w:t>
-            </w:r>
-          </w:p>
-        </w:tc>
-        <w:tc>
-          <w:tcPr>
-            <w:tcW w:type="dxa" w:w="1300"/>
-            <w:tcBorders>
-              <w:top w:val="single" w:color="CCCCCC" w:sz="1"/>
-              <w:left w:val="single" w:color="CCCCCC" w:sz="1"/>
-              <w:bottom w:val="single" w:color="CCCCCC" w:sz="1"/>
-              <w:right w:val="single" w:color="CCCCCC" w:sz="1"/>
-            </w:tcBorders>
-            <w:tcMar>
-              <w:top w:type="dxa" w:w="80"/>
-              <w:left w:type="dxa" w:w="120"/>
-              <w:bottom w:type="dxa" w:w="80"/>
-              <w:right w:type="dxa" w:w="120"/>
-            </w:tcMar>
-            <w:vAlign w:val="center"/>
-          </w:tcPr>
-          <w:p>
-            <w:pPr>
-              <w:jc w:val="center"/>
-            </w:pPr>
-            <w:r>
-              <w:rPr>
-                <w:rFonts w:ascii="Arial" w:cs="Arial" w:eastAsia="Arial" w:hAnsi="Arial"/>
-                <w:b/>
-                <w:bCs/>
-                <w:color w:val="333333"/>
-                <w:sz w:val="20"/>
-                <w:szCs w:val="20"/>
-              </w:rPr>
-              <w:t xml:space="preserve">6.69</w:t>
-            </w:r>
-          </w:p>
-        </w:tc>
-        <w:tc>
-          <w:tcPr>
-            <w:tcW w:type="dxa" w:w="900"/>
-            <w:tcBorders>
-              <w:top w:val="single" w:color="CCCCCC" w:sz="1"/>
-              <w:left w:val="single" w:color="CCCCCC" w:sz="1"/>
-              <w:bottom w:val="single" w:color="CCCCCC" w:sz="1"/>
-              <w:right w:val="single" w:color="CCCCCC" w:sz="1"/>
-            </w:tcBorders>
-            <w:tcMar>
-              <w:top w:type="dxa" w:w="80"/>
-              <w:left w:type="dxa" w:w="120"/>
-              <w:bottom w:type="dxa" w:w="80"/>
-              <w:right w:type="dxa" w:w="120"/>
-            </w:tcMar>
-            <w:vAlign w:val="center"/>
-          </w:tcPr>
-          <w:p>
-            <w:pPr>
-              <w:jc w:val="center"/>
-            </w:pPr>
-            <w:r>
-              <w:rPr>
-                <w:rFonts w:ascii="Arial" w:cs="Arial" w:eastAsia="Arial" w:hAnsi="Arial"/>
-                <w:b w:val="false"/>
-                <w:bCs w:val="false"/>
-                <w:color w:val="333333"/>
-                <w:sz w:val="20"/>
-                <w:szCs w:val="20"/>
-              </w:rPr>
-              <w:t xml:space="preserve">/10</w:t>
-            </w:r>
-          </w:p>
-        </w:tc>
-        <w:tc>
-          <w:tcPr>
-            <w:tcW w:type="dxa" w:w="1300"/>
-            <w:tcBorders>
-              <w:top w:val="single" w:color="CCCCCC" w:sz="1"/>
-              <w:left w:val="single" w:color="CCCCCC" w:sz="1"/>
-              <w:bottom w:val="single" w:color="CCCCCC" w:sz="1"/>
-              <w:right w:val="single" w:color="CCCCCC" w:sz="1"/>
-            </w:tcBorders>
-            <w:tcMar>
-              <w:top w:type="dxa" w:w="80"/>
-              <w:left w:type="dxa" w:w="120"/>
-              <w:bottom w:type="dxa" w:w="80"/>
-              <w:right w:type="dxa" w:w="120"/>
-            </w:tcMar>
-            <w:vAlign w:val="center"/>
-          </w:tcPr>
-          <w:p>
-            <w:pPr>
-              <w:jc w:val="center"/>
-            </w:pPr>
-            <w:r>
-              <w:rPr>
-                <w:rFonts w:ascii="Arial" w:cs="Arial" w:eastAsia="Arial" w:hAnsi="Arial"/>
-                <w:b/>
-                <w:bCs/>
-                <w:color w:val="C0392B"/>
-                <w:sz w:val="20"/>
-                <w:szCs w:val="20"/>
-              </w:rPr>
-              <w:t xml:space="preserve">6.69</w:t>
-            </w:r>
-          </w:p>
-        </w:tc>
-        <w:tc>
-          <w:tcPr>
-            <w:tcW w:type="dxa" w:w="1526"/>
-            <w:tcBorders>
-              <w:top w:val="single" w:color="CCCCCC" w:sz="1"/>
-              <w:left w:val="single" w:color="CCCCCC" w:sz="1"/>
-              <w:bottom w:val="single" w:color="CCCCCC" w:sz="1"/>
-              <w:right w:val="single" w:color="CCCCCC" w:sz="1"/>
-            </w:tcBorders>
-            <w:tcMar>
-              <w:top w:type="dxa" w:w="80"/>
-              <w:left w:type="dxa" w:w="120"/>
-              <w:bottom w:type="dxa" w:w="80"/>
-              <w:right w:type="dxa" w:w="120"/>
-            </w:tcMar>
-            <w:vAlign w:val="center"/>
-          </w:tcPr>
-          <w:p>
-            <w:pPr>
-              <w:jc w:val="center"/>
-            </w:pPr>
-            <w:r>
-              <w:rPr>
-                <w:rFonts w:ascii="Arial" w:cs="Arial" w:eastAsia="Arial" w:hAnsi="Arial"/>
-                <w:b w:val="false"/>
-                <w:bCs w:val="false"/>
-                <w:color w:val="333333"/>
-                <w:sz w:val="20"/>
-                <w:szCs w:val="20"/>
-              </w:rPr>
-              <w:t xml:space="preserve">7</w:t>
-            </w:r>
-          </w:p>
-        </w:tc>
-        <w:tc>
-          <w:tcPr>
-            <w:tcW w:type="dxa" w:w="1300"/>
-            <w:tcBorders>
-              <w:top w:val="single" w:color="CCCCCC" w:sz="1"/>
-              <w:left w:val="single" w:color="CCCCCC" w:sz="1"/>
-              <w:bottom w:val="single" w:color="CCCCCC" w:sz="1"/>
-              <w:right w:val="single" w:color="CCCCCC" w:sz="1"/>
-            </w:tcBorders>
             <w:tcMar>
               <w:top w:type="dxa" w:w="80"/>
               <w:left w:type="dxa" w:w="120"/>
@@ -2171,7 +1931,7 @@
           <w:sz w:val="21"/>
           <w:szCs w:val="21"/>
         </w:rPr>
-        <w:t xml:space="preserve">評価分布は8点（43.3%）に最も多く、8点以上の高評価が63.3%を占めています。低評価（1-4点）は計6件（10.0%）です。</w:t>
+        <w:t xml:space="preserve">評価分布は8点（39.3%）に最も多く、8点以上の高評価が64.3%を占めています。低評価（1-4点）は計2件（7.1%）です。</w:t>
       </w:r>
     </w:p>
     <w:p>
@@ -2406,7 +2166,7 @@
                 <w:sz w:val="20"/>
                 <w:szCs w:val="20"/>
               </w:rPr>
-              <w:t xml:space="preserve">8</w:t>
+              <w:t xml:space="preserve">5</w:t>
             </w:r>
           </w:p>
         </w:tc>
@@ -2441,7 +2201,7 @@
                 <w:sz w:val="20"/>
                 <w:szCs w:val="20"/>
               </w:rPr>
-              <w:t xml:space="preserve">13.3%</w:t>
+              <w:t xml:space="preserve">17.9%</w:t>
             </w:r>
           </w:p>
         </w:tc>
@@ -2470,7 +2230,7 @@
                 <w:sz w:val="20"/>
                 <w:szCs w:val="20"/>
               </w:rPr>
-              <w:t xml:space="preserve">██████</w:t>
+              <w:t xml:space="preserve">█████████</w:t>
             </w:r>
             <w:r>
               <w:rPr>
@@ -2479,7 +2239,7 @@
                 <w:sz w:val="18"/>
                 <w:szCs w:val="18"/>
               </w:rPr>
-              <w:t xml:space="preserve"> 8件</w:t>
+              <w:t xml:space="preserve"> 5件</w:t>
             </w:r>
           </w:p>
         </w:tc>
@@ -2551,7 +2311,7 @@
                 <w:sz w:val="20"/>
                 <w:szCs w:val="20"/>
               </w:rPr>
-              <w:t xml:space="preserve">4</w:t>
+              <w:t xml:space="preserve">2</w:t>
             </w:r>
           </w:p>
         </w:tc>
@@ -2586,7 +2346,7 @@
                 <w:sz w:val="20"/>
                 <w:szCs w:val="20"/>
               </w:rPr>
-              <w:t xml:space="preserve">6.7%</w:t>
+              <w:t xml:space="preserve">7.1%</w:t>
             </w:r>
           </w:p>
         </w:tc>
@@ -2614,7 +2374,7 @@
                 <w:sz w:val="20"/>
                 <w:szCs w:val="20"/>
               </w:rPr>
-              <w:t xml:space="preserve">███</w:t>
+              <w:t xml:space="preserve">████</w:t>
             </w:r>
             <w:r>
               <w:rPr>
@@ -2623,7 +2383,7 @@
                 <w:sz w:val="18"/>
                 <w:szCs w:val="18"/>
               </w:rPr>
-              <w:t xml:space="preserve"> 4件</w:t>
+              <w:t xml:space="preserve"> 2件</w:t>
             </w:r>
           </w:p>
         </w:tc>
@@ -2695,7 +2455,7 @@
                 <w:sz w:val="20"/>
                 <w:szCs w:val="20"/>
               </w:rPr>
-              <w:t xml:space="preserve">26</w:t>
+              <w:t xml:space="preserve">11</w:t>
             </w:r>
           </w:p>
         </w:tc>
@@ -2730,7 +2490,7 @@
                 <w:sz w:val="20"/>
                 <w:szCs w:val="20"/>
               </w:rPr>
-              <w:t xml:space="preserve">43.3%</w:t>
+              <w:t xml:space="preserve">39.3%</w:t>
             </w:r>
           </w:p>
         </w:tc>
@@ -2768,7 +2528,7 @@
                 <w:sz w:val="18"/>
                 <w:szCs w:val="18"/>
               </w:rPr>
-              <w:t xml:space="preserve"> 26件</w:t>
+              <w:t xml:space="preserve"> 11件</w:t>
             </w:r>
           </w:p>
         </w:tc>
@@ -2840,7 +2600,7 @@
                 <w:sz w:val="20"/>
                 <w:szCs w:val="20"/>
               </w:rPr>
-              <w:t xml:space="preserve">5</w:t>
+              <w:t xml:space="preserve">1</w:t>
             </w:r>
           </w:p>
         </w:tc>
@@ -2875,7 +2635,7 @@
                 <w:sz w:val="20"/>
                 <w:szCs w:val="20"/>
               </w:rPr>
-              <w:t xml:space="preserve">8.3%</w:t>
+              <w:t xml:space="preserve">3.6%</w:t>
             </w:r>
           </w:p>
         </w:tc>
@@ -2903,7 +2663,7 @@
                 <w:sz w:val="20"/>
                 <w:szCs w:val="20"/>
               </w:rPr>
-              <w:t xml:space="preserve">████</w:t>
+              <w:t xml:space="preserve">██</w:t>
             </w:r>
             <w:r>
               <w:rPr>
@@ -2912,7 +2672,7 @@
                 <w:sz w:val="18"/>
                 <w:szCs w:val="18"/>
               </w:rPr>
-              <w:t xml:space="preserve"> 5件</w:t>
+              <w:t xml:space="preserve"> 1件</w:t>
             </w:r>
           </w:p>
         </w:tc>
@@ -2984,7 +2744,7 @@
                 <w:sz w:val="20"/>
                 <w:szCs w:val="20"/>
               </w:rPr>
-              <w:t xml:space="preserve">8</w:t>
+              <w:t xml:space="preserve">5</w:t>
             </w:r>
           </w:p>
         </w:tc>
@@ -3019,7 +2779,7 @@
                 <w:sz w:val="20"/>
                 <w:szCs w:val="20"/>
               </w:rPr>
-              <w:t xml:space="preserve">13.3%</w:t>
+              <w:t xml:space="preserve">17.9%</w:t>
             </w:r>
           </w:p>
         </w:tc>
@@ -3048,7 +2808,7 @@
                 <w:sz w:val="20"/>
                 <w:szCs w:val="20"/>
               </w:rPr>
-              <w:t xml:space="preserve">██████</w:t>
+              <w:t xml:space="preserve">█████████</w:t>
             </w:r>
             <w:r>
               <w:rPr>
@@ -3057,7 +2817,7 @@
                 <w:sz w:val="18"/>
                 <w:szCs w:val="18"/>
               </w:rPr>
-              <w:t xml:space="preserve"> 8件</w:t>
+              <w:t xml:space="preserve"> 5件</w:t>
             </w:r>
           </w:p>
         </w:tc>
@@ -3129,7 +2889,7 @@
                 <w:sz w:val="20"/>
                 <w:szCs w:val="20"/>
               </w:rPr>
-              <w:t xml:space="preserve">3</w:t>
+              <w:t xml:space="preserve">2</w:t>
             </w:r>
           </w:p>
         </w:tc>
@@ -3164,7 +2924,7 @@
                 <w:sz w:val="20"/>
                 <w:szCs w:val="20"/>
               </w:rPr>
-              <w:t xml:space="preserve">5.0%</w:t>
+              <w:t xml:space="preserve">7.1%</w:t>
             </w:r>
           </w:p>
         </w:tc>
@@ -3192,7 +2952,7 @@
                 <w:sz w:val="20"/>
                 <w:szCs w:val="20"/>
               </w:rPr>
-              <w:t xml:space="preserve">██</w:t>
+              <w:t xml:space="preserve">████</w:t>
             </w:r>
             <w:r>
               <w:rPr>
@@ -3201,7 +2961,7 @@
                 <w:sz w:val="18"/>
                 <w:szCs w:val="18"/>
               </w:rPr>
-              <w:t xml:space="preserve"> 3件</w:t>
+              <w:t xml:space="preserve"> 2件</w:t>
             </w:r>
           </w:p>
         </w:tc>
@@ -3273,7 +3033,7 @@
                 <w:sz w:val="20"/>
                 <w:szCs w:val="20"/>
               </w:rPr>
-              <w:t xml:space="preserve">4</w:t>
+              <w:t xml:space="preserve">1</w:t>
             </w:r>
           </w:p>
         </w:tc>
@@ -3308,7 +3068,7 @@
                 <w:sz w:val="20"/>
                 <w:szCs w:val="20"/>
               </w:rPr>
-              <w:t xml:space="preserve">6.7%</w:t>
+              <w:t xml:space="preserve">3.6%</w:t>
             </w:r>
           </w:p>
         </w:tc>
@@ -3337,7 +3097,7 @@
                 <w:sz w:val="20"/>
                 <w:szCs w:val="20"/>
               </w:rPr>
-              <w:t xml:space="preserve">███</w:t>
+              <w:t xml:space="preserve">██</w:t>
             </w:r>
             <w:r>
               <w:rPr>
@@ -3346,7 +3106,7 @@
                 <w:sz w:val="18"/>
                 <w:szCs w:val="18"/>
               </w:rPr>
-              <w:t xml:space="preserve"> 4件</w:t>
+              <w:t xml:space="preserve"> 1件</w:t>
             </w:r>
           </w:p>
         </w:tc>
@@ -3453,7 +3213,7 @@
                 <w:sz w:val="20"/>
                 <w:szCs w:val="20"/>
               </w:rPr>
-              <w:t xml:space="preserve">1.7%</w:t>
+              <w:t xml:space="preserve">3.6%</w:t>
             </w:r>
           </w:p>
         </w:tc>
@@ -3481,152 +3241,7 @@
                 <w:sz w:val="20"/>
                 <w:szCs w:val="20"/>
               </w:rPr>
-              <w:t xml:space="preserve">█</w:t>
-            </w:r>
-            <w:r>
-              <w:rPr>
-                <w:rFonts w:ascii="Arial" w:cs="Arial" w:eastAsia="Arial" w:hAnsi="Arial"/>
-                <w:color w:val="666666"/>
-                <w:sz w:val="18"/>
-                <w:szCs w:val="18"/>
-              </w:rPr>
-              <w:t xml:space="preserve"> 1件</w:t>
-            </w:r>
-          </w:p>
-        </w:tc>
-      </w:tr>
-      <w:tr>
-        <w:tc>
-          <w:tcPr>
-            <w:tcW w:type="dxa" w:w="1200"/>
-            <w:tcBorders>
-              <w:top w:val="single" w:color="CCCCCC" w:sz="1"/>
-              <w:left w:val="single" w:color="CCCCCC" w:sz="1"/>
-              <w:bottom w:val="single" w:color="CCCCCC" w:sz="1"/>
-              <w:right w:val="single" w:color="CCCCCC" w:sz="1"/>
-            </w:tcBorders>
-            <w:shd w:fill="F2F2F2" w:val="clear"/>
-            <w:tcMar>
-              <w:top w:type="dxa" w:w="80"/>
-              <w:left w:type="dxa" w:w="120"/>
-              <w:bottom w:type="dxa" w:w="80"/>
-              <w:right w:type="dxa" w:w="120"/>
-            </w:tcMar>
-            <w:vAlign w:val="center"/>
-          </w:tcPr>
-          <w:p>
-            <w:pPr>
-              <w:jc w:val="center"/>
-            </w:pPr>
-            <w:r>
-              <w:rPr>
-                <w:rFonts w:ascii="Arial" w:cs="Arial" w:eastAsia="Arial" w:hAnsi="Arial"/>
-                <w:b/>
-                <w:bCs/>
-                <w:color w:val="333333"/>
-                <w:sz w:val="20"/>
-                <w:szCs w:val="20"/>
-              </w:rPr>
-              <w:t xml:space="preserve">2</w:t>
-            </w:r>
-          </w:p>
-        </w:tc>
-        <w:tc>
-          <w:tcPr>
-            <w:tcW w:type="dxa" w:w="1200"/>
-            <w:tcBorders>
-              <w:top w:val="single" w:color="CCCCCC" w:sz="1"/>
-              <w:left w:val="single" w:color="CCCCCC" w:sz="1"/>
-              <w:bottom w:val="single" w:color="CCCCCC" w:sz="1"/>
-              <w:right w:val="single" w:color="CCCCCC" w:sz="1"/>
-            </w:tcBorders>
-            <w:shd w:fill="F2F2F2" w:val="clear"/>
-            <w:tcMar>
-              <w:top w:type="dxa" w:w="80"/>
-              <w:left w:type="dxa" w:w="120"/>
-              <w:bottom w:type="dxa" w:w="80"/>
-              <w:right w:type="dxa" w:w="120"/>
-            </w:tcMar>
-            <w:vAlign w:val="center"/>
-          </w:tcPr>
-          <w:p>
-            <w:pPr>
-              <w:jc w:val="center"/>
-            </w:pPr>
-            <w:r>
-              <w:rPr>
-                <w:rFonts w:ascii="Arial" w:cs="Arial" w:eastAsia="Arial" w:hAnsi="Arial"/>
-                <w:b w:val="false"/>
-                <w:bCs w:val="false"/>
-                <w:color w:val="333333"/>
-                <w:sz w:val="20"/>
-                <w:szCs w:val="20"/>
-              </w:rPr>
-              <w:t xml:space="preserve">1</w:t>
-            </w:r>
-          </w:p>
-        </w:tc>
-        <w:tc>
-          <w:tcPr>
-            <w:tcW w:type="dxa" w:w="1500"/>
-            <w:tcBorders>
-              <w:top w:val="single" w:color="CCCCCC" w:sz="1"/>
-              <w:left w:val="single" w:color="CCCCCC" w:sz="1"/>
-              <w:bottom w:val="single" w:color="CCCCCC" w:sz="1"/>
-              <w:right w:val="single" w:color="CCCCCC" w:sz="1"/>
-            </w:tcBorders>
-            <w:shd w:fill="F2F2F2" w:val="clear"/>
-            <w:tcMar>
-              <w:top w:type="dxa" w:w="80"/>
-              <w:left w:type="dxa" w:w="120"/>
-              <w:bottom w:type="dxa" w:w="80"/>
-              <w:right w:type="dxa" w:w="120"/>
-            </w:tcMar>
-            <w:vAlign w:val="center"/>
-          </w:tcPr>
-          <w:p>
-            <w:pPr>
-              <w:jc w:val="center"/>
-            </w:pPr>
-            <w:r>
-              <w:rPr>
-                <w:rFonts w:ascii="Arial" w:cs="Arial" w:eastAsia="Arial" w:hAnsi="Arial"/>
-                <w:b w:val="false"/>
-                <w:bCs w:val="false"/>
-                <w:color w:val="333333"/>
-                <w:sz w:val="20"/>
-                <w:szCs w:val="20"/>
-              </w:rPr>
-              <w:t xml:space="preserve">1.7%</w:t>
-            </w:r>
-          </w:p>
-        </w:tc>
-        <w:tc>
-          <w:tcPr>
-            <w:tcW w:type="dxa" w:w="5126"/>
-            <w:tcBorders>
-              <w:top w:val="single" w:color="CCCCCC" w:sz="1"/>
-              <w:left w:val="single" w:color="CCCCCC" w:sz="1"/>
-              <w:bottom w:val="single" w:color="CCCCCC" w:sz="1"/>
-              <w:right w:val="single" w:color="CCCCCC" w:sz="1"/>
-            </w:tcBorders>
-            <w:shd w:fill="F2F2F2" w:val="clear"/>
-            <w:tcMar>
-              <w:top w:type="dxa" w:w="80"/>
-              <w:left w:type="dxa" w:w="120"/>
-              <w:bottom w:type="dxa" w:w="80"/>
-              <w:right w:type="dxa" w:w="120"/>
-            </w:tcMar>
-          </w:tcPr>
-          <w:p>
-            <w:r>
-              <w:rPr>
-                <w:rFonts w:ascii="Arial" w:cs="Arial" w:eastAsia="Arial" w:hAnsi="Arial"/>
-                <w:color w:val="C0392B"/>
-                <w:sz w:val="20"/>
-                <w:szCs w:val="20"/>
-              </w:rPr>
-              <w:t xml:space="preserve">█</w:t>
+              <w:t xml:space="preserve">██</w:t>
             </w:r>
             <w:r>
               <w:rPr>
@@ -3711,7 +3326,7 @@
                 <w:sz w:val="24"/>
                 <w:szCs w:val="24"/>
               </w:rPr>
-              <w:t xml:space="preserve">38件（63.3%）</w:t>
+              <w:t xml:space="preserve">18件（64.3%）</w:t>
             </w:r>
           </w:p>
         </w:tc>
@@ -3762,7 +3377,7 @@
                 <w:sz w:val="24"/>
                 <w:szCs w:val="24"/>
               </w:rPr>
-              <w:t xml:space="preserve">16件（26.7%）</w:t>
+              <w:t xml:space="preserve">8件（28.6%）</w:t>
             </w:r>
           </w:p>
         </w:tc>
@@ -3813,7 +3428,7 @@
                 <w:sz w:val="24"/>
                 <w:szCs w:val="24"/>
               </w:rPr>
-              <w:t xml:space="preserve">6件（10.0%）</w:t>
+              <w:t xml:space="preserve">2件（7.1%）</w:t>
             </w:r>
           </w:p>
         </w:tc>
@@ -4157,7 +3772,7 @@
                 <w:sz w:val="20"/>
                 <w:szCs w:val="20"/>
               </w:rPr>
-              <w:t xml:space="preserve">10件以上</w:t>
+              <w:t xml:space="preserve">8件</w:t>
             </w:r>
           </w:p>
         </w:tc>
@@ -4263,7 +3878,7 @@
                 <w:sz w:val="20"/>
                 <w:szCs w:val="20"/>
               </w:rPr>
-              <w:t xml:space="preserve">10件以上</w:t>
+              <w:t xml:space="preserve">6件</w:t>
             </w:r>
           </w:p>
         </w:tc>
@@ -4368,7 +3983,7 @@
                 <w:sz w:val="20"/>
                 <w:szCs w:val="20"/>
               </w:rPr>
-              <w:t xml:space="preserve">8件</w:t>
+              <w:t xml:space="preserve">6件</w:t>
             </w:r>
           </w:p>
         </w:tc>
@@ -4439,7 +4054,7 @@
                 <w:sz w:val="20"/>
                 <w:szCs w:val="20"/>
               </w:rPr>
-              <w:t xml:space="preserve">コストパフォーマンス</w:t>
+              <w:t xml:space="preserve">コンビニ・周辺施設</w:t>
             </w:r>
           </w:p>
         </w:tc>
@@ -4509,7 +4124,7 @@
                 <w:sz w:val="20"/>
                 <w:szCs w:val="20"/>
               </w:rPr>
-              <w:t xml:space="preserve">「他のアバよりも狭い 駅からは遠いが、その分比較的安い 羽田空港の乗り継ぎに利用するなら十分か 他のアバよりも狭い ...」「何と言ってもお値段がお手頃なのでねるだけなら充分です チェックアウトスムーズに出来るのも良い」</w:t>
+              <w:t xml:space="preserve">「ビュッフェ式の朝食は1日あたり12～16カナダドルも追加料金がかかるので、近くにスーパーやコンビニがあることを考え...」「駅近で周りにスーパー、コンビニがあるところ」</w:t>
             </w:r>
           </w:p>
         </w:tc>
@@ -4545,7 +4160,7 @@
                 <w:sz w:val="20"/>
                 <w:szCs w:val="20"/>
               </w:rPr>
-              <w:t xml:space="preserve">朝食</w:t>
+              <w:t xml:space="preserve">コストパフォーマンス</w:t>
             </w:r>
           </w:p>
         </w:tc>
@@ -4579,7 +4194,7 @@
                 <w:sz w:val="20"/>
                 <w:szCs w:val="20"/>
               </w:rPr>
-              <w:t xml:space="preserve">2件</w:t>
+              <w:t xml:space="preserve">1件</w:t>
             </w:r>
           </w:p>
         </w:tc>
@@ -4613,7 +4228,7 @@
                 <w:sz w:val="20"/>
                 <w:szCs w:val="20"/>
               </w:rPr>
-              <w:t xml:space="preserve">「ビュッフェ式の朝食は1日あたり12～16カナダドルも追加料金がかかるので、近くにスーパーやコンビニがあることを考え...」「食事の値段も当日に朝食券を買うと1800円になって結構割高なのですが、クオリティとしては個人的にはお値段に見合った...」</w:t>
+              <w:t xml:space="preserve">「他のアバよりも狭い 駅からは遠いが、その分比較的安い 羽田空港の乗り継ぎに利用するなら十分か 他のアバよりも狭い ...」</w:t>
             </w:r>
           </w:p>
         </w:tc>
@@ -5086,7 +4701,7 @@
                 <w:sz w:val="20"/>
                 <w:szCs w:val="20"/>
               </w:rPr>
-              <w:t xml:space="preserve">重大・6件</w:t>
+              <w:t xml:space="preserve">中度・3件</w:t>
             </w:r>
           </w:p>
         </w:tc>
@@ -5225,7 +4840,7 @@
                 <w:sz w:val="20"/>
                 <w:szCs w:val="20"/>
               </w:rPr>
-              <w:t xml:space="preserve">中度・4件</w:t>
+              <w:t xml:space="preserve">軽度・2件</w:t>
             </w:r>
           </w:p>
         </w:tc>
@@ -5296,7 +4911,7 @@
                 <w:sz w:val="20"/>
                 <w:szCs w:val="20"/>
               </w:rPr>
-              <w:t xml:space="preserve">エアコン・空調</w:t>
+              <w:t xml:space="preserve">防音性能</w:t>
             </w:r>
           </w:p>
         </w:tc>
@@ -5330,7 +4945,7 @@
                 <w:sz w:val="20"/>
                 <w:szCs w:val="20"/>
               </w:rPr>
-              <w:t xml:space="preserve">Coming from Keikyu-Kamata there was a shoutengai giving p...</w:t>
+              <w:t xml:space="preserve">道路沿いだったけど防音がしっかりされていて外の音は聞こえない</w:t>
             </w:r>
           </w:p>
         </w:tc>
@@ -5364,7 +4979,7 @@
                 <w:sz w:val="20"/>
                 <w:szCs w:val="20"/>
               </w:rPr>
-              <w:t xml:space="preserve">軽度・2件</w:t>
+              <w:t xml:space="preserve">軽度・1件</w:t>
             </w:r>
           </w:p>
         </w:tc>
@@ -5435,7 +5050,7 @@
                 <w:sz w:val="20"/>
                 <w:szCs w:val="20"/>
               </w:rPr>
-              <w:t xml:space="preserve">清掃不備</w:t>
+              <w:t xml:space="preserve">エアコン・空調</w:t>
             </w:r>
           </w:p>
         </w:tc>
@@ -5469,7 +5084,7 @@
                 <w:sz w:val="20"/>
                 <w:szCs w:val="20"/>
               </w:rPr>
-              <w:t xml:space="preserve">そこは汚くて埃っぽく、以前の訪問時の残骸も散乱していた</w:t>
+              <w:t xml:space="preserve">Coming from Keikyu-Kamata there was a shoutengai giving p...</w:t>
             </w:r>
           </w:p>
         </w:tc>
@@ -5503,7 +5118,7 @@
                 <w:sz w:val="20"/>
                 <w:szCs w:val="20"/>
               </w:rPr>
-              <w:t xml:space="preserve">軽度・2件</w:t>
+              <w:t xml:space="preserve">軽度・1件</w:t>
             </w:r>
           </w:p>
         </w:tc>
@@ -5574,7 +5189,7 @@
                 <w:sz w:val="20"/>
                 <w:szCs w:val="20"/>
               </w:rPr>
-              <w:t xml:space="preserve">防音性能</w:t>
+              <w:t xml:space="preserve">対応・サービスの不満</w:t>
             </w:r>
           </w:p>
         </w:tc>
@@ -5608,7 +5223,7 @@
                 <w:sz w:val="20"/>
                 <w:szCs w:val="20"/>
               </w:rPr>
-              <w:t xml:space="preserve">道路沿いだったけど防音がしっかりされていて外の音は聞こえない</w:t>
+              <w:t xml:space="preserve">歯ブラシでこすれば、パッと見はもっときれいになりそうなので、ちょっと残念なところ</w:t>
             </w:r>
           </w:p>
         </w:tc>
@@ -5713,7 +5328,7 @@
                 <w:sz w:val="20"/>
                 <w:szCs w:val="20"/>
               </w:rPr>
-              <w:t xml:space="preserve">臭い・匂い</w:t>
+              <w:t xml:space="preserve">清掃不備</w:t>
             </w:r>
           </w:p>
         </w:tc>
@@ -5747,7 +5362,7 @@
                 <w:sz w:val="20"/>
                 <w:szCs w:val="20"/>
               </w:rPr>
-              <w:t xml:space="preserve">禁煙の部屋を予約しましたが、かなり強いタバコの匂いがしました</w:t>
+              <w:t xml:space="preserve">そこは汚くて埃っぽく、以前の訪問時の残骸も散乱していた</w:t>
             </w:r>
           </w:p>
         </w:tc>
@@ -5879,7 +5494,7 @@
           <w:sz w:val="22"/>
           <w:szCs w:val="22"/>
         </w:rPr>
-        <w:t xml:space="preserve">(1) 客室の消臭対策の強化</w:t>
+        <w:t xml:space="preserve">(1) 清掃品質の向上</w:t>
       </w:r>
     </w:p>
     <w:p>
@@ -5898,7 +5513,7 @@
           <w:sz w:val="21"/>
           <w:szCs w:val="21"/>
         </w:rPr>
-        <w:t xml:space="preserve">チェックアウト後の換気・消臭スプレー処理の徹底</w:t>
+        <w:t xml:space="preserve">清掃チェックリストの見直しと強化（ベッド下・隅の重点確認）</w:t>
       </w:r>
     </w:p>
     <w:p>
@@ -5917,7 +5532,7 @@
           <w:sz w:val="21"/>
           <w:szCs w:val="21"/>
         </w:rPr>
-        <w:t xml:space="preserve">定期的な脱臭剤の設置と交換フローの確立</w:t>
+        <w:t xml:space="preserve">清掃後のダブルチェック体制の導入</w:t>
       </w:r>
     </w:p>
     <w:p>
@@ -5936,7 +5551,7 @@
           <w:sz w:val="21"/>
           <w:szCs w:val="21"/>
         </w:rPr>
-        <w:t xml:space="preserve">喫煙・臭いに関するクレーム発生時の即座対応マニュアル作成</w:t>
+        <w:t xml:space="preserve">清掃スタッフへの再研修実施</w:t>
       </w:r>
     </w:p>
     <w:p>
@@ -5957,7 +5572,7 @@
           <w:sz w:val="22"/>
           <w:szCs w:val="22"/>
         </w:rPr>
-        <w:t xml:space="preserve">(2) 清掃品質の向上</w:t>
+        <w:t xml:space="preserve">(2) エアコン・空調の定期点検強化</w:t>
       </w:r>
     </w:p>
     <w:p>
@@ -5976,7 +5591,7 @@
           <w:sz w:val="21"/>
           <w:szCs w:val="21"/>
         </w:rPr>
-        <w:t xml:space="preserve">清掃チェックリストの見直しと強化（ベッド下・隅の重点確認）</w:t>
+        <w:t xml:space="preserve">全室のエアコン設定を季節に応じてデフォルト確認する運用フロー導入</w:t>
       </w:r>
     </w:p>
     <w:p>
@@ -5995,7 +5610,7 @@
           <w:sz w:val="21"/>
           <w:szCs w:val="21"/>
         </w:rPr>
-        <w:t xml:space="preserve">清掃後のダブルチェック体制の導入</w:t>
+        <w:t xml:space="preserve">冷暖房の正常動作を定期チェックリストに追加</w:t>
       </w:r>
     </w:p>
     <w:p>
@@ -6014,7 +5629,7 @@
           <w:sz w:val="21"/>
           <w:szCs w:val="21"/>
         </w:rPr>
-        <w:t xml:space="preserve">清掃スタッフへの再研修実施</w:t>
+        <w:t xml:space="preserve">異常報告があった客室の優先メンテナンス実施</w:t>
       </w:r>
     </w:p>
     <w:p>
@@ -6035,85 +5650,7 @@
           <w:sz w:val="22"/>
           <w:szCs w:val="22"/>
         </w:rPr>
-        <w:t xml:space="preserve">(3) エアコン・空調の定期点検強化</w:t>
-      </w:r>
-    </w:p>
-    <w:p>
-      <w:pPr>
-        <w:pStyle w:val="ListParagraph"/>
-        <w:numPr>
-          <w:ilvl w:val="0"/>
-          <w:numId w:val="2"/>
-        </w:numPr>
-        <w:spacing w:after="80" w:line="300"/>
-      </w:pPr>
-      <w:r>
-        <w:rPr>
-          <w:rFonts w:ascii="Arial" w:cs="Arial" w:eastAsia="Arial" w:hAnsi="Arial"/>
-          <w:color w:val="333333"/>
-          <w:sz w:val="21"/>
-          <w:szCs w:val="21"/>
-        </w:rPr>
-        <w:t xml:space="preserve">全室のエアコン設定を季節に応じてデフォルト確認する運用フロー導入</w:t>
-      </w:r>
-    </w:p>
-    <w:p>
-      <w:pPr>
-        <w:pStyle w:val="ListParagraph"/>
-        <w:numPr>
-          <w:ilvl w:val="0"/>
-          <w:numId w:val="2"/>
-        </w:numPr>
-        <w:spacing w:after="80" w:line="300"/>
-      </w:pPr>
-      <w:r>
-        <w:rPr>
-          <w:rFonts w:ascii="Arial" w:cs="Arial" w:eastAsia="Arial" w:hAnsi="Arial"/>
-          <w:color w:val="333333"/>
-          <w:sz w:val="21"/>
-          <w:szCs w:val="21"/>
-        </w:rPr>
-        <w:t xml:space="preserve">冷暖房の正常動作を定期チェックリストに追加</w:t>
-      </w:r>
-    </w:p>
-    <w:p>
-      <w:pPr>
-        <w:pStyle w:val="ListParagraph"/>
-        <w:numPr>
-          <w:ilvl w:val="0"/>
-          <w:numId w:val="2"/>
-        </w:numPr>
-        <w:spacing w:after="80" w:line="300"/>
-      </w:pPr>
-      <w:r>
-        <w:rPr>
-          <w:rFonts w:ascii="Arial" w:cs="Arial" w:eastAsia="Arial" w:hAnsi="Arial"/>
-          <w:color w:val="333333"/>
-          <w:sz w:val="21"/>
-          <w:szCs w:val="21"/>
-        </w:rPr>
-        <w:t xml:space="preserve">異常報告があった客室の優先メンテナンス実施</w:t>
-      </w:r>
-    </w:p>
-    <w:p>
-      <w:pPr>
-        <w:spacing w:after="80"/>
-      </w:pPr>
-    </w:p>
-    <w:p>
-      <w:pPr>
-        <w:spacing w:after="120" w:before="200"/>
-      </w:pPr>
-      <w:r>
-        <w:rPr>
-          <w:rFonts w:ascii="Arial" w:cs="Arial" w:eastAsia="Arial" w:hAnsi="Arial"/>
-          <w:b/>
-          <w:bCs/>
-          <w:color w:val="1B3A5C"/>
-          <w:sz w:val="22"/>
-          <w:szCs w:val="22"/>
-        </w:rPr>
-        <w:t xml:space="preserve">(4) スタッフ対応品質の統一</w:t>
+        <w:t xml:space="preserve">(3) スタッフ対応品質の統一</w:t>
       </w:r>
     </w:p>
     <w:p>
@@ -6925,7 +6462,7 @@
                 <w:sz w:val="20"/>
                 <w:szCs w:val="20"/>
               </w:rPr>
-              <w:t xml:space="preserve">7.38点</w:t>
+              <w:t xml:space="preserve">7.50点</w:t>
             </w:r>
           </w:p>
         </w:tc>
@@ -6959,7 +6496,7 @@
                 <w:sz w:val="20"/>
                 <w:szCs w:val="20"/>
               </w:rPr>
-              <w:t xml:space="preserve">7.9点以上</w:t>
+              <w:t xml:space="preserve">8.0点以上</w:t>
             </w:r>
           </w:p>
         </w:tc>
@@ -7065,7 +6602,7 @@
                 <w:sz w:val="20"/>
                 <w:szCs w:val="20"/>
               </w:rPr>
-              <w:t xml:space="preserve">63.3%</w:t>
+              <w:t xml:space="preserve">64.3%</w:t>
             </w:r>
           </w:p>
         </w:tc>
@@ -7100,7 +6637,7 @@
                 <w:sz w:val="20"/>
                 <w:szCs w:val="20"/>
               </w:rPr>
-              <w:t xml:space="preserve">73%以上</w:t>
+              <w:t xml:space="preserve">74%以上</w:t>
             </w:r>
           </w:p>
         </w:tc>
@@ -7205,7 +6742,7 @@
                 <w:sz w:val="20"/>
                 <w:szCs w:val="20"/>
               </w:rPr>
-              <w:t xml:space="preserve">10.0%</w:t>
+              <w:t xml:space="preserve">7.1%</w:t>
             </w:r>
           </w:p>
         </w:tc>
@@ -7239,7 +6776,7 @@
                 <w:sz w:val="20"/>
                 <w:szCs w:val="20"/>
               </w:rPr>
-              <w:t xml:space="preserve">7%以下</w:t>
+              <w:t xml:space="preserve">4%以下</w:t>
             </w:r>
           </w:p>
         </w:tc>
@@ -7625,7 +7162,7 @@
                 <w:sz w:val="20"/>
                 <w:szCs w:val="20"/>
               </w:rPr>
-              <w:t xml:space="preserve">約6件/期間</w:t>
+              <w:t xml:space="preserve">約3件/期間</w:t>
             </w:r>
           </w:p>
         </w:tc>
@@ -7660,7 +7197,7 @@
                 <w:sz w:val="20"/>
                 <w:szCs w:val="20"/>
               </w:rPr>
-              <w:t xml:space="preserve">3件以下</w:t>
+              <w:t xml:space="preserve">1件以下</w:t>
             </w:r>
           </w:p>
         </w:tc>
@@ -8238,7 +7775,7 @@
                 <w:sz w:val="21"/>
                 <w:szCs w:val="21"/>
               </w:rPr>
-              <w:t xml:space="preserve">アパホテル蒲田駅東は、全体平均7.38点（10点換算）、高評価率63.3%という一定の顧客満足度を示しているホテルです。特に「立地・アクセス」「清潔さ・清掃」が多くのゲストから高く評価されています。</w:t>
+              <w:t xml:space="preserve">アパホテル蒲田駅東は、全体平均7.50点（10点換算）、高評価率64.3%という一定の顧客満足度を示しているホテルです。特に「立地・アクセス」「清潔さ・清掃」が多くのゲストから高く評価されています。</w:t>
             </w:r>
           </w:p>
           <w:p>
@@ -8252,7 +7789,7 @@
                 <w:sz w:val="21"/>
                 <w:szCs w:val="21"/>
               </w:rPr>
-              <w:t xml:space="preserve">改善課題としては、部屋の狭さ、浴室・水回り、エアコン・空調が主要なテーマとして浮上しています。これらの課題への対応が、顧客満足度向上の鍵となります。</w:t>
+              <w:t xml:space="preserve">改善課題としては、部屋の狭さ、浴室・水回り、防音性能が主要なテーマとして浮上しています。これらの課題への対応が、顧客満足度向上の鍵となります。</w:t>
             </w:r>
           </w:p>
           <w:p>

--- a/納品レポート/ホテル別レポート/apa_kamata_口コミ分析改善レポート.docx
+++ b/納品レポート/ホテル別レポート/apa_kamata_口コミ分析改善レポート.docx
@@ -81,7 +81,7 @@
           <w:sz w:val="22"/>
           <w:szCs w:val="22"/>
         </w:rPr>
-        <w:t xml:space="preserve">分析対象期間：2026年3月</w:t>
+        <w:t xml:space="preserve">分析対象期間：2026年2月〜3月</w:t>
       </w:r>
     </w:p>
     <w:p>
@@ -96,7 +96,7 @@
           <w:sz w:val="22"/>
           <w:szCs w:val="22"/>
         </w:rPr>
-        <w:t xml:space="preserve">レビュー総数：28件（4サイト）</w:t>
+        <w:t xml:space="preserve">レビュー総数：60件（5サイト）</w:t>
       </w:r>
     </w:p>
     <w:p>
@@ -111,7 +111,7 @@
           <w:sz w:val="20"/>
           <w:szCs w:val="20"/>
         </w:rPr>
-        <w:t xml:space="preserve">対象サイト：Booking.com / Google / じゃらん / Agoda</w:t>
+        <w:t xml:space="preserve">対象サイト：Google / Booking.com / じゃらん / 楽天トラベル / Agoda</w:t>
       </w:r>
     </w:p>
     <w:p>
@@ -189,7 +189,7 @@
           <w:sz w:val="21"/>
           <w:szCs w:val="21"/>
         </w:rPr>
-        <w:t xml:space="preserve">2026年3月に各OTAサイト・口コミサイトに投稿された28件のレビューを包括的に分析しました。以下が主要な発見事項です。</w:t>
+        <w:t xml:space="preserve">2026年2月〜3月に各OTAサイト・口コミサイトに投稿された60件のレビューを包括的に分析しました。以下が主要な発見事項です。</w:t>
       </w:r>
     </w:p>
     <w:p>
@@ -261,7 +261,7 @@
                 <w:sz w:val="36"/>
                 <w:szCs w:val="36"/>
               </w:rPr>
-              <w:t xml:space="preserve">7.50</w:t>
+              <w:t xml:space="preserve">7.38</w:t>
             </w:r>
           </w:p>
         </w:tc>
@@ -310,7 +310,7 @@
                 <w:sz w:val="36"/>
                 <w:szCs w:val="36"/>
               </w:rPr>
-              <w:t xml:space="preserve">64.3%</w:t>
+              <w:t xml:space="preserve">63.3%</w:t>
             </w:r>
           </w:p>
         </w:tc>
@@ -359,7 +359,7 @@
                 <w:sz w:val="36"/>
                 <w:szCs w:val="36"/>
               </w:rPr>
-              <w:t xml:space="preserve">7.1%</w:t>
+              <w:t xml:space="preserve">10.0%</w:t>
             </w:r>
           </w:p>
         </w:tc>
@@ -408,7 +408,7 @@
                 <w:sz w:val="36"/>
                 <w:szCs w:val="36"/>
               </w:rPr>
-              <w:t xml:space="preserve">28件</w:t>
+              <w:t xml:space="preserve">60件</w:t>
             </w:r>
           </w:p>
         </w:tc>
@@ -448,7 +448,7 @@
           <w:sz w:val="21"/>
           <w:szCs w:val="21"/>
         </w:rPr>
-        <w:t xml:space="preserve">全体平均スコア7.50点（10点換算）は概ね標準的な水準であり、64.3%が高評価（8-10点）に分類されます。低評価（1-4点）は2件（7.1%）で、一定の改善課題があります。Google（8.00点）で特に高い評価を獲得しています。</w:t>
+        <w:t xml:space="preserve">全体平均スコア7.38点（10点換算）は概ね標準的な水準であり、63.3%が高評価（8-10点）に分類されます。低評価（1-4点）は6件（10.0%）で、一定の改善課題があります。Google（7.88点）で特に高い評価を獲得しています。</w:t>
       </w:r>
     </w:p>
     <w:p>
@@ -542,7 +542,7 @@
                 <w:sz w:val="20"/>
                 <w:szCs w:val="20"/>
               </w:rPr>
-              <w:t xml:space="preserve">立地・アクセス（10件以上で言及）、清潔さ・清掃（8件で言及）、スタッフの対応（6件で言及）</w:t>
+              <w:t xml:space="preserve">立地・アクセス（10件以上で言及）、清潔さ・清掃（10件以上で言及）、スタッフの対応（10件以上で言及）</w:t>
             </w:r>
           </w:p>
           <w:p>
@@ -567,7 +567,7 @@
                 <w:sz w:val="20"/>
                 <w:szCs w:val="20"/>
               </w:rPr>
-              <w:t xml:space="preserve">部屋の狭さ（3件）、浴室・水回り（2件）、防音性能（1件）、エアコン・空調（1件）</w:t>
+              <w:t xml:space="preserve">部屋の狭さ（6件）、浴室・水回り（4件）、エアコン・空調（2件）、清掃不備（2件）</w:t>
             </w:r>
           </w:p>
           <w:p>
@@ -953,7 +953,7 @@
                 <w:sz w:val="20"/>
                 <w:szCs w:val="20"/>
               </w:rPr>
-              <w:t xml:space="preserve">Booking.com</w:t>
+              <w:t xml:space="preserve">Google</w:t>
             </w:r>
           </w:p>
         </w:tc>
@@ -987,7 +987,7 @@
                 <w:sz w:val="20"/>
                 <w:szCs w:val="20"/>
               </w:rPr>
-              <w:t xml:space="preserve">10</w:t>
+              <w:t xml:space="preserve">17</w:t>
             </w:r>
           </w:p>
         </w:tc>
@@ -1021,7 +1021,7 @@
                 <w:sz w:val="20"/>
                 <w:szCs w:val="20"/>
               </w:rPr>
-              <w:t xml:space="preserve">8</w:t>
+              <w:t xml:space="preserve">3.94</w:t>
             </w:r>
           </w:p>
         </w:tc>
@@ -1055,7 +1055,7 @@
                 <w:sz w:val="20"/>
                 <w:szCs w:val="20"/>
               </w:rPr>
-              <w:t xml:space="preserve">/10</w:t>
+              <w:t xml:space="preserve">/5 (×2)</w:t>
             </w:r>
           </w:p>
         </w:tc>
@@ -1085,11 +1085,11 @@
                 <w:rFonts w:ascii="Arial" w:cs="Arial" w:eastAsia="Arial" w:hAnsi="Arial"/>
                 <w:b/>
                 <w:bCs/>
-                <w:color w:val="27AE60"/>
-                <w:sz w:val="20"/>
-                <w:szCs w:val="20"/>
-              </w:rPr>
-              <w:t xml:space="preserve">8</w:t>
+                <w:color w:val="E67E22"/>
+                <w:sz w:val="20"/>
+                <w:szCs w:val="20"/>
+              </w:rPr>
+              <w:t xml:space="preserve">7.88</w:t>
             </w:r>
           </w:p>
         </w:tc>
@@ -1153,11 +1153,11 @@
                 <w:rFonts w:ascii="Arial" w:cs="Arial" w:eastAsia="Arial" w:hAnsi="Arial"/>
                 <w:b/>
                 <w:bCs/>
-                <w:color w:val="27AE60"/>
-                <w:sz w:val="20"/>
-                <w:szCs w:val="20"/>
-              </w:rPr>
-              <w:t xml:space="preserve">良好</w:t>
+                <w:color w:val="E67E22"/>
+                <w:sz w:val="20"/>
+                <w:szCs w:val="20"/>
+              </w:rPr>
+              <w:t xml:space="preserve">概ね良好</w:t>
             </w:r>
           </w:p>
         </w:tc>
@@ -1194,7 +1194,7 @@
                 <w:sz w:val="20"/>
                 <w:szCs w:val="20"/>
               </w:rPr>
-              <w:t xml:space="preserve">Google</w:t>
+              <w:t xml:space="preserve">Booking.com</w:t>
             </w:r>
           </w:p>
         </w:tc>
@@ -1229,7 +1229,7 @@
                 <w:sz w:val="20"/>
                 <w:szCs w:val="20"/>
               </w:rPr>
-              <w:t xml:space="preserve">6</w:t>
+              <w:t xml:space="preserve">19</w:t>
             </w:r>
           </w:p>
         </w:tc>
@@ -1264,7 +1264,7 @@
                 <w:sz w:val="20"/>
                 <w:szCs w:val="20"/>
               </w:rPr>
-              <w:t xml:space="preserve">4</w:t>
+              <w:t xml:space="preserve">7.58</w:t>
             </w:r>
           </w:p>
         </w:tc>
@@ -1299,7 +1299,7 @@
                 <w:sz w:val="20"/>
                 <w:szCs w:val="20"/>
               </w:rPr>
-              <w:t xml:space="preserve">/5 (×2)</w:t>
+              <w:t xml:space="preserve">/10</w:t>
             </w:r>
           </w:p>
         </w:tc>
@@ -1330,11 +1330,11 @@
                 <w:rFonts w:ascii="Arial" w:cs="Arial" w:eastAsia="Arial" w:hAnsi="Arial"/>
                 <w:b/>
                 <w:bCs/>
-                <w:color w:val="27AE60"/>
-                <w:sz w:val="20"/>
-                <w:szCs w:val="20"/>
-              </w:rPr>
-              <w:t xml:space="preserve">8</w:t>
+                <w:color w:val="E67E22"/>
+                <w:sz w:val="20"/>
+                <w:szCs w:val="20"/>
+              </w:rPr>
+              <w:t xml:space="preserve">7.58</w:t>
             </w:r>
           </w:p>
         </w:tc>
@@ -1400,11 +1400,11 @@
                 <w:rFonts w:ascii="Arial" w:cs="Arial" w:eastAsia="Arial" w:hAnsi="Arial"/>
                 <w:b/>
                 <w:bCs/>
-                <w:color w:val="27AE60"/>
-                <w:sz w:val="20"/>
-                <w:szCs w:val="20"/>
-              </w:rPr>
-              <w:t xml:space="preserve">良好</w:t>
+                <w:color w:val="E67E22"/>
+                <w:sz w:val="20"/>
+                <w:szCs w:val="20"/>
+              </w:rPr>
+              <w:t xml:space="preserve">概ね良好</w:t>
             </w:r>
           </w:p>
         </w:tc>
@@ -1474,7 +1474,7 @@
                 <w:sz w:val="20"/>
                 <w:szCs w:val="20"/>
               </w:rPr>
-              <w:t xml:space="preserve">3</w:t>
+              <w:t xml:space="preserve">4</w:t>
             </w:r>
           </w:p>
         </w:tc>
@@ -1508,7 +1508,7 @@
                 <w:sz w:val="20"/>
                 <w:szCs w:val="20"/>
               </w:rPr>
-              <w:t xml:space="preserve">3.67</w:t>
+              <w:t xml:space="preserve">3.75</w:t>
             </w:r>
           </w:p>
         </w:tc>
@@ -1576,7 +1576,7 @@
                 <w:sz w:val="20"/>
                 <w:szCs w:val="20"/>
               </w:rPr>
-              <w:t xml:space="preserve">7.33</w:t>
+              <w:t xml:space="preserve">7.5</w:t>
             </w:r>
           </w:p>
         </w:tc>
@@ -1681,7 +1681,7 @@
                 <w:sz w:val="20"/>
                 <w:szCs w:val="20"/>
               </w:rPr>
-              <w:t xml:space="preserve">Agoda</w:t>
+              <w:t xml:space="preserve">楽天トラベル</w:t>
             </w:r>
           </w:p>
         </w:tc>
@@ -1716,7 +1716,7 @@
                 <w:sz w:val="20"/>
                 <w:szCs w:val="20"/>
               </w:rPr>
-              <w:t xml:space="preserve">9</w:t>
+              <w:t xml:space="preserve">4</w:t>
             </w:r>
           </w:p>
         </w:tc>
@@ -1751,7 +1751,7 @@
                 <w:sz w:val="20"/>
                 <w:szCs w:val="20"/>
               </w:rPr>
-              <w:t xml:space="preserve">6.67</w:t>
+              <w:t xml:space="preserve">3.5</w:t>
             </w:r>
           </w:p>
         </w:tc>
@@ -1786,7 +1786,7 @@
                 <w:sz w:val="20"/>
                 <w:szCs w:val="20"/>
               </w:rPr>
-              <w:t xml:space="preserve">/10</w:t>
+              <w:t xml:space="preserve">/5 (×2)</w:t>
             </w:r>
           </w:p>
         </w:tc>
@@ -1817,11 +1817,11 @@
                 <w:rFonts w:ascii="Arial" w:cs="Arial" w:eastAsia="Arial" w:hAnsi="Arial"/>
                 <w:b/>
                 <w:bCs/>
-                <w:color w:val="C0392B"/>
-                <w:sz w:val="20"/>
-                <w:szCs w:val="20"/>
-              </w:rPr>
-              <w:t xml:space="preserve">6.67</w:t>
+                <w:color w:val="E67E22"/>
+                <w:sz w:val="20"/>
+                <w:szCs w:val="20"/>
+              </w:rPr>
+              <w:t xml:space="preserve">7</w:t>
             </w:r>
           </w:p>
         </w:tc>
@@ -1856,6 +1856,247 @@
                 <w:sz w:val="20"/>
                 <w:szCs w:val="20"/>
               </w:rPr>
+              <w:t xml:space="preserve">8</w:t>
+            </w:r>
+          </w:p>
+        </w:tc>
+        <w:tc>
+          <w:tcPr>
+            <w:tcW w:type="dxa" w:w="1300"/>
+            <w:tcBorders>
+              <w:top w:val="single" w:color="CCCCCC" w:sz="1"/>
+              <w:left w:val="single" w:color="CCCCCC" w:sz="1"/>
+              <w:bottom w:val="single" w:color="CCCCCC" w:sz="1"/>
+              <w:right w:val="single" w:color="CCCCCC" w:sz="1"/>
+            </w:tcBorders>
+            <w:shd w:fill="F2F2F2" w:val="clear"/>
+            <w:tcMar>
+              <w:top w:type="dxa" w:w="80"/>
+              <w:left w:type="dxa" w:w="120"/>
+              <w:bottom w:type="dxa" w:w="80"/>
+              <w:right w:type="dxa" w:w="120"/>
+            </w:tcMar>
+            <w:vAlign w:val="center"/>
+          </w:tcPr>
+          <w:p>
+            <w:pPr>
+              <w:jc w:val="center"/>
+            </w:pPr>
+            <w:r>
+              <w:rPr>
+                <w:rFonts w:ascii="Arial" w:cs="Arial" w:eastAsia="Arial" w:hAnsi="Arial"/>
+                <w:b/>
+                <w:bCs/>
+                <w:color w:val="E67E22"/>
+                <w:sz w:val="20"/>
+                <w:szCs w:val="20"/>
+              </w:rPr>
+              <w:t xml:space="preserve">概ね良好</w:t>
+            </w:r>
+          </w:p>
+        </w:tc>
+      </w:tr>
+      <w:tr>
+        <w:tc>
+          <w:tcPr>
+            <w:tcW w:type="dxa" w:w="1800"/>
+            <w:tcBorders>
+              <w:top w:val="single" w:color="CCCCCC" w:sz="1"/>
+              <w:left w:val="single" w:color="CCCCCC" w:sz="1"/>
+              <w:bottom w:val="single" w:color="CCCCCC" w:sz="1"/>
+              <w:right w:val="single" w:color="CCCCCC" w:sz="1"/>
+            </w:tcBorders>
+            <w:tcMar>
+              <w:top w:type="dxa" w:w="80"/>
+              <w:left w:type="dxa" w:w="120"/>
+              <w:bottom w:type="dxa" w:w="80"/>
+              <w:right w:type="dxa" w:w="120"/>
+            </w:tcMar>
+            <w:vAlign w:val="center"/>
+          </w:tcPr>
+          <w:p>
+            <w:pPr>
+              <w:jc w:val="left"/>
+            </w:pPr>
+            <w:r>
+              <w:rPr>
+                <w:rFonts w:ascii="Arial" w:cs="Arial" w:eastAsia="Arial" w:hAnsi="Arial"/>
+                <w:b/>
+                <w:bCs/>
+                <w:color w:val="333333"/>
+                <w:sz w:val="20"/>
+                <w:szCs w:val="20"/>
+              </w:rPr>
+              <w:t xml:space="preserve">Agoda</w:t>
+            </w:r>
+          </w:p>
+        </w:tc>
+        <w:tc>
+          <w:tcPr>
+            <w:tcW w:type="dxa" w:w="900"/>
+            <w:tcBorders>
+              <w:top w:val="single" w:color="CCCCCC" w:sz="1"/>
+              <w:left w:val="single" w:color="CCCCCC" w:sz="1"/>
+              <w:bottom w:val="single" w:color="CCCCCC" w:sz="1"/>
+              <w:right w:val="single" w:color="CCCCCC" w:sz="1"/>
+            </w:tcBorders>
+            <w:tcMar>
+              <w:top w:type="dxa" w:w="80"/>
+              <w:left w:type="dxa" w:w="120"/>
+              <w:bottom w:type="dxa" w:w="80"/>
+              <w:right w:type="dxa" w:w="120"/>
+            </w:tcMar>
+            <w:vAlign w:val="center"/>
+          </w:tcPr>
+          <w:p>
+            <w:pPr>
+              <w:jc w:val="center"/>
+            </w:pPr>
+            <w:r>
+              <w:rPr>
+                <w:rFonts w:ascii="Arial" w:cs="Arial" w:eastAsia="Arial" w:hAnsi="Arial"/>
+                <w:b w:val="false"/>
+                <w:bCs w:val="false"/>
+                <w:color w:val="333333"/>
+                <w:sz w:val="20"/>
+                <w:szCs w:val="20"/>
+              </w:rPr>
+              <w:t xml:space="preserve">16</w:t>
+            </w:r>
+          </w:p>
+        </w:tc>
+        <w:tc>
+          <w:tcPr>
+            <w:tcW w:type="dxa" w:w="1300"/>
+            <w:tcBorders>
+              <w:top w:val="single" w:color="CCCCCC" w:sz="1"/>
+              <w:left w:val="single" w:color="CCCCCC" w:sz="1"/>
+              <w:bottom w:val="single" w:color="CCCCCC" w:sz="1"/>
+              <w:right w:val="single" w:color="CCCCCC" w:sz="1"/>
+            </w:tcBorders>
+            <w:tcMar>
+              <w:top w:type="dxa" w:w="80"/>
+              <w:left w:type="dxa" w:w="120"/>
+              <w:bottom w:type="dxa" w:w="80"/>
+              <w:right w:type="dxa" w:w="120"/>
+            </w:tcMar>
+            <w:vAlign w:val="center"/>
+          </w:tcPr>
+          <w:p>
+            <w:pPr>
+              <w:jc w:val="center"/>
+            </w:pPr>
+            <w:r>
+              <w:rPr>
+                <w:rFonts w:ascii="Arial" w:cs="Arial" w:eastAsia="Arial" w:hAnsi="Arial"/>
+                <w:b/>
+                <w:bCs/>
+                <w:color w:val="333333"/>
+                <w:sz w:val="20"/>
+                <w:szCs w:val="20"/>
+              </w:rPr>
+              <w:t xml:space="preserve">6.69</w:t>
+            </w:r>
+          </w:p>
+        </w:tc>
+        <w:tc>
+          <w:tcPr>
+            <w:tcW w:type="dxa" w:w="900"/>
+            <w:tcBorders>
+              <w:top w:val="single" w:color="CCCCCC" w:sz="1"/>
+              <w:left w:val="single" w:color="CCCCCC" w:sz="1"/>
+              <w:bottom w:val="single" w:color="CCCCCC" w:sz="1"/>
+              <w:right w:val="single" w:color="CCCCCC" w:sz="1"/>
+            </w:tcBorders>
+            <w:tcMar>
+              <w:top w:type="dxa" w:w="80"/>
+              <w:left w:type="dxa" w:w="120"/>
+              <w:bottom w:type="dxa" w:w="80"/>
+              <w:right w:type="dxa" w:w="120"/>
+            </w:tcMar>
+            <w:vAlign w:val="center"/>
+          </w:tcPr>
+          <w:p>
+            <w:pPr>
+              <w:jc w:val="center"/>
+            </w:pPr>
+            <w:r>
+              <w:rPr>
+                <w:rFonts w:ascii="Arial" w:cs="Arial" w:eastAsia="Arial" w:hAnsi="Arial"/>
+                <w:b w:val="false"/>
+                <w:bCs w:val="false"/>
+                <w:color w:val="333333"/>
+                <w:sz w:val="20"/>
+                <w:szCs w:val="20"/>
+              </w:rPr>
+              <w:t xml:space="preserve">/10</w:t>
+            </w:r>
+          </w:p>
+        </w:tc>
+        <w:tc>
+          <w:tcPr>
+            <w:tcW w:type="dxa" w:w="1300"/>
+            <w:tcBorders>
+              <w:top w:val="single" w:color="CCCCCC" w:sz="1"/>
+              <w:left w:val="single" w:color="CCCCCC" w:sz="1"/>
+              <w:bottom w:val="single" w:color="CCCCCC" w:sz="1"/>
+              <w:right w:val="single" w:color="CCCCCC" w:sz="1"/>
+            </w:tcBorders>
+            <w:tcMar>
+              <w:top w:type="dxa" w:w="80"/>
+              <w:left w:type="dxa" w:w="120"/>
+              <w:bottom w:type="dxa" w:w="80"/>
+              <w:right w:type="dxa" w:w="120"/>
+            </w:tcMar>
+            <w:vAlign w:val="center"/>
+          </w:tcPr>
+          <w:p>
+            <w:pPr>
+              <w:jc w:val="center"/>
+            </w:pPr>
+            <w:r>
+              <w:rPr>
+                <w:rFonts w:ascii="Arial" w:cs="Arial" w:eastAsia="Arial" w:hAnsi="Arial"/>
+                <w:b/>
+                <w:bCs/>
+                <w:color w:val="C0392B"/>
+                <w:sz w:val="20"/>
+                <w:szCs w:val="20"/>
+              </w:rPr>
+              <w:t xml:space="preserve">6.69</w:t>
+            </w:r>
+          </w:p>
+        </w:tc>
+        <w:tc>
+          <w:tcPr>
+            <w:tcW w:type="dxa" w:w="1526"/>
+            <w:tcBorders>
+              <w:top w:val="single" w:color="CCCCCC" w:sz="1"/>
+              <w:left w:val="single" w:color="CCCCCC" w:sz="1"/>
+              <w:bottom w:val="single" w:color="CCCCCC" w:sz="1"/>
+              <w:right w:val="single" w:color="CCCCCC" w:sz="1"/>
+            </w:tcBorders>
+            <w:tcMar>
+              <w:top w:type="dxa" w:w="80"/>
+              <w:left w:type="dxa" w:w="120"/>
+              <w:bottom w:type="dxa" w:w="80"/>
+              <w:right w:type="dxa" w:w="120"/>
+            </w:tcMar>
+            <w:vAlign w:val="center"/>
+          </w:tcPr>
+          <w:p>
+            <w:pPr>
+              <w:jc w:val="center"/>
+            </w:pPr>
+            <w:r>
+              <w:rPr>
+                <w:rFonts w:ascii="Arial" w:cs="Arial" w:eastAsia="Arial" w:hAnsi="Arial"/>
+                <w:b w:val="false"/>
+                <w:bCs w:val="false"/>
+                <w:color w:val="333333"/>
+                <w:sz w:val="20"/>
+                <w:szCs w:val="20"/>
+              </w:rPr>
               <w:t xml:space="preserve">7</w:t>
             </w:r>
           </w:p>
@@ -1869,7 +2110,6 @@
               <w:bottom w:val="single" w:color="CCCCCC" w:sz="1"/>
               <w:right w:val="single" w:color="CCCCCC" w:sz="1"/>
             </w:tcBorders>
-            <w:shd w:fill="F2F2F2" w:val="clear"/>
             <w:tcMar>
               <w:top w:type="dxa" w:w="80"/>
               <w:left w:type="dxa" w:w="120"/>
@@ -1931,7 +2171,7 @@
           <w:sz w:val="21"/>
           <w:szCs w:val="21"/>
         </w:rPr>
-        <w:t xml:space="preserve">評価分布は8点（39.3%）に最も多く、8点以上の高評価が64.3%を占めています。低評価（1-4点）は計2件（7.1%）です。</w:t>
+        <w:t xml:space="preserve">評価分布は8点（43.3%）に最も多く、8点以上の高評価が63.3%を占めています。低評価（1-4点）は計6件（10.0%）です。</w:t>
       </w:r>
     </w:p>
     <w:p>
@@ -2166,7 +2406,7 @@
                 <w:sz w:val="20"/>
                 <w:szCs w:val="20"/>
               </w:rPr>
-              <w:t xml:space="preserve">5</w:t>
+              <w:t xml:space="preserve">8</w:t>
             </w:r>
           </w:p>
         </w:tc>
@@ -2201,7 +2441,7 @@
                 <w:sz w:val="20"/>
                 <w:szCs w:val="20"/>
               </w:rPr>
-              <w:t xml:space="preserve">17.9%</w:t>
+              <w:t xml:space="preserve">13.3%</w:t>
             </w:r>
           </w:p>
         </w:tc>
@@ -2230,7 +2470,7 @@
                 <w:sz w:val="20"/>
                 <w:szCs w:val="20"/>
               </w:rPr>
-              <w:t xml:space="preserve">█████████</w:t>
+              <w:t xml:space="preserve">██████</w:t>
             </w:r>
             <w:r>
               <w:rPr>
@@ -2239,7 +2479,7 @@
                 <w:sz w:val="18"/>
                 <w:szCs w:val="18"/>
               </w:rPr>
-              <w:t xml:space="preserve"> 5件</w:t>
+              <w:t xml:space="preserve"> 8件</w:t>
             </w:r>
           </w:p>
         </w:tc>
@@ -2311,7 +2551,7 @@
                 <w:sz w:val="20"/>
                 <w:szCs w:val="20"/>
               </w:rPr>
-              <w:t xml:space="preserve">2</w:t>
+              <w:t xml:space="preserve">4</w:t>
             </w:r>
           </w:p>
         </w:tc>
@@ -2346,7 +2586,7 @@
                 <w:sz w:val="20"/>
                 <w:szCs w:val="20"/>
               </w:rPr>
-              <w:t xml:space="preserve">7.1%</w:t>
+              <w:t xml:space="preserve">6.7%</w:t>
             </w:r>
           </w:p>
         </w:tc>
@@ -2374,7 +2614,7 @@
                 <w:sz w:val="20"/>
                 <w:szCs w:val="20"/>
               </w:rPr>
-              <w:t xml:space="preserve">████</w:t>
+              <w:t xml:space="preserve">███</w:t>
             </w:r>
             <w:r>
               <w:rPr>
@@ -2383,7 +2623,7 @@
                 <w:sz w:val="18"/>
                 <w:szCs w:val="18"/>
               </w:rPr>
-              <w:t xml:space="preserve"> 2件</w:t>
+              <w:t xml:space="preserve"> 4件</w:t>
             </w:r>
           </w:p>
         </w:tc>
@@ -2455,7 +2695,7 @@
                 <w:sz w:val="20"/>
                 <w:szCs w:val="20"/>
               </w:rPr>
-              <w:t xml:space="preserve">11</w:t>
+              <w:t xml:space="preserve">26</w:t>
             </w:r>
           </w:p>
         </w:tc>
@@ -2490,7 +2730,7 @@
                 <w:sz w:val="20"/>
                 <w:szCs w:val="20"/>
               </w:rPr>
-              <w:t xml:space="preserve">39.3%</w:t>
+              <w:t xml:space="preserve">43.3%</w:t>
             </w:r>
           </w:p>
         </w:tc>
@@ -2528,7 +2768,7 @@
                 <w:sz w:val="18"/>
                 <w:szCs w:val="18"/>
               </w:rPr>
-              <w:t xml:space="preserve"> 11件</w:t>
+              <w:t xml:space="preserve"> 26件</w:t>
             </w:r>
           </w:p>
         </w:tc>
@@ -2600,7 +2840,7 @@
                 <w:sz w:val="20"/>
                 <w:szCs w:val="20"/>
               </w:rPr>
-              <w:t xml:space="preserve">1</w:t>
+              <w:t xml:space="preserve">5</w:t>
             </w:r>
           </w:p>
         </w:tc>
@@ -2635,7 +2875,7 @@
                 <w:sz w:val="20"/>
                 <w:szCs w:val="20"/>
               </w:rPr>
-              <w:t xml:space="preserve">3.6%</w:t>
+              <w:t xml:space="preserve">8.3%</w:t>
             </w:r>
           </w:p>
         </w:tc>
@@ -2663,7 +2903,7 @@
                 <w:sz w:val="20"/>
                 <w:szCs w:val="20"/>
               </w:rPr>
-              <w:t xml:space="preserve">██</w:t>
+              <w:t xml:space="preserve">████</w:t>
             </w:r>
             <w:r>
               <w:rPr>
@@ -2672,7 +2912,7 @@
                 <w:sz w:val="18"/>
                 <w:szCs w:val="18"/>
               </w:rPr>
-              <w:t xml:space="preserve"> 1件</w:t>
+              <w:t xml:space="preserve"> 5件</w:t>
             </w:r>
           </w:p>
         </w:tc>
@@ -2744,7 +2984,7 @@
                 <w:sz w:val="20"/>
                 <w:szCs w:val="20"/>
               </w:rPr>
-              <w:t xml:space="preserve">5</w:t>
+              <w:t xml:space="preserve">8</w:t>
             </w:r>
           </w:p>
         </w:tc>
@@ -2779,7 +3019,7 @@
                 <w:sz w:val="20"/>
                 <w:szCs w:val="20"/>
               </w:rPr>
-              <w:t xml:space="preserve">17.9%</w:t>
+              <w:t xml:space="preserve">13.3%</w:t>
             </w:r>
           </w:p>
         </w:tc>
@@ -2808,7 +3048,7 @@
                 <w:sz w:val="20"/>
                 <w:szCs w:val="20"/>
               </w:rPr>
-              <w:t xml:space="preserve">█████████</w:t>
+              <w:t xml:space="preserve">██████</w:t>
             </w:r>
             <w:r>
               <w:rPr>
@@ -2817,7 +3057,7 @@
                 <w:sz w:val="18"/>
                 <w:szCs w:val="18"/>
               </w:rPr>
-              <w:t xml:space="preserve"> 5件</w:t>
+              <w:t xml:space="preserve"> 8件</w:t>
             </w:r>
           </w:p>
         </w:tc>
@@ -2889,7 +3129,7 @@
                 <w:sz w:val="20"/>
                 <w:szCs w:val="20"/>
               </w:rPr>
-              <w:t xml:space="preserve">2</w:t>
+              <w:t xml:space="preserve">3</w:t>
             </w:r>
           </w:p>
         </w:tc>
@@ -2924,7 +3164,7 @@
                 <w:sz w:val="20"/>
                 <w:szCs w:val="20"/>
               </w:rPr>
-              <w:t xml:space="preserve">7.1%</w:t>
+              <w:t xml:space="preserve">5.0%</w:t>
             </w:r>
           </w:p>
         </w:tc>
@@ -2952,7 +3192,7 @@
                 <w:sz w:val="20"/>
                 <w:szCs w:val="20"/>
               </w:rPr>
-              <w:t xml:space="preserve">████</w:t>
+              <w:t xml:space="preserve">██</w:t>
             </w:r>
             <w:r>
               <w:rPr>
@@ -2961,7 +3201,7 @@
                 <w:sz w:val="18"/>
                 <w:szCs w:val="18"/>
               </w:rPr>
-              <w:t xml:space="preserve"> 2件</w:t>
+              <w:t xml:space="preserve"> 3件</w:t>
             </w:r>
           </w:p>
         </w:tc>
@@ -3033,7 +3273,7 @@
                 <w:sz w:val="20"/>
                 <w:szCs w:val="20"/>
               </w:rPr>
-              <w:t xml:space="preserve">1</w:t>
+              <w:t xml:space="preserve">4</w:t>
             </w:r>
           </w:p>
         </w:tc>
@@ -3068,7 +3308,7 @@
                 <w:sz w:val="20"/>
                 <w:szCs w:val="20"/>
               </w:rPr>
-              <w:t xml:space="preserve">3.6%</w:t>
+              <w:t xml:space="preserve">6.7%</w:t>
             </w:r>
           </w:p>
         </w:tc>
@@ -3097,7 +3337,7 @@
                 <w:sz w:val="20"/>
                 <w:szCs w:val="20"/>
               </w:rPr>
-              <w:t xml:space="preserve">██</w:t>
+              <w:t xml:space="preserve">███</w:t>
             </w:r>
             <w:r>
               <w:rPr>
@@ -3106,7 +3346,7 @@
                 <w:sz w:val="18"/>
                 <w:szCs w:val="18"/>
               </w:rPr>
-              <w:t xml:space="preserve"> 1件</w:t>
+              <w:t xml:space="preserve"> 4件</w:t>
             </w:r>
           </w:p>
         </w:tc>
@@ -3213,7 +3453,7 @@
                 <w:sz w:val="20"/>
                 <w:szCs w:val="20"/>
               </w:rPr>
-              <w:t xml:space="preserve">3.6%</w:t>
+              <w:t xml:space="preserve">1.7%</w:t>
             </w:r>
           </w:p>
         </w:tc>
@@ -3241,7 +3481,152 @@
                 <w:sz w:val="20"/>
                 <w:szCs w:val="20"/>
               </w:rPr>
-              <w:t xml:space="preserve">██</w:t>
+              <w:t xml:space="preserve">█</w:t>
+            </w:r>
+            <w:r>
+              <w:rPr>
+                <w:rFonts w:ascii="Arial" w:cs="Arial" w:eastAsia="Arial" w:hAnsi="Arial"/>
+                <w:color w:val="666666"/>
+                <w:sz w:val="18"/>
+                <w:szCs w:val="18"/>
+              </w:rPr>
+              <w:t xml:space="preserve"> 1件</w:t>
+            </w:r>
+          </w:p>
+        </w:tc>
+      </w:tr>
+      <w:tr>
+        <w:tc>
+          <w:tcPr>
+            <w:tcW w:type="dxa" w:w="1200"/>
+            <w:tcBorders>
+              <w:top w:val="single" w:color="CCCCCC" w:sz="1"/>
+              <w:left w:val="single" w:color="CCCCCC" w:sz="1"/>
+              <w:bottom w:val="single" w:color="CCCCCC" w:sz="1"/>
+              <w:right w:val="single" w:color="CCCCCC" w:sz="1"/>
+            </w:tcBorders>
+            <w:shd w:fill="F2F2F2" w:val="clear"/>
+            <w:tcMar>
+              <w:top w:type="dxa" w:w="80"/>
+              <w:left w:type="dxa" w:w="120"/>
+              <w:bottom w:type="dxa" w:w="80"/>
+              <w:right w:type="dxa" w:w="120"/>
+            </w:tcMar>
+            <w:vAlign w:val="center"/>
+          </w:tcPr>
+          <w:p>
+            <w:pPr>
+              <w:jc w:val="center"/>
+            </w:pPr>
+            <w:r>
+              <w:rPr>
+                <w:rFonts w:ascii="Arial" w:cs="Arial" w:eastAsia="Arial" w:hAnsi="Arial"/>
+                <w:b/>
+                <w:bCs/>
+                <w:color w:val="333333"/>
+                <w:sz w:val="20"/>
+                <w:szCs w:val="20"/>
+              </w:rPr>
+              <w:t xml:space="preserve">2</w:t>
+            </w:r>
+          </w:p>
+        </w:tc>
+        <w:tc>
+          <w:tcPr>
+            <w:tcW w:type="dxa" w:w="1200"/>
+            <w:tcBorders>
+              <w:top w:val="single" w:color="CCCCCC" w:sz="1"/>
+              <w:left w:val="single" w:color="CCCCCC" w:sz="1"/>
+              <w:bottom w:val="single" w:color="CCCCCC" w:sz="1"/>
+              <w:right w:val="single" w:color="CCCCCC" w:sz="1"/>
+            </w:tcBorders>
+            <w:shd w:fill="F2F2F2" w:val="clear"/>
+            <w:tcMar>
+              <w:top w:type="dxa" w:w="80"/>
+              <w:left w:type="dxa" w:w="120"/>
+              <w:bottom w:type="dxa" w:w="80"/>
+              <w:right w:type="dxa" w:w="120"/>
+            </w:tcMar>
+            <w:vAlign w:val="center"/>
+          </w:tcPr>
+          <w:p>
+            <w:pPr>
+              <w:jc w:val="center"/>
+            </w:pPr>
+            <w:r>
+              <w:rPr>
+                <w:rFonts w:ascii="Arial" w:cs="Arial" w:eastAsia="Arial" w:hAnsi="Arial"/>
+                <w:b w:val="false"/>
+                <w:bCs w:val="false"/>
+                <w:color w:val="333333"/>
+                <w:sz w:val="20"/>
+                <w:szCs w:val="20"/>
+              </w:rPr>
+              <w:t xml:space="preserve">1</w:t>
+            </w:r>
+          </w:p>
+        </w:tc>
+        <w:tc>
+          <w:tcPr>
+            <w:tcW w:type="dxa" w:w="1500"/>
+            <w:tcBorders>
+              <w:top w:val="single" w:color="CCCCCC" w:sz="1"/>
+              <w:left w:val="single" w:color="CCCCCC" w:sz="1"/>
+              <w:bottom w:val="single" w:color="CCCCCC" w:sz="1"/>
+              <w:right w:val="single" w:color="CCCCCC" w:sz="1"/>
+            </w:tcBorders>
+            <w:shd w:fill="F2F2F2" w:val="clear"/>
+            <w:tcMar>
+              <w:top w:type="dxa" w:w="80"/>
+              <w:left w:type="dxa" w:w="120"/>
+              <w:bottom w:type="dxa" w:w="80"/>
+              <w:right w:type="dxa" w:w="120"/>
+            </w:tcMar>
+            <w:vAlign w:val="center"/>
+          </w:tcPr>
+          <w:p>
+            <w:pPr>
+              <w:jc w:val="center"/>
+            </w:pPr>
+            <w:r>
+              <w:rPr>
+                <w:rFonts w:ascii="Arial" w:cs="Arial" w:eastAsia="Arial" w:hAnsi="Arial"/>
+                <w:b w:val="false"/>
+                <w:bCs w:val="false"/>
+                <w:color w:val="333333"/>
+                <w:sz w:val="20"/>
+                <w:szCs w:val="20"/>
+              </w:rPr>
+              <w:t xml:space="preserve">1.7%</w:t>
+            </w:r>
+          </w:p>
+        </w:tc>
+        <w:tc>
+          <w:tcPr>
+            <w:tcW w:type="dxa" w:w="5126"/>
+            <w:tcBorders>
+              <w:top w:val="single" w:color="CCCCCC" w:sz="1"/>
+              <w:left w:val="single" w:color="CCCCCC" w:sz="1"/>
+              <w:bottom w:val="single" w:color="CCCCCC" w:sz="1"/>
+              <w:right w:val="single" w:color="CCCCCC" w:sz="1"/>
+            </w:tcBorders>
+            <w:shd w:fill="F2F2F2" w:val="clear"/>
+            <w:tcMar>
+              <w:top w:type="dxa" w:w="80"/>
+              <w:left w:type="dxa" w:w="120"/>
+              <w:bottom w:type="dxa" w:w="80"/>
+              <w:right w:type="dxa" w:w="120"/>
+            </w:tcMar>
+          </w:tcPr>
+          <w:p>
+            <w:r>
+              <w:rPr>
+                <w:rFonts w:ascii="Arial" w:cs="Arial" w:eastAsia="Arial" w:hAnsi="Arial"/>
+                <w:color w:val="C0392B"/>
+                <w:sz w:val="20"/>
+                <w:szCs w:val="20"/>
+              </w:rPr>
+              <w:t xml:space="preserve">█</w:t>
             </w:r>
             <w:r>
               <w:rPr>
@@ -3326,7 +3711,7 @@
                 <w:sz w:val="24"/>
                 <w:szCs w:val="24"/>
               </w:rPr>
-              <w:t xml:space="preserve">18件（64.3%）</w:t>
+              <w:t xml:space="preserve">38件（63.3%）</w:t>
             </w:r>
           </w:p>
         </w:tc>
@@ -3377,7 +3762,7 @@
                 <w:sz w:val="24"/>
                 <w:szCs w:val="24"/>
               </w:rPr>
-              <w:t xml:space="preserve">8件（28.6%）</w:t>
+              <w:t xml:space="preserve">16件（26.7%）</w:t>
             </w:r>
           </w:p>
         </w:tc>
@@ -3428,7 +3813,7 @@
                 <w:sz w:val="24"/>
                 <w:szCs w:val="24"/>
               </w:rPr>
-              <w:t xml:space="preserve">2件（7.1%）</w:t>
+              <w:t xml:space="preserve">6件（10.0%）</w:t>
             </w:r>
           </w:p>
         </w:tc>
@@ -3772,7 +4157,7 @@
                 <w:sz w:val="20"/>
                 <w:szCs w:val="20"/>
               </w:rPr>
-              <w:t xml:space="preserve">8件</w:t>
+              <w:t xml:space="preserve">10件以上</w:t>
             </w:r>
           </w:p>
         </w:tc>
@@ -3878,7 +4263,7 @@
                 <w:sz w:val="20"/>
                 <w:szCs w:val="20"/>
               </w:rPr>
-              <w:t xml:space="preserve">6件</w:t>
+              <w:t xml:space="preserve">10件以上</w:t>
             </w:r>
           </w:p>
         </w:tc>
@@ -3983,7 +4368,7 @@
                 <w:sz w:val="20"/>
                 <w:szCs w:val="20"/>
               </w:rPr>
-              <w:t xml:space="preserve">6件</w:t>
+              <w:t xml:space="preserve">8件</w:t>
             </w:r>
           </w:p>
         </w:tc>
@@ -4054,7 +4439,7 @@
                 <w:sz w:val="20"/>
                 <w:szCs w:val="20"/>
               </w:rPr>
-              <w:t xml:space="preserve">コンビニ・周辺施設</w:t>
+              <w:t xml:space="preserve">コストパフォーマンス</w:t>
             </w:r>
           </w:p>
         </w:tc>
@@ -4124,7 +4509,7 @@
                 <w:sz w:val="20"/>
                 <w:szCs w:val="20"/>
               </w:rPr>
-              <w:t xml:space="preserve">「ビュッフェ式の朝食は1日あたり12～16カナダドルも追加料金がかかるので、近くにスーパーやコンビニがあることを考え...」「駅近で周りにスーパー、コンビニがあるところ」</w:t>
+              <w:t xml:space="preserve">「他のアバよりも狭い 駅からは遠いが、その分比較的安い 羽田空港の乗り継ぎに利用するなら十分か 他のアバよりも狭い ...」「何と言ってもお値段がお手頃なのでねるだけなら充分です チェックアウトスムーズに出来るのも良い」</w:t>
             </w:r>
           </w:p>
         </w:tc>
@@ -4160,7 +4545,7 @@
                 <w:sz w:val="20"/>
                 <w:szCs w:val="20"/>
               </w:rPr>
-              <w:t xml:space="preserve">コストパフォーマンス</w:t>
+              <w:t xml:space="preserve">朝食</w:t>
             </w:r>
           </w:p>
         </w:tc>
@@ -4194,7 +4579,7 @@
                 <w:sz w:val="20"/>
                 <w:szCs w:val="20"/>
               </w:rPr>
-              <w:t xml:space="preserve">1件</w:t>
+              <w:t xml:space="preserve">2件</w:t>
             </w:r>
           </w:p>
         </w:tc>
@@ -4228,7 +4613,7 @@
                 <w:sz w:val="20"/>
                 <w:szCs w:val="20"/>
               </w:rPr>
-              <w:t xml:space="preserve">「他のアバよりも狭い 駅からは遠いが、その分比較的安い 羽田空港の乗り継ぎに利用するなら十分か 他のアバよりも狭い ...」</w:t>
+              <w:t xml:space="preserve">「ビュッフェ式の朝食は1日あたり12～16カナダドルも追加料金がかかるので、近くにスーパーやコンビニがあることを考え...」「食事の値段も当日に朝食券を買うと1800円になって結構割高なのですが、クオリティとしては個人的にはお値段に見合った...」</w:t>
             </w:r>
           </w:p>
         </w:tc>
@@ -4701,7 +5086,7 @@
                 <w:sz w:val="20"/>
                 <w:szCs w:val="20"/>
               </w:rPr>
-              <w:t xml:space="preserve">中度・3件</w:t>
+              <w:t xml:space="preserve">重大・6件</w:t>
             </w:r>
           </w:p>
         </w:tc>
@@ -4840,7 +5225,7 @@
                 <w:sz w:val="20"/>
                 <w:szCs w:val="20"/>
               </w:rPr>
-              <w:t xml:space="preserve">軽度・2件</w:t>
+              <w:t xml:space="preserve">中度・4件</w:t>
             </w:r>
           </w:p>
         </w:tc>
@@ -4911,7 +5296,7 @@
                 <w:sz w:val="20"/>
                 <w:szCs w:val="20"/>
               </w:rPr>
-              <w:t xml:space="preserve">防音性能</w:t>
+              <w:t xml:space="preserve">エアコン・空調</w:t>
             </w:r>
           </w:p>
         </w:tc>
@@ -4945,7 +5330,7 @@
                 <w:sz w:val="20"/>
                 <w:szCs w:val="20"/>
               </w:rPr>
-              <w:t xml:space="preserve">道路沿いだったけど防音がしっかりされていて外の音は聞こえない</w:t>
+              <w:t xml:space="preserve">Coming from Keikyu-Kamata there was a shoutengai giving p...</w:t>
             </w:r>
           </w:p>
         </w:tc>
@@ -4979,7 +5364,7 @@
                 <w:sz w:val="20"/>
                 <w:szCs w:val="20"/>
               </w:rPr>
-              <w:t xml:space="preserve">軽度・1件</w:t>
+              <w:t xml:space="preserve">軽度・2件</w:t>
             </w:r>
           </w:p>
         </w:tc>
@@ -5050,7 +5435,7 @@
                 <w:sz w:val="20"/>
                 <w:szCs w:val="20"/>
               </w:rPr>
-              <w:t xml:space="preserve">エアコン・空調</w:t>
+              <w:t xml:space="preserve">清掃不備</w:t>
             </w:r>
           </w:p>
         </w:tc>
@@ -5084,7 +5469,7 @@
                 <w:sz w:val="20"/>
                 <w:szCs w:val="20"/>
               </w:rPr>
-              <w:t xml:space="preserve">Coming from Keikyu-Kamata there was a shoutengai giving p...</w:t>
+              <w:t xml:space="preserve">そこは汚くて埃っぽく、以前の訪問時の残骸も散乱していた</w:t>
             </w:r>
           </w:p>
         </w:tc>
@@ -5118,7 +5503,7 @@
                 <w:sz w:val="20"/>
                 <w:szCs w:val="20"/>
               </w:rPr>
-              <w:t xml:space="preserve">軽度・1件</w:t>
+              <w:t xml:space="preserve">軽度・2件</w:t>
             </w:r>
           </w:p>
         </w:tc>
@@ -5189,7 +5574,7 @@
                 <w:sz w:val="20"/>
                 <w:szCs w:val="20"/>
               </w:rPr>
-              <w:t xml:space="preserve">対応・サービスの不満</w:t>
+              <w:t xml:space="preserve">防音性能</w:t>
             </w:r>
           </w:p>
         </w:tc>
@@ -5223,7 +5608,7 @@
                 <w:sz w:val="20"/>
                 <w:szCs w:val="20"/>
               </w:rPr>
-              <w:t xml:space="preserve">歯ブラシでこすれば、パッと見はもっときれいになりそうなので、ちょっと残念なところ</w:t>
+              <w:t xml:space="preserve">道路沿いだったけど防音がしっかりされていて外の音は聞こえない</w:t>
             </w:r>
           </w:p>
         </w:tc>
@@ -5328,7 +5713,7 @@
                 <w:sz w:val="20"/>
                 <w:szCs w:val="20"/>
               </w:rPr>
-              <w:t xml:space="preserve">清掃不備</w:t>
+              <w:t xml:space="preserve">臭い・匂い</w:t>
             </w:r>
           </w:p>
         </w:tc>
@@ -5362,7 +5747,7 @@
                 <w:sz w:val="20"/>
                 <w:szCs w:val="20"/>
               </w:rPr>
-              <w:t xml:space="preserve">そこは汚くて埃っぽく、以前の訪問時の残骸も散乱していた</w:t>
+              <w:t xml:space="preserve">禁煙の部屋を予約しましたが、かなり強いタバコの匂いがしました</w:t>
             </w:r>
           </w:p>
         </w:tc>
@@ -5494,7 +5879,7 @@
           <w:sz w:val="22"/>
           <w:szCs w:val="22"/>
         </w:rPr>
-        <w:t xml:space="preserve">(1) 清掃品質の向上</w:t>
+        <w:t xml:space="preserve">(1) 客室の消臭対策の強化</w:t>
       </w:r>
     </w:p>
     <w:p>
@@ -5513,7 +5898,7 @@
           <w:sz w:val="21"/>
           <w:szCs w:val="21"/>
         </w:rPr>
-        <w:t xml:space="preserve">清掃チェックリストの見直しと強化（ベッド下・隅の重点確認）</w:t>
+        <w:t xml:space="preserve">チェックアウト後の換気・消臭スプレー処理の徹底</w:t>
       </w:r>
     </w:p>
     <w:p>
@@ -5532,7 +5917,7 @@
           <w:sz w:val="21"/>
           <w:szCs w:val="21"/>
         </w:rPr>
-        <w:t xml:space="preserve">清掃後のダブルチェック体制の導入</w:t>
+        <w:t xml:space="preserve">定期的な脱臭剤の設置と交換フローの確立</w:t>
       </w:r>
     </w:p>
     <w:p>
@@ -5551,7 +5936,7 @@
           <w:sz w:val="21"/>
           <w:szCs w:val="21"/>
         </w:rPr>
-        <w:t xml:space="preserve">清掃スタッフへの再研修実施</w:t>
+        <w:t xml:space="preserve">喫煙・臭いに関するクレーム発生時の即座対応マニュアル作成</w:t>
       </w:r>
     </w:p>
     <w:p>
@@ -5572,7 +5957,7 @@
           <w:sz w:val="22"/>
           <w:szCs w:val="22"/>
         </w:rPr>
-        <w:t xml:space="preserve">(2) エアコン・空調の定期点検強化</w:t>
+        <w:t xml:space="preserve">(2) 清掃品質の向上</w:t>
       </w:r>
     </w:p>
     <w:p>
@@ -5591,7 +5976,7 @@
           <w:sz w:val="21"/>
           <w:szCs w:val="21"/>
         </w:rPr>
-        <w:t xml:space="preserve">全室のエアコン設定を季節に応じてデフォルト確認する運用フロー導入</w:t>
+        <w:t xml:space="preserve">清掃チェックリストの見直しと強化（ベッド下・隅の重点確認）</w:t>
       </w:r>
     </w:p>
     <w:p>
@@ -5610,7 +5995,7 @@
           <w:sz w:val="21"/>
           <w:szCs w:val="21"/>
         </w:rPr>
-        <w:t xml:space="preserve">冷暖房の正常動作を定期チェックリストに追加</w:t>
+        <w:t xml:space="preserve">清掃後のダブルチェック体制の導入</w:t>
       </w:r>
     </w:p>
     <w:p>
@@ -5629,7 +6014,7 @@
           <w:sz w:val="21"/>
           <w:szCs w:val="21"/>
         </w:rPr>
-        <w:t xml:space="preserve">異常報告があった客室の優先メンテナンス実施</w:t>
+        <w:t xml:space="preserve">清掃スタッフへの再研修実施</w:t>
       </w:r>
     </w:p>
     <w:p>
@@ -5650,7 +6035,85 @@
           <w:sz w:val="22"/>
           <w:szCs w:val="22"/>
         </w:rPr>
-        <w:t xml:space="preserve">(3) スタッフ対応品質の統一</w:t>
+        <w:t xml:space="preserve">(3) エアコン・空調の定期点検強化</w:t>
+      </w:r>
+    </w:p>
+    <w:p>
+      <w:pPr>
+        <w:pStyle w:val="ListParagraph"/>
+        <w:numPr>
+          <w:ilvl w:val="0"/>
+          <w:numId w:val="2"/>
+        </w:numPr>
+        <w:spacing w:after="80" w:line="300"/>
+      </w:pPr>
+      <w:r>
+        <w:rPr>
+          <w:rFonts w:ascii="Arial" w:cs="Arial" w:eastAsia="Arial" w:hAnsi="Arial"/>
+          <w:color w:val="333333"/>
+          <w:sz w:val="21"/>
+          <w:szCs w:val="21"/>
+        </w:rPr>
+        <w:t xml:space="preserve">全室のエアコン設定を季節に応じてデフォルト確認する運用フロー導入</w:t>
+      </w:r>
+    </w:p>
+    <w:p>
+      <w:pPr>
+        <w:pStyle w:val="ListParagraph"/>
+        <w:numPr>
+          <w:ilvl w:val="0"/>
+          <w:numId w:val="2"/>
+        </w:numPr>
+        <w:spacing w:after="80" w:line="300"/>
+      </w:pPr>
+      <w:r>
+        <w:rPr>
+          <w:rFonts w:ascii="Arial" w:cs="Arial" w:eastAsia="Arial" w:hAnsi="Arial"/>
+          <w:color w:val="333333"/>
+          <w:sz w:val="21"/>
+          <w:szCs w:val="21"/>
+        </w:rPr>
+        <w:t xml:space="preserve">冷暖房の正常動作を定期チェックリストに追加</w:t>
+      </w:r>
+    </w:p>
+    <w:p>
+      <w:pPr>
+        <w:pStyle w:val="ListParagraph"/>
+        <w:numPr>
+          <w:ilvl w:val="0"/>
+          <w:numId w:val="2"/>
+        </w:numPr>
+        <w:spacing w:after="80" w:line="300"/>
+      </w:pPr>
+      <w:r>
+        <w:rPr>
+          <w:rFonts w:ascii="Arial" w:cs="Arial" w:eastAsia="Arial" w:hAnsi="Arial"/>
+          <w:color w:val="333333"/>
+          <w:sz w:val="21"/>
+          <w:szCs w:val="21"/>
+        </w:rPr>
+        <w:t xml:space="preserve">異常報告があった客室の優先メンテナンス実施</w:t>
+      </w:r>
+    </w:p>
+    <w:p>
+      <w:pPr>
+        <w:spacing w:after="80"/>
+      </w:pPr>
+    </w:p>
+    <w:p>
+      <w:pPr>
+        <w:spacing w:after="120" w:before="200"/>
+      </w:pPr>
+      <w:r>
+        <w:rPr>
+          <w:rFonts w:ascii="Arial" w:cs="Arial" w:eastAsia="Arial" w:hAnsi="Arial"/>
+          <w:b/>
+          <w:bCs/>
+          <w:color w:val="1B3A5C"/>
+          <w:sz w:val="22"/>
+          <w:szCs w:val="22"/>
+        </w:rPr>
+        <w:t xml:space="preserve">(4) スタッフ対応品質の統一</w:t>
       </w:r>
     </w:p>
     <w:p>
@@ -6462,7 +6925,7 @@
                 <w:sz w:val="20"/>
                 <w:szCs w:val="20"/>
               </w:rPr>
-              <w:t xml:space="preserve">7.50点</w:t>
+              <w:t xml:space="preserve">7.38点</w:t>
             </w:r>
           </w:p>
         </w:tc>
@@ -6496,7 +6959,7 @@
                 <w:sz w:val="20"/>
                 <w:szCs w:val="20"/>
               </w:rPr>
-              <w:t xml:space="preserve">8.0点以上</w:t>
+              <w:t xml:space="preserve">7.9点以上</w:t>
             </w:r>
           </w:p>
         </w:tc>
@@ -6602,7 +7065,7 @@
                 <w:sz w:val="20"/>
                 <w:szCs w:val="20"/>
               </w:rPr>
-              <w:t xml:space="preserve">64.3%</w:t>
+              <w:t xml:space="preserve">63.3%</w:t>
             </w:r>
           </w:p>
         </w:tc>
@@ -6637,7 +7100,7 @@
                 <w:sz w:val="20"/>
                 <w:szCs w:val="20"/>
               </w:rPr>
-              <w:t xml:space="preserve">74%以上</w:t>
+              <w:t xml:space="preserve">73%以上</w:t>
             </w:r>
           </w:p>
         </w:tc>
@@ -6742,7 +7205,7 @@
                 <w:sz w:val="20"/>
                 <w:szCs w:val="20"/>
               </w:rPr>
-              <w:t xml:space="preserve">7.1%</w:t>
+              <w:t xml:space="preserve">10.0%</w:t>
             </w:r>
           </w:p>
         </w:tc>
@@ -6776,7 +7239,7 @@
                 <w:sz w:val="20"/>
                 <w:szCs w:val="20"/>
               </w:rPr>
-              <w:t xml:space="preserve">4%以下</w:t>
+              <w:t xml:space="preserve">7%以下</w:t>
             </w:r>
           </w:p>
         </w:tc>
@@ -7162,7 +7625,7 @@
                 <w:sz w:val="20"/>
                 <w:szCs w:val="20"/>
               </w:rPr>
-              <w:t xml:space="preserve">約3件/期間</w:t>
+              <w:t xml:space="preserve">約6件/期間</w:t>
             </w:r>
           </w:p>
         </w:tc>
@@ -7197,7 +7660,7 @@
                 <w:sz w:val="20"/>
                 <w:szCs w:val="20"/>
               </w:rPr>
-              <w:t xml:space="preserve">1件以下</w:t>
+              <w:t xml:space="preserve">3件以下</w:t>
             </w:r>
           </w:p>
         </w:tc>
@@ -7775,7 +8238,7 @@
                 <w:sz w:val="21"/>
                 <w:szCs w:val="21"/>
               </w:rPr>
-              <w:t xml:space="preserve">アパホテル蒲田駅東は、全体平均7.50点（10点換算）、高評価率64.3%という一定の顧客満足度を示しているホテルです。特に「立地・アクセス」「清潔さ・清掃」が多くのゲストから高く評価されています。</w:t>
+              <w:t xml:space="preserve">アパホテル蒲田駅東は、全体平均7.38点（10点換算）、高評価率63.3%という一定の顧客満足度を示しているホテルです。特に「立地・アクセス」「清潔さ・清掃」が多くのゲストから高く評価されています。</w:t>
             </w:r>
           </w:p>
           <w:p>
@@ -7789,7 +8252,7 @@
                 <w:sz w:val="21"/>
                 <w:szCs w:val="21"/>
               </w:rPr>
-              <w:t xml:space="preserve">改善課題としては、部屋の狭さ、浴室・水回り、防音性能が主要なテーマとして浮上しています。これらの課題への対応が、顧客満足度向上の鍵となります。</w:t>
+              <w:t xml:space="preserve">改善課題としては、部屋の狭さ、浴室・水回り、エアコン・空調が主要なテーマとして浮上しています。これらの課題への対応が、顧客満足度向上の鍵となります。</w:t>
             </w:r>
           </w:p>
           <w:p>

--- a/納品レポート/ホテル別レポート/apa_kamata_口コミ分析改善レポート.docx
+++ b/納品レポート/ホテル別レポート/apa_kamata_口コミ分析改善レポート.docx
@@ -131,7 +131,7 @@
           <w:sz w:val="20"/>
           <w:szCs w:val="20"/>
         </w:rPr>
-        <w:t xml:space="preserve">作成日：2026年4月6日</w:t>
+        <w:t xml:space="preserve">作成日：2026年4月7日</w:t>
       </w:r>
     </w:p>
     <w:p>

--- a/納品レポート/ホテル別レポート/apa_kamata_口コミ分析改善レポート.docx
+++ b/納品レポート/ホテル別レポート/apa_kamata_口コミ分析改善レポート.docx
@@ -131,7 +131,7 @@
           <w:sz w:val="20"/>
           <w:szCs w:val="20"/>
         </w:rPr>
-        <w:t xml:space="preserve">作成日：2026年4月7日</w:t>
+        <w:t xml:space="preserve">作成日：2026年4月8日</w:t>
       </w:r>
     </w:p>
     <w:p>

--- a/納品レポート/ホテル別レポート/apa_kamata_口コミ分析改善レポート.docx
+++ b/納品レポート/ホテル別レポート/apa_kamata_口コミ分析改善レポート.docx
@@ -131,7 +131,7 @@
           <w:sz w:val="20"/>
           <w:szCs w:val="20"/>
         </w:rPr>
-        <w:t xml:space="preserve">作成日：2026年4月10日</w:t>
+        <w:t xml:space="preserve">作成日：2026年4月11日</w:t>
       </w:r>
     </w:p>
     <w:p>

--- a/納品レポート/ホテル別レポート/apa_kamata_口コミ分析改善レポート.docx
+++ b/納品レポート/ホテル別レポート/apa_kamata_口コミ分析改善レポート.docx
@@ -81,7 +81,7 @@
           <w:sz w:val="22"/>
           <w:szCs w:val="22"/>
         </w:rPr>
-        <w:t xml:space="preserve">分析対象期間：2026年2月〜3月</w:t>
+        <w:t xml:space="preserve">分析対象期間：2026年3月</w:t>
       </w:r>
     </w:p>
     <w:p>
@@ -96,7 +96,7 @@
           <w:sz w:val="22"/>
           <w:szCs w:val="22"/>
         </w:rPr>
-        <w:t xml:space="preserve">レビュー総数：60件（5サイト）</w:t>
+        <w:t xml:space="preserve">レビュー総数：28件（4サイト）</w:t>
       </w:r>
     </w:p>
     <w:p>
@@ -111,7 +111,7 @@
           <w:sz w:val="20"/>
           <w:szCs w:val="20"/>
         </w:rPr>
-        <w:t xml:space="preserve">対象サイト：Google / Booking.com / じゃらん / 楽天トラベル / Agoda</w:t>
+        <w:t xml:space="preserve">対象サイト：Booking.com / Google / じゃらん / Agoda</w:t>
       </w:r>
     </w:p>
     <w:p>
@@ -131,7 +131,7 @@
           <w:sz w:val="20"/>
           <w:szCs w:val="20"/>
         </w:rPr>
-        <w:t xml:space="preserve">作成日：2026年4月11日</w:t>
+        <w:t xml:space="preserve">作成日：2026年4月13日</w:t>
       </w:r>
     </w:p>
     <w:p>
@@ -189,7 +189,7 @@
           <w:sz w:val="21"/>
           <w:szCs w:val="21"/>
         </w:rPr>
-        <w:t xml:space="preserve">2026年2月〜3月に各OTAサイト・口コミサイトに投稿された60件のレビューを包括的に分析しました。以下が主要な発見事項です。</w:t>
+        <w:t xml:space="preserve">2026年3月に各OTAサイト・口コミサイトに投稿された28件のレビューを包括的に分析しました。以下が主要な発見事項です。</w:t>
       </w:r>
     </w:p>
     <w:p>
@@ -261,7 +261,7 @@
                 <w:sz w:val="36"/>
                 <w:szCs w:val="36"/>
               </w:rPr>
-              <w:t xml:space="preserve">7.38</w:t>
+              <w:t xml:space="preserve">7.50</w:t>
             </w:r>
           </w:p>
         </w:tc>
@@ -310,7 +310,7 @@
                 <w:sz w:val="36"/>
                 <w:szCs w:val="36"/>
               </w:rPr>
-              <w:t xml:space="preserve">63.3%</w:t>
+              <w:t xml:space="preserve">64.3%</w:t>
             </w:r>
           </w:p>
         </w:tc>
@@ -359,7 +359,7 @@
                 <w:sz w:val="36"/>
                 <w:szCs w:val="36"/>
               </w:rPr>
-              <w:t xml:space="preserve">10.0%</w:t>
+              <w:t xml:space="preserve">7.1%</w:t>
             </w:r>
           </w:p>
         </w:tc>
@@ -408,7 +408,7 @@
                 <w:sz w:val="36"/>
                 <w:szCs w:val="36"/>
               </w:rPr>
-              <w:t xml:space="preserve">60件</w:t>
+              <w:t xml:space="preserve">28件</w:t>
             </w:r>
           </w:p>
         </w:tc>
@@ -448,7 +448,7 @@
           <w:sz w:val="21"/>
           <w:szCs w:val="21"/>
         </w:rPr>
-        <w:t xml:space="preserve">全体平均スコア7.38点（10点換算）は概ね標準的な水準であり、63.3%が高評価（8-10点）に分類されます。低評価（1-4点）は6件（10.0%）で、一定の改善課題があります。Google（7.88点）で特に高い評価を獲得しています。</w:t>
+        <w:t xml:space="preserve">全体平均スコア7.50点（10点換算）は概ね標準的な水準であり、64.3%が高評価（8-10点）に分類されます。低評価（1-4点）は2件（7.1%）で、一定の改善課題があります。Google（8.00点）で特に高い評価を獲得しています。</w:t>
       </w:r>
     </w:p>
     <w:p>
@@ -542,7 +542,7 @@
                 <w:sz w:val="20"/>
                 <w:szCs w:val="20"/>
               </w:rPr>
-              <w:t xml:space="preserve">立地・アクセス（10件以上で言及）、清潔さ・清掃（10件以上で言及）、スタッフの対応（10件以上で言及）</w:t>
+              <w:t xml:space="preserve">立地・アクセス（10件以上で言及）、清潔さ・清掃（8件で言及）、スタッフの対応（6件で言及）</w:t>
             </w:r>
           </w:p>
           <w:p>
@@ -567,7 +567,7 @@
                 <w:sz w:val="20"/>
                 <w:szCs w:val="20"/>
               </w:rPr>
-              <w:t xml:space="preserve">部屋の狭さ（6件）、浴室・水回り（4件）、エアコン・空調（2件）、清掃不備（2件）</w:t>
+              <w:t xml:space="preserve">部屋の狭さ（3件）、浴室・水回り（2件）、防音性能（1件）、エアコン・空調（1件）</w:t>
             </w:r>
           </w:p>
           <w:p>
@@ -953,7 +953,7 @@
                 <w:sz w:val="20"/>
                 <w:szCs w:val="20"/>
               </w:rPr>
-              <w:t xml:space="preserve">Google</w:t>
+              <w:t xml:space="preserve">Booking.com</w:t>
             </w:r>
           </w:p>
         </w:tc>
@@ -987,7 +987,7 @@
                 <w:sz w:val="20"/>
                 <w:szCs w:val="20"/>
               </w:rPr>
-              <w:t xml:space="preserve">17</w:t>
+              <w:t xml:space="preserve">10</w:t>
             </w:r>
           </w:p>
         </w:tc>
@@ -1021,7 +1021,7 @@
                 <w:sz w:val="20"/>
                 <w:szCs w:val="20"/>
               </w:rPr>
-              <w:t xml:space="preserve">3.94</w:t>
+              <w:t xml:space="preserve">8</w:t>
             </w:r>
           </w:p>
         </w:tc>
@@ -1055,7 +1055,7 @@
                 <w:sz w:val="20"/>
                 <w:szCs w:val="20"/>
               </w:rPr>
-              <w:t xml:space="preserve">/5 (×2)</w:t>
+              <w:t xml:space="preserve">/10</w:t>
             </w:r>
           </w:p>
         </w:tc>
@@ -1085,11 +1085,11 @@
                 <w:rFonts w:ascii="Arial" w:cs="Arial" w:eastAsia="Arial" w:hAnsi="Arial"/>
                 <w:b/>
                 <w:bCs/>
-                <w:color w:val="E67E22"/>
-                <w:sz w:val="20"/>
-                <w:szCs w:val="20"/>
-              </w:rPr>
-              <w:t xml:space="preserve">7.88</w:t>
+                <w:color w:val="27AE60"/>
+                <w:sz w:val="20"/>
+                <w:szCs w:val="20"/>
+              </w:rPr>
+              <w:t xml:space="preserve">8</w:t>
             </w:r>
           </w:p>
         </w:tc>
@@ -1153,11 +1153,11 @@
                 <w:rFonts w:ascii="Arial" w:cs="Arial" w:eastAsia="Arial" w:hAnsi="Arial"/>
                 <w:b/>
                 <w:bCs/>
-                <w:color w:val="E67E22"/>
-                <w:sz w:val="20"/>
-                <w:szCs w:val="20"/>
-              </w:rPr>
-              <w:t xml:space="preserve">概ね良好</w:t>
+                <w:color w:val="27AE60"/>
+                <w:sz w:val="20"/>
+                <w:szCs w:val="20"/>
+              </w:rPr>
+              <w:t xml:space="preserve">良好</w:t>
             </w:r>
           </w:p>
         </w:tc>
@@ -1194,7 +1194,7 @@
                 <w:sz w:val="20"/>
                 <w:szCs w:val="20"/>
               </w:rPr>
-              <w:t xml:space="preserve">Booking.com</w:t>
+              <w:t xml:space="preserve">Google</w:t>
             </w:r>
           </w:p>
         </w:tc>
@@ -1229,7 +1229,7 @@
                 <w:sz w:val="20"/>
                 <w:szCs w:val="20"/>
               </w:rPr>
-              <w:t xml:space="preserve">19</w:t>
+              <w:t xml:space="preserve">6</w:t>
             </w:r>
           </w:p>
         </w:tc>
@@ -1264,7 +1264,7 @@
                 <w:sz w:val="20"/>
                 <w:szCs w:val="20"/>
               </w:rPr>
-              <w:t xml:space="preserve">7.58</w:t>
+              <w:t xml:space="preserve">4</w:t>
             </w:r>
           </w:p>
         </w:tc>
@@ -1299,7 +1299,7 @@
                 <w:sz w:val="20"/>
                 <w:szCs w:val="20"/>
               </w:rPr>
-              <w:t xml:space="preserve">/10</w:t>
+              <w:t xml:space="preserve">/5 (×2)</w:t>
             </w:r>
           </w:p>
         </w:tc>
@@ -1330,11 +1330,11 @@
                 <w:rFonts w:ascii="Arial" w:cs="Arial" w:eastAsia="Arial" w:hAnsi="Arial"/>
                 <w:b/>
                 <w:bCs/>
-                <w:color w:val="E67E22"/>
-                <w:sz w:val="20"/>
-                <w:szCs w:val="20"/>
-              </w:rPr>
-              <w:t xml:space="preserve">7.58</w:t>
+                <w:color w:val="27AE60"/>
+                <w:sz w:val="20"/>
+                <w:szCs w:val="20"/>
+              </w:rPr>
+              <w:t xml:space="preserve">8</w:t>
             </w:r>
           </w:p>
         </w:tc>
@@ -1400,11 +1400,11 @@
                 <w:rFonts w:ascii="Arial" w:cs="Arial" w:eastAsia="Arial" w:hAnsi="Arial"/>
                 <w:b/>
                 <w:bCs/>
-                <w:color w:val="E67E22"/>
-                <w:sz w:val="20"/>
-                <w:szCs w:val="20"/>
-              </w:rPr>
-              <w:t xml:space="preserve">概ね良好</w:t>
+                <w:color w:val="27AE60"/>
+                <w:sz w:val="20"/>
+                <w:szCs w:val="20"/>
+              </w:rPr>
+              <w:t xml:space="preserve">良好</w:t>
             </w:r>
           </w:p>
         </w:tc>
@@ -1474,7 +1474,7 @@
                 <w:sz w:val="20"/>
                 <w:szCs w:val="20"/>
               </w:rPr>
-              <w:t xml:space="preserve">4</w:t>
+              <w:t xml:space="preserve">3</w:t>
             </w:r>
           </w:p>
         </w:tc>
@@ -1508,7 +1508,7 @@
                 <w:sz w:val="20"/>
                 <w:szCs w:val="20"/>
               </w:rPr>
-              <w:t xml:space="preserve">3.75</w:t>
+              <w:t xml:space="preserve">3.67</w:t>
             </w:r>
           </w:p>
         </w:tc>
@@ -1576,7 +1576,7 @@
                 <w:sz w:val="20"/>
                 <w:szCs w:val="20"/>
               </w:rPr>
-              <w:t xml:space="preserve">7.5</w:t>
+              <w:t xml:space="preserve">7.33</w:t>
             </w:r>
           </w:p>
         </w:tc>
@@ -1681,7 +1681,7 @@
                 <w:sz w:val="20"/>
                 <w:szCs w:val="20"/>
               </w:rPr>
-              <w:t xml:space="preserve">楽天トラベル</w:t>
+              <w:t xml:space="preserve">Agoda</w:t>
             </w:r>
           </w:p>
         </w:tc>
@@ -1716,7 +1716,7 @@
                 <w:sz w:val="20"/>
                 <w:szCs w:val="20"/>
               </w:rPr>
-              <w:t xml:space="preserve">4</w:t>
+              <w:t xml:space="preserve">9</w:t>
             </w:r>
           </w:p>
         </w:tc>
@@ -1751,7 +1751,7 @@
                 <w:sz w:val="20"/>
                 <w:szCs w:val="20"/>
               </w:rPr>
-              <w:t xml:space="preserve">3.5</w:t>
+              <w:t xml:space="preserve">6.67</w:t>
             </w:r>
           </w:p>
         </w:tc>
@@ -1786,7 +1786,7 @@
                 <w:sz w:val="20"/>
                 <w:szCs w:val="20"/>
               </w:rPr>
-              <w:t xml:space="preserve">/5 (×2)</w:t>
+              <w:t xml:space="preserve">/10</w:t>
             </w:r>
           </w:p>
         </w:tc>
@@ -1817,11 +1817,11 @@
                 <w:rFonts w:ascii="Arial" w:cs="Arial" w:eastAsia="Arial" w:hAnsi="Arial"/>
                 <w:b/>
                 <w:bCs/>
-                <w:color w:val="E67E22"/>
-                <w:sz w:val="20"/>
-                <w:szCs w:val="20"/>
-              </w:rPr>
-              <w:t xml:space="preserve">7</w:t>
+                <w:color w:val="C0392B"/>
+                <w:sz w:val="20"/>
+                <w:szCs w:val="20"/>
+              </w:rPr>
+              <w:t xml:space="preserve">6.67</w:t>
             </w:r>
           </w:p>
         </w:tc>
@@ -1856,7 +1856,7 @@
                 <w:sz w:val="20"/>
                 <w:szCs w:val="20"/>
               </w:rPr>
-              <w:t xml:space="preserve">8</w:t>
+              <w:t xml:space="preserve">7</w:t>
             </w:r>
           </w:p>
         </w:tc>
@@ -1870,246 +1870,6 @@
               <w:right w:val="single" w:color="CCCCCC" w:sz="1"/>
             </w:tcBorders>
             <w:shd w:fill="F2F2F2" w:val="clear"/>
-            <w:tcMar>
-              <w:top w:type="dxa" w:w="80"/>
-              <w:left w:type="dxa" w:w="120"/>
-              <w:bottom w:type="dxa" w:w="80"/>
-              <w:right w:type="dxa" w:w="120"/>
-            </w:tcMar>
-            <w:vAlign w:val="center"/>
-          </w:tcPr>
-          <w:p>
-            <w:pPr>
-              <w:jc w:val="center"/>
-            </w:pPr>
-            <w:r>
-              <w:rPr>
-                <w:rFonts w:ascii="Arial" w:cs="Arial" w:eastAsia="Arial" w:hAnsi="Arial"/>
-                <w:b/>
-                <w:bCs/>
-                <w:color w:val="E67E22"/>
-                <w:sz w:val="20"/>
-                <w:szCs w:val="20"/>
-              </w:rPr>
-              <w:t xml:space="preserve">概ね良好</w:t>
-            </w:r>
-          </w:p>
-        </w:tc>
-      </w:tr>
-      <w:tr>
-        <w:tc>
-          <w:tcPr>
-            <w:tcW w:type="dxa" w:w="1800"/>
-            <w:tcBorders>
-              <w:top w:val="single" w:color="CCCCCC" w:sz="1"/>
-              <w:left w:val="single" w:color="CCCCCC" w:sz="1"/>
-              <w:bottom w:val="single" w:color="CCCCCC" w:sz="1"/>
-              <w:right w:val="single" w:color="CCCCCC" w:sz="1"/>
-            </w:tcBorders>
-            <w:tcMar>
-              <w:top w:type="dxa" w:w="80"/>
-              <w:left w:type="dxa" w:w="120"/>
-              <w:bottom w:type="dxa" w:w="80"/>
-              <w:right w:type="dxa" w:w="120"/>
-            </w:tcMar>
-            <w:vAlign w:val="center"/>
-          </w:tcPr>
-          <w:p>
-            <w:pPr>
-              <w:jc w:val="left"/>
-            </w:pPr>
-            <w:r>
-              <w:rPr>
-                <w:rFonts w:ascii="Arial" w:cs="Arial" w:eastAsia="Arial" w:hAnsi="Arial"/>
-                <w:b/>
-                <w:bCs/>
-                <w:color w:val="333333"/>
-                <w:sz w:val="20"/>
-                <w:szCs w:val="20"/>
-              </w:rPr>
-              <w:t xml:space="preserve">Agoda</w:t>
-            </w:r>
-          </w:p>
-        </w:tc>
-        <w:tc>
-          <w:tcPr>
-            <w:tcW w:type="dxa" w:w="900"/>
-            <w:tcBorders>
-              <w:top w:val="single" w:color="CCCCCC" w:sz="1"/>
-              <w:left w:val="single" w:color="CCCCCC" w:sz="1"/>
-              <w:bottom w:val="single" w:color="CCCCCC" w:sz="1"/>
-              <w:right w:val="single" w:color="CCCCCC" w:sz="1"/>
-            </w:tcBorders>
-            <w:tcMar>
-              <w:top w:type="dxa" w:w="80"/>
-              <w:left w:type="dxa" w:w="120"/>
-              <w:bottom w:type="dxa" w:w="80"/>
-              <w:right w:type="dxa" w:w="120"/>
-            </w:tcMar>
-            <w:vAlign w:val="center"/>
-          </w:tcPr>
-          <w:p>
-            <w:pPr>
-              <w:jc w:val="center"/>
-            </w:pPr>
-            <w:r>
-              <w:rPr>
-                <w:rFonts w:ascii="Arial" w:cs="Arial" w:eastAsia="Arial" w:hAnsi="Arial"/>
-                <w:b w:val="false"/>
-                <w:bCs w:val="false"/>
-                <w:color w:val="333333"/>
-                <w:sz w:val="20"/>
-                <w:szCs w:val="20"/>
-              </w:rPr>
-              <w:t xml:space="preserve">16</w:t>
-            </w:r>
-          </w:p>
-        </w:tc>
-        <w:tc>
-          <w:tcPr>
-            <w:tcW w:type="dxa" w:w="1300"/>
-            <w:tcBorders>
-              <w:top w:val="single" w:color="CCCCCC" w:sz="1"/>
-              <w:left w:val="single" w:color="CCCCCC" w:sz="1"/>
-              <w:bottom w:val="single" w:color="CCCCCC" w:sz="1"/>
-              <w:right w:val="single" w:color="CCCCCC" w:sz="1"/>
-            </w:tcBorders>
-            <w:tcMar>
-              <w:top w:type="dxa" w:w="80"/>
-              <w:left w:type="dxa" w:w="120"/>
-              <w:bottom w:type="dxa" w:w="80"/>
-              <w:right w:type="dxa" w:w="120"/>
-            </w:tcMar>
-            <w:vAlign w:val="center"/>
-          </w:tcPr>
-          <w:p>
-            <w:pPr>
-              <w:jc w:val="center"/>
-            </w:pPr>
-            <w:r>
-              <w:rPr>
-                <w:rFonts w:ascii="Arial" w:cs="Arial" w:eastAsia="Arial" w:hAnsi="Arial"/>
-                <w:b/>
-                <w:bCs/>
-                <w:color w:val="333333"/>
-                <w:sz w:val="20"/>
-                <w:szCs w:val="20"/>
-              </w:rPr>
-              <w:t xml:space="preserve">6.69</w:t>
-            </w:r>
-          </w:p>
-        </w:tc>
-        <w:tc>
-          <w:tcPr>
-            <w:tcW w:type="dxa" w:w="900"/>
-            <w:tcBorders>
-              <w:top w:val="single" w:color="CCCCCC" w:sz="1"/>
-              <w:left w:val="single" w:color="CCCCCC" w:sz="1"/>
-              <w:bottom w:val="single" w:color="CCCCCC" w:sz="1"/>
-              <w:right w:val="single" w:color="CCCCCC" w:sz="1"/>
-            </w:tcBorders>
-            <w:tcMar>
-              <w:top w:type="dxa" w:w="80"/>
-              <w:left w:type="dxa" w:w="120"/>
-              <w:bottom w:type="dxa" w:w="80"/>
-              <w:right w:type="dxa" w:w="120"/>
-            </w:tcMar>
-            <w:vAlign w:val="center"/>
-          </w:tcPr>
-          <w:p>
-            <w:pPr>
-              <w:jc w:val="center"/>
-            </w:pPr>
-            <w:r>
-              <w:rPr>
-                <w:rFonts w:ascii="Arial" w:cs="Arial" w:eastAsia="Arial" w:hAnsi="Arial"/>
-                <w:b w:val="false"/>
-                <w:bCs w:val="false"/>
-                <w:color w:val="333333"/>
-                <w:sz w:val="20"/>
-                <w:szCs w:val="20"/>
-              </w:rPr>
-              <w:t xml:space="preserve">/10</w:t>
-            </w:r>
-          </w:p>
-        </w:tc>
-        <w:tc>
-          <w:tcPr>
-            <w:tcW w:type="dxa" w:w="1300"/>
-            <w:tcBorders>
-              <w:top w:val="single" w:color="CCCCCC" w:sz="1"/>
-              <w:left w:val="single" w:color="CCCCCC" w:sz="1"/>
-              <w:bottom w:val="single" w:color="CCCCCC" w:sz="1"/>
-              <w:right w:val="single" w:color="CCCCCC" w:sz="1"/>
-            </w:tcBorders>
-            <w:tcMar>
-              <w:top w:type="dxa" w:w="80"/>
-              <w:left w:type="dxa" w:w="120"/>
-              <w:bottom w:type="dxa" w:w="80"/>
-              <w:right w:type="dxa" w:w="120"/>
-            </w:tcMar>
-            <w:vAlign w:val="center"/>
-          </w:tcPr>
-          <w:p>
-            <w:pPr>
-              <w:jc w:val="center"/>
-            </w:pPr>
-            <w:r>
-              <w:rPr>
-                <w:rFonts w:ascii="Arial" w:cs="Arial" w:eastAsia="Arial" w:hAnsi="Arial"/>
-                <w:b/>
-                <w:bCs/>
-                <w:color w:val="C0392B"/>
-                <w:sz w:val="20"/>
-                <w:szCs w:val="20"/>
-              </w:rPr>
-              <w:t xml:space="preserve">6.69</w:t>
-            </w:r>
-          </w:p>
-        </w:tc>
-        <w:tc>
-          <w:tcPr>
-            <w:tcW w:type="dxa" w:w="1526"/>
-            <w:tcBorders>
-              <w:top w:val="single" w:color="CCCCCC" w:sz="1"/>
-              <w:left w:val="single" w:color="CCCCCC" w:sz="1"/>
-              <w:bottom w:val="single" w:color="CCCCCC" w:sz="1"/>
-              <w:right w:val="single" w:color="CCCCCC" w:sz="1"/>
-            </w:tcBorders>
-            <w:tcMar>
-              <w:top w:type="dxa" w:w="80"/>
-              <w:left w:type="dxa" w:w="120"/>
-              <w:bottom w:type="dxa" w:w="80"/>
-              <w:right w:type="dxa" w:w="120"/>
-            </w:tcMar>
-            <w:vAlign w:val="center"/>
-          </w:tcPr>
-          <w:p>
-            <w:pPr>
-              <w:jc w:val="center"/>
-            </w:pPr>
-            <w:r>
-              <w:rPr>
-                <w:rFonts w:ascii="Arial" w:cs="Arial" w:eastAsia="Arial" w:hAnsi="Arial"/>
-                <w:b w:val="false"/>
-                <w:bCs w:val="false"/>
-                <w:color w:val="333333"/>
-                <w:sz w:val="20"/>
-                <w:szCs w:val="20"/>
-              </w:rPr>
-              <w:t xml:space="preserve">7</w:t>
-            </w:r>
-          </w:p>
-        </w:tc>
-        <w:tc>
-          <w:tcPr>
-            <w:tcW w:type="dxa" w:w="1300"/>
-            <w:tcBorders>
-              <w:top w:val="single" w:color="CCCCCC" w:sz="1"/>
-              <w:left w:val="single" w:color="CCCCCC" w:sz="1"/>
-              <w:bottom w:val="single" w:color="CCCCCC" w:sz="1"/>
-              <w:right w:val="single" w:color="CCCCCC" w:sz="1"/>
-            </w:tcBorders>
             <w:tcMar>
               <w:top w:type="dxa" w:w="80"/>
               <w:left w:type="dxa" w:w="120"/>
@@ -2171,7 +1931,7 @@
           <w:sz w:val="21"/>
           <w:szCs w:val="21"/>
         </w:rPr>
-        <w:t xml:space="preserve">評価分布は8点（43.3%）に最も多く、8点以上の高評価が63.3%を占めています。低評価（1-4点）は計6件（10.0%）です。</w:t>
+        <w:t xml:space="preserve">評価分布は8点（39.3%）に最も多く、8点以上の高評価が64.3%を占めています。低評価（1-4点）は計2件（7.1%）です。</w:t>
       </w:r>
     </w:p>
     <w:p>
@@ -2406,7 +2166,7 @@
                 <w:sz w:val="20"/>
                 <w:szCs w:val="20"/>
               </w:rPr>
-              <w:t xml:space="preserve">8</w:t>
+              <w:t xml:space="preserve">5</w:t>
             </w:r>
           </w:p>
         </w:tc>
@@ -2441,7 +2201,7 @@
                 <w:sz w:val="20"/>
                 <w:szCs w:val="20"/>
               </w:rPr>
-              <w:t xml:space="preserve">13.3%</w:t>
+              <w:t xml:space="preserve">17.9%</w:t>
             </w:r>
           </w:p>
         </w:tc>
@@ -2470,7 +2230,7 @@
                 <w:sz w:val="20"/>
                 <w:szCs w:val="20"/>
               </w:rPr>
-              <w:t xml:space="preserve">██████</w:t>
+              <w:t xml:space="preserve">█████████</w:t>
             </w:r>
             <w:r>
               <w:rPr>
@@ -2479,7 +2239,7 @@
                 <w:sz w:val="18"/>
                 <w:szCs w:val="18"/>
               </w:rPr>
-              <w:t xml:space="preserve"> 8件</w:t>
+              <w:t xml:space="preserve"> 5件</w:t>
             </w:r>
           </w:p>
         </w:tc>
@@ -2551,7 +2311,7 @@
                 <w:sz w:val="20"/>
                 <w:szCs w:val="20"/>
               </w:rPr>
-              <w:t xml:space="preserve">4</w:t>
+              <w:t xml:space="preserve">2</w:t>
             </w:r>
           </w:p>
         </w:tc>
@@ -2586,7 +2346,7 @@
                 <w:sz w:val="20"/>
                 <w:szCs w:val="20"/>
               </w:rPr>
-              <w:t xml:space="preserve">6.7%</w:t>
+              <w:t xml:space="preserve">7.1%</w:t>
             </w:r>
           </w:p>
         </w:tc>
@@ -2614,7 +2374,7 @@
                 <w:sz w:val="20"/>
                 <w:szCs w:val="20"/>
               </w:rPr>
-              <w:t xml:space="preserve">███</w:t>
+              <w:t xml:space="preserve">████</w:t>
             </w:r>
             <w:r>
               <w:rPr>
@@ -2623,7 +2383,7 @@
                 <w:sz w:val="18"/>
                 <w:szCs w:val="18"/>
               </w:rPr>
-              <w:t xml:space="preserve"> 4件</w:t>
+              <w:t xml:space="preserve"> 2件</w:t>
             </w:r>
           </w:p>
         </w:tc>
@@ -2695,7 +2455,7 @@
                 <w:sz w:val="20"/>
                 <w:szCs w:val="20"/>
               </w:rPr>
-              <w:t xml:space="preserve">26</w:t>
+              <w:t xml:space="preserve">11</w:t>
             </w:r>
           </w:p>
         </w:tc>
@@ -2730,7 +2490,7 @@
                 <w:sz w:val="20"/>
                 <w:szCs w:val="20"/>
               </w:rPr>
-              <w:t xml:space="preserve">43.3%</w:t>
+              <w:t xml:space="preserve">39.3%</w:t>
             </w:r>
           </w:p>
         </w:tc>
@@ -2768,7 +2528,7 @@
                 <w:sz w:val="18"/>
                 <w:szCs w:val="18"/>
               </w:rPr>
-              <w:t xml:space="preserve"> 26件</w:t>
+              <w:t xml:space="preserve"> 11件</w:t>
             </w:r>
           </w:p>
         </w:tc>
@@ -2840,7 +2600,7 @@
                 <w:sz w:val="20"/>
                 <w:szCs w:val="20"/>
               </w:rPr>
-              <w:t xml:space="preserve">5</w:t>
+              <w:t xml:space="preserve">1</w:t>
             </w:r>
           </w:p>
         </w:tc>
@@ -2875,7 +2635,7 @@
                 <w:sz w:val="20"/>
                 <w:szCs w:val="20"/>
               </w:rPr>
-              <w:t xml:space="preserve">8.3%</w:t>
+              <w:t xml:space="preserve">3.6%</w:t>
             </w:r>
           </w:p>
         </w:tc>
@@ -2903,7 +2663,7 @@
                 <w:sz w:val="20"/>
                 <w:szCs w:val="20"/>
               </w:rPr>
-              <w:t xml:space="preserve">████</w:t>
+              <w:t xml:space="preserve">██</w:t>
             </w:r>
             <w:r>
               <w:rPr>
@@ -2912,7 +2672,7 @@
                 <w:sz w:val="18"/>
                 <w:szCs w:val="18"/>
               </w:rPr>
-              <w:t xml:space="preserve"> 5件</w:t>
+              <w:t xml:space="preserve"> 1件</w:t>
             </w:r>
           </w:p>
         </w:tc>
@@ -2984,7 +2744,7 @@
                 <w:sz w:val="20"/>
                 <w:szCs w:val="20"/>
               </w:rPr>
-              <w:t xml:space="preserve">8</w:t>
+              <w:t xml:space="preserve">5</w:t>
             </w:r>
           </w:p>
         </w:tc>
@@ -3019,7 +2779,7 @@
                 <w:sz w:val="20"/>
                 <w:szCs w:val="20"/>
               </w:rPr>
-              <w:t xml:space="preserve">13.3%</w:t>
+              <w:t xml:space="preserve">17.9%</w:t>
             </w:r>
           </w:p>
         </w:tc>
@@ -3048,7 +2808,7 @@
                 <w:sz w:val="20"/>
                 <w:szCs w:val="20"/>
               </w:rPr>
-              <w:t xml:space="preserve">██████</w:t>
+              <w:t xml:space="preserve">█████████</w:t>
             </w:r>
             <w:r>
               <w:rPr>
@@ -3057,7 +2817,7 @@
                 <w:sz w:val="18"/>
                 <w:szCs w:val="18"/>
               </w:rPr>
-              <w:t xml:space="preserve"> 8件</w:t>
+              <w:t xml:space="preserve"> 5件</w:t>
             </w:r>
           </w:p>
         </w:tc>
@@ -3129,7 +2889,7 @@
                 <w:sz w:val="20"/>
                 <w:szCs w:val="20"/>
               </w:rPr>
-              <w:t xml:space="preserve">3</w:t>
+              <w:t xml:space="preserve">2</w:t>
             </w:r>
           </w:p>
         </w:tc>
@@ -3164,7 +2924,7 @@
                 <w:sz w:val="20"/>
                 <w:szCs w:val="20"/>
               </w:rPr>
-              <w:t xml:space="preserve">5.0%</w:t>
+              <w:t xml:space="preserve">7.1%</w:t>
             </w:r>
           </w:p>
         </w:tc>
@@ -3192,7 +2952,7 @@
                 <w:sz w:val="20"/>
                 <w:szCs w:val="20"/>
               </w:rPr>
-              <w:t xml:space="preserve">██</w:t>
+              <w:t xml:space="preserve">████</w:t>
             </w:r>
             <w:r>
               <w:rPr>
@@ -3201,7 +2961,7 @@
                 <w:sz w:val="18"/>
                 <w:szCs w:val="18"/>
               </w:rPr>
-              <w:t xml:space="preserve"> 3件</w:t>
+              <w:t xml:space="preserve"> 2件</w:t>
             </w:r>
           </w:p>
         </w:tc>
@@ -3273,7 +3033,7 @@
                 <w:sz w:val="20"/>
                 <w:szCs w:val="20"/>
               </w:rPr>
-              <w:t xml:space="preserve">4</w:t>
+              <w:t xml:space="preserve">1</w:t>
             </w:r>
           </w:p>
         </w:tc>
@@ -3308,7 +3068,7 @@
                 <w:sz w:val="20"/>
                 <w:szCs w:val="20"/>
               </w:rPr>
-              <w:t xml:space="preserve">6.7%</w:t>
+              <w:t xml:space="preserve">3.6%</w:t>
             </w:r>
           </w:p>
         </w:tc>
@@ -3337,7 +3097,7 @@
                 <w:sz w:val="20"/>
                 <w:szCs w:val="20"/>
               </w:rPr>
-              <w:t xml:space="preserve">███</w:t>
+              <w:t xml:space="preserve">██</w:t>
             </w:r>
             <w:r>
               <w:rPr>
@@ -3346,7 +3106,7 @@
                 <w:sz w:val="18"/>
                 <w:szCs w:val="18"/>
               </w:rPr>
-              <w:t xml:space="preserve"> 4件</w:t>
+              <w:t xml:space="preserve"> 1件</w:t>
             </w:r>
           </w:p>
         </w:tc>
@@ -3453,7 +3213,7 @@
                 <w:sz w:val="20"/>
                 <w:szCs w:val="20"/>
               </w:rPr>
-              <w:t xml:space="preserve">1.7%</w:t>
+              <w:t xml:space="preserve">3.6%</w:t>
             </w:r>
           </w:p>
         </w:tc>
@@ -3481,152 +3241,7 @@
                 <w:sz w:val="20"/>
                 <w:szCs w:val="20"/>
               </w:rPr>
-              <w:t xml:space="preserve">█</w:t>
-            </w:r>
-            <w:r>
-              <w:rPr>
-                <w:rFonts w:ascii="Arial" w:cs="Arial" w:eastAsia="Arial" w:hAnsi="Arial"/>
-                <w:color w:val="666666"/>
-                <w:sz w:val="18"/>
-                <w:szCs w:val="18"/>
-              </w:rPr>
-              <w:t xml:space="preserve"> 1件</w:t>
-            </w:r>
-          </w:p>
-        </w:tc>
-      </w:tr>
-      <w:tr>
-        <w:tc>
-          <w:tcPr>
-            <w:tcW w:type="dxa" w:w="1200"/>
-            <w:tcBorders>
-              <w:top w:val="single" w:color="CCCCCC" w:sz="1"/>
-              <w:left w:val="single" w:color="CCCCCC" w:sz="1"/>
-              <w:bottom w:val="single" w:color="CCCCCC" w:sz="1"/>
-              <w:right w:val="single" w:color="CCCCCC" w:sz="1"/>
-            </w:tcBorders>
-            <w:shd w:fill="F2F2F2" w:val="clear"/>
-            <w:tcMar>
-              <w:top w:type="dxa" w:w="80"/>
-              <w:left w:type="dxa" w:w="120"/>
-              <w:bottom w:type="dxa" w:w="80"/>
-              <w:right w:type="dxa" w:w="120"/>
-            </w:tcMar>
-            <w:vAlign w:val="center"/>
-          </w:tcPr>
-          <w:p>
-            <w:pPr>
-              <w:jc w:val="center"/>
-            </w:pPr>
-            <w:r>
-              <w:rPr>
-                <w:rFonts w:ascii="Arial" w:cs="Arial" w:eastAsia="Arial" w:hAnsi="Arial"/>
-                <w:b/>
-                <w:bCs/>
-                <w:color w:val="333333"/>
-                <w:sz w:val="20"/>
-                <w:szCs w:val="20"/>
-              </w:rPr>
-              <w:t xml:space="preserve">2</w:t>
-            </w:r>
-          </w:p>
-        </w:tc>
-        <w:tc>
-          <w:tcPr>
-            <w:tcW w:type="dxa" w:w="1200"/>
-            <w:tcBorders>
-              <w:top w:val="single" w:color="CCCCCC" w:sz="1"/>
-              <w:left w:val="single" w:color="CCCCCC" w:sz="1"/>
-              <w:bottom w:val="single" w:color="CCCCCC" w:sz="1"/>
-              <w:right w:val="single" w:color="CCCCCC" w:sz="1"/>
-            </w:tcBorders>
-            <w:shd w:fill="F2F2F2" w:val="clear"/>
-            <w:tcMar>
-              <w:top w:type="dxa" w:w="80"/>
-              <w:left w:type="dxa" w:w="120"/>
-              <w:bottom w:type="dxa" w:w="80"/>
-              <w:right w:type="dxa" w:w="120"/>
-            </w:tcMar>
-            <w:vAlign w:val="center"/>
-          </w:tcPr>
-          <w:p>
-            <w:pPr>
-              <w:jc w:val="center"/>
-            </w:pPr>
-            <w:r>
-              <w:rPr>
-                <w:rFonts w:ascii="Arial" w:cs="Arial" w:eastAsia="Arial" w:hAnsi="Arial"/>
-                <w:b w:val="false"/>
-                <w:bCs w:val="false"/>
-                <w:color w:val="333333"/>
-                <w:sz w:val="20"/>
-                <w:szCs w:val="20"/>
-              </w:rPr>
-              <w:t xml:space="preserve">1</w:t>
-            </w:r>
-          </w:p>
-        </w:tc>
-        <w:tc>
-          <w:tcPr>
-            <w:tcW w:type="dxa" w:w="1500"/>
-            <w:tcBorders>
-              <w:top w:val="single" w:color="CCCCCC" w:sz="1"/>
-              <w:left w:val="single" w:color="CCCCCC" w:sz="1"/>
-              <w:bottom w:val="single" w:color="CCCCCC" w:sz="1"/>
-              <w:right w:val="single" w:color="CCCCCC" w:sz="1"/>
-            </w:tcBorders>
-            <w:shd w:fill="F2F2F2" w:val="clear"/>
-            <w:tcMar>
-              <w:top w:type="dxa" w:w="80"/>
-              <w:left w:type="dxa" w:w="120"/>
-              <w:bottom w:type="dxa" w:w="80"/>
-              <w:right w:type="dxa" w:w="120"/>
-            </w:tcMar>
-            <w:vAlign w:val="center"/>
-          </w:tcPr>
-          <w:p>
-            <w:pPr>
-              <w:jc w:val="center"/>
-            </w:pPr>
-            <w:r>
-              <w:rPr>
-                <w:rFonts w:ascii="Arial" w:cs="Arial" w:eastAsia="Arial" w:hAnsi="Arial"/>
-                <w:b w:val="false"/>
-                <w:bCs w:val="false"/>
-                <w:color w:val="333333"/>
-                <w:sz w:val="20"/>
-                <w:szCs w:val="20"/>
-              </w:rPr>
-              <w:t xml:space="preserve">1.7%</w:t>
-            </w:r>
-          </w:p>
-        </w:tc>
-        <w:tc>
-          <w:tcPr>
-            <w:tcW w:type="dxa" w:w="5126"/>
-            <w:tcBorders>
-              <w:top w:val="single" w:color="CCCCCC" w:sz="1"/>
-              <w:left w:val="single" w:color="CCCCCC" w:sz="1"/>
-              <w:bottom w:val="single" w:color="CCCCCC" w:sz="1"/>
-              <w:right w:val="single" w:color="CCCCCC" w:sz="1"/>
-            </w:tcBorders>
-            <w:shd w:fill="F2F2F2" w:val="clear"/>
-            <w:tcMar>
-              <w:top w:type="dxa" w:w="80"/>
-              <w:left w:type="dxa" w:w="120"/>
-              <w:bottom w:type="dxa" w:w="80"/>
-              <w:right w:type="dxa" w:w="120"/>
-            </w:tcMar>
-          </w:tcPr>
-          <w:p>
-            <w:r>
-              <w:rPr>
-                <w:rFonts w:ascii="Arial" w:cs="Arial" w:eastAsia="Arial" w:hAnsi="Arial"/>
-                <w:color w:val="C0392B"/>
-                <w:sz w:val="20"/>
-                <w:szCs w:val="20"/>
-              </w:rPr>
-              <w:t xml:space="preserve">█</w:t>
+              <w:t xml:space="preserve">██</w:t>
             </w:r>
             <w:r>
               <w:rPr>
@@ -3711,7 +3326,7 @@
                 <w:sz w:val="24"/>
                 <w:szCs w:val="24"/>
               </w:rPr>
-              <w:t xml:space="preserve">38件（63.3%）</w:t>
+              <w:t xml:space="preserve">18件（64.3%）</w:t>
             </w:r>
           </w:p>
         </w:tc>
@@ -3762,7 +3377,7 @@
                 <w:sz w:val="24"/>
                 <w:szCs w:val="24"/>
               </w:rPr>
-              <w:t xml:space="preserve">16件（26.7%）</w:t>
+              <w:t xml:space="preserve">8件（28.6%）</w:t>
             </w:r>
           </w:p>
         </w:tc>
@@ -3813,7 +3428,7 @@
                 <w:sz w:val="24"/>
                 <w:szCs w:val="24"/>
               </w:rPr>
-              <w:t xml:space="preserve">6件（10.0%）</w:t>
+              <w:t xml:space="preserve">2件（7.1%）</w:t>
             </w:r>
           </w:p>
         </w:tc>
@@ -4157,7 +3772,7 @@
                 <w:sz w:val="20"/>
                 <w:szCs w:val="20"/>
               </w:rPr>
-              <w:t xml:space="preserve">10件以上</w:t>
+              <w:t xml:space="preserve">8件</w:t>
             </w:r>
           </w:p>
         </w:tc>
@@ -4263,7 +3878,7 @@
                 <w:sz w:val="20"/>
                 <w:szCs w:val="20"/>
               </w:rPr>
-              <w:t xml:space="preserve">10件以上</w:t>
+              <w:t xml:space="preserve">6件</w:t>
             </w:r>
           </w:p>
         </w:tc>
@@ -4368,7 +3983,7 @@
                 <w:sz w:val="20"/>
                 <w:szCs w:val="20"/>
               </w:rPr>
-              <w:t xml:space="preserve">8件</w:t>
+              <w:t xml:space="preserve">6件</w:t>
             </w:r>
           </w:p>
         </w:tc>
@@ -4439,7 +4054,7 @@
                 <w:sz w:val="20"/>
                 <w:szCs w:val="20"/>
               </w:rPr>
-              <w:t xml:space="preserve">コストパフォーマンス</w:t>
+              <w:t xml:space="preserve">コンビニ・周辺施設</w:t>
             </w:r>
           </w:p>
         </w:tc>
@@ -4509,7 +4124,7 @@
                 <w:sz w:val="20"/>
                 <w:szCs w:val="20"/>
               </w:rPr>
-              <w:t xml:space="preserve">「他のアバよりも狭い 駅からは遠いが、その分比較的安い 羽田空港の乗り継ぎに利用するなら十分か 他のアバよりも狭い ...」「何と言ってもお値段がお手頃なのでねるだけなら充分です チェックアウトスムーズに出来るのも良い」</w:t>
+              <w:t xml:space="preserve">「ビュッフェ式の朝食は1日あたり12～16カナダドルも追加料金がかかるので、近くにスーパーやコンビニがあることを考え...」「駅近で周りにスーパー、コンビニがあるところ」</w:t>
             </w:r>
           </w:p>
         </w:tc>
@@ -4545,7 +4160,7 @@
                 <w:sz w:val="20"/>
                 <w:szCs w:val="20"/>
               </w:rPr>
-              <w:t xml:space="preserve">朝食</w:t>
+              <w:t xml:space="preserve">コストパフォーマンス</w:t>
             </w:r>
           </w:p>
         </w:tc>
@@ -4579,7 +4194,7 @@
                 <w:sz w:val="20"/>
                 <w:szCs w:val="20"/>
               </w:rPr>
-              <w:t xml:space="preserve">2件</w:t>
+              <w:t xml:space="preserve">1件</w:t>
             </w:r>
           </w:p>
         </w:tc>
@@ -4613,7 +4228,7 @@
                 <w:sz w:val="20"/>
                 <w:szCs w:val="20"/>
               </w:rPr>
-              <w:t xml:space="preserve">「ビュッフェ式の朝食は1日あたり12～16カナダドルも追加料金がかかるので、近くにスーパーやコンビニがあることを考え...」「食事の値段も当日に朝食券を買うと1800円になって結構割高なのですが、クオリティとしては個人的にはお値段に見合った...」</w:t>
+              <w:t xml:space="preserve">「他のアバよりも狭い 駅からは遠いが、その分比較的安い 羽田空港の乗り継ぎに利用するなら十分か 他のアバよりも狭い ...」</w:t>
             </w:r>
           </w:p>
         </w:tc>
@@ -5086,7 +4701,7 @@
                 <w:sz w:val="20"/>
                 <w:szCs w:val="20"/>
               </w:rPr>
-              <w:t xml:space="preserve">重大・6件</w:t>
+              <w:t xml:space="preserve">中度・3件</w:t>
             </w:r>
           </w:p>
         </w:tc>
@@ -5225,7 +4840,7 @@
                 <w:sz w:val="20"/>
                 <w:szCs w:val="20"/>
               </w:rPr>
-              <w:t xml:space="preserve">中度・4件</w:t>
+              <w:t xml:space="preserve">軽度・2件</w:t>
             </w:r>
           </w:p>
         </w:tc>
@@ -5296,7 +4911,7 @@
                 <w:sz w:val="20"/>
                 <w:szCs w:val="20"/>
               </w:rPr>
-              <w:t xml:space="preserve">エアコン・空調</w:t>
+              <w:t xml:space="preserve">防音性能</w:t>
             </w:r>
           </w:p>
         </w:tc>
@@ -5330,7 +4945,7 @@
                 <w:sz w:val="20"/>
                 <w:szCs w:val="20"/>
               </w:rPr>
-              <w:t xml:space="preserve">Coming from Keikyu-Kamata there was a shoutengai giving p...</w:t>
+              <w:t xml:space="preserve">道路沿いだったけど防音がしっかりされていて外の音は聞こえない</w:t>
             </w:r>
           </w:p>
         </w:tc>
@@ -5364,7 +4979,7 @@
                 <w:sz w:val="20"/>
                 <w:szCs w:val="20"/>
               </w:rPr>
-              <w:t xml:space="preserve">軽度・2件</w:t>
+              <w:t xml:space="preserve">軽度・1件</w:t>
             </w:r>
           </w:p>
         </w:tc>
@@ -5435,7 +5050,7 @@
                 <w:sz w:val="20"/>
                 <w:szCs w:val="20"/>
               </w:rPr>
-              <w:t xml:space="preserve">清掃不備</w:t>
+              <w:t xml:space="preserve">エアコン・空調</w:t>
             </w:r>
           </w:p>
         </w:tc>
@@ -5469,7 +5084,7 @@
                 <w:sz w:val="20"/>
                 <w:szCs w:val="20"/>
               </w:rPr>
-              <w:t xml:space="preserve">そこは汚くて埃っぽく、以前の訪問時の残骸も散乱していた</w:t>
+              <w:t xml:space="preserve">Coming from Keikyu-Kamata there was a shoutengai giving p...</w:t>
             </w:r>
           </w:p>
         </w:tc>
@@ -5503,7 +5118,7 @@
                 <w:sz w:val="20"/>
                 <w:szCs w:val="20"/>
               </w:rPr>
-              <w:t xml:space="preserve">軽度・2件</w:t>
+              <w:t xml:space="preserve">軽度・1件</w:t>
             </w:r>
           </w:p>
         </w:tc>
@@ -5574,7 +5189,7 @@
                 <w:sz w:val="20"/>
                 <w:szCs w:val="20"/>
               </w:rPr>
-              <w:t xml:space="preserve">防音性能</w:t>
+              <w:t xml:space="preserve">対応・サービスの不満</w:t>
             </w:r>
           </w:p>
         </w:tc>
@@ -5608,7 +5223,7 @@
                 <w:sz w:val="20"/>
                 <w:szCs w:val="20"/>
               </w:rPr>
-              <w:t xml:space="preserve">道路沿いだったけど防音がしっかりされていて外の音は聞こえない</w:t>
+              <w:t xml:space="preserve">歯ブラシでこすれば、パッと見はもっときれいになりそうなので、ちょっと残念なところ</w:t>
             </w:r>
           </w:p>
         </w:tc>
@@ -5713,7 +5328,7 @@
                 <w:sz w:val="20"/>
                 <w:szCs w:val="20"/>
               </w:rPr>
-              <w:t xml:space="preserve">臭い・匂い</w:t>
+              <w:t xml:space="preserve">清掃不備</w:t>
             </w:r>
           </w:p>
         </w:tc>
@@ -5747,7 +5362,7 @@
                 <w:sz w:val="20"/>
                 <w:szCs w:val="20"/>
               </w:rPr>
-              <w:t xml:space="preserve">禁煙の部屋を予約しましたが、かなり強いタバコの匂いがしました</w:t>
+              <w:t xml:space="preserve">そこは汚くて埃っぽく、以前の訪問時の残骸も散乱していた</w:t>
             </w:r>
           </w:p>
         </w:tc>
@@ -5879,7 +5494,7 @@
           <w:sz w:val="22"/>
           <w:szCs w:val="22"/>
         </w:rPr>
-        <w:t xml:space="preserve">(1) 客室の消臭対策の強化</w:t>
+        <w:t xml:space="preserve">(1) 清掃品質の向上</w:t>
       </w:r>
     </w:p>
     <w:p>
@@ -5898,7 +5513,7 @@
           <w:sz w:val="21"/>
           <w:szCs w:val="21"/>
         </w:rPr>
-        <w:t xml:space="preserve">チェックアウト後の換気・消臭スプレー処理の徹底</w:t>
+        <w:t xml:space="preserve">清掃チェックリストの見直しと強化（ベッド下・隅の重点確認）</w:t>
       </w:r>
     </w:p>
     <w:p>
@@ -5917,7 +5532,7 @@
           <w:sz w:val="21"/>
           <w:szCs w:val="21"/>
         </w:rPr>
-        <w:t xml:space="preserve">定期的な脱臭剤の設置と交換フローの確立</w:t>
+        <w:t xml:space="preserve">清掃後のダブルチェック体制の導入</w:t>
       </w:r>
     </w:p>
     <w:p>
@@ -5936,7 +5551,7 @@
           <w:sz w:val="21"/>
           <w:szCs w:val="21"/>
         </w:rPr>
-        <w:t xml:space="preserve">喫煙・臭いに関するクレーム発生時の即座対応マニュアル作成</w:t>
+        <w:t xml:space="preserve">清掃スタッフへの再研修実施</w:t>
       </w:r>
     </w:p>
     <w:p>
@@ -5957,7 +5572,7 @@
           <w:sz w:val="22"/>
           <w:szCs w:val="22"/>
         </w:rPr>
-        <w:t xml:space="preserve">(2) 清掃品質の向上</w:t>
+        <w:t xml:space="preserve">(2) エアコン・空調の定期点検強化</w:t>
       </w:r>
     </w:p>
     <w:p>
@@ -5976,7 +5591,7 @@
           <w:sz w:val="21"/>
           <w:szCs w:val="21"/>
         </w:rPr>
-        <w:t xml:space="preserve">清掃チェックリストの見直しと強化（ベッド下・隅の重点確認）</w:t>
+        <w:t xml:space="preserve">全室のエアコン設定を季節に応じてデフォルト確認する運用フロー導入</w:t>
       </w:r>
     </w:p>
     <w:p>
@@ -5995,7 +5610,7 @@
           <w:sz w:val="21"/>
           <w:szCs w:val="21"/>
         </w:rPr>
-        <w:t xml:space="preserve">清掃後のダブルチェック体制の導入</w:t>
+        <w:t xml:space="preserve">冷暖房の正常動作を定期チェックリストに追加</w:t>
       </w:r>
     </w:p>
     <w:p>
@@ -6014,7 +5629,7 @@
           <w:sz w:val="21"/>
           <w:szCs w:val="21"/>
         </w:rPr>
-        <w:t xml:space="preserve">清掃スタッフへの再研修実施</w:t>
+        <w:t xml:space="preserve">異常報告があった客室の優先メンテナンス実施</w:t>
       </w:r>
     </w:p>
     <w:p>
@@ -6035,85 +5650,7 @@
           <w:sz w:val="22"/>
           <w:szCs w:val="22"/>
         </w:rPr>
-        <w:t xml:space="preserve">(3) エアコン・空調の定期点検強化</w:t>
-      </w:r>
-    </w:p>
-    <w:p>
-      <w:pPr>
-        <w:pStyle w:val="ListParagraph"/>
-        <w:numPr>
-          <w:ilvl w:val="0"/>
-          <w:numId w:val="2"/>
-        </w:numPr>
-        <w:spacing w:after="80" w:line="300"/>
-      </w:pPr>
-      <w:r>
-        <w:rPr>
-          <w:rFonts w:ascii="Arial" w:cs="Arial" w:eastAsia="Arial" w:hAnsi="Arial"/>
-          <w:color w:val="333333"/>
-          <w:sz w:val="21"/>
-          <w:szCs w:val="21"/>
-        </w:rPr>
-        <w:t xml:space="preserve">全室のエアコン設定を季節に応じてデフォルト確認する運用フロー導入</w:t>
-      </w:r>
-    </w:p>
-    <w:p>
-      <w:pPr>
-        <w:pStyle w:val="ListParagraph"/>
-        <w:numPr>
-          <w:ilvl w:val="0"/>
-          <w:numId w:val="2"/>
-        </w:numPr>
-        <w:spacing w:after="80" w:line="300"/>
-      </w:pPr>
-      <w:r>
-        <w:rPr>
-          <w:rFonts w:ascii="Arial" w:cs="Arial" w:eastAsia="Arial" w:hAnsi="Arial"/>
-          <w:color w:val="333333"/>
-          <w:sz w:val="21"/>
-          <w:szCs w:val="21"/>
-        </w:rPr>
-        <w:t xml:space="preserve">冷暖房の正常動作を定期チェックリストに追加</w:t>
-      </w:r>
-    </w:p>
-    <w:p>
-      <w:pPr>
-        <w:pStyle w:val="ListParagraph"/>
-        <w:numPr>
-          <w:ilvl w:val="0"/>
-          <w:numId w:val="2"/>
-        </w:numPr>
-        <w:spacing w:after="80" w:line="300"/>
-      </w:pPr>
-      <w:r>
-        <w:rPr>
-          <w:rFonts w:ascii="Arial" w:cs="Arial" w:eastAsia="Arial" w:hAnsi="Arial"/>
-          <w:color w:val="333333"/>
-          <w:sz w:val="21"/>
-          <w:szCs w:val="21"/>
-        </w:rPr>
-        <w:t xml:space="preserve">異常報告があった客室の優先メンテナンス実施</w:t>
-      </w:r>
-    </w:p>
-    <w:p>
-      <w:pPr>
-        <w:spacing w:after="80"/>
-      </w:pPr>
-    </w:p>
-    <w:p>
-      <w:pPr>
-        <w:spacing w:after="120" w:before="200"/>
-      </w:pPr>
-      <w:r>
-        <w:rPr>
-          <w:rFonts w:ascii="Arial" w:cs="Arial" w:eastAsia="Arial" w:hAnsi="Arial"/>
-          <w:b/>
-          <w:bCs/>
-          <w:color w:val="1B3A5C"/>
-          <w:sz w:val="22"/>
-          <w:szCs w:val="22"/>
-        </w:rPr>
-        <w:t xml:space="preserve">(4) スタッフ対応品質の統一</w:t>
+        <w:t xml:space="preserve">(3) スタッフ対応品質の統一</w:t>
       </w:r>
     </w:p>
     <w:p>
@@ -6925,7 +6462,7 @@
                 <w:sz w:val="20"/>
                 <w:szCs w:val="20"/>
               </w:rPr>
-              <w:t xml:space="preserve">7.38点</w:t>
+              <w:t xml:space="preserve">7.50点</w:t>
             </w:r>
           </w:p>
         </w:tc>
@@ -6959,7 +6496,7 @@
                 <w:sz w:val="20"/>
                 <w:szCs w:val="20"/>
               </w:rPr>
-              <w:t xml:space="preserve">7.9点以上</w:t>
+              <w:t xml:space="preserve">8.0点以上</w:t>
             </w:r>
           </w:p>
         </w:tc>
@@ -7065,7 +6602,7 @@
                 <w:sz w:val="20"/>
                 <w:szCs w:val="20"/>
               </w:rPr>
-              <w:t xml:space="preserve">63.3%</w:t>
+              <w:t xml:space="preserve">64.3%</w:t>
             </w:r>
           </w:p>
         </w:tc>
@@ -7100,7 +6637,7 @@
                 <w:sz w:val="20"/>
                 <w:szCs w:val="20"/>
               </w:rPr>
-              <w:t xml:space="preserve">73%以上</w:t>
+              <w:t xml:space="preserve">74%以上</w:t>
             </w:r>
           </w:p>
         </w:tc>
@@ -7205,7 +6742,7 @@
                 <w:sz w:val="20"/>
                 <w:szCs w:val="20"/>
               </w:rPr>
-              <w:t xml:space="preserve">10.0%</w:t>
+              <w:t xml:space="preserve">7.1%</w:t>
             </w:r>
           </w:p>
         </w:tc>
@@ -7239,7 +6776,7 @@
                 <w:sz w:val="20"/>
                 <w:szCs w:val="20"/>
               </w:rPr>
-              <w:t xml:space="preserve">7%以下</w:t>
+              <w:t xml:space="preserve">4%以下</w:t>
             </w:r>
           </w:p>
         </w:tc>
@@ -7625,7 +7162,7 @@
                 <w:sz w:val="20"/>
                 <w:szCs w:val="20"/>
               </w:rPr>
-              <w:t xml:space="preserve">約6件/期間</w:t>
+              <w:t xml:space="preserve">約3件/期間</w:t>
             </w:r>
           </w:p>
         </w:tc>
@@ -7660,7 +7197,7 @@
                 <w:sz w:val="20"/>
                 <w:szCs w:val="20"/>
               </w:rPr>
-              <w:t xml:space="preserve">3件以下</w:t>
+              <w:t xml:space="preserve">1件以下</w:t>
             </w:r>
           </w:p>
         </w:tc>
@@ -8238,7 +7775,7 @@
                 <w:sz w:val="21"/>
                 <w:szCs w:val="21"/>
               </w:rPr>
-              <w:t xml:space="preserve">アパホテル蒲田駅東は、全体平均7.38点（10点換算）、高評価率63.3%という一定の顧客満足度を示しているホテルです。特に「立地・アクセス」「清潔さ・清掃」が多くのゲストから高く評価されています。</w:t>
+              <w:t xml:space="preserve">アパホテル蒲田駅東は、全体平均7.50点（10点換算）、高評価率64.3%という一定の顧客満足度を示しているホテルです。特に「立地・アクセス」「清潔さ・清掃」が多くのゲストから高く評価されています。</w:t>
             </w:r>
           </w:p>
           <w:p>
@@ -8252,7 +7789,7 @@
                 <w:sz w:val="21"/>
                 <w:szCs w:val="21"/>
               </w:rPr>
-              <w:t xml:space="preserve">改善課題としては、部屋の狭さ、浴室・水回り、エアコン・空調が主要なテーマとして浮上しています。これらの課題への対応が、顧客満足度向上の鍵となります。</w:t>
+              <w:t xml:space="preserve">改善課題としては、部屋の狭さ、浴室・水回り、防音性能が主要なテーマとして浮上しています。これらの課題への対応が、顧客満足度向上の鍵となります。</w:t>
             </w:r>
           </w:p>
           <w:p>

--- a/納品レポート/ホテル別レポート/apa_kamata_口コミ分析改善レポート.docx
+++ b/納品レポート/ホテル別レポート/apa_kamata_口コミ分析改善レポート.docx
@@ -131,7 +131,7 @@
           <w:sz w:val="20"/>
           <w:szCs w:val="20"/>
         </w:rPr>
-        <w:t xml:space="preserve">作成日：2026年4月13日</w:t>
+        <w:t xml:space="preserve">作成日：2026年4月15日</w:t>
       </w:r>
     </w:p>
     <w:p>

--- a/納品レポート/ホテル別レポート/apa_kamata_口コミ分析改善レポート.docx
+++ b/納品レポート/ホテル別レポート/apa_kamata_口コミ分析改善レポート.docx
@@ -81,7 +81,7 @@
           <w:sz w:val="22"/>
           <w:szCs w:val="22"/>
         </w:rPr>
-        <w:t xml:space="preserve">分析対象期間：2026年2月〜3月</w:t>
+        <w:t xml:space="preserve">分析対象期間：2026年3月</w:t>
       </w:r>
     </w:p>
     <w:p>
@@ -96,7 +96,7 @@
           <w:sz w:val="22"/>
           <w:szCs w:val="22"/>
         </w:rPr>
-        <w:t xml:space="preserve">レビュー総数：60件（5サイト）</w:t>
+        <w:t xml:space="preserve">レビュー総数：28件（4サイト）</w:t>
       </w:r>
     </w:p>
     <w:p>
@@ -111,7 +111,7 @@
           <w:sz w:val="20"/>
           <w:szCs w:val="20"/>
         </w:rPr>
-        <w:t xml:space="preserve">対象サイト：Google / Booking.com / じゃらん / 楽天トラベル / Agoda</w:t>
+        <w:t xml:space="preserve">対象サイト：Booking.com / Google / じゃらん / Agoda</w:t>
       </w:r>
     </w:p>
     <w:p>
@@ -131,7 +131,7 @@
           <w:sz w:val="20"/>
           <w:szCs w:val="20"/>
         </w:rPr>
-        <w:t xml:space="preserve">作成日：2026年4月16日</w:t>
+        <w:t xml:space="preserve">作成日：2026年4月20日</w:t>
       </w:r>
     </w:p>
     <w:p>
@@ -189,7 +189,7 @@
           <w:sz w:val="21"/>
           <w:szCs w:val="21"/>
         </w:rPr>
-        <w:t xml:space="preserve">2026年2月〜3月に各OTAサイト・口コミサイトに投稿された60件のレビューを包括的に分析しました。以下が主要な発見事項です。</w:t>
+        <w:t xml:space="preserve">2026年3月に各OTAサイト・口コミサイトに投稿された28件のレビューを包括的に分析しました。以下が主要な発見事項です。</w:t>
       </w:r>
     </w:p>
     <w:p>
@@ -261,7 +261,7 @@
                 <w:sz w:val="36"/>
                 <w:szCs w:val="36"/>
               </w:rPr>
-              <w:t xml:space="preserve">7.38</w:t>
+              <w:t xml:space="preserve">7.50</w:t>
             </w:r>
           </w:p>
         </w:tc>
@@ -310,7 +310,7 @@
                 <w:sz w:val="36"/>
                 <w:szCs w:val="36"/>
               </w:rPr>
-              <w:t xml:space="preserve">63.3%</w:t>
+              <w:t xml:space="preserve">64.3%</w:t>
             </w:r>
           </w:p>
         </w:tc>
@@ -359,7 +359,7 @@
                 <w:sz w:val="36"/>
                 <w:szCs w:val="36"/>
               </w:rPr>
-              <w:t xml:space="preserve">10.0%</w:t>
+              <w:t xml:space="preserve">7.1%</w:t>
             </w:r>
           </w:p>
         </w:tc>
@@ -408,7 +408,7 @@
                 <w:sz w:val="36"/>
                 <w:szCs w:val="36"/>
               </w:rPr>
-              <w:t xml:space="preserve">60件</w:t>
+              <w:t xml:space="preserve">28件</w:t>
             </w:r>
           </w:p>
         </w:tc>
@@ -448,7 +448,7 @@
           <w:sz w:val="21"/>
           <w:szCs w:val="21"/>
         </w:rPr>
-        <w:t xml:space="preserve">全体平均スコア7.38点（10点換算）は概ね標準的な水準であり、63.3%が高評価（8-10点）に分類されます。低評価（1-4点）は6件（10.0%）で、一定の改善課題があります。Google（7.88点）で特に高い評価を獲得しています。</w:t>
+        <w:t xml:space="preserve">全体平均スコア7.50点（10点換算）は概ね標準的な水準であり、64.3%が高評価（8-10点）に分類されます。低評価（1-4点）は2件（7.1%）で、一定の改善課題があります。Google（8.00点）で特に高い評価を獲得しています。</w:t>
       </w:r>
     </w:p>
     <w:p>
@@ -542,7 +542,7 @@
                 <w:sz w:val="20"/>
                 <w:szCs w:val="20"/>
               </w:rPr>
-              <w:t xml:space="preserve">立地・アクセス（10件以上で言及）、清潔さ・清掃（10件以上で言及）、スタッフの対応（10件以上で言及）</w:t>
+              <w:t xml:space="preserve">立地・アクセス（10件以上で言及）、清潔さ・清掃（8件で言及）、スタッフの対応（6件で言及）</w:t>
             </w:r>
           </w:p>
           <w:p>
@@ -567,7 +567,7 @@
                 <w:sz w:val="20"/>
                 <w:szCs w:val="20"/>
               </w:rPr>
-              <w:t xml:space="preserve">部屋の狭さ（6件）、浴室・水回り（4件）、エアコン・空調（2件）、清掃不備（2件）</w:t>
+              <w:t xml:space="preserve">部屋の狭さ（3件）、浴室・水回り（2件）、防音性能（1件）、エアコン・空調（1件）</w:t>
             </w:r>
           </w:p>
           <w:p>
@@ -953,7 +953,7 @@
                 <w:sz w:val="20"/>
                 <w:szCs w:val="20"/>
               </w:rPr>
-              <w:t xml:space="preserve">Google</w:t>
+              <w:t xml:space="preserve">Booking.com</w:t>
             </w:r>
           </w:p>
         </w:tc>
@@ -987,7 +987,7 @@
                 <w:sz w:val="20"/>
                 <w:szCs w:val="20"/>
               </w:rPr>
-              <w:t xml:space="preserve">17</w:t>
+              <w:t xml:space="preserve">10</w:t>
             </w:r>
           </w:p>
         </w:tc>
@@ -1021,7 +1021,7 @@
                 <w:sz w:val="20"/>
                 <w:szCs w:val="20"/>
               </w:rPr>
-              <w:t xml:space="preserve">3.94</w:t>
+              <w:t xml:space="preserve">8</w:t>
             </w:r>
           </w:p>
         </w:tc>
@@ -1055,7 +1055,7 @@
                 <w:sz w:val="20"/>
                 <w:szCs w:val="20"/>
               </w:rPr>
-              <w:t xml:space="preserve">/5 (×2)</w:t>
+              <w:t xml:space="preserve">/10</w:t>
             </w:r>
           </w:p>
         </w:tc>
@@ -1085,11 +1085,11 @@
                 <w:rFonts w:ascii="Arial" w:cs="Arial" w:eastAsia="Arial" w:hAnsi="Arial"/>
                 <w:b/>
                 <w:bCs/>
-                <w:color w:val="E67E22"/>
-                <w:sz w:val="20"/>
-                <w:szCs w:val="20"/>
-              </w:rPr>
-              <w:t xml:space="preserve">7.88</w:t>
+                <w:color w:val="27AE60"/>
+                <w:sz w:val="20"/>
+                <w:szCs w:val="20"/>
+              </w:rPr>
+              <w:t xml:space="preserve">8</w:t>
             </w:r>
           </w:p>
         </w:tc>
@@ -1153,11 +1153,11 @@
                 <w:rFonts w:ascii="Arial" w:cs="Arial" w:eastAsia="Arial" w:hAnsi="Arial"/>
                 <w:b/>
                 <w:bCs/>
-                <w:color w:val="E67E22"/>
-                <w:sz w:val="20"/>
-                <w:szCs w:val="20"/>
-              </w:rPr>
-              <w:t xml:space="preserve">概ね良好</w:t>
+                <w:color w:val="27AE60"/>
+                <w:sz w:val="20"/>
+                <w:szCs w:val="20"/>
+              </w:rPr>
+              <w:t xml:space="preserve">良好</w:t>
             </w:r>
           </w:p>
         </w:tc>
@@ -1194,7 +1194,7 @@
                 <w:sz w:val="20"/>
                 <w:szCs w:val="20"/>
               </w:rPr>
-              <w:t xml:space="preserve">Booking.com</w:t>
+              <w:t xml:space="preserve">Google</w:t>
             </w:r>
           </w:p>
         </w:tc>
@@ -1229,7 +1229,7 @@
                 <w:sz w:val="20"/>
                 <w:szCs w:val="20"/>
               </w:rPr>
-              <w:t xml:space="preserve">19</w:t>
+              <w:t xml:space="preserve">6</w:t>
             </w:r>
           </w:p>
         </w:tc>
@@ -1264,7 +1264,7 @@
                 <w:sz w:val="20"/>
                 <w:szCs w:val="20"/>
               </w:rPr>
-              <w:t xml:space="preserve">7.58</w:t>
+              <w:t xml:space="preserve">4</w:t>
             </w:r>
           </w:p>
         </w:tc>
@@ -1299,7 +1299,7 @@
                 <w:sz w:val="20"/>
                 <w:szCs w:val="20"/>
               </w:rPr>
-              <w:t xml:space="preserve">/10</w:t>
+              <w:t xml:space="preserve">/5 (×2)</w:t>
             </w:r>
           </w:p>
         </w:tc>
@@ -1330,11 +1330,11 @@
                 <w:rFonts w:ascii="Arial" w:cs="Arial" w:eastAsia="Arial" w:hAnsi="Arial"/>
                 <w:b/>
                 <w:bCs/>
-                <w:color w:val="E67E22"/>
-                <w:sz w:val="20"/>
-                <w:szCs w:val="20"/>
-              </w:rPr>
-              <w:t xml:space="preserve">7.58</w:t>
+                <w:color w:val="27AE60"/>
+                <w:sz w:val="20"/>
+                <w:szCs w:val="20"/>
+              </w:rPr>
+              <w:t xml:space="preserve">8</w:t>
             </w:r>
           </w:p>
         </w:tc>
@@ -1400,11 +1400,11 @@
                 <w:rFonts w:ascii="Arial" w:cs="Arial" w:eastAsia="Arial" w:hAnsi="Arial"/>
                 <w:b/>
                 <w:bCs/>
-                <w:color w:val="E67E22"/>
-                <w:sz w:val="20"/>
-                <w:szCs w:val="20"/>
-              </w:rPr>
-              <w:t xml:space="preserve">概ね良好</w:t>
+                <w:color w:val="27AE60"/>
+                <w:sz w:val="20"/>
+                <w:szCs w:val="20"/>
+              </w:rPr>
+              <w:t xml:space="preserve">良好</w:t>
             </w:r>
           </w:p>
         </w:tc>
@@ -1474,7 +1474,7 @@
                 <w:sz w:val="20"/>
                 <w:szCs w:val="20"/>
               </w:rPr>
-              <w:t xml:space="preserve">4</w:t>
+              <w:t xml:space="preserve">3</w:t>
             </w:r>
           </w:p>
         </w:tc>
@@ -1508,7 +1508,7 @@
                 <w:sz w:val="20"/>
                 <w:szCs w:val="20"/>
               </w:rPr>
-              <w:t xml:space="preserve">3.75</w:t>
+              <w:t xml:space="preserve">3.67</w:t>
             </w:r>
           </w:p>
         </w:tc>
@@ -1576,7 +1576,7 @@
                 <w:sz w:val="20"/>
                 <w:szCs w:val="20"/>
               </w:rPr>
-              <w:t xml:space="preserve">7.5</w:t>
+              <w:t xml:space="preserve">7.33</w:t>
             </w:r>
           </w:p>
         </w:tc>
@@ -1681,7 +1681,7 @@
                 <w:sz w:val="20"/>
                 <w:szCs w:val="20"/>
               </w:rPr>
-              <w:t xml:space="preserve">楽天トラベル</w:t>
+              <w:t xml:space="preserve">Agoda</w:t>
             </w:r>
           </w:p>
         </w:tc>
@@ -1716,7 +1716,7 @@
                 <w:sz w:val="20"/>
                 <w:szCs w:val="20"/>
               </w:rPr>
-              <w:t xml:space="preserve">4</w:t>
+              <w:t xml:space="preserve">9</w:t>
             </w:r>
           </w:p>
         </w:tc>
@@ -1751,7 +1751,7 @@
                 <w:sz w:val="20"/>
                 <w:szCs w:val="20"/>
               </w:rPr>
-              <w:t xml:space="preserve">3.5</w:t>
+              <w:t xml:space="preserve">6.67</w:t>
             </w:r>
           </w:p>
         </w:tc>
@@ -1786,7 +1786,7 @@
                 <w:sz w:val="20"/>
                 <w:szCs w:val="20"/>
               </w:rPr>
-              <w:t xml:space="preserve">/5 (×2)</w:t>
+              <w:t xml:space="preserve">/10</w:t>
             </w:r>
           </w:p>
         </w:tc>
@@ -1817,11 +1817,11 @@
                 <w:rFonts w:ascii="Arial" w:cs="Arial" w:eastAsia="Arial" w:hAnsi="Arial"/>
                 <w:b/>
                 <w:bCs/>
-                <w:color w:val="E67E22"/>
-                <w:sz w:val="20"/>
-                <w:szCs w:val="20"/>
-              </w:rPr>
-              <w:t xml:space="preserve">7</w:t>
+                <w:color w:val="C0392B"/>
+                <w:sz w:val="20"/>
+                <w:szCs w:val="20"/>
+              </w:rPr>
+              <w:t xml:space="preserve">6.67</w:t>
             </w:r>
           </w:p>
         </w:tc>
@@ -1856,7 +1856,7 @@
                 <w:sz w:val="20"/>
                 <w:szCs w:val="20"/>
               </w:rPr>
-              <w:t xml:space="preserve">8</w:t>
+              <w:t xml:space="preserve">7</w:t>
             </w:r>
           </w:p>
         </w:tc>
@@ -1870,246 +1870,6 @@
               <w:right w:val="single" w:color="CCCCCC" w:sz="1"/>
             </w:tcBorders>
             <w:shd w:fill="F2F2F2" w:val="clear"/>
-            <w:tcMar>
-              <w:top w:type="dxa" w:w="80"/>
-              <w:left w:type="dxa" w:w="120"/>
-              <w:bottom w:type="dxa" w:w="80"/>
-              <w:right w:type="dxa" w:w="120"/>
-            </w:tcMar>
-            <w:vAlign w:val="center"/>
-          </w:tcPr>
-          <w:p>
-            <w:pPr>
-              <w:jc w:val="center"/>
-            </w:pPr>
-            <w:r>
-              <w:rPr>
-                <w:rFonts w:ascii="Arial" w:cs="Arial" w:eastAsia="Arial" w:hAnsi="Arial"/>
-                <w:b/>
-                <w:bCs/>
-                <w:color w:val="E67E22"/>
-                <w:sz w:val="20"/>
-                <w:szCs w:val="20"/>
-              </w:rPr>
-              <w:t xml:space="preserve">概ね良好</w:t>
-            </w:r>
-          </w:p>
-        </w:tc>
-      </w:tr>
-      <w:tr>
-        <w:tc>
-          <w:tcPr>
-            <w:tcW w:type="dxa" w:w="1800"/>
-            <w:tcBorders>
-              <w:top w:val="single" w:color="CCCCCC" w:sz="1"/>
-              <w:left w:val="single" w:color="CCCCCC" w:sz="1"/>
-              <w:bottom w:val="single" w:color="CCCCCC" w:sz="1"/>
-              <w:right w:val="single" w:color="CCCCCC" w:sz="1"/>
-            </w:tcBorders>
-            <w:tcMar>
-              <w:top w:type="dxa" w:w="80"/>
-              <w:left w:type="dxa" w:w="120"/>
-              <w:bottom w:type="dxa" w:w="80"/>
-              <w:right w:type="dxa" w:w="120"/>
-            </w:tcMar>
-            <w:vAlign w:val="center"/>
-          </w:tcPr>
-          <w:p>
-            <w:pPr>
-              <w:jc w:val="left"/>
-            </w:pPr>
-            <w:r>
-              <w:rPr>
-                <w:rFonts w:ascii="Arial" w:cs="Arial" w:eastAsia="Arial" w:hAnsi="Arial"/>
-                <w:b/>
-                <w:bCs/>
-                <w:color w:val="333333"/>
-                <w:sz w:val="20"/>
-                <w:szCs w:val="20"/>
-              </w:rPr>
-              <w:t xml:space="preserve">Agoda</w:t>
-            </w:r>
-          </w:p>
-        </w:tc>
-        <w:tc>
-          <w:tcPr>
-            <w:tcW w:type="dxa" w:w="900"/>
-            <w:tcBorders>
-              <w:top w:val="single" w:color="CCCCCC" w:sz="1"/>
-              <w:left w:val="single" w:color="CCCCCC" w:sz="1"/>
-              <w:bottom w:val="single" w:color="CCCCCC" w:sz="1"/>
-              <w:right w:val="single" w:color="CCCCCC" w:sz="1"/>
-            </w:tcBorders>
-            <w:tcMar>
-              <w:top w:type="dxa" w:w="80"/>
-              <w:left w:type="dxa" w:w="120"/>
-              <w:bottom w:type="dxa" w:w="80"/>
-              <w:right w:type="dxa" w:w="120"/>
-            </w:tcMar>
-            <w:vAlign w:val="center"/>
-          </w:tcPr>
-          <w:p>
-            <w:pPr>
-              <w:jc w:val="center"/>
-            </w:pPr>
-            <w:r>
-              <w:rPr>
-                <w:rFonts w:ascii="Arial" w:cs="Arial" w:eastAsia="Arial" w:hAnsi="Arial"/>
-                <w:b w:val="false"/>
-                <w:bCs w:val="false"/>
-                <w:color w:val="333333"/>
-                <w:sz w:val="20"/>
-                <w:szCs w:val="20"/>
-              </w:rPr>
-              <w:t xml:space="preserve">16</w:t>
-            </w:r>
-          </w:p>
-        </w:tc>
-        <w:tc>
-          <w:tcPr>
-            <w:tcW w:type="dxa" w:w="1300"/>
-            <w:tcBorders>
-              <w:top w:val="single" w:color="CCCCCC" w:sz="1"/>
-              <w:left w:val="single" w:color="CCCCCC" w:sz="1"/>
-              <w:bottom w:val="single" w:color="CCCCCC" w:sz="1"/>
-              <w:right w:val="single" w:color="CCCCCC" w:sz="1"/>
-            </w:tcBorders>
-            <w:tcMar>
-              <w:top w:type="dxa" w:w="80"/>
-              <w:left w:type="dxa" w:w="120"/>
-              <w:bottom w:type="dxa" w:w="80"/>
-              <w:right w:type="dxa" w:w="120"/>
-            </w:tcMar>
-            <w:vAlign w:val="center"/>
-          </w:tcPr>
-          <w:p>
-            <w:pPr>
-              <w:jc w:val="center"/>
-            </w:pPr>
-            <w:r>
-              <w:rPr>
-                <w:rFonts w:ascii="Arial" w:cs="Arial" w:eastAsia="Arial" w:hAnsi="Arial"/>
-                <w:b/>
-                <w:bCs/>
-                <w:color w:val="333333"/>
-                <w:sz w:val="20"/>
-                <w:szCs w:val="20"/>
-              </w:rPr>
-              <w:t xml:space="preserve">6.69</w:t>
-            </w:r>
-          </w:p>
-        </w:tc>
-        <w:tc>
-          <w:tcPr>
-            <w:tcW w:type="dxa" w:w="900"/>
-            <w:tcBorders>
-              <w:top w:val="single" w:color="CCCCCC" w:sz="1"/>
-              <w:left w:val="single" w:color="CCCCCC" w:sz="1"/>
-              <w:bottom w:val="single" w:color="CCCCCC" w:sz="1"/>
-              <w:right w:val="single" w:color="CCCCCC" w:sz="1"/>
-            </w:tcBorders>
-            <w:tcMar>
-              <w:top w:type="dxa" w:w="80"/>
-              <w:left w:type="dxa" w:w="120"/>
-              <w:bottom w:type="dxa" w:w="80"/>
-              <w:right w:type="dxa" w:w="120"/>
-            </w:tcMar>
-            <w:vAlign w:val="center"/>
-          </w:tcPr>
-          <w:p>
-            <w:pPr>
-              <w:jc w:val="center"/>
-            </w:pPr>
-            <w:r>
-              <w:rPr>
-                <w:rFonts w:ascii="Arial" w:cs="Arial" w:eastAsia="Arial" w:hAnsi="Arial"/>
-                <w:b w:val="false"/>
-                <w:bCs w:val="false"/>
-                <w:color w:val="333333"/>
-                <w:sz w:val="20"/>
-                <w:szCs w:val="20"/>
-              </w:rPr>
-              <w:t xml:space="preserve">/10</w:t>
-            </w:r>
-          </w:p>
-        </w:tc>
-        <w:tc>
-          <w:tcPr>
-            <w:tcW w:type="dxa" w:w="1300"/>
-            <w:tcBorders>
-              <w:top w:val="single" w:color="CCCCCC" w:sz="1"/>
-              <w:left w:val="single" w:color="CCCCCC" w:sz="1"/>
-              <w:bottom w:val="single" w:color="CCCCCC" w:sz="1"/>
-              <w:right w:val="single" w:color="CCCCCC" w:sz="1"/>
-            </w:tcBorders>
-            <w:tcMar>
-              <w:top w:type="dxa" w:w="80"/>
-              <w:left w:type="dxa" w:w="120"/>
-              <w:bottom w:type="dxa" w:w="80"/>
-              <w:right w:type="dxa" w:w="120"/>
-            </w:tcMar>
-            <w:vAlign w:val="center"/>
-          </w:tcPr>
-          <w:p>
-            <w:pPr>
-              <w:jc w:val="center"/>
-            </w:pPr>
-            <w:r>
-              <w:rPr>
-                <w:rFonts w:ascii="Arial" w:cs="Arial" w:eastAsia="Arial" w:hAnsi="Arial"/>
-                <w:b/>
-                <w:bCs/>
-                <w:color w:val="C0392B"/>
-                <w:sz w:val="20"/>
-                <w:szCs w:val="20"/>
-              </w:rPr>
-              <w:t xml:space="preserve">6.69</w:t>
-            </w:r>
-          </w:p>
-        </w:tc>
-        <w:tc>
-          <w:tcPr>
-            <w:tcW w:type="dxa" w:w="1526"/>
-            <w:tcBorders>
-              <w:top w:val="single" w:color="CCCCCC" w:sz="1"/>
-              <w:left w:val="single" w:color="CCCCCC" w:sz="1"/>
-              <w:bottom w:val="single" w:color="CCCCCC" w:sz="1"/>
-              <w:right w:val="single" w:color="CCCCCC" w:sz="1"/>
-            </w:tcBorders>
-            <w:tcMar>
-              <w:top w:type="dxa" w:w="80"/>
-              <w:left w:type="dxa" w:w="120"/>
-              <w:bottom w:type="dxa" w:w="80"/>
-              <w:right w:type="dxa" w:w="120"/>
-            </w:tcMar>
-            <w:vAlign w:val="center"/>
-          </w:tcPr>
-          <w:p>
-            <w:pPr>
-              <w:jc w:val="center"/>
-            </w:pPr>
-            <w:r>
-              <w:rPr>
-                <w:rFonts w:ascii="Arial" w:cs="Arial" w:eastAsia="Arial" w:hAnsi="Arial"/>
-                <w:b w:val="false"/>
-                <w:bCs w:val="false"/>
-                <w:color w:val="333333"/>
-                <w:sz w:val="20"/>
-                <w:szCs w:val="20"/>
-              </w:rPr>
-              <w:t xml:space="preserve">7</w:t>
-            </w:r>
-          </w:p>
-        </w:tc>
-        <w:tc>
-          <w:tcPr>
-            <w:tcW w:type="dxa" w:w="1300"/>
-            <w:tcBorders>
-              <w:top w:val="single" w:color="CCCCCC" w:sz="1"/>
-              <w:left w:val="single" w:color="CCCCCC" w:sz="1"/>
-              <w:bottom w:val="single" w:color="CCCCCC" w:sz="1"/>
-              <w:right w:val="single" w:color="CCCCCC" w:sz="1"/>
-            </w:tcBorders>
             <w:tcMar>
               <w:top w:type="dxa" w:w="80"/>
               <w:left w:type="dxa" w:w="120"/>
@@ -2171,7 +1931,7 @@
           <w:sz w:val="21"/>
           <w:szCs w:val="21"/>
         </w:rPr>
-        <w:t xml:space="preserve">評価分布は8点（43.3%）に最も多く、8点以上の高評価が63.3%を占めています。低評価（1-4点）は計6件（10.0%）です。</w:t>
+        <w:t xml:space="preserve">評価分布は8点（39.3%）に最も多く、8点以上の高評価が64.3%を占めています。低評価（1-4点）は計2件（7.1%）です。</w:t>
       </w:r>
     </w:p>
     <w:p>
@@ -2406,7 +2166,7 @@
                 <w:sz w:val="20"/>
                 <w:szCs w:val="20"/>
               </w:rPr>
-              <w:t xml:space="preserve">8</w:t>
+              <w:t xml:space="preserve">5</w:t>
             </w:r>
           </w:p>
         </w:tc>
@@ -2441,7 +2201,7 @@
                 <w:sz w:val="20"/>
                 <w:szCs w:val="20"/>
               </w:rPr>
-              <w:t xml:space="preserve">13.3%</w:t>
+              <w:t xml:space="preserve">17.9%</w:t>
             </w:r>
           </w:p>
         </w:tc>
@@ -2470,7 +2230,7 @@
                 <w:sz w:val="20"/>
                 <w:szCs w:val="20"/>
               </w:rPr>
-              <w:t xml:space="preserve">██████</w:t>
+              <w:t xml:space="preserve">█████████</w:t>
             </w:r>
             <w:r>
               <w:rPr>
@@ -2479,7 +2239,7 @@
                 <w:sz w:val="18"/>
                 <w:szCs w:val="18"/>
               </w:rPr>
-              <w:t xml:space="preserve"> 8件</w:t>
+              <w:t xml:space="preserve"> 5件</w:t>
             </w:r>
           </w:p>
         </w:tc>
@@ -2551,7 +2311,7 @@
                 <w:sz w:val="20"/>
                 <w:szCs w:val="20"/>
               </w:rPr>
-              <w:t xml:space="preserve">4</w:t>
+              <w:t xml:space="preserve">2</w:t>
             </w:r>
           </w:p>
         </w:tc>
@@ -2586,7 +2346,7 @@
                 <w:sz w:val="20"/>
                 <w:szCs w:val="20"/>
               </w:rPr>
-              <w:t xml:space="preserve">6.7%</w:t>
+              <w:t xml:space="preserve">7.1%</w:t>
             </w:r>
           </w:p>
         </w:tc>
@@ -2614,7 +2374,7 @@
                 <w:sz w:val="20"/>
                 <w:szCs w:val="20"/>
               </w:rPr>
-              <w:t xml:space="preserve">███</w:t>
+              <w:t xml:space="preserve">████</w:t>
             </w:r>
             <w:r>
               <w:rPr>
@@ -2623,7 +2383,7 @@
                 <w:sz w:val="18"/>
                 <w:szCs w:val="18"/>
               </w:rPr>
-              <w:t xml:space="preserve"> 4件</w:t>
+              <w:t xml:space="preserve"> 2件</w:t>
             </w:r>
           </w:p>
         </w:tc>
@@ -2695,7 +2455,7 @@
                 <w:sz w:val="20"/>
                 <w:szCs w:val="20"/>
               </w:rPr>
-              <w:t xml:space="preserve">26</w:t>
+              <w:t xml:space="preserve">11</w:t>
             </w:r>
           </w:p>
         </w:tc>
@@ -2730,7 +2490,7 @@
                 <w:sz w:val="20"/>
                 <w:szCs w:val="20"/>
               </w:rPr>
-              <w:t xml:space="preserve">43.3%</w:t>
+              <w:t xml:space="preserve">39.3%</w:t>
             </w:r>
           </w:p>
         </w:tc>
@@ -2768,7 +2528,7 @@
                 <w:sz w:val="18"/>
                 <w:szCs w:val="18"/>
               </w:rPr>
-              <w:t xml:space="preserve"> 26件</w:t>
+              <w:t xml:space="preserve"> 11件</w:t>
             </w:r>
           </w:p>
         </w:tc>
@@ -2840,7 +2600,7 @@
                 <w:sz w:val="20"/>
                 <w:szCs w:val="20"/>
               </w:rPr>
-              <w:t xml:space="preserve">5</w:t>
+              <w:t xml:space="preserve">1</w:t>
             </w:r>
           </w:p>
         </w:tc>
@@ -2875,7 +2635,7 @@
                 <w:sz w:val="20"/>
                 <w:szCs w:val="20"/>
               </w:rPr>
-              <w:t xml:space="preserve">8.3%</w:t>
+              <w:t xml:space="preserve">3.6%</w:t>
             </w:r>
           </w:p>
         </w:tc>
@@ -2903,7 +2663,7 @@
                 <w:sz w:val="20"/>
                 <w:szCs w:val="20"/>
               </w:rPr>
-              <w:t xml:space="preserve">████</w:t>
+              <w:t xml:space="preserve">██</w:t>
             </w:r>
             <w:r>
               <w:rPr>
@@ -2912,7 +2672,7 @@
                 <w:sz w:val="18"/>
                 <w:szCs w:val="18"/>
               </w:rPr>
-              <w:t xml:space="preserve"> 5件</w:t>
+              <w:t xml:space="preserve"> 1件</w:t>
             </w:r>
           </w:p>
         </w:tc>
@@ -2984,7 +2744,7 @@
                 <w:sz w:val="20"/>
                 <w:szCs w:val="20"/>
               </w:rPr>
-              <w:t xml:space="preserve">8</w:t>
+              <w:t xml:space="preserve">5</w:t>
             </w:r>
           </w:p>
         </w:tc>
@@ -3019,7 +2779,7 @@
                 <w:sz w:val="20"/>
                 <w:szCs w:val="20"/>
               </w:rPr>
-              <w:t xml:space="preserve">13.3%</w:t>
+              <w:t xml:space="preserve">17.9%</w:t>
             </w:r>
           </w:p>
         </w:tc>
@@ -3048,7 +2808,7 @@
                 <w:sz w:val="20"/>
                 <w:szCs w:val="20"/>
               </w:rPr>
-              <w:t xml:space="preserve">██████</w:t>
+              <w:t xml:space="preserve">█████████</w:t>
             </w:r>
             <w:r>
               <w:rPr>
@@ -3057,7 +2817,7 @@
                 <w:sz w:val="18"/>
                 <w:szCs w:val="18"/>
               </w:rPr>
-              <w:t xml:space="preserve"> 8件</w:t>
+              <w:t xml:space="preserve"> 5件</w:t>
             </w:r>
           </w:p>
         </w:tc>
@@ -3129,7 +2889,7 @@
                 <w:sz w:val="20"/>
                 <w:szCs w:val="20"/>
               </w:rPr>
-              <w:t xml:space="preserve">3</w:t>
+              <w:t xml:space="preserve">2</w:t>
             </w:r>
           </w:p>
         </w:tc>
@@ -3164,7 +2924,7 @@
                 <w:sz w:val="20"/>
                 <w:szCs w:val="20"/>
               </w:rPr>
-              <w:t xml:space="preserve">5.0%</w:t>
+              <w:t xml:space="preserve">7.1%</w:t>
             </w:r>
           </w:p>
         </w:tc>
@@ -3192,7 +2952,7 @@
                 <w:sz w:val="20"/>
                 <w:szCs w:val="20"/>
               </w:rPr>
-              <w:t xml:space="preserve">██</w:t>
+              <w:t xml:space="preserve">████</w:t>
             </w:r>
             <w:r>
               <w:rPr>
@@ -3201,7 +2961,7 @@
                 <w:sz w:val="18"/>
                 <w:szCs w:val="18"/>
               </w:rPr>
-              <w:t xml:space="preserve"> 3件</w:t>
+              <w:t xml:space="preserve"> 2件</w:t>
             </w:r>
           </w:p>
         </w:tc>
@@ -3273,7 +3033,7 @@
                 <w:sz w:val="20"/>
                 <w:szCs w:val="20"/>
               </w:rPr>
-              <w:t xml:space="preserve">4</w:t>
+              <w:t xml:space="preserve">1</w:t>
             </w:r>
           </w:p>
         </w:tc>
@@ -3308,7 +3068,7 @@
                 <w:sz w:val="20"/>
                 <w:szCs w:val="20"/>
               </w:rPr>
-              <w:t xml:space="preserve">6.7%</w:t>
+              <w:t xml:space="preserve">3.6%</w:t>
             </w:r>
           </w:p>
         </w:tc>
@@ -3337,7 +3097,7 @@
                 <w:sz w:val="20"/>
                 <w:szCs w:val="20"/>
               </w:rPr>
-              <w:t xml:space="preserve">███</w:t>
+              <w:t xml:space="preserve">██</w:t>
             </w:r>
             <w:r>
               <w:rPr>
@@ -3346,7 +3106,7 @@
                 <w:sz w:val="18"/>
                 <w:szCs w:val="18"/>
               </w:rPr>
-              <w:t xml:space="preserve"> 4件</w:t>
+              <w:t xml:space="preserve"> 1件</w:t>
             </w:r>
           </w:p>
         </w:tc>
@@ -3453,7 +3213,7 @@
                 <w:sz w:val="20"/>
                 <w:szCs w:val="20"/>
               </w:rPr>
-              <w:t xml:space="preserve">1.7%</w:t>
+              <w:t xml:space="preserve">3.6%</w:t>
             </w:r>
           </w:p>
         </w:tc>
@@ -3481,152 +3241,7 @@
                 <w:sz w:val="20"/>
                 <w:szCs w:val="20"/>
               </w:rPr>
-              <w:t xml:space="preserve">█</w:t>
-            </w:r>
-            <w:r>
-              <w:rPr>
-                <w:rFonts w:ascii="Arial" w:cs="Arial" w:eastAsia="Arial" w:hAnsi="Arial"/>
-                <w:color w:val="666666"/>
-                <w:sz w:val="18"/>
-                <w:szCs w:val="18"/>
-              </w:rPr>
-              <w:t xml:space="preserve"> 1件</w:t>
-            </w:r>
-          </w:p>
-        </w:tc>
-      </w:tr>
-      <w:tr>
-        <w:tc>
-          <w:tcPr>
-            <w:tcW w:type="dxa" w:w="1200"/>
-            <w:tcBorders>
-              <w:top w:val="single" w:color="CCCCCC" w:sz="1"/>
-              <w:left w:val="single" w:color="CCCCCC" w:sz="1"/>
-              <w:bottom w:val="single" w:color="CCCCCC" w:sz="1"/>
-              <w:right w:val="single" w:color="CCCCCC" w:sz="1"/>
-            </w:tcBorders>
-            <w:shd w:fill="F2F2F2" w:val="clear"/>
-            <w:tcMar>
-              <w:top w:type="dxa" w:w="80"/>
-              <w:left w:type="dxa" w:w="120"/>
-              <w:bottom w:type="dxa" w:w="80"/>
-              <w:right w:type="dxa" w:w="120"/>
-            </w:tcMar>
-            <w:vAlign w:val="center"/>
-          </w:tcPr>
-          <w:p>
-            <w:pPr>
-              <w:jc w:val="center"/>
-            </w:pPr>
-            <w:r>
-              <w:rPr>
-                <w:rFonts w:ascii="Arial" w:cs="Arial" w:eastAsia="Arial" w:hAnsi="Arial"/>
-                <w:b/>
-                <w:bCs/>
-                <w:color w:val="333333"/>
-                <w:sz w:val="20"/>
-                <w:szCs w:val="20"/>
-              </w:rPr>
-              <w:t xml:space="preserve">2</w:t>
-            </w:r>
-          </w:p>
-        </w:tc>
-        <w:tc>
-          <w:tcPr>
-            <w:tcW w:type="dxa" w:w="1200"/>
-            <w:tcBorders>
-              <w:top w:val="single" w:color="CCCCCC" w:sz="1"/>
-              <w:left w:val="single" w:color="CCCCCC" w:sz="1"/>
-              <w:bottom w:val="single" w:color="CCCCCC" w:sz="1"/>
-              <w:right w:val="single" w:color="CCCCCC" w:sz="1"/>
-            </w:tcBorders>
-            <w:shd w:fill="F2F2F2" w:val="clear"/>
-            <w:tcMar>
-              <w:top w:type="dxa" w:w="80"/>
-              <w:left w:type="dxa" w:w="120"/>
-              <w:bottom w:type="dxa" w:w="80"/>
-              <w:right w:type="dxa" w:w="120"/>
-            </w:tcMar>
-            <w:vAlign w:val="center"/>
-          </w:tcPr>
-          <w:p>
-            <w:pPr>
-              <w:jc w:val="center"/>
-            </w:pPr>
-            <w:r>
-              <w:rPr>
-                <w:rFonts w:ascii="Arial" w:cs="Arial" w:eastAsia="Arial" w:hAnsi="Arial"/>
-                <w:b w:val="false"/>
-                <w:bCs w:val="false"/>
-                <w:color w:val="333333"/>
-                <w:sz w:val="20"/>
-                <w:szCs w:val="20"/>
-              </w:rPr>
-              <w:t xml:space="preserve">1</w:t>
-            </w:r>
-          </w:p>
-        </w:tc>
-        <w:tc>
-          <w:tcPr>
-            <w:tcW w:type="dxa" w:w="1500"/>
-            <w:tcBorders>
-              <w:top w:val="single" w:color="CCCCCC" w:sz="1"/>
-              <w:left w:val="single" w:color="CCCCCC" w:sz="1"/>
-              <w:bottom w:val="single" w:color="CCCCCC" w:sz="1"/>
-              <w:right w:val="single" w:color="CCCCCC" w:sz="1"/>
-            </w:tcBorders>
-            <w:shd w:fill="F2F2F2" w:val="clear"/>
-            <w:tcMar>
-              <w:top w:type="dxa" w:w="80"/>
-              <w:left w:type="dxa" w:w="120"/>
-              <w:bottom w:type="dxa" w:w="80"/>
-              <w:right w:type="dxa" w:w="120"/>
-            </w:tcMar>
-            <w:vAlign w:val="center"/>
-          </w:tcPr>
-          <w:p>
-            <w:pPr>
-              <w:jc w:val="center"/>
-            </w:pPr>
-            <w:r>
-              <w:rPr>
-                <w:rFonts w:ascii="Arial" w:cs="Arial" w:eastAsia="Arial" w:hAnsi="Arial"/>
-                <w:b w:val="false"/>
-                <w:bCs w:val="false"/>
-                <w:color w:val="333333"/>
-                <w:sz w:val="20"/>
-                <w:szCs w:val="20"/>
-              </w:rPr>
-              <w:t xml:space="preserve">1.7%</w:t>
-            </w:r>
-          </w:p>
-        </w:tc>
-        <w:tc>
-          <w:tcPr>
-            <w:tcW w:type="dxa" w:w="5126"/>
-            <w:tcBorders>
-              <w:top w:val="single" w:color="CCCCCC" w:sz="1"/>
-              <w:left w:val="single" w:color="CCCCCC" w:sz="1"/>
-              <w:bottom w:val="single" w:color="CCCCCC" w:sz="1"/>
-              <w:right w:val="single" w:color="CCCCCC" w:sz="1"/>
-            </w:tcBorders>
-            <w:shd w:fill="F2F2F2" w:val="clear"/>
-            <w:tcMar>
-              <w:top w:type="dxa" w:w="80"/>
-              <w:left w:type="dxa" w:w="120"/>
-              <w:bottom w:type="dxa" w:w="80"/>
-              <w:right w:type="dxa" w:w="120"/>
-            </w:tcMar>
-          </w:tcPr>
-          <w:p>
-            <w:r>
-              <w:rPr>
-                <w:rFonts w:ascii="Arial" w:cs="Arial" w:eastAsia="Arial" w:hAnsi="Arial"/>
-                <w:color w:val="C0392B"/>
-                <w:sz w:val="20"/>
-                <w:szCs w:val="20"/>
-              </w:rPr>
-              <w:t xml:space="preserve">█</w:t>
+              <w:t xml:space="preserve">██</w:t>
             </w:r>
             <w:r>
               <w:rPr>
@@ -3711,7 +3326,7 @@
                 <w:sz w:val="24"/>
                 <w:szCs w:val="24"/>
               </w:rPr>
-              <w:t xml:space="preserve">38件（63.3%）</w:t>
+              <w:t xml:space="preserve">18件（64.3%）</w:t>
             </w:r>
           </w:p>
         </w:tc>
@@ -3762,7 +3377,7 @@
                 <w:sz w:val="24"/>
                 <w:szCs w:val="24"/>
               </w:rPr>
-              <w:t xml:space="preserve">16件（26.7%）</w:t>
+              <w:t xml:space="preserve">8件（28.6%）</w:t>
             </w:r>
           </w:p>
         </w:tc>
@@ -3813,7 +3428,7 @@
                 <w:sz w:val="24"/>
                 <w:szCs w:val="24"/>
               </w:rPr>
-              <w:t xml:space="preserve">6件（10.0%）</w:t>
+              <w:t xml:space="preserve">2件（7.1%）</w:t>
             </w:r>
           </w:p>
         </w:tc>
@@ -4157,7 +3772,7 @@
                 <w:sz w:val="20"/>
                 <w:szCs w:val="20"/>
               </w:rPr>
-              <w:t xml:space="preserve">10件以上</w:t>
+              <w:t xml:space="preserve">8件</w:t>
             </w:r>
           </w:p>
         </w:tc>
@@ -4263,7 +3878,7 @@
                 <w:sz w:val="20"/>
                 <w:szCs w:val="20"/>
               </w:rPr>
-              <w:t xml:space="preserve">10件以上</w:t>
+              <w:t xml:space="preserve">6件</w:t>
             </w:r>
           </w:p>
         </w:tc>
@@ -4368,7 +3983,7 @@
                 <w:sz w:val="20"/>
                 <w:szCs w:val="20"/>
               </w:rPr>
-              <w:t xml:space="preserve">8件</w:t>
+              <w:t xml:space="preserve">6件</w:t>
             </w:r>
           </w:p>
         </w:tc>
@@ -4439,7 +4054,7 @@
                 <w:sz w:val="20"/>
                 <w:szCs w:val="20"/>
               </w:rPr>
-              <w:t xml:space="preserve">コストパフォーマンス</w:t>
+              <w:t xml:space="preserve">コンビニ・周辺施設</w:t>
             </w:r>
           </w:p>
         </w:tc>
@@ -4509,7 +4124,7 @@
                 <w:sz w:val="20"/>
                 <w:szCs w:val="20"/>
               </w:rPr>
-              <w:t xml:space="preserve">「他のアバよりも狭い 駅からは遠いが、その分比較的安い 羽田空港の乗り継ぎに利用するなら十分か 他のアバよりも狭い ...」「何と言ってもお値段がお手頃なのでねるだけなら充分です チェックアウトスムーズに出来るのも良い」</w:t>
+              <w:t xml:space="preserve">「ビュッフェ式の朝食は1日あたり12～16カナダドルも追加料金がかかるので、近くにスーパーやコンビニがあることを考え...」「駅近で周りにスーパー、コンビニがあるところ」</w:t>
             </w:r>
           </w:p>
         </w:tc>
@@ -4545,7 +4160,7 @@
                 <w:sz w:val="20"/>
                 <w:szCs w:val="20"/>
               </w:rPr>
-              <w:t xml:space="preserve">朝食</w:t>
+              <w:t xml:space="preserve">コストパフォーマンス</w:t>
             </w:r>
           </w:p>
         </w:tc>
@@ -4579,7 +4194,7 @@
                 <w:sz w:val="20"/>
                 <w:szCs w:val="20"/>
               </w:rPr>
-              <w:t xml:space="preserve">2件</w:t>
+              <w:t xml:space="preserve">1件</w:t>
             </w:r>
           </w:p>
         </w:tc>
@@ -4613,7 +4228,7 @@
                 <w:sz w:val="20"/>
                 <w:szCs w:val="20"/>
               </w:rPr>
-              <w:t xml:space="preserve">「ビュッフェ式の朝食は1日あたり12～16カナダドルも追加料金がかかるので、近くにスーパーやコンビニがあることを考え...」「食事の値段も当日に朝食券を買うと1800円になって結構割高なのですが、クオリティとしては個人的にはお値段に見合った...」</w:t>
+              <w:t xml:space="preserve">「他のアバよりも狭い 駅からは遠いが、その分比較的安い 羽田空港の乗り継ぎに利用するなら十分か 他のアバよりも狭い ...」</w:t>
             </w:r>
           </w:p>
         </w:tc>
@@ -5086,7 +4701,7 @@
                 <w:sz w:val="20"/>
                 <w:szCs w:val="20"/>
               </w:rPr>
-              <w:t xml:space="preserve">重大・6件</w:t>
+              <w:t xml:space="preserve">中度・3件</w:t>
             </w:r>
           </w:p>
         </w:tc>
@@ -5225,7 +4840,7 @@
                 <w:sz w:val="20"/>
                 <w:szCs w:val="20"/>
               </w:rPr>
-              <w:t xml:space="preserve">中度・4件</w:t>
+              <w:t xml:space="preserve">軽度・2件</w:t>
             </w:r>
           </w:p>
         </w:tc>
@@ -5296,7 +4911,7 @@
                 <w:sz w:val="20"/>
                 <w:szCs w:val="20"/>
               </w:rPr>
-              <w:t xml:space="preserve">エアコン・空調</w:t>
+              <w:t xml:space="preserve">防音性能</w:t>
             </w:r>
           </w:p>
         </w:tc>
@@ -5330,7 +4945,7 @@
                 <w:sz w:val="20"/>
                 <w:szCs w:val="20"/>
               </w:rPr>
-              <w:t xml:space="preserve">Coming from Keikyu-Kamata there was a shoutengai giving p...</w:t>
+              <w:t xml:space="preserve">道路沿いだったけど防音がしっかりされていて外の音は聞こえない</w:t>
             </w:r>
           </w:p>
         </w:tc>
@@ -5364,7 +4979,7 @@
                 <w:sz w:val="20"/>
                 <w:szCs w:val="20"/>
               </w:rPr>
-              <w:t xml:space="preserve">軽度・2件</w:t>
+              <w:t xml:space="preserve">軽度・1件</w:t>
             </w:r>
           </w:p>
         </w:tc>
@@ -5435,7 +5050,7 @@
                 <w:sz w:val="20"/>
                 <w:szCs w:val="20"/>
               </w:rPr>
-              <w:t xml:space="preserve">清掃不備</w:t>
+              <w:t xml:space="preserve">エアコン・空調</w:t>
             </w:r>
           </w:p>
         </w:tc>
@@ -5469,7 +5084,7 @@
                 <w:sz w:val="20"/>
                 <w:szCs w:val="20"/>
               </w:rPr>
-              <w:t xml:space="preserve">そこは汚くて埃っぽく、以前の訪問時の残骸も散乱していた</w:t>
+              <w:t xml:space="preserve">Coming from Keikyu-Kamata there was a shoutengai giving p...</w:t>
             </w:r>
           </w:p>
         </w:tc>
@@ -5503,7 +5118,7 @@
                 <w:sz w:val="20"/>
                 <w:szCs w:val="20"/>
               </w:rPr>
-              <w:t xml:space="preserve">軽度・2件</w:t>
+              <w:t xml:space="preserve">軽度・1件</w:t>
             </w:r>
           </w:p>
         </w:tc>
@@ -5574,7 +5189,7 @@
                 <w:sz w:val="20"/>
                 <w:szCs w:val="20"/>
               </w:rPr>
-              <w:t xml:space="preserve">防音性能</w:t>
+              <w:t xml:space="preserve">対応・サービスの不満</w:t>
             </w:r>
           </w:p>
         </w:tc>
@@ -5608,7 +5223,7 @@
                 <w:sz w:val="20"/>
                 <w:szCs w:val="20"/>
               </w:rPr>
-              <w:t xml:space="preserve">道路沿いだったけど防音がしっかりされていて外の音は聞こえない</w:t>
+              <w:t xml:space="preserve">歯ブラシでこすれば、パッと見はもっときれいになりそうなので、ちょっと残念なところ</w:t>
             </w:r>
           </w:p>
         </w:tc>
@@ -5713,7 +5328,7 @@
                 <w:sz w:val="20"/>
                 <w:szCs w:val="20"/>
               </w:rPr>
-              <w:t xml:space="preserve">臭い・匂い</w:t>
+              <w:t xml:space="preserve">清掃不備</w:t>
             </w:r>
           </w:p>
         </w:tc>
@@ -5747,7 +5362,7 @@
                 <w:sz w:val="20"/>
                 <w:szCs w:val="20"/>
               </w:rPr>
-              <w:t xml:space="preserve">禁煙の部屋を予約しましたが、かなり強いタバコの匂いがしました</w:t>
+              <w:t xml:space="preserve">そこは汚くて埃っぽく、以前の訪問時の残骸も散乱していた</w:t>
             </w:r>
           </w:p>
         </w:tc>
@@ -5879,7 +5494,7 @@
           <w:sz w:val="22"/>
           <w:szCs w:val="22"/>
         </w:rPr>
-        <w:t xml:space="preserve">(1) 客室の消臭対策の強化</w:t>
+        <w:t xml:space="preserve">(1) 清掃品質の向上</w:t>
       </w:r>
     </w:p>
     <w:p>
@@ -5898,7 +5513,7 @@
           <w:sz w:val="21"/>
           <w:szCs w:val="21"/>
         </w:rPr>
-        <w:t xml:space="preserve">チェックアウト後の換気・消臭スプレー処理の徹底</w:t>
+        <w:t xml:space="preserve">清掃チェックリストの見直しと強化（ベッド下・隅の重点確認）</w:t>
       </w:r>
     </w:p>
     <w:p>
@@ -5917,7 +5532,7 @@
           <w:sz w:val="21"/>
           <w:szCs w:val="21"/>
         </w:rPr>
-        <w:t xml:space="preserve">定期的な脱臭剤の設置と交換フローの確立</w:t>
+        <w:t xml:space="preserve">清掃後のダブルチェック体制の導入</w:t>
       </w:r>
     </w:p>
     <w:p>
@@ -5936,7 +5551,7 @@
           <w:sz w:val="21"/>
           <w:szCs w:val="21"/>
         </w:rPr>
-        <w:t xml:space="preserve">喫煙・臭いに関するクレーム発生時の即座対応マニュアル作成</w:t>
+        <w:t xml:space="preserve">清掃スタッフへの再研修実施</w:t>
       </w:r>
     </w:p>
     <w:p>
@@ -5957,7 +5572,7 @@
           <w:sz w:val="22"/>
           <w:szCs w:val="22"/>
         </w:rPr>
-        <w:t xml:space="preserve">(2) 清掃品質の向上</w:t>
+        <w:t xml:space="preserve">(2) エアコン・空調の定期点検強化</w:t>
       </w:r>
     </w:p>
     <w:p>
@@ -5976,7 +5591,7 @@
           <w:sz w:val="21"/>
           <w:szCs w:val="21"/>
         </w:rPr>
-        <w:t xml:space="preserve">清掃チェックリストの見直しと強化（ベッド下・隅の重点確認）</w:t>
+        <w:t xml:space="preserve">全室のエアコン設定を季節に応じてデフォルト確認する運用フロー導入</w:t>
       </w:r>
     </w:p>
     <w:p>
@@ -5995,7 +5610,7 @@
           <w:sz w:val="21"/>
           <w:szCs w:val="21"/>
         </w:rPr>
-        <w:t xml:space="preserve">清掃後のダブルチェック体制の導入</w:t>
+        <w:t xml:space="preserve">冷暖房の正常動作を定期チェックリストに追加</w:t>
       </w:r>
     </w:p>
     <w:p>
@@ -6014,7 +5629,7 @@
           <w:sz w:val="21"/>
           <w:szCs w:val="21"/>
         </w:rPr>
-        <w:t xml:space="preserve">清掃スタッフへの再研修実施</w:t>
+        <w:t xml:space="preserve">異常報告があった客室の優先メンテナンス実施</w:t>
       </w:r>
     </w:p>
     <w:p>
@@ -6035,85 +5650,7 @@
           <w:sz w:val="22"/>
           <w:szCs w:val="22"/>
         </w:rPr>
-        <w:t xml:space="preserve">(3) エアコン・空調の定期点検強化</w:t>
-      </w:r>
-    </w:p>
-    <w:p>
-      <w:pPr>
-        <w:pStyle w:val="ListParagraph"/>
-        <w:numPr>
-          <w:ilvl w:val="0"/>
-          <w:numId w:val="2"/>
-        </w:numPr>
-        <w:spacing w:after="80" w:line="300"/>
-      </w:pPr>
-      <w:r>
-        <w:rPr>
-          <w:rFonts w:ascii="Arial" w:cs="Arial" w:eastAsia="Arial" w:hAnsi="Arial"/>
-          <w:color w:val="333333"/>
-          <w:sz w:val="21"/>
-          <w:szCs w:val="21"/>
-        </w:rPr>
-        <w:t xml:space="preserve">全室のエアコン設定を季節に応じてデフォルト確認する運用フロー導入</w:t>
-      </w:r>
-    </w:p>
-    <w:p>
-      <w:pPr>
-        <w:pStyle w:val="ListParagraph"/>
-        <w:numPr>
-          <w:ilvl w:val="0"/>
-          <w:numId w:val="2"/>
-        </w:numPr>
-        <w:spacing w:after="80" w:line="300"/>
-      </w:pPr>
-      <w:r>
-        <w:rPr>
-          <w:rFonts w:ascii="Arial" w:cs="Arial" w:eastAsia="Arial" w:hAnsi="Arial"/>
-          <w:color w:val="333333"/>
-          <w:sz w:val="21"/>
-          <w:szCs w:val="21"/>
-        </w:rPr>
-        <w:t xml:space="preserve">冷暖房の正常動作を定期チェックリストに追加</w:t>
-      </w:r>
-    </w:p>
-    <w:p>
-      <w:pPr>
-        <w:pStyle w:val="ListParagraph"/>
-        <w:numPr>
-          <w:ilvl w:val="0"/>
-          <w:numId w:val="2"/>
-        </w:numPr>
-        <w:spacing w:after="80" w:line="300"/>
-      </w:pPr>
-      <w:r>
-        <w:rPr>
-          <w:rFonts w:ascii="Arial" w:cs="Arial" w:eastAsia="Arial" w:hAnsi="Arial"/>
-          <w:color w:val="333333"/>
-          <w:sz w:val="21"/>
-          <w:szCs w:val="21"/>
-        </w:rPr>
-        <w:t xml:space="preserve">異常報告があった客室の優先メンテナンス実施</w:t>
-      </w:r>
-    </w:p>
-    <w:p>
-      <w:pPr>
-        <w:spacing w:after="80"/>
-      </w:pPr>
-    </w:p>
-    <w:p>
-      <w:pPr>
-        <w:spacing w:after="120" w:before="200"/>
-      </w:pPr>
-      <w:r>
-        <w:rPr>
-          <w:rFonts w:ascii="Arial" w:cs="Arial" w:eastAsia="Arial" w:hAnsi="Arial"/>
-          <w:b/>
-          <w:bCs/>
-          <w:color w:val="1B3A5C"/>
-          <w:sz w:val="22"/>
-          <w:szCs w:val="22"/>
-        </w:rPr>
-        <w:t xml:space="preserve">(4) スタッフ対応品質の統一</w:t>
+        <w:t xml:space="preserve">(3) スタッフ対応品質の統一</w:t>
       </w:r>
     </w:p>
     <w:p>
@@ -6925,7 +6462,7 @@
                 <w:sz w:val="20"/>
                 <w:szCs w:val="20"/>
               </w:rPr>
-              <w:t xml:space="preserve">7.38点</w:t>
+              <w:t xml:space="preserve">7.50点</w:t>
             </w:r>
           </w:p>
         </w:tc>
@@ -6959,7 +6496,7 @@
                 <w:sz w:val="20"/>
                 <w:szCs w:val="20"/>
               </w:rPr>
-              <w:t xml:space="preserve">7.9点以上</w:t>
+              <w:t xml:space="preserve">8.0点以上</w:t>
             </w:r>
           </w:p>
         </w:tc>
@@ -7065,7 +6602,7 @@
                 <w:sz w:val="20"/>
                 <w:szCs w:val="20"/>
               </w:rPr>
-              <w:t xml:space="preserve">63.3%</w:t>
+              <w:t xml:space="preserve">64.3%</w:t>
             </w:r>
           </w:p>
         </w:tc>
@@ -7100,7 +6637,7 @@
                 <w:sz w:val="20"/>
                 <w:szCs w:val="20"/>
               </w:rPr>
-              <w:t xml:space="preserve">73%以上</w:t>
+              <w:t xml:space="preserve">74%以上</w:t>
             </w:r>
           </w:p>
         </w:tc>
@@ -7205,7 +6742,7 @@
                 <w:sz w:val="20"/>
                 <w:szCs w:val="20"/>
               </w:rPr>
-              <w:t xml:space="preserve">10.0%</w:t>
+              <w:t xml:space="preserve">7.1%</w:t>
             </w:r>
           </w:p>
         </w:tc>
@@ -7239,7 +6776,7 @@
                 <w:sz w:val="20"/>
                 <w:szCs w:val="20"/>
               </w:rPr>
-              <w:t xml:space="preserve">7%以下</w:t>
+              <w:t xml:space="preserve">4%以下</w:t>
             </w:r>
           </w:p>
         </w:tc>
@@ -7625,7 +7162,7 @@
                 <w:sz w:val="20"/>
                 <w:szCs w:val="20"/>
               </w:rPr>
-              <w:t xml:space="preserve">約6件/期間</w:t>
+              <w:t xml:space="preserve">約3件/期間</w:t>
             </w:r>
           </w:p>
         </w:tc>
@@ -7660,7 +7197,7 @@
                 <w:sz w:val="20"/>
                 <w:szCs w:val="20"/>
               </w:rPr>
-              <w:t xml:space="preserve">3件以下</w:t>
+              <w:t xml:space="preserve">1件以下</w:t>
             </w:r>
           </w:p>
         </w:tc>
@@ -8238,7 +7775,7 @@
                 <w:sz w:val="21"/>
                 <w:szCs w:val="21"/>
               </w:rPr>
-              <w:t xml:space="preserve">アパホテル蒲田駅東は、全体平均7.38点（10点換算）、高評価率63.3%という一定の顧客満足度を示しているホテルです。特に「立地・アクセス」「清潔さ・清掃」が多くのゲストから高く評価されています。</w:t>
+              <w:t xml:space="preserve">アパホテル蒲田駅東は、全体平均7.50点（10点換算）、高評価率64.3%という一定の顧客満足度を示しているホテルです。特に「立地・アクセス」「清潔さ・清掃」が多くのゲストから高く評価されています。</w:t>
             </w:r>
           </w:p>
           <w:p>
@@ -8252,7 +7789,7 @@
                 <w:sz w:val="21"/>
                 <w:szCs w:val="21"/>
               </w:rPr>
-              <w:t xml:space="preserve">改善課題としては、部屋の狭さ、浴室・水回り、エアコン・空調が主要なテーマとして浮上しています。これらの課題への対応が、顧客満足度向上の鍵となります。</w:t>
+              <w:t xml:space="preserve">改善課題としては、部屋の狭さ、浴室・水回り、防音性能が主要なテーマとして浮上しています。これらの課題への対応が、顧客満足度向上の鍵となります。</w:t>
             </w:r>
           </w:p>
           <w:p>

--- a/納品レポート/ホテル別レポート/apa_kamata_口コミ分析改善レポート.docx
+++ b/納品レポート/ホテル別レポート/apa_kamata_口コミ分析改善レポート.docx
@@ -61,7 +61,7 @@
           <w:sz w:val="32"/>
           <w:szCs w:val="32"/>
         </w:rPr>
-        <w:t xml:space="preserve">アパホテル蒲田駅東</w:t>
+        <w:t xml:space="preserve">アパホテル蒲田</w:t>
       </w:r>
     </w:p>
     <w:p>
@@ -131,7 +131,7 @@
           <w:sz w:val="20"/>
           <w:szCs w:val="20"/>
         </w:rPr>
-        <w:t xml:space="preserve">作成日：2026年4月20日</w:t>
+        <w:t xml:space="preserve">作成日：2026年4月21日</w:t>
       </w:r>
     </w:p>
     <w:p>
@@ -4268,7 +4268,7 @@
           <w:sz w:val="21"/>
           <w:szCs w:val="21"/>
         </w:rPr>
-        <w:t xml:space="preserve">口コミの多数で「立地・アクセス」に関するポジティブな言及が見られ、アパホテル蒲田駅東の最大の差別化要因となっています。他のアバよりも狭い 駅からは遠いが、その分比較的安い 羽田空港の乗り継ぎに利用するなら十分か 他のアバよりも狭い ...といった声が多数寄せられています。</w:t>
+        <w:t xml:space="preserve">口コミの多数で「立地・アクセス」に関するポジティブな言及が見られ、アパホテル蒲田の最大の差別化要因となっています。他のアバよりも狭い 駅からは遠いが、その分比較的安い 羽田空港の乗り継ぎに利用するなら十分か 他のアバよりも狭い ...といった声が多数寄せられています。</w:t>
       </w:r>
     </w:p>
     <w:p>
@@ -7775,7 +7775,7 @@
                 <w:sz w:val="21"/>
                 <w:szCs w:val="21"/>
               </w:rPr>
-              <w:t xml:space="preserve">アパホテル蒲田駅東は、全体平均7.50点（10点換算）、高評価率64.3%という一定の顧客満足度を示しているホテルです。特に「立地・アクセス」「清潔さ・清掃」が多くのゲストから高く評価されています。</w:t>
+              <w:t xml:space="preserve">アパホテル蒲田は、全体平均7.50点（10点換算）、高評価率64.3%という一定の顧客満足度を示しているホテルです。特に「立地・アクセス」「清潔さ・清掃」が多くのゲストから高く評価されています。</w:t>
             </w:r>
           </w:p>
           <w:p>
@@ -7830,7 +7830,7 @@
                 <w:sz w:val="21"/>
                 <w:szCs w:val="21"/>
               </w:rPr>
-              <w:t xml:space="preserve">立地・アクセスという強みを活かしつつ、段階的な改善を実行することで、アパホテル蒲田駅東はさらなる顧客満足度の向上とブランド価値の強化を実現することができます。</w:t>
+              <w:t xml:space="preserve">立地・アクセスという強みを活かしつつ、段階的な改善を実行することで、アパホテル蒲田はさらなる顧客満足度の向上とブランド価値の強化を実現することができます。</w:t>
             </w:r>
           </w:p>
         </w:tc>
@@ -8006,7 +8006,7 @@
         <w:sz w:val="16"/>
         <w:szCs w:val="16"/>
       </w:rPr>
-      <w:t xml:space="preserve">アパホテル蒲田駅東｜口コミ分析改善レポート</w:t>
+      <w:t xml:space="preserve">アパホテル蒲田｜口コミ分析改善レポート</w:t>
     </w:r>
   </w:p>
 </w:hdr>

--- a/納品レポート/ホテル別レポート/apa_kamata_口コミ分析改善レポート.docx
+++ b/納品レポート/ホテル別レポート/apa_kamata_口コミ分析改善レポート.docx
@@ -61,7 +61,7 @@
           <w:sz w:val="32"/>
           <w:szCs w:val="32"/>
         </w:rPr>
-        <w:t xml:space="preserve">アパホテル蒲田</w:t>
+        <w:t xml:space="preserve">アパホテル蒲田駅東</w:t>
       </w:r>
     </w:p>
     <w:p>
@@ -131,7 +131,7 @@
           <w:sz w:val="20"/>
           <w:szCs w:val="20"/>
         </w:rPr>
-        <w:t xml:space="preserve">作成日：2026年4月21日</w:t>
+        <w:t xml:space="preserve">作成日：2026年4月22日</w:t>
       </w:r>
     </w:p>
     <w:p>
@@ -4268,7 +4268,7 @@
           <w:sz w:val="21"/>
           <w:szCs w:val="21"/>
         </w:rPr>
-        <w:t xml:space="preserve">口コミの多数で「立地・アクセス」に関するポジティブな言及が見られ、アパホテル蒲田の最大の差別化要因となっています。他のアバよりも狭い 駅からは遠いが、その分比較的安い 羽田空港の乗り継ぎに利用するなら十分か 他のアバよりも狭い ...といった声が多数寄せられています。</w:t>
+        <w:t xml:space="preserve">口コミの多数で「立地・アクセス」に関するポジティブな言及が見られ、アパホテル蒲田駅東の最大の差別化要因となっています。他のアバよりも狭い 駅からは遠いが、その分比較的安い 羽田空港の乗り継ぎに利用するなら十分か 他のアバよりも狭い ...といった声が多数寄せられています。</w:t>
       </w:r>
     </w:p>
     <w:p>
@@ -7775,7 +7775,7 @@
                 <w:sz w:val="21"/>
                 <w:szCs w:val="21"/>
               </w:rPr>
-              <w:t xml:space="preserve">アパホテル蒲田は、全体平均7.50点（10点換算）、高評価率64.3%という一定の顧客満足度を示しているホテルです。特に「立地・アクセス」「清潔さ・清掃」が多くのゲストから高く評価されています。</w:t>
+              <w:t xml:space="preserve">アパホテル蒲田駅東は、全体平均7.50点（10点換算）、高評価率64.3%という一定の顧客満足度を示しているホテルです。特に「立地・アクセス」「清潔さ・清掃」が多くのゲストから高く評価されています。</w:t>
             </w:r>
           </w:p>
           <w:p>
@@ -7830,7 +7830,7 @@
                 <w:sz w:val="21"/>
                 <w:szCs w:val="21"/>
               </w:rPr>
-              <w:t xml:space="preserve">立地・アクセスという強みを活かしつつ、段階的な改善を実行することで、アパホテル蒲田はさらなる顧客満足度の向上とブランド価値の強化を実現することができます。</w:t>
+              <w:t xml:space="preserve">立地・アクセスという強みを活かしつつ、段階的な改善を実行することで、アパホテル蒲田駅東はさらなる顧客満足度の向上とブランド価値の強化を実現することができます。</w:t>
             </w:r>
           </w:p>
         </w:tc>
@@ -8006,7 +8006,7 @@
         <w:sz w:val="16"/>
         <w:szCs w:val="16"/>
       </w:rPr>
-      <w:t xml:space="preserve">アパホテル蒲田｜口コミ分析改善レポート</w:t>
+      <w:t xml:space="preserve">アパホテル蒲田駅東｜口コミ分析改善レポート</w:t>
     </w:r>
   </w:p>
 </w:hdr>
